--- a/SOEN363_Project_Phase1_DatabaseGuru.docx
+++ b/SOEN363_Project_Phase1_DatabaseGuru.docx
@@ -13,7 +13,6 @@
           <w:docPartUnique/>
         </w:docPartObj>
       </w:sdtPr>
-      <w:sdtEndPr/>
       <w:sdtContent>
         <w:p>
           <w:pPr>
@@ -95,7 +94,7 @@
                                 </w:tblPr>
                                 <w:tblGrid>
                                   <w:gridCol w:w="5550"/>
-                                  <w:gridCol w:w="2374"/>
+                                  <w:gridCol w:w="2188"/>
                                 </w:tblGrid>
                                 <w:tr>
                                   <w:trPr>
@@ -171,7 +170,6 @@
                                         <w:dataBinding w:prefixMappings="xmlns:ns0='http://purl.org/dc/elements/1.1/' xmlns:ns1='http://schemas.openxmlformats.org/package/2006/metadata/core-properties' " w:xpath="/ns1:coreProperties[1]/ns0:title[1]" w:storeItemID="{6C3C8BC8-F283-45AE-878A-BAB7291924A1}"/>
                                         <w:text/>
                                       </w:sdtPr>
-                                      <w:sdtEndPr/>
                                       <w:sdtContent>
                                         <w:p>
                                           <w:pPr>
@@ -208,7 +206,6 @@
                                         <w:dataBinding w:prefixMappings="xmlns:ns0='http://purl.org/dc/elements/1.1/' xmlns:ns1='http://schemas.openxmlformats.org/package/2006/metadata/core-properties' " w:xpath="/ns1:coreProperties[1]/ns0:subject[1]" w:storeItemID="{6C3C8BC8-F283-45AE-878A-BAB7291924A1}"/>
                                         <w:text/>
                                       </w:sdtPr>
-                                      <w:sdtEndPr/>
                                       <w:sdtContent>
                                         <w:p>
                                           <w:pPr>
@@ -249,34 +246,37 @@
                                         <w:t>Abstract</w:t>
                                       </w:r>
                                     </w:p>
-                                    <w:sdt>
-                                      <w:sdtPr>
-                                        <w:alias w:val="Abstract"/>
-                                        <w:tag w:val=""/>
-                                        <w:id w:val="-2036181933"/>
-                                        <w:dataBinding w:prefixMappings="xmlns:ns0='http://schemas.microsoft.com/office/2006/coverPageProps' " w:xpath="/ns0:CoverPageProperties[1]/ns0:Abstract[1]" w:storeItemID="{55AF091B-3C7A-41E3-B477-F2FDAA23CFDA}"/>
-                                        <w:text/>
-                                      </w:sdtPr>
-                                      <w:sdtEndPr/>
-                                      <w:sdtContent>
-                                        <w:p>
-                                          <w:pPr>
-                                            <w:rPr>
-                                              <w:color w:val="000000" w:themeColor="text1"/>
-                                            </w:rPr>
-                                          </w:pPr>
-                                          <w:r>
-                                            <w:t>This report presents the design and implementation of a robust, production-grade Hospital Management System (HMS) relational database configured natively in PostgreSQL. The system framework organizes complex healthcare workflows</w:t>
-                                          </w:r>
-                                          <w:r>
-                                            <w:t xml:space="preserve"> </w:t>
-                                          </w:r>
-                                          <w:r>
-                                            <w:t>into a modular, 3NF-compliant schema across 14 integrated tables</w:t>
-                                          </w:r>
-                                        </w:p>
-                                      </w:sdtContent>
-                                    </w:sdt>
+                                    <w:p>
+                                      <w:pPr>
+                                        <w:spacing w:after="0" w:line="300" w:lineRule="atLeast"/>
+                                        <w:rPr>
+                                          <w:rFonts w:ascii="Segoe UI" w:eastAsia="Times New Roman" w:hAnsi="Segoe UI" w:cs="Segoe UI"/>
+                                          <w:sz w:val="21"/>
+                                          <w:szCs w:val="21"/>
+                                          <w:lang w:val="en-US"/>
+                                        </w:rPr>
+                                      </w:pPr>
+                                      <w:r>
+                                        <w:rPr>
+                                          <w:rFonts w:ascii="Segoe UI" w:eastAsia="Times New Roman" w:hAnsi="Segoe UI" w:cs="Segoe UI"/>
+                                          <w:sz w:val="21"/>
+                                          <w:szCs w:val="21"/>
+                                          <w:lang w:val="en-US"/>
+                                        </w:rPr>
+                                        <w:t>This project presents the design and implementation of a Hospital Management System database in PostgreSQL. The database models patient admissions, diagnoses, clinical notes, radiology examinations, surgical procedures, and discharge records. Sample data was generated and imported to test the system, and twenty SQL queries were developed to verify that the database satisfies the project requirements.</w:t>
+                                      </w:r>
+                                    </w:p>
+                                    <w:p>
+                                      <w:pPr>
+                                        <w:pStyle w:val="NoSpacing"/>
+                                        <w:rPr>
+                                          <w:color w:val="E97132" w:themeColor="accent2"/>
+                                          <w:sz w:val="26"/>
+                                          <w:szCs w:val="26"/>
+                                          <w:lang w:val="en-US"/>
+                                        </w:rPr>
+                                      </w:pPr>
+                                    </w:p>
                                     <w:sdt>
                                       <w:sdtPr>
                                         <w:rPr>
@@ -290,7 +290,6 @@
                                         <w:dataBinding w:prefixMappings="xmlns:ns0='http://purl.org/dc/elements/1.1/' xmlns:ns1='http://schemas.openxmlformats.org/package/2006/metadata/core-properties' " w:xpath="/ns1:coreProperties[1]/ns0:creator[1]" w:storeItemID="{6C3C8BC8-F283-45AE-878A-BAB7291924A1}"/>
                                         <w:text/>
                                       </w:sdtPr>
-                                      <w:sdtEndPr/>
                                       <w:sdtContent>
                                         <w:p>
                                           <w:pPr>
@@ -327,7 +326,6 @@
                                           <w:dataBinding w:prefixMappings="xmlns:ns0='http://purl.org/dc/elements/1.1/' xmlns:ns1='http://schemas.openxmlformats.org/package/2006/metadata/core-properties' " w:xpath="/ns1:coreProperties[1]/ns1:category[1]" w:storeItemID="{6C3C8BC8-F283-45AE-878A-BAB7291924A1}"/>
                                           <w:text/>
                                         </w:sdtPr>
-                                        <w:sdtEndPr/>
                                         <w:sdtContent>
                                           <w:r>
                                             <w:rPr>
@@ -388,7 +386,7 @@
                           </w:tblPr>
                           <w:tblGrid>
                             <w:gridCol w:w="5550"/>
-                            <w:gridCol w:w="2374"/>
+                            <w:gridCol w:w="2188"/>
                           </w:tblGrid>
                           <w:tr>
                             <w:trPr>
@@ -464,7 +462,6 @@
                                   <w:dataBinding w:prefixMappings="xmlns:ns0='http://purl.org/dc/elements/1.1/' xmlns:ns1='http://schemas.openxmlformats.org/package/2006/metadata/core-properties' " w:xpath="/ns1:coreProperties[1]/ns0:title[1]" w:storeItemID="{6C3C8BC8-F283-45AE-878A-BAB7291924A1}"/>
                                   <w:text/>
                                 </w:sdtPr>
-                                <w:sdtEndPr/>
                                 <w:sdtContent>
                                   <w:p>
                                     <w:pPr>
@@ -501,7 +498,6 @@
                                   <w:dataBinding w:prefixMappings="xmlns:ns0='http://purl.org/dc/elements/1.1/' xmlns:ns1='http://schemas.openxmlformats.org/package/2006/metadata/core-properties' " w:xpath="/ns1:coreProperties[1]/ns0:subject[1]" w:storeItemID="{6C3C8BC8-F283-45AE-878A-BAB7291924A1}"/>
                                   <w:text/>
                                 </w:sdtPr>
-                                <w:sdtEndPr/>
                                 <w:sdtContent>
                                   <w:p>
                                     <w:pPr>
@@ -542,34 +538,37 @@
                                   <w:t>Abstract</w:t>
                                 </w:r>
                               </w:p>
-                              <w:sdt>
-                                <w:sdtPr>
-                                  <w:alias w:val="Abstract"/>
-                                  <w:tag w:val=""/>
-                                  <w:id w:val="-2036181933"/>
-                                  <w:dataBinding w:prefixMappings="xmlns:ns0='http://schemas.microsoft.com/office/2006/coverPageProps' " w:xpath="/ns0:CoverPageProperties[1]/ns0:Abstract[1]" w:storeItemID="{55AF091B-3C7A-41E3-B477-F2FDAA23CFDA}"/>
-                                  <w:text/>
-                                </w:sdtPr>
-                                <w:sdtEndPr/>
-                                <w:sdtContent>
-                                  <w:p>
-                                    <w:pPr>
-                                      <w:rPr>
-                                        <w:color w:val="000000" w:themeColor="text1"/>
-                                      </w:rPr>
-                                    </w:pPr>
-                                    <w:r>
-                                      <w:t>This report presents the design and implementation of a robust, production-grade Hospital Management System (HMS) relational database configured natively in PostgreSQL. The system framework organizes complex healthcare workflows</w:t>
-                                    </w:r>
-                                    <w:r>
-                                      <w:t xml:space="preserve"> </w:t>
-                                    </w:r>
-                                    <w:r>
-                                      <w:t>into a modular, 3NF-compliant schema across 14 integrated tables</w:t>
-                                    </w:r>
-                                  </w:p>
-                                </w:sdtContent>
-                              </w:sdt>
+                              <w:p>
+                                <w:pPr>
+                                  <w:spacing w:after="0" w:line="300" w:lineRule="atLeast"/>
+                                  <w:rPr>
+                                    <w:rFonts w:ascii="Segoe UI" w:eastAsia="Times New Roman" w:hAnsi="Segoe UI" w:cs="Segoe UI"/>
+                                    <w:sz w:val="21"/>
+                                    <w:szCs w:val="21"/>
+                                    <w:lang w:val="en-US"/>
+                                  </w:rPr>
+                                </w:pPr>
+                                <w:r>
+                                  <w:rPr>
+                                    <w:rFonts w:ascii="Segoe UI" w:eastAsia="Times New Roman" w:hAnsi="Segoe UI" w:cs="Segoe UI"/>
+                                    <w:sz w:val="21"/>
+                                    <w:szCs w:val="21"/>
+                                    <w:lang w:val="en-US"/>
+                                  </w:rPr>
+                                  <w:t>This project presents the design and implementation of a Hospital Management System database in PostgreSQL. The database models patient admissions, diagnoses, clinical notes, radiology examinations, surgical procedures, and discharge records. Sample data was generated and imported to test the system, and twenty SQL queries were developed to verify that the database satisfies the project requirements.</w:t>
+                                </w:r>
+                              </w:p>
+                              <w:p>
+                                <w:pPr>
+                                  <w:pStyle w:val="NoSpacing"/>
+                                  <w:rPr>
+                                    <w:color w:val="E97132" w:themeColor="accent2"/>
+                                    <w:sz w:val="26"/>
+                                    <w:szCs w:val="26"/>
+                                    <w:lang w:val="en-US"/>
+                                  </w:rPr>
+                                </w:pPr>
+                              </w:p>
                               <w:sdt>
                                 <w:sdtPr>
                                   <w:rPr>
@@ -583,7 +582,6 @@
                                   <w:dataBinding w:prefixMappings="xmlns:ns0='http://purl.org/dc/elements/1.1/' xmlns:ns1='http://schemas.openxmlformats.org/package/2006/metadata/core-properties' " w:xpath="/ns1:coreProperties[1]/ns0:creator[1]" w:storeItemID="{6C3C8BC8-F283-45AE-878A-BAB7291924A1}"/>
                                   <w:text/>
                                 </w:sdtPr>
-                                <w:sdtEndPr/>
                                 <w:sdtContent>
                                   <w:p>
                                     <w:pPr>
@@ -620,7 +618,6 @@
                                     <w:dataBinding w:prefixMappings="xmlns:ns0='http://purl.org/dc/elements/1.1/' xmlns:ns1='http://schemas.openxmlformats.org/package/2006/metadata/core-properties' " w:xpath="/ns1:coreProperties[1]/ns1:category[1]" w:storeItemID="{6C3C8BC8-F283-45AE-878A-BAB7291924A1}"/>
                                     <w:text/>
                                   </w:sdtPr>
-                                  <w:sdtEndPr/>
                                   <w:sdtContent>
                                     <w:r>
                                       <w:rPr>
@@ -702,7 +699,6 @@
           <w:docPartUnique/>
         </w:docPartObj>
       </w:sdtPr>
-      <w:sdtEndPr/>
       <w:sdtContent>
         <w:p>
           <w:pPr>
@@ -1706,26 +1702,13 @@
       <w:bookmarkEnd w:id="1"/>
     </w:p>
     <w:p>
-      <w:pPr>
-        <w:rPr>
-          <w:rFonts w:ascii="Play" w:eastAsia="Play" w:hAnsi="Play" w:cs="Play"/>
-          <w:color w:val="0F4761"/>
-          <w:sz w:val="40"/>
-          <w:szCs w:val="40"/>
-        </w:rPr>
-      </w:pPr>
-      <w:r>
-        <w:t xml:space="preserve">This project involves designing and implementing a comprehensive </w:t>
-      </w:r>
-      <w:r>
-        <w:rPr>
-          <w:rStyle w:val="Strong"/>
-          <w:rFonts w:ascii="Arial" w:hAnsi="Arial" w:cs="Arial"/>
-        </w:rPr>
-        <w:t>Hospital Management System (HMS)</w:t>
-      </w:r>
-      <w:r>
-        <w:t xml:space="preserve"> database. The engineering workflow includes designing a 3NF-compliant ER model, implementing the structural DDL schema natively in PostgreSQL, and deploying a deterministic data-generation script to populate the tables. Deliverables include the formal ER diagram, relational schema mappings, automated SQL population files, and a verification suite featuring 20 required queries utilizing complex joins, groupings, and analytical subqueries.</w:t>
+      <w:r>
+        <w:rPr>
+          <w:rFonts w:ascii="Segoe UI" w:hAnsi="Segoe UI" w:cs="Segoe UI"/>
+          <w:color w:val="0F1115"/>
+          <w:shd w:val="clear" w:color="auto" w:fill="FFFFFF"/>
+        </w:rPr>
+        <w:t>For this project, our team was tasked with building a Hospital Management System (HMS) database from the ground up. We split the work into three main phases: first, designing an Entity-Relationship (ER) model that maps out how hospital data connects; second, translating that design into actual SQL code using PostgreSQL; and third, populating the database with realistic sample data. To make the data useful for testing, we wrote a Python script to automatically generate a large, consistent dataset. The final deliverables for this phase include the ER diagram, the table schemas, the data population scripts, and a set of 20 analytical SQL queries that we wrote to test the database's capabilities.</w:t>
       </w:r>
     </w:p>
     <w:p>
@@ -1741,316 +1724,47 @@
       <w:bookmarkEnd w:id="3"/>
     </w:p>
     <w:p>
-      <w:r>
-        <w:t>The database represents the hospital’s core operations:</w:t>
-      </w:r>
-    </w:p>
-    <w:p>
-      <w:pPr>
-        <w:numPr>
-          <w:ilvl w:val="0"/>
-          <w:numId w:val="4"/>
-        </w:numPr>
-        <w:pBdr>
-          <w:top w:val="nil"/>
-          <w:left w:val="nil"/>
-          <w:bottom w:val="nil"/>
-          <w:right w:val="nil"/>
-          <w:between w:val="nil"/>
-        </w:pBdr>
-        <w:spacing w:after="0"/>
-      </w:pPr>
-      <w:r>
-        <w:rPr>
-          <w:color w:val="000000"/>
-        </w:rPr>
-        <w:t>Patients and admissions</w:t>
-      </w:r>
-      <w:r>
-        <w:rPr>
-          <w:color w:val="000000"/>
-        </w:rPr>
-        <w:t xml:space="preserve"> tracking</w:t>
-      </w:r>
-    </w:p>
-    <w:p>
-      <w:pPr>
-        <w:numPr>
-          <w:ilvl w:val="0"/>
-          <w:numId w:val="4"/>
-        </w:numPr>
-        <w:pBdr>
-          <w:top w:val="nil"/>
-          <w:left w:val="nil"/>
-          <w:bottom w:val="nil"/>
-          <w:right w:val="nil"/>
-          <w:between w:val="nil"/>
-        </w:pBdr>
-        <w:spacing w:after="0"/>
-      </w:pPr>
-      <w:r>
-        <w:rPr>
-          <w:color w:val="000000"/>
-        </w:rPr>
-        <w:t>Physicians and nurses</w:t>
-      </w:r>
-    </w:p>
-    <w:p>
-      <w:pPr>
-        <w:numPr>
-          <w:ilvl w:val="0"/>
-          <w:numId w:val="4"/>
-        </w:numPr>
-        <w:pBdr>
-          <w:top w:val="nil"/>
-          <w:left w:val="nil"/>
-          <w:bottom w:val="nil"/>
-          <w:right w:val="nil"/>
-          <w:between w:val="nil"/>
-        </w:pBdr>
-        <w:spacing w:after="0"/>
-      </w:pPr>
-      <w:r>
-        <w:rPr>
-          <w:color w:val="000000"/>
-        </w:rPr>
-        <w:t xml:space="preserve">Admission triage </w:t>
-      </w:r>
-      <w:r>
-        <w:rPr>
-          <w:color w:val="000000"/>
-        </w:rPr>
-        <w:t xml:space="preserve">vital </w:t>
-      </w:r>
-      <w:r>
-        <w:rPr>
-          <w:color w:val="000000"/>
-        </w:rPr>
-        <w:t>assessments</w:t>
-      </w:r>
-    </w:p>
-    <w:p>
-      <w:pPr>
-        <w:numPr>
-          <w:ilvl w:val="0"/>
-          <w:numId w:val="4"/>
-        </w:numPr>
-        <w:pBdr>
-          <w:top w:val="nil"/>
-          <w:left w:val="nil"/>
-          <w:bottom w:val="nil"/>
-          <w:right w:val="nil"/>
-          <w:between w:val="nil"/>
-        </w:pBdr>
-        <w:spacing w:after="0"/>
-      </w:pPr>
-      <w:r>
-        <w:rPr>
-          <w:color w:val="000000"/>
-        </w:rPr>
-        <w:t xml:space="preserve">ICD-9-coded </w:t>
-      </w:r>
-      <w:r>
-        <w:rPr>
-          <w:color w:val="000000"/>
-        </w:rPr>
-        <w:t xml:space="preserve">lookup dictionaries and </w:t>
-      </w:r>
-      <w:r>
-        <w:rPr>
-          <w:color w:val="000000"/>
-        </w:rPr>
-        <w:t>diagnoses</w:t>
-      </w:r>
-    </w:p>
-    <w:p>
-      <w:pPr>
-        <w:numPr>
-          <w:ilvl w:val="0"/>
-          <w:numId w:val="4"/>
-        </w:numPr>
-        <w:pBdr>
-          <w:top w:val="nil"/>
-          <w:left w:val="nil"/>
-          <w:bottom w:val="nil"/>
-          <w:right w:val="nil"/>
-          <w:between w:val="nil"/>
-        </w:pBdr>
-        <w:spacing w:after="0"/>
-      </w:pPr>
-      <w:r>
-        <w:rPr>
-          <w:color w:val="000000"/>
-        </w:rPr>
-        <w:t>ICU stays</w:t>
-      </w:r>
-      <w:r>
-        <w:rPr>
-          <w:color w:val="000000"/>
-        </w:rPr>
-        <w:t xml:space="preserve"> and intensive ward transfer tracking</w:t>
-      </w:r>
-    </w:p>
-    <w:p>
-      <w:pPr>
-        <w:numPr>
-          <w:ilvl w:val="0"/>
-          <w:numId w:val="4"/>
-        </w:numPr>
-        <w:pBdr>
-          <w:top w:val="nil"/>
-          <w:left w:val="nil"/>
-          <w:bottom w:val="nil"/>
-          <w:right w:val="nil"/>
-          <w:between w:val="nil"/>
-        </w:pBdr>
-        <w:spacing w:after="0"/>
-      </w:pPr>
-      <w:r>
-        <w:rPr>
-          <w:color w:val="000000"/>
-        </w:rPr>
-        <w:t>Clinical notes</w:t>
-      </w:r>
-    </w:p>
-    <w:p>
-      <w:pPr>
-        <w:numPr>
-          <w:ilvl w:val="0"/>
-          <w:numId w:val="4"/>
-        </w:numPr>
-        <w:pBdr>
-          <w:top w:val="nil"/>
-          <w:left w:val="nil"/>
-          <w:bottom w:val="nil"/>
-          <w:right w:val="nil"/>
-          <w:between w:val="nil"/>
-        </w:pBdr>
-        <w:spacing w:after="0"/>
-      </w:pPr>
-      <w:r>
-        <w:rPr>
-          <w:color w:val="000000"/>
-        </w:rPr>
-        <w:t xml:space="preserve">Diagnostic orders, radiology examinations, </w:t>
-      </w:r>
-      <w:r>
-        <w:rPr>
-          <w:color w:val="000000"/>
-        </w:rPr>
-        <w:t xml:space="preserve">and radiology </w:t>
-      </w:r>
-      <w:r>
-        <w:rPr>
-          <w:color w:val="000000"/>
-        </w:rPr>
-        <w:t>reports</w:t>
-      </w:r>
-    </w:p>
-    <w:p>
-      <w:pPr>
-        <w:numPr>
-          <w:ilvl w:val="0"/>
-          <w:numId w:val="4"/>
-        </w:numPr>
-        <w:pBdr>
-          <w:top w:val="nil"/>
-          <w:left w:val="nil"/>
-          <w:bottom w:val="nil"/>
-          <w:right w:val="nil"/>
-          <w:between w:val="nil"/>
-        </w:pBdr>
-        <w:spacing w:after="0"/>
-      </w:pPr>
-      <w:r>
-        <w:rPr>
-          <w:color w:val="000000"/>
-        </w:rPr>
-        <w:t>Surgical procedures</w:t>
-      </w:r>
-    </w:p>
-    <w:p>
-      <w:pPr>
-        <w:numPr>
-          <w:ilvl w:val="0"/>
-          <w:numId w:val="4"/>
-        </w:numPr>
-        <w:pBdr>
-          <w:top w:val="nil"/>
-          <w:left w:val="nil"/>
-          <w:bottom w:val="nil"/>
-          <w:right w:val="nil"/>
-          <w:between w:val="nil"/>
-        </w:pBdr>
-        <w:spacing w:after="0"/>
-      </w:pPr>
-      <w:r>
-        <w:rPr>
-          <w:color w:val="000000"/>
-        </w:rPr>
-        <w:t>Discharge records</w:t>
-      </w:r>
-    </w:p>
-    <w:p>
-      <w:pPr>
-        <w:numPr>
-          <w:ilvl w:val="0"/>
-          <w:numId w:val="4"/>
-        </w:numPr>
-        <w:pBdr>
-          <w:top w:val="nil"/>
-          <w:left w:val="nil"/>
-          <w:bottom w:val="nil"/>
-          <w:right w:val="nil"/>
-          <w:between w:val="nil"/>
-        </w:pBdr>
-      </w:pPr>
-      <w:r>
-        <w:rPr>
-          <w:color w:val="000000"/>
-        </w:rPr>
-        <w:t xml:space="preserve">Design priorities: normalization, referential integrity, and realistic sample </w:t>
-      </w:r>
-      <w:r>
-        <w:rPr>
-          <w:color w:val="000000"/>
-        </w:rPr>
-        <w:t>data</w:t>
-      </w:r>
-    </w:p>
-    <w:p>
-      <w:pPr>
-        <w:pBdr>
-          <w:top w:val="nil"/>
-          <w:left w:val="nil"/>
-          <w:bottom w:val="nil"/>
-          <w:right w:val="nil"/>
-          <w:between w:val="nil"/>
-        </w:pBdr>
-      </w:pPr>
-      <w:r>
-        <w:t>The architecture prioritizes strict normalization to eliminate transitive functional dependencies, robust foreign key referential integrity constraints, and a fully reproducible, synthetically engineered dataset.</w:t>
-      </w:r>
-    </w:p>
-    <w:p>
-      <w:pPr>
-        <w:rPr>
-          <w:rFonts w:ascii="Play" w:eastAsia="Play" w:hAnsi="Play" w:cs="Play"/>
-          <w:color w:val="0F4761"/>
-          <w:sz w:val="40"/>
-          <w:szCs w:val="40"/>
-        </w:rPr>
-      </w:pPr>
-      <w:r>
-        <w:br w:type="page"/>
-      </w:r>
-    </w:p>
-    <w:p>
-      <w:pPr>
-        <w:pStyle w:val="Heading1"/>
+      <w:pPr>
+        <w:pStyle w:val="ds-markdown-paragraph"/>
+        <w:shd w:val="clear" w:color="auto" w:fill="FFFFFF"/>
+        <w:spacing w:before="0" w:beforeAutospacing="0" w:after="240" w:afterAutospacing="0"/>
+        <w:rPr>
+          <w:rFonts w:ascii="Segoe UI" w:hAnsi="Segoe UI" w:cs="Segoe UI"/>
+          <w:color w:val="0F1115"/>
+        </w:rPr>
       </w:pPr>
       <w:bookmarkStart w:id="4" w:name="_Toc242913041"/>
       <w:bookmarkStart w:id="5" w:name="_Toc243036266"/>
+      <w:r>
+        <w:rPr>
+          <w:rFonts w:ascii="Segoe UI" w:hAnsi="Segoe UI" w:cs="Segoe UI"/>
+          <w:color w:val="0F1115"/>
+        </w:rPr>
+        <w:t>Our database covers the main operations you would expect in a hospital setting. It tracks patients from the moment they are admitted, including their initial triage vitals, any diagnoses they receive (using ICD-9 codes), and their discharge records. It also handles the staff side of things, linking physicians and nurses to specific admissions, notes, and procedures. We also included tables for more complex workflows, such as radiology orders, ICU stays, and surgical procedures.</w:t>
+      </w:r>
+    </w:p>
+    <w:p>
+      <w:pPr>
+        <w:pStyle w:val="ds-markdown-paragraph"/>
+        <w:shd w:val="clear" w:color="auto" w:fill="FFFFFF"/>
+        <w:spacing w:before="240" w:beforeAutospacing="0" w:after="0" w:afterAutospacing="0"/>
+        <w:rPr>
+          <w:rFonts w:ascii="Segoe UI" w:hAnsi="Segoe UI" w:cs="Segoe UI"/>
+          <w:color w:val="0F1115"/>
+        </w:rPr>
+      </w:pPr>
+      <w:r>
+        <w:rPr>
+          <w:rFonts w:ascii="Segoe UI" w:hAnsi="Segoe UI" w:cs="Segoe UI"/>
+          <w:color w:val="0F1115"/>
+        </w:rPr>
+        <w:t>When designing the schema, our main priority was keeping the data clean. We normalized the tables to Third Normal Form (3NF) to prevent redundant data, and we set up foreign keys to make sure that, for example, a diagnosis couldn't be entered for an admission that doesn't exist. We also made sure our data generation script produced a consistent dataset so that anyone could re-run it and get the exact same results.</w:t>
+      </w:r>
+    </w:p>
+    <w:p>
+      <w:pPr>
+        <w:pStyle w:val="Heading1"/>
+      </w:pPr>
       <w:r>
         <w:lastRenderedPageBreak/>
         <w:t>Entity-Relationship Diagram</w:t>
@@ -2154,15 +1868,200 @@
       </w:r>
     </w:p>
     <w:p>
-      <w:r>
-        <w:t xml:space="preserve">Entities: </w:t>
+      <w:bookmarkStart w:id="7" w:name="_Toc242913042"/>
+      <w:bookmarkStart w:id="8" w:name="_Toc243036267"/>
+      <w:r>
+        <w:t xml:space="preserve">Figure 1 shows our ER diagram. We modelled the patient journey as a chain: a patient has many admissions; each admission is linked to one triage_assessment, one or more diagnosis records (with exactly one marked as primary), optional icu_stay and surgical_procedure records, and one discharge_record. Staff are modelled separately: physician and nurse connect to admissions through the tables where they act (e.g., admitting_prof_id on admission, nurse_id on triage). Diagnostic work follows a strict path — diagnostic_order → radiology_examination → radiology_report — because one order can produce one exam, and each exam has one report. We made icu_stay a separate entity (rather than a column on admission) because a patient can move between units (ICU, CCU, MICU, SICU) during a single stay, and Q15/Q16 </w:t>
+      </w:r>
+      <w:r>
+        <w:t>requires</w:t>
+      </w:r>
+      <w:r>
+        <w:t xml:space="preserve"> counting those transfers. Cardinality and participation constraints are marked on the diagram: for example, a patient may have zero admissions, but every admission must belong to exactly one patient.</w:t>
+      </w:r>
+    </w:p>
+    <w:p>
+      <w:pPr>
+        <w:rPr>
+          <w:rFonts w:ascii="Play" w:eastAsia="Play" w:hAnsi="Play" w:cs="Play"/>
+          <w:color w:val="0F4761"/>
+          <w:sz w:val="40"/>
+          <w:szCs w:val="40"/>
+        </w:rPr>
+      </w:pPr>
+      <w:r>
+        <w:br w:type="page"/>
+      </w:r>
+    </w:p>
+    <w:p>
+      <w:pPr>
+        <w:pStyle w:val="Heading1"/>
+      </w:pPr>
+      <w:r>
+        <w:lastRenderedPageBreak/>
+        <w:t>Relational Schema</w:t>
+      </w:r>
+      <w:bookmarkEnd w:id="7"/>
+      <w:bookmarkEnd w:id="8"/>
+    </w:p>
+    <w:p>
+      <w:pPr>
+        <w:pStyle w:val="NormalWeb"/>
+        <w:spacing w:line="300" w:lineRule="atLeast"/>
+        <w:rPr>
+          <w:rFonts w:ascii="Segoe UI" w:hAnsi="Segoe UI" w:cs="Segoe UI"/>
+          <w:sz w:val="21"/>
+          <w:szCs w:val="21"/>
+        </w:rPr>
+      </w:pPr>
+      <w:r>
+        <w:rPr>
+          <w:rFonts w:ascii="Segoe UI" w:hAnsi="Segoe UI" w:cs="Segoe UI"/>
+          <w:sz w:val="21"/>
+          <w:szCs w:val="21"/>
+        </w:rPr>
+        <w:t>The database schema was designed according to Third Normal Form (3NF). Each table represents a specific entity in the hospital system, which helps reduce data duplication and maintain consistency.</w:t>
+      </w:r>
+    </w:p>
+    <w:p>
+      <w:pPr>
+        <w:pStyle w:val="NormalWeb"/>
+        <w:spacing w:line="300" w:lineRule="atLeast"/>
+        <w:rPr>
+          <w:rFonts w:ascii="Segoe UI" w:hAnsi="Segoe UI" w:cs="Segoe UI"/>
+          <w:sz w:val="21"/>
+          <w:szCs w:val="21"/>
+        </w:rPr>
+      </w:pPr>
+      <w:r>
+        <w:rPr>
+          <w:rFonts w:ascii="Segoe UI" w:hAnsi="Segoe UI" w:cs="Segoe UI"/>
+          <w:sz w:val="21"/>
+          <w:szCs w:val="21"/>
+        </w:rPr>
+        <w:t>Primary keys uniquely identify records in each table, while foreign keys define relationships between tables. For example, each admission is linked to a patient, and diagnoses are linked to both admissions and physicians.</w:t>
+      </w:r>
+    </w:p>
+    <w:p>
+      <w:pPr>
+        <w:pStyle w:val="NormalWeb"/>
+        <w:spacing w:line="300" w:lineRule="atLeast"/>
+        <w:rPr>
+          <w:rFonts w:ascii="Segoe UI" w:hAnsi="Segoe UI" w:cs="Segoe UI"/>
+          <w:sz w:val="21"/>
+          <w:szCs w:val="21"/>
+        </w:rPr>
+      </w:pPr>
+      <w:r>
+        <w:rPr>
+          <w:rFonts w:ascii="Segoe UI" w:hAnsi="Segoe UI" w:cs="Segoe UI"/>
+          <w:sz w:val="21"/>
+          <w:szCs w:val="21"/>
+        </w:rPr>
+        <w:t>The database consists of 14 tables that work together to model hospital operations and support the required project queries.</w:t>
+      </w:r>
+    </w:p>
+    <w:p>
+      <w:pPr>
+        <w:spacing w:after="0" w:line="240" w:lineRule="auto"/>
+        <w:rPr>
+          <w:rFonts w:ascii="Arial" w:eastAsia="Arial" w:hAnsi="Arial" w:cs="Arial"/>
+          <w:lang w:val="en-US"/>
+        </w:rPr>
+      </w:pPr>
+    </w:p>
+    <w:p>
+      <w:pPr>
+        <w:spacing w:after="0" w:line="240" w:lineRule="auto"/>
+        <w:rPr>
+          <w:rFonts w:ascii="Arial" w:eastAsia="Arial" w:hAnsi="Arial" w:cs="Arial"/>
+        </w:rPr>
+      </w:pPr>
+      <w:r>
+        <w:rPr>
+          <w:rFonts w:ascii="Arial" w:eastAsia="Arial" w:hAnsi="Arial" w:cs="Arial"/>
+        </w:rPr>
+        <w:t>Below is the formal relational schema mapping for the 14 operational tables:</w:t>
+      </w:r>
+    </w:p>
+    <w:p>
+      <w:pPr>
+        <w:spacing w:after="0" w:line="240" w:lineRule="auto"/>
+        <w:rPr>
+          <w:rFonts w:ascii="Arial" w:eastAsia="Arial" w:hAnsi="Arial" w:cs="Arial"/>
+        </w:rPr>
+      </w:pPr>
+    </w:p>
+    <w:p>
+      <w:r>
+        <w:t>icd9_dict (icd9_code</w:t>
+      </w:r>
+      <w:r>
+        <w:t>, disease_category, description, official_diag_title)</w:t>
+      </w:r>
+    </w:p>
+    <w:p>
+      <w:r>
+        <w:t>physician (physician_id,</w:t>
+      </w:r>
+      <w:r>
+        <w:t xml:space="preserve"> name, specialization)</w:t>
+      </w:r>
+    </w:p>
+    <w:p>
+      <w:r>
+        <w:t xml:space="preserve">nurse (nurse_id, </w:t>
+      </w:r>
+      <w:r>
+        <w:t>name)</w:t>
+      </w:r>
+    </w:p>
+    <w:p>
+      <w:r>
+        <w:t>patient (patient_id,</w:t>
+      </w:r>
+      <w:r>
+        <w:t xml:space="preserve"> name, date_birth, gender, address, telephone_number, emergency_contact, life_status)</w:t>
+      </w:r>
+    </w:p>
+    <w:p>
+      <w:r>
+        <w:t xml:space="preserve">admission (admission_id, </w:t>
+      </w:r>
+      <w:r>
+        <w:t>patient_id</w:t>
+      </w:r>
+      <w:r>
+        <w:t xml:space="preserve">, admission_date_time, admission_type, reason_admission, admission_source, insurance_info, current_condition, </w:t>
+      </w:r>
+      <w:r>
+        <w:t>admitting_prof_id)</w:t>
+      </w:r>
+    </w:p>
+    <w:p>
+      <w:r>
+        <w:t>Foreign Keys: patient_id references patient(patient_id), admitting_prof_id</w:t>
+      </w:r>
+      <w:r>
+        <w:t xml:space="preserve"> references </w:t>
+      </w:r>
+      <w:r>
+        <w:t>physician(physician_id)</w:t>
+      </w:r>
+    </w:p>
+    <w:p>
+      <w:r>
+        <w:t>triage_assessment (triage_id</w:t>
+      </w:r>
+      <w:r>
+        <w:t xml:space="preserve">, </w:t>
       </w:r>
       <w:r>
         <w:rPr>
           <w:i/>
           <w:iCs/>
         </w:rPr>
-        <w:t>icd9_dict</w:t>
+        <w:t>admission_id</w:t>
       </w:r>
       <w:r>
         <w:t xml:space="preserve">, </w:t>
@@ -2172,17 +2071,36 @@
           <w:i/>
           <w:iCs/>
         </w:rPr>
-        <w:t>physician</w:t>
-      </w:r>
-      <w:r>
-        <w:t xml:space="preserve">, </w:t>
+        <w:t>nurse_id</w:t>
+      </w:r>
+      <w:r>
+        <w:t>, blood_pressure, heart_rate, respiratory_rate, body_temp, oxygen_sat, pain_level, priority_level, reported_symptoms, known_allergies, current_meds)</w:t>
+      </w:r>
+    </w:p>
+    <w:p>
+      <w:r>
+        <w:t>Foreign Key</w:t>
       </w:r>
       <w:r>
         <w:rPr>
           <w:i/>
           <w:iCs/>
         </w:rPr>
-        <w:t>nurse</w:t>
+        <w:t>:</w:t>
+      </w:r>
+      <w:r>
+        <w:t xml:space="preserve"> admission_id references admission(admission_id), nurse_id references nurse(nurse_id)</w:t>
+      </w:r>
+    </w:p>
+    <w:p>
+      <w:r>
+        <w:t>diagnosis (diagnosis_id</w:t>
+      </w:r>
+      <w:r>
+        <w:t xml:space="preserve">, </w:t>
+      </w:r>
+      <w:r>
+        <w:t>admission_id</w:t>
       </w:r>
       <w:r>
         <w:t xml:space="preserve">, </w:t>
@@ -2192,37 +2110,92 @@
           <w:i/>
           <w:iCs/>
         </w:rPr>
-        <w:t>patient</w:t>
+        <w:t>icd9_code</w:t>
       </w:r>
       <w:r>
         <w:t xml:space="preserve">, </w:t>
+      </w:r>
+      <w:r>
+        <w:t>diagnosing_phys_id,</w:t>
+      </w:r>
+      <w:r>
+        <w:t xml:space="preserve"> diagnosis_date_time, primary_diag, secondary_diag)</w:t>
+      </w:r>
+    </w:p>
+    <w:p>
+      <w:r>
+        <w:t>Foreign Keys</w:t>
       </w:r>
       <w:r>
         <w:rPr>
           <w:i/>
           <w:iCs/>
         </w:rPr>
-        <w:t>admission</w:t>
+        <w:t>:</w:t>
+      </w:r>
+      <w:r>
+        <w:t xml:space="preserve"> admission_id references admission(admission_id), icd9_code references icd9_dict(icd9_code), diagnosing_phys_id references physician(physician_id)</w:t>
+      </w:r>
+    </w:p>
+    <w:p>
+      <w:r>
+        <w:lastRenderedPageBreak/>
+        <w:t>icu_stay (unit_stay_number</w:t>
       </w:r>
       <w:r>
         <w:t xml:space="preserve">, </w:t>
+      </w:r>
+      <w:r>
+        <w:t>admission_id</w:t>
+      </w:r>
+      <w:r>
+        <w:t xml:space="preserve">, unit_type, room_number, bed_number, entry_date_time, exit_date_time, </w:t>
+      </w:r>
+      <w:r>
+        <w:t>physician_id</w:t>
+      </w:r>
+      <w:r>
+        <w:t>, reason_transfer)</w:t>
+      </w:r>
+    </w:p>
+    <w:p>
+      <w:r>
+        <w:t>Foreign Keys</w:t>
       </w:r>
       <w:r>
         <w:rPr>
           <w:i/>
           <w:iCs/>
         </w:rPr>
-        <w:t>triage_assessment</w:t>
-      </w:r>
-      <w:r>
-        <w:t xml:space="preserve">, </w:t>
-      </w:r>
+        <w:t>:</w:t>
+      </w:r>
+      <w:r>
+        <w:t xml:space="preserve"> admission_id references admission(admission_id), physician_id references physician(physician_id)</w:t>
+      </w:r>
+    </w:p>
+    <w:p>
+      <w:r>
+        <w:t>clinical_note (note_id, admission_id, author_prof_id, note_date_time, note_text,</w:t>
+      </w:r>
+      <w:r>
+        <w:t xml:space="preserve"> note_category)</w:t>
+      </w:r>
+    </w:p>
+    <w:p>
       <w:r>
         <w:rPr>
           <w:i/>
           <w:iCs/>
         </w:rPr>
-        <w:t>diagnosis</w:t>
+        <w:t>Foreign Keys:</w:t>
+      </w:r>
+      <w:r>
+        <w:t xml:space="preserve"> admission_id references admission(admission_id)</w:t>
+      </w:r>
+    </w:p>
+    <w:p>
+      <w:r>
+        <w:t>diagnostic_order (order_id</w:t>
       </w:r>
       <w:r>
         <w:t xml:space="preserve">, </w:t>
@@ -2232,7 +2205,7 @@
           <w:i/>
           <w:iCs/>
         </w:rPr>
-        <w:t>icu_stay</w:t>
+        <w:t>admission_id</w:t>
       </w:r>
       <w:r>
         <w:t xml:space="preserve">, </w:t>
@@ -2242,17 +2215,30 @@
           <w:i/>
           <w:iCs/>
         </w:rPr>
-        <w:t>clinical note</w:t>
-      </w:r>
-      <w:r>
-        <w:t xml:space="preserve">, </w:t>
+        <w:t>ordering_phys_id</w:t>
+      </w:r>
+      <w:r>
+        <w:t>, order_date_time, order_type, order_status)</w:t>
+      </w:r>
+    </w:p>
+    <w:p>
+      <w:r>
+        <w:t>Foreign Keys</w:t>
       </w:r>
       <w:r>
         <w:rPr>
           <w:i/>
           <w:iCs/>
         </w:rPr>
-        <w:t>diagnostic order</w:t>
+        <w:t>:</w:t>
+      </w:r>
+      <w:r>
+        <w:t xml:space="preserve"> admission_id references admission(admission_id), ordering_phys_id references physician(physician_id)</w:t>
+      </w:r>
+    </w:p>
+    <w:p>
+      <w:r>
+        <w:t>radiology_examination (examination_id</w:t>
       </w:r>
       <w:r>
         <w:t xml:space="preserve">, </w:t>
@@ -2262,504 +2248,78 @@
           <w:i/>
           <w:iCs/>
         </w:rPr>
-        <w:t>radiology_examination</w:t>
-      </w:r>
-      <w:r>
-        <w:t xml:space="preserve">, </w:t>
+        <w:t>order_id</w:t>
+      </w:r>
+      <w:r>
+        <w:t xml:space="preserve">, exam_date_time, modality, technician_id, </w:t>
       </w:r>
       <w:r>
         <w:rPr>
           <w:i/>
           <w:iCs/>
         </w:rPr>
-        <w:t>radiology_report</w:t>
-      </w:r>
-      <w:r>
-        <w:t xml:space="preserve">, </w:t>
+        <w:t>radiologist_id</w:t>
+      </w:r>
+      <w:r>
+        <w:t>)</w:t>
+      </w:r>
+    </w:p>
+    <w:p>
+      <w:r>
+        <w:t>Foreign Keys</w:t>
       </w:r>
       <w:r>
         <w:rPr>
           <w:i/>
           <w:iCs/>
         </w:rPr>
-        <w:t>discharge record</w:t>
-      </w:r>
-      <w:r>
-        <w:t xml:space="preserve">, and </w:t>
+        <w:t>:</w:t>
+      </w:r>
+      <w:r>
+        <w:t xml:space="preserve"> order_id references diagnostic_order(order_id), radiologist_id references physician(physician_id)</w:t>
+      </w:r>
+    </w:p>
+    <w:p>
+      <w:r>
+        <w:t>surgical_procedure (procedure_id</w:t>
+      </w:r>
+      <w:r>
+        <w:t xml:space="preserve">, </w:t>
       </w:r>
       <w:r>
         <w:rPr>
           <w:i/>
           <w:iCs/>
         </w:rPr>
-        <w:t>surgical procedure</w:t>
-      </w:r>
-      <w:r>
-        <w:t>.</w:t>
-      </w:r>
-    </w:p>
-    <w:p>
-      <w:r>
-        <w:t>Key relationships:</w:t>
-      </w:r>
-    </w:p>
-    <w:p>
-      <w:pPr>
-        <w:numPr>
-          <w:ilvl w:val="0"/>
-          <w:numId w:val="5"/>
-        </w:numPr>
-        <w:pBdr>
-          <w:top w:val="nil"/>
-          <w:left w:val="nil"/>
-          <w:bottom w:val="nil"/>
-          <w:right w:val="nil"/>
-          <w:between w:val="nil"/>
-        </w:pBdr>
-        <w:spacing w:after="0"/>
-      </w:pPr>
-      <w:r>
-        <w:rPr>
-          <w:color w:val="000000"/>
-        </w:rPr>
-        <w:t>One patient may have many admissions.</w:t>
-      </w:r>
-    </w:p>
-    <w:p>
-      <w:pPr>
-        <w:numPr>
-          <w:ilvl w:val="0"/>
-          <w:numId w:val="5"/>
-        </w:numPr>
-        <w:pBdr>
-          <w:top w:val="nil"/>
-          <w:left w:val="nil"/>
-          <w:bottom w:val="nil"/>
-          <w:right w:val="nil"/>
-          <w:between w:val="nil"/>
-        </w:pBdr>
-        <w:spacing w:after="0"/>
-      </w:pPr>
-      <w:r>
-        <w:rPr>
-          <w:color w:val="000000"/>
-        </w:rPr>
-        <w:t>Each admission has one triage assessment.</w:t>
-      </w:r>
-    </w:p>
-    <w:p>
-      <w:pPr>
-        <w:numPr>
-          <w:ilvl w:val="0"/>
-          <w:numId w:val="5"/>
-        </w:numPr>
-        <w:pBdr>
-          <w:top w:val="nil"/>
-          <w:left w:val="nil"/>
-          <w:bottom w:val="nil"/>
-          <w:right w:val="nil"/>
-          <w:between w:val="nil"/>
-        </w:pBdr>
-        <w:spacing w:after="0"/>
-      </w:pPr>
-      <w:r>
-        <w:rPr>
-          <w:color w:val="000000"/>
-        </w:rPr>
-        <w:t>Each admission may have multiple diagnoses, including one required primary diagnosis.</w:t>
-      </w:r>
-    </w:p>
-    <w:p>
-      <w:pPr>
-        <w:numPr>
-          <w:ilvl w:val="0"/>
-          <w:numId w:val="5"/>
-        </w:numPr>
-        <w:pBdr>
-          <w:top w:val="nil"/>
-          <w:left w:val="nil"/>
-          <w:bottom w:val="nil"/>
-          <w:right w:val="nil"/>
-          <w:between w:val="nil"/>
-        </w:pBdr>
-        <w:spacing w:after="0"/>
-      </w:pPr>
-      <w:r>
-        <w:rPr>
-          <w:color w:val="000000"/>
-        </w:rPr>
-        <w:t>Admission may have at most one ICU stay.</w:t>
-      </w:r>
-    </w:p>
-    <w:p>
-      <w:pPr>
-        <w:numPr>
-          <w:ilvl w:val="0"/>
-          <w:numId w:val="5"/>
-        </w:numPr>
-        <w:pBdr>
-          <w:top w:val="nil"/>
-          <w:left w:val="nil"/>
-          <w:bottom w:val="nil"/>
-          <w:right w:val="nil"/>
-          <w:between w:val="nil"/>
-        </w:pBdr>
-        <w:spacing w:after="0"/>
-      </w:pPr>
-      <w:r>
-        <w:rPr>
-          <w:color w:val="000000"/>
-        </w:rPr>
-        <w:t>Each admission may include multiple clinical notes.</w:t>
-      </w:r>
-    </w:p>
-    <w:p>
-      <w:pPr>
-        <w:numPr>
-          <w:ilvl w:val="0"/>
-          <w:numId w:val="5"/>
-        </w:numPr>
-        <w:pBdr>
-          <w:top w:val="nil"/>
-          <w:left w:val="nil"/>
-          <w:bottom w:val="nil"/>
-          <w:right w:val="nil"/>
-          <w:between w:val="nil"/>
-        </w:pBdr>
-        <w:spacing w:after="0"/>
-      </w:pPr>
-      <w:r>
-        <w:rPr>
-          <w:color w:val="000000"/>
-        </w:rPr>
-        <w:t>Each admission may have multiple diagnostic orders; each order links to one radiology examination, and each examination links to one radiology report.</w:t>
-      </w:r>
-    </w:p>
-    <w:p>
-      <w:pPr>
-        <w:numPr>
-          <w:ilvl w:val="0"/>
-          <w:numId w:val="5"/>
-        </w:numPr>
-        <w:pBdr>
-          <w:top w:val="nil"/>
-          <w:left w:val="nil"/>
-          <w:bottom w:val="nil"/>
-          <w:right w:val="nil"/>
-          <w:between w:val="nil"/>
-        </w:pBdr>
-        <w:spacing w:after="0"/>
-      </w:pPr>
-      <w:r>
-        <w:rPr>
-          <w:color w:val="000000"/>
-        </w:rPr>
-        <w:t>Each admission may have one discharge record.</w:t>
-      </w:r>
-    </w:p>
-    <w:p>
-      <w:pPr>
-        <w:numPr>
-          <w:ilvl w:val="0"/>
-          <w:numId w:val="5"/>
-        </w:numPr>
-        <w:pBdr>
-          <w:top w:val="nil"/>
-          <w:left w:val="nil"/>
-          <w:bottom w:val="nil"/>
-          <w:right w:val="nil"/>
-          <w:between w:val="nil"/>
-        </w:pBdr>
-      </w:pPr>
-      <w:r>
-        <w:rPr>
-          <w:color w:val="000000"/>
-        </w:rPr>
-        <w:t>Each admission may include multiple surgical procedures.</w:t>
-      </w:r>
-    </w:p>
-    <w:p>
-      <w:r>
-        <w:t xml:space="preserve">The diagram identifies all cardinality and participation </w:t>
-      </w:r>
-      <w:r>
-        <w:t>constraints.</w:t>
-      </w:r>
-    </w:p>
-    <w:p>
-      <w:pPr>
-        <w:pStyle w:val="Heading1"/>
-      </w:pPr>
-      <w:bookmarkStart w:id="7" w:name="_Toc242913042"/>
-      <w:bookmarkStart w:id="8" w:name="_Toc243036267"/>
-      <w:r>
-        <w:lastRenderedPageBreak/>
-        <w:t>Relational Schema</w:t>
-      </w:r>
-      <w:bookmarkEnd w:id="7"/>
-      <w:bookmarkEnd w:id="8"/>
-    </w:p>
-    <w:p>
-      <w:pPr>
-        <w:spacing w:after="0" w:line="240" w:lineRule="auto"/>
-        <w:rPr>
-          <w:rFonts w:ascii="Arial" w:eastAsia="Arial" w:hAnsi="Arial" w:cs="Arial"/>
-        </w:rPr>
-      </w:pPr>
-      <w:r>
-        <w:rPr>
-          <w:rFonts w:ascii="Arial" w:eastAsia="Arial" w:hAnsi="Arial" w:cs="Arial"/>
-        </w:rPr>
-        <w:t xml:space="preserve">The database schema has been designed to satisfy </w:t>
-      </w:r>
-      <w:r>
-        <w:rPr>
-          <w:rFonts w:ascii="Arial" w:eastAsia="Arial" w:hAnsi="Arial" w:cs="Arial"/>
-          <w:b/>
-          <w:bCs/>
-        </w:rPr>
-        <w:t>Third Normal Form (3NF)</w:t>
-      </w:r>
-      <w:r>
-        <w:rPr>
-          <w:rFonts w:ascii="Arial" w:eastAsia="Arial" w:hAnsi="Arial" w:cs="Arial"/>
-        </w:rPr>
-        <w:t>. All partial and transitive functional dependencies have been eliminated by isolating distinct operational concepts into independent tables. Primary keys (</w:t>
-      </w:r>
-      <w:r>
-        <w:rPr>
-          <w:rFonts w:ascii="Arial" w:eastAsia="Arial" w:hAnsi="Arial" w:cs="Arial"/>
-          <w:b/>
-          <w:bCs/>
-        </w:rPr>
-        <w:t>PK</w:t>
-      </w:r>
-      <w:r>
-        <w:rPr>
-          <w:rFonts w:ascii="Arial" w:eastAsia="Arial" w:hAnsi="Arial" w:cs="Arial"/>
-        </w:rPr>
-        <w:t>) guarantee entity integrity, while foreign keys (</w:t>
-      </w:r>
-      <w:r>
-        <w:rPr>
-          <w:rFonts w:ascii="Arial" w:eastAsia="Arial" w:hAnsi="Arial" w:cs="Arial"/>
-          <w:b/>
-          <w:bCs/>
-        </w:rPr>
-        <w:t>FK</w:t>
-      </w:r>
-      <w:r>
-        <w:rPr>
-          <w:rFonts w:ascii="Arial" w:eastAsia="Arial" w:hAnsi="Arial" w:cs="Arial"/>
-        </w:rPr>
-        <w:t>) enforce strict referential integrity across the system.</w:t>
-      </w:r>
-    </w:p>
-    <w:p>
-      <w:pPr>
-        <w:spacing w:after="0" w:line="240" w:lineRule="auto"/>
-        <w:rPr>
-          <w:rFonts w:ascii="Arial" w:eastAsia="Arial" w:hAnsi="Arial" w:cs="Arial"/>
-        </w:rPr>
-      </w:pPr>
-    </w:p>
-    <w:p>
-      <w:pPr>
-        <w:spacing w:after="0" w:line="240" w:lineRule="auto"/>
-        <w:rPr>
-          <w:rFonts w:ascii="Arial" w:eastAsia="Arial" w:hAnsi="Arial" w:cs="Arial"/>
-        </w:rPr>
-      </w:pPr>
-      <w:r>
-        <w:rPr>
-          <w:rFonts w:ascii="Arial" w:eastAsia="Arial" w:hAnsi="Arial" w:cs="Arial"/>
-        </w:rPr>
-        <w:t>Below is the formal relational schema mapping for the 14 operational tables:</w:t>
-      </w:r>
-    </w:p>
-    <w:p>
-      <w:pPr>
-        <w:numPr>
-          <w:ilvl w:val="0"/>
-          <w:numId w:val="3"/>
-        </w:numPr>
-        <w:spacing w:after="0" w:line="240" w:lineRule="auto"/>
-      </w:pPr>
-      <w:r>
-        <w:rPr>
-          <w:rFonts w:ascii="Arial" w:eastAsia="Arial" w:hAnsi="Arial" w:cs="Arial"/>
-          <w:b/>
-          <w:bCs/>
-        </w:rPr>
-        <w:t>icd9_dict</w:t>
-      </w:r>
-      <w:r>
-        <w:rPr>
-          <w:rFonts w:ascii="Arial" w:eastAsia="Arial" w:hAnsi="Arial" w:cs="Arial"/>
-        </w:rPr>
-        <w:t xml:space="preserve"> (</w:t>
-      </w:r>
-      <w:r>
-        <w:rPr>
-          <w:rFonts w:ascii="Arial" w:eastAsia="Arial" w:hAnsi="Arial" w:cs="Arial"/>
-          <w:b/>
-          <w:bCs/>
-        </w:rPr>
-        <w:t>icd9_code</w:t>
-      </w:r>
-      <w:r>
-        <w:rPr>
-          <w:rFonts w:ascii="Arial" w:eastAsia="Arial" w:hAnsi="Arial" w:cs="Arial"/>
-        </w:rPr>
-        <w:t>, disease_category, description, official_diag_title)</w:t>
-      </w:r>
-    </w:p>
-    <w:p>
-      <w:pPr>
-        <w:numPr>
-          <w:ilvl w:val="0"/>
-          <w:numId w:val="3"/>
-        </w:numPr>
-        <w:spacing w:after="0" w:line="240" w:lineRule="auto"/>
-      </w:pPr>
-      <w:r>
-        <w:rPr>
-          <w:rFonts w:ascii="Arial" w:eastAsia="Arial" w:hAnsi="Arial" w:cs="Arial"/>
-          <w:b/>
-          <w:bCs/>
-        </w:rPr>
-        <w:t>physician</w:t>
-      </w:r>
-      <w:r>
-        <w:rPr>
-          <w:rFonts w:ascii="Arial" w:eastAsia="Arial" w:hAnsi="Arial" w:cs="Arial"/>
-        </w:rPr>
-        <w:t xml:space="preserve"> (</w:t>
-      </w:r>
-      <w:r>
-        <w:rPr>
-          <w:rFonts w:ascii="Arial" w:eastAsia="Arial" w:hAnsi="Arial" w:cs="Arial"/>
-          <w:b/>
-          <w:bCs/>
-        </w:rPr>
-        <w:t>physician_id</w:t>
-      </w:r>
-      <w:r>
-        <w:rPr>
-          <w:rFonts w:ascii="Arial" w:eastAsia="Arial" w:hAnsi="Arial" w:cs="Arial"/>
-        </w:rPr>
-        <w:t>, name, specialization)</w:t>
-      </w:r>
-    </w:p>
-    <w:p>
-      <w:pPr>
-        <w:numPr>
-          <w:ilvl w:val="0"/>
-          <w:numId w:val="3"/>
-        </w:numPr>
-        <w:spacing w:after="0" w:line="240" w:lineRule="auto"/>
-      </w:pPr>
-      <w:r>
-        <w:rPr>
-          <w:rFonts w:ascii="Arial" w:eastAsia="Arial" w:hAnsi="Arial" w:cs="Arial"/>
-          <w:b/>
-          <w:bCs/>
-        </w:rPr>
-        <w:t>nurse</w:t>
-      </w:r>
-      <w:r>
-        <w:rPr>
-          <w:rFonts w:ascii="Arial" w:eastAsia="Arial" w:hAnsi="Arial" w:cs="Arial"/>
-        </w:rPr>
-        <w:t xml:space="preserve"> (</w:t>
-      </w:r>
-      <w:r>
-        <w:rPr>
-          <w:rFonts w:ascii="Arial" w:eastAsia="Arial" w:hAnsi="Arial" w:cs="Arial"/>
-          <w:b/>
-          <w:bCs/>
-        </w:rPr>
-        <w:t>nurse_id</w:t>
-      </w:r>
-      <w:r>
-        <w:rPr>
-          <w:rFonts w:ascii="Arial" w:eastAsia="Arial" w:hAnsi="Arial" w:cs="Arial"/>
-        </w:rPr>
-        <w:t>, name)</w:t>
-      </w:r>
-    </w:p>
-    <w:p>
-      <w:pPr>
-        <w:numPr>
-          <w:ilvl w:val="0"/>
-          <w:numId w:val="3"/>
-        </w:numPr>
-        <w:spacing w:after="0" w:line="240" w:lineRule="auto"/>
-      </w:pPr>
-      <w:r>
-        <w:rPr>
-          <w:rFonts w:ascii="Arial" w:eastAsia="Arial" w:hAnsi="Arial" w:cs="Arial"/>
-          <w:b/>
-          <w:bCs/>
-        </w:rPr>
-        <w:t>patient</w:t>
-      </w:r>
-      <w:r>
-        <w:rPr>
-          <w:rFonts w:ascii="Arial" w:eastAsia="Arial" w:hAnsi="Arial" w:cs="Arial"/>
-        </w:rPr>
-        <w:t xml:space="preserve"> (</w:t>
-      </w:r>
-      <w:r>
-        <w:rPr>
-          <w:rFonts w:ascii="Arial" w:eastAsia="Arial" w:hAnsi="Arial" w:cs="Arial"/>
-          <w:b/>
-          <w:bCs/>
-        </w:rPr>
-        <w:t>patient_id</w:t>
-      </w:r>
-      <w:r>
-        <w:rPr>
-          <w:rFonts w:ascii="Arial" w:eastAsia="Arial" w:hAnsi="Arial" w:cs="Arial"/>
-        </w:rPr>
-        <w:t>, name, date_birth, gender, address, telephone_number, emergency_contact, life_status)</w:t>
-      </w:r>
-    </w:p>
-    <w:p>
-      <w:pPr>
-        <w:numPr>
-          <w:ilvl w:val="0"/>
-          <w:numId w:val="3"/>
-        </w:numPr>
-        <w:spacing w:after="0" w:line="240" w:lineRule="auto"/>
-      </w:pPr>
-      <w:r>
-        <w:rPr>
-          <w:rFonts w:ascii="Arial" w:eastAsia="Arial" w:hAnsi="Arial" w:cs="Arial"/>
-          <w:b/>
-          <w:bCs/>
-        </w:rPr>
-        <w:t>admission</w:t>
-      </w:r>
-      <w:r>
-        <w:rPr>
-          <w:rFonts w:ascii="Arial" w:eastAsia="Arial" w:hAnsi="Arial" w:cs="Arial"/>
-        </w:rPr>
-        <w:t xml:space="preserve"> (</w:t>
-      </w:r>
-      <w:r>
-        <w:rPr>
-          <w:rFonts w:ascii="Arial" w:eastAsia="Arial" w:hAnsi="Arial" w:cs="Arial"/>
-          <w:b/>
-          <w:bCs/>
-        </w:rPr>
         <w:t>admission_id</w:t>
       </w:r>
       <w:r>
-        <w:rPr>
-          <w:rFonts w:ascii="Arial" w:eastAsia="Arial" w:hAnsi="Arial" w:cs="Arial"/>
-        </w:rPr>
         <w:t xml:space="preserve">, </w:t>
+      </w:r>
+      <w:r>
+        <w:rPr>
+          <w:i/>
+          <w:iCs/>
+        </w:rPr>
+        <w:t>surgeon_id</w:t>
+      </w:r>
+      <w:r>
+        <w:t xml:space="preserve">, </w:t>
+      </w:r>
+      <w:r>
+        <w:rPr>
+          <w:i/>
+          <w:iCs/>
+        </w:rPr>
+        <w:t>icd9_proc_code</w:t>
+      </w:r>
+      <w:r>
+        <w:t>, procedure_date_time, phone_number)</w:t>
+      </w:r>
+    </w:p>
+    <w:p>
+      <w:r>
+        <w:t>Foreign Keys</w:t>
       </w:r>
       <w:r>
         <w:rPr>
@@ -2767,13 +2327,82 @@
           <w:i/>
           <w:iCs/>
         </w:rPr>
-        <w:t>patient_id</w:t>
+        <w:t>:</w:t>
       </w:r>
       <w:r>
         <w:rPr>
           <w:rFonts w:ascii="Arial" w:eastAsia="Arial" w:hAnsi="Arial" w:cs="Arial"/>
         </w:rPr>
-        <w:t xml:space="preserve">, admission_date_time, admission_type, reason_admission, admission_source, insurance_info, current_condition, </w:t>
+        <w:t xml:space="preserve"> </w:t>
+      </w:r>
+      <w:r>
+        <w:t>admission_id</w:t>
+      </w:r>
+      <w:r>
+        <w:rPr>
+          <w:rFonts w:ascii="Arial" w:eastAsia="Arial" w:hAnsi="Arial" w:cs="Arial"/>
+        </w:rPr>
+        <w:t xml:space="preserve"> references </w:t>
+      </w:r>
+      <w:r>
+        <w:t>admission(admission_id)</w:t>
+      </w:r>
+      <w:r>
+        <w:rPr>
+          <w:rFonts w:ascii="Arial" w:eastAsia="Arial" w:hAnsi="Arial" w:cs="Arial"/>
+        </w:rPr>
+        <w:t xml:space="preserve">, </w:t>
+      </w:r>
+      <w:r>
+        <w:t>surgeon_id</w:t>
+      </w:r>
+      <w:r>
+        <w:rPr>
+          <w:rFonts w:ascii="Arial" w:eastAsia="Arial" w:hAnsi="Arial" w:cs="Arial"/>
+        </w:rPr>
+        <w:t xml:space="preserve"> references </w:t>
+      </w:r>
+      <w:r>
+        <w:t>physician(physician_id)</w:t>
+      </w:r>
+    </w:p>
+    <w:p>
+      <w:r>
+        <w:t>discharge_record (discharge_id</w:t>
+      </w:r>
+      <w:r>
+        <w:t xml:space="preserve">, </w:t>
+      </w:r>
+      <w:r>
+        <w:rPr>
+          <w:i/>
+          <w:iCs/>
+        </w:rPr>
+        <w:t>admission_id</w:t>
+      </w:r>
+      <w:r>
+        <w:t xml:space="preserve">, discharge_date_time, discharge_dest, </w:t>
+      </w:r>
+      <w:r>
+        <w:t>condition_discharge</w:t>
+      </w:r>
+      <w:r>
+        <w:t xml:space="preserve">, discharge_status, followup_instructions, </w:t>
+      </w:r>
+      <w:r>
+        <w:rPr>
+          <w:i/>
+          <w:iCs/>
+        </w:rPr>
+        <w:t>responsible_phys</w:t>
+      </w:r>
+      <w:r>
+        <w:t>)</w:t>
+      </w:r>
+    </w:p>
+    <w:p>
+      <w:r>
+        <w:t>Foreign Keys</w:t>
       </w:r>
       <w:r>
         <w:rPr>
@@ -2781,1232 +2410,130 @@
           <w:i/>
           <w:iCs/>
         </w:rPr>
-        <w:t>admitting_prof_id</w:t>
+        <w:t>:</w:t>
       </w:r>
       <w:r>
         <w:rPr>
           <w:rFonts w:ascii="Arial" w:eastAsia="Arial" w:hAnsi="Arial" w:cs="Arial"/>
         </w:rPr>
-        <w:t>)</w:t>
-      </w:r>
-    </w:p>
-    <w:p>
-      <w:pPr>
-        <w:numPr>
-          <w:ilvl w:val="1"/>
-          <w:numId w:val="3"/>
-        </w:numPr>
-        <w:spacing w:after="0" w:line="240" w:lineRule="auto"/>
-      </w:pPr>
+        <w:t xml:space="preserve"> </w:t>
+      </w:r>
+      <w:r>
+        <w:t>admission_id</w:t>
+      </w:r>
       <w:r>
         <w:rPr>
           <w:rFonts w:ascii="Arial" w:eastAsia="Arial" w:hAnsi="Arial" w:cs="Arial"/>
-          <w:i/>
-          <w:iCs/>
-        </w:rPr>
-        <w:t>Foreign Keys:</w:t>
+        </w:rPr>
+        <w:t xml:space="preserve"> </w:t>
+      </w:r>
+      <w:r>
+        <w:t xml:space="preserve">references </w:t>
+      </w:r>
+      <w:r>
+        <w:t>admission(admission_id)</w:t>
       </w:r>
       <w:r>
         <w:rPr>
           <w:rFonts w:ascii="Arial" w:eastAsia="Arial" w:hAnsi="Arial" w:cs="Arial"/>
         </w:rPr>
-        <w:t xml:space="preserve"> </w:t>
-      </w:r>
-      <w:r>
-        <w:rPr>
-          <w:rFonts w:ascii="Courier New" w:eastAsia="Courier New" w:hAnsi="Courier New" w:cs="Courier New"/>
+        <w:t xml:space="preserve">, </w:t>
+      </w:r>
+      <w:r>
+        <w:t>responsible_phys</w:t>
+      </w:r>
+      <w:r>
+        <w:rPr>
+          <w:rFonts w:ascii="Arial" w:eastAsia="Arial" w:hAnsi="Arial" w:cs="Arial"/>
+        </w:rPr>
+        <w:t xml:space="preserve"> references </w:t>
+      </w:r>
+      <w:r>
+        <w:t>physician(physician_id)</w:t>
+      </w:r>
+    </w:p>
+    <w:p>
+      <w:pPr>
+        <w:rPr>
+          <w:rFonts w:ascii="Play" w:eastAsia="Play" w:hAnsi="Play" w:cs="Play"/>
+          <w:color w:val="0F4761"/>
+          <w:sz w:val="40"/>
+          <w:szCs w:val="40"/>
+        </w:rPr>
+      </w:pPr>
+      <w:bookmarkStart w:id="9" w:name="_Toc242913043"/>
+      <w:bookmarkStart w:id="10" w:name="_Toc243036268"/>
+      <w:r>
+        <w:br w:type="page"/>
+      </w:r>
+    </w:p>
+    <w:p>
+      <w:pPr>
+        <w:pStyle w:val="Heading1"/>
+      </w:pPr>
+      <w:r>
+        <w:lastRenderedPageBreak/>
+        <w:t>Data Population</w:t>
+      </w:r>
+      <w:bookmarkEnd w:id="9"/>
+      <w:bookmarkEnd w:id="10"/>
+    </w:p>
+    <w:p>
+      <w:pPr>
+        <w:pStyle w:val="NormalWeb"/>
+        <w:spacing w:line="300" w:lineRule="atLeast"/>
+        <w:rPr>
+          <w:rFonts w:ascii="Segoe UI" w:hAnsi="Segoe UI" w:cs="Segoe UI"/>
           <w:sz w:val="21"/>
           <w:szCs w:val="21"/>
         </w:rPr>
-        <w:t>patient_id</w:t>
-      </w:r>
-      <w:r>
-        <w:rPr>
-          <w:rFonts w:ascii="Arial" w:eastAsia="Arial" w:hAnsi="Arial" w:cs="Arial"/>
-        </w:rPr>
-        <w:t xml:space="preserve"> references </w:t>
-      </w:r>
-      <w:r>
-        <w:rPr>
-          <w:rFonts w:ascii="Courier New" w:eastAsia="Courier New" w:hAnsi="Courier New" w:cs="Courier New"/>
+      </w:pPr>
+      <w:r>
+        <w:rPr>
+          <w:rFonts w:ascii="Segoe UI" w:hAnsi="Segoe UI" w:cs="Segoe UI"/>
           <w:sz w:val="21"/>
           <w:szCs w:val="21"/>
         </w:rPr>
-        <w:t>patient(patient_id)</w:t>
-      </w:r>
-      <w:r>
-        <w:rPr>
-          <w:rFonts w:ascii="Arial" w:eastAsia="Arial" w:hAnsi="Arial" w:cs="Arial"/>
-        </w:rPr>
-        <w:t xml:space="preserve">, </w:t>
-      </w:r>
-      <w:r>
-        <w:rPr>
-          <w:rFonts w:ascii="Courier New" w:eastAsia="Courier New" w:hAnsi="Courier New" w:cs="Courier New"/>
+        <w:t>The database was populated using a Python script that generated synthetic hospital data. No real patient information was used in this project.</w:t>
+      </w:r>
+    </w:p>
+    <w:p>
+      <w:pPr>
+        <w:pStyle w:val="NormalWeb"/>
+        <w:spacing w:line="300" w:lineRule="atLeast"/>
+        <w:rPr>
+          <w:rFonts w:ascii="Segoe UI" w:hAnsi="Segoe UI" w:cs="Segoe UI"/>
           <w:sz w:val="21"/>
           <w:szCs w:val="21"/>
         </w:rPr>
-        <w:t>admitting_prof_id</w:t>
-      </w:r>
-      <w:r>
-        <w:rPr>
-          <w:rFonts w:ascii="Arial" w:eastAsia="Arial" w:hAnsi="Arial" w:cs="Arial"/>
-        </w:rPr>
-        <w:t xml:space="preserve"> references </w:t>
-      </w:r>
-      <w:r>
-        <w:rPr>
-          <w:rFonts w:ascii="Courier New" w:eastAsia="Courier New" w:hAnsi="Courier New" w:cs="Courier New"/>
+      </w:pPr>
+      <w:r>
+        <w:rPr>
+          <w:rFonts w:ascii="Segoe UI" w:hAnsi="Segoe UI" w:cs="Segoe UI"/>
           <w:sz w:val="21"/>
           <w:szCs w:val="21"/>
         </w:rPr>
-        <w:t>physician(physician_id)</w:t>
-      </w:r>
-    </w:p>
-    <w:p>
-      <w:pPr>
-        <w:numPr>
-          <w:ilvl w:val="0"/>
-          <w:numId w:val="3"/>
-        </w:numPr>
-        <w:spacing w:after="0" w:line="240" w:lineRule="auto"/>
-      </w:pPr>
-      <w:r>
-        <w:rPr>
-          <w:rFonts w:ascii="Arial" w:eastAsia="Arial" w:hAnsi="Arial" w:cs="Arial"/>
-          <w:b/>
-          <w:bCs/>
-        </w:rPr>
-        <w:t>triage_assessment</w:t>
-      </w:r>
-      <w:r>
-        <w:rPr>
-          <w:rFonts w:ascii="Arial" w:eastAsia="Arial" w:hAnsi="Arial" w:cs="Arial"/>
-        </w:rPr>
-        <w:t xml:space="preserve"> (</w:t>
-      </w:r>
-      <w:r>
-        <w:rPr>
-          <w:rFonts w:ascii="Arial" w:eastAsia="Arial" w:hAnsi="Arial" w:cs="Arial"/>
-          <w:b/>
-          <w:bCs/>
-        </w:rPr>
-        <w:t>triage_id</w:t>
-      </w:r>
-      <w:r>
-        <w:rPr>
-          <w:rFonts w:ascii="Arial" w:eastAsia="Arial" w:hAnsi="Arial" w:cs="Arial"/>
-        </w:rPr>
-        <w:t xml:space="preserve">, </w:t>
-      </w:r>
-      <w:r>
-        <w:rPr>
-          <w:rFonts w:ascii="Arial" w:eastAsia="Arial" w:hAnsi="Arial" w:cs="Arial"/>
-          <w:i/>
-          <w:iCs/>
-        </w:rPr>
-        <w:t>admission_id</w:t>
-      </w:r>
-      <w:r>
-        <w:rPr>
-          <w:rFonts w:ascii="Arial" w:eastAsia="Arial" w:hAnsi="Arial" w:cs="Arial"/>
-        </w:rPr>
-        <w:t xml:space="preserve">, </w:t>
-      </w:r>
-      <w:r>
-        <w:rPr>
-          <w:rFonts w:ascii="Arial" w:eastAsia="Arial" w:hAnsi="Arial" w:cs="Arial"/>
-          <w:i/>
-          <w:iCs/>
-        </w:rPr>
-        <w:t>nurse_id</w:t>
-      </w:r>
-      <w:r>
-        <w:rPr>
-          <w:rFonts w:ascii="Arial" w:eastAsia="Arial" w:hAnsi="Arial" w:cs="Arial"/>
-        </w:rPr>
-        <w:t>, blood_pressure, heart_rate, respiratory_rate, body_temp, oxygen_sat, pain_level, priority_level, reported_symptoms, known_allergies, current_meds)</w:t>
-      </w:r>
-    </w:p>
-    <w:p>
-      <w:pPr>
-        <w:numPr>
-          <w:ilvl w:val="1"/>
-          <w:numId w:val="3"/>
-        </w:numPr>
-        <w:spacing w:after="0" w:line="240" w:lineRule="auto"/>
-      </w:pPr>
-      <w:r>
-        <w:rPr>
-          <w:rFonts w:ascii="Arial" w:eastAsia="Arial" w:hAnsi="Arial" w:cs="Arial"/>
-          <w:i/>
-          <w:iCs/>
-        </w:rPr>
-        <w:t>Foreign Key:</w:t>
-      </w:r>
-      <w:r>
-        <w:rPr>
-          <w:rFonts w:ascii="Arial" w:eastAsia="Arial" w:hAnsi="Arial" w:cs="Arial"/>
-        </w:rPr>
-        <w:t xml:space="preserve"> </w:t>
-      </w:r>
-      <w:r>
-        <w:rPr>
-          <w:rFonts w:ascii="Courier New" w:eastAsia="Courier New" w:hAnsi="Courier New" w:cs="Courier New"/>
+        <w:t>The generated dataset contains records for patients, physicians, nurses, admissions, diagnoses, clinical notes, ICU stays, radiology examinations, and surgical procedures. The goal was to create enough data to properly test the database structure and all required SQL queries.</w:t>
+      </w:r>
+    </w:p>
+    <w:p>
+      <w:pPr>
+        <w:pStyle w:val="NormalWeb"/>
+        <w:spacing w:line="300" w:lineRule="atLeast"/>
+        <w:rPr>
+          <w:rFonts w:ascii="Segoe UI" w:hAnsi="Segoe UI" w:cs="Segoe UI"/>
           <w:sz w:val="21"/>
           <w:szCs w:val="21"/>
         </w:rPr>
-        <w:t>admission_id</w:t>
-      </w:r>
-      <w:r>
-        <w:rPr>
-          <w:rFonts w:ascii="Arial" w:eastAsia="Arial" w:hAnsi="Arial" w:cs="Arial"/>
-        </w:rPr>
-        <w:t xml:space="preserve"> references </w:t>
-      </w:r>
-      <w:r>
-        <w:rPr>
-          <w:rFonts w:ascii="Courier New" w:eastAsia="Courier New" w:hAnsi="Courier New" w:cs="Courier New"/>
+      </w:pPr>
+      <w:r>
+        <w:rPr>
+          <w:rFonts w:ascii="Segoe UI" w:hAnsi="Segoe UI" w:cs="Segoe UI"/>
           <w:sz w:val="21"/>
           <w:szCs w:val="21"/>
         </w:rPr>
-        <w:t>admission(admission_id)</w:t>
-      </w:r>
-      <w:r>
-        <w:rPr>
-          <w:rFonts w:ascii="Arial" w:eastAsia="Arial" w:hAnsi="Arial" w:cs="Arial"/>
-        </w:rPr>
-        <w:t xml:space="preserve">, </w:t>
-      </w:r>
-      <w:r>
-        <w:rPr>
-          <w:rFonts w:ascii="Courier New" w:eastAsia="Courier New" w:hAnsi="Courier New" w:cs="Courier New"/>
-          <w:sz w:val="21"/>
-          <w:szCs w:val="21"/>
-        </w:rPr>
-        <w:t>nurse_id</w:t>
-      </w:r>
-      <w:r>
-        <w:rPr>
-          <w:rFonts w:ascii="Arial" w:eastAsia="Arial" w:hAnsi="Arial" w:cs="Arial"/>
-        </w:rPr>
-        <w:t xml:space="preserve"> references </w:t>
-      </w:r>
-      <w:r>
-        <w:rPr>
-          <w:rFonts w:ascii="Courier New" w:eastAsia="Courier New" w:hAnsi="Courier New" w:cs="Courier New"/>
-          <w:sz w:val="21"/>
-          <w:szCs w:val="21"/>
-        </w:rPr>
-        <w:t>nurse(nurse_id)</w:t>
-      </w:r>
-    </w:p>
-    <w:p>
-      <w:pPr>
-        <w:numPr>
-          <w:ilvl w:val="0"/>
-          <w:numId w:val="3"/>
-        </w:numPr>
-        <w:spacing w:after="0" w:line="240" w:lineRule="auto"/>
-      </w:pPr>
-      <w:r>
-        <w:rPr>
-          <w:rFonts w:ascii="Arial" w:eastAsia="Arial" w:hAnsi="Arial" w:cs="Arial"/>
-          <w:b/>
-          <w:bCs/>
-        </w:rPr>
-        <w:t>diagnosis</w:t>
-      </w:r>
-      <w:r>
-        <w:rPr>
-          <w:rFonts w:ascii="Arial" w:eastAsia="Arial" w:hAnsi="Arial" w:cs="Arial"/>
-        </w:rPr>
-        <w:t xml:space="preserve"> (</w:t>
-      </w:r>
-      <w:r>
-        <w:rPr>
-          <w:rFonts w:ascii="Arial" w:eastAsia="Arial" w:hAnsi="Arial" w:cs="Arial"/>
-          <w:b/>
-          <w:bCs/>
-        </w:rPr>
-        <w:t>diagnosis_id</w:t>
-      </w:r>
-      <w:r>
-        <w:rPr>
-          <w:rFonts w:ascii="Arial" w:eastAsia="Arial" w:hAnsi="Arial" w:cs="Arial"/>
-        </w:rPr>
-        <w:t xml:space="preserve">, </w:t>
-      </w:r>
-      <w:r>
-        <w:rPr>
-          <w:rFonts w:ascii="Arial" w:eastAsia="Arial" w:hAnsi="Arial" w:cs="Arial"/>
-          <w:i/>
-          <w:iCs/>
-        </w:rPr>
-        <w:t>admission_id</w:t>
-      </w:r>
-      <w:r>
-        <w:rPr>
-          <w:rFonts w:ascii="Arial" w:eastAsia="Arial" w:hAnsi="Arial" w:cs="Arial"/>
-        </w:rPr>
-        <w:t xml:space="preserve">, </w:t>
-      </w:r>
-      <w:r>
-        <w:rPr>
-          <w:rFonts w:ascii="Arial" w:eastAsia="Arial" w:hAnsi="Arial" w:cs="Arial"/>
-          <w:i/>
-          <w:iCs/>
-        </w:rPr>
-        <w:t>icd9_code</w:t>
-      </w:r>
-      <w:r>
-        <w:rPr>
-          <w:rFonts w:ascii="Arial" w:eastAsia="Arial" w:hAnsi="Arial" w:cs="Arial"/>
-        </w:rPr>
-        <w:t xml:space="preserve">, </w:t>
-      </w:r>
-      <w:r>
-        <w:rPr>
-          <w:rFonts w:ascii="Arial" w:eastAsia="Arial" w:hAnsi="Arial" w:cs="Arial"/>
-          <w:i/>
-          <w:iCs/>
-        </w:rPr>
-        <w:t>diagnosing_phys_id</w:t>
-      </w:r>
-      <w:r>
-        <w:rPr>
-          <w:rFonts w:ascii="Arial" w:eastAsia="Arial" w:hAnsi="Arial" w:cs="Arial"/>
-        </w:rPr>
-        <w:t>, diagnosis_date_time, primary_diag, secondary_diag)</w:t>
-      </w:r>
-    </w:p>
-    <w:p>
-      <w:pPr>
-        <w:numPr>
-          <w:ilvl w:val="1"/>
-          <w:numId w:val="3"/>
-        </w:numPr>
-        <w:spacing w:after="0" w:line="240" w:lineRule="auto"/>
-      </w:pPr>
-      <w:r>
-        <w:rPr>
-          <w:rFonts w:ascii="Arial" w:eastAsia="Arial" w:hAnsi="Arial" w:cs="Arial"/>
-          <w:i/>
-          <w:iCs/>
-        </w:rPr>
-        <w:t>Foreign Keys:</w:t>
-      </w:r>
-      <w:r>
-        <w:rPr>
-          <w:rFonts w:ascii="Arial" w:eastAsia="Arial" w:hAnsi="Arial" w:cs="Arial"/>
-        </w:rPr>
-        <w:t xml:space="preserve"> </w:t>
-      </w:r>
-      <w:r>
-        <w:rPr>
-          <w:rFonts w:ascii="Courier New" w:eastAsia="Courier New" w:hAnsi="Courier New" w:cs="Courier New"/>
-          <w:sz w:val="21"/>
-          <w:szCs w:val="21"/>
-        </w:rPr>
-        <w:t>admission_id</w:t>
-      </w:r>
-      <w:r>
-        <w:rPr>
-          <w:rFonts w:ascii="Arial" w:eastAsia="Arial" w:hAnsi="Arial" w:cs="Arial"/>
-        </w:rPr>
-        <w:t xml:space="preserve"> references </w:t>
-      </w:r>
-      <w:r>
-        <w:rPr>
-          <w:rFonts w:ascii="Courier New" w:eastAsia="Courier New" w:hAnsi="Courier New" w:cs="Courier New"/>
-          <w:sz w:val="21"/>
-          <w:szCs w:val="21"/>
-        </w:rPr>
-        <w:t>admission(admission_id)</w:t>
-      </w:r>
-      <w:r>
-        <w:rPr>
-          <w:rFonts w:ascii="Arial" w:eastAsia="Arial" w:hAnsi="Arial" w:cs="Arial"/>
-        </w:rPr>
-        <w:t xml:space="preserve">, </w:t>
-      </w:r>
-      <w:r>
-        <w:rPr>
-          <w:rFonts w:ascii="Courier New" w:eastAsia="Courier New" w:hAnsi="Courier New" w:cs="Courier New"/>
-          <w:sz w:val="21"/>
-          <w:szCs w:val="21"/>
-        </w:rPr>
-        <w:t>icd9_code</w:t>
-      </w:r>
-      <w:r>
-        <w:rPr>
-          <w:rFonts w:ascii="Arial" w:eastAsia="Arial" w:hAnsi="Arial" w:cs="Arial"/>
-        </w:rPr>
-        <w:t xml:space="preserve"> references </w:t>
-      </w:r>
-      <w:r>
-        <w:rPr>
-          <w:rFonts w:ascii="Courier New" w:eastAsia="Courier New" w:hAnsi="Courier New" w:cs="Courier New"/>
-          <w:sz w:val="21"/>
-          <w:szCs w:val="21"/>
-        </w:rPr>
-        <w:t>icd9_dict(icd9_code)</w:t>
-      </w:r>
-      <w:r>
-        <w:rPr>
-          <w:rFonts w:ascii="Arial" w:eastAsia="Arial" w:hAnsi="Arial" w:cs="Arial"/>
-        </w:rPr>
-        <w:t xml:space="preserve">, </w:t>
-      </w:r>
-      <w:r>
-        <w:rPr>
-          <w:rFonts w:ascii="Courier New" w:eastAsia="Courier New" w:hAnsi="Courier New" w:cs="Courier New"/>
-          <w:sz w:val="21"/>
-          <w:szCs w:val="21"/>
-        </w:rPr>
-        <w:t>diagnosing_phys_id</w:t>
-      </w:r>
-      <w:r>
-        <w:rPr>
-          <w:rFonts w:ascii="Arial" w:eastAsia="Arial" w:hAnsi="Arial" w:cs="Arial"/>
-        </w:rPr>
-        <w:t xml:space="preserve"> references </w:t>
-      </w:r>
-      <w:r>
-        <w:rPr>
-          <w:rFonts w:ascii="Courier New" w:eastAsia="Courier New" w:hAnsi="Courier New" w:cs="Courier New"/>
-          <w:sz w:val="21"/>
-          <w:szCs w:val="21"/>
-        </w:rPr>
-        <w:t>physician(physician_id)</w:t>
-      </w:r>
-    </w:p>
-    <w:p>
-      <w:pPr>
-        <w:numPr>
-          <w:ilvl w:val="0"/>
-          <w:numId w:val="3"/>
-        </w:numPr>
-        <w:spacing w:after="0" w:line="240" w:lineRule="auto"/>
-      </w:pPr>
-      <w:r>
-        <w:rPr>
-          <w:rFonts w:ascii="Arial" w:eastAsia="Arial" w:hAnsi="Arial" w:cs="Arial"/>
-          <w:b/>
-          <w:bCs/>
-        </w:rPr>
-        <w:t>icu_stay</w:t>
-      </w:r>
-      <w:r>
-        <w:rPr>
-          <w:rFonts w:ascii="Arial" w:eastAsia="Arial" w:hAnsi="Arial" w:cs="Arial"/>
-        </w:rPr>
-        <w:t xml:space="preserve"> (</w:t>
-      </w:r>
-      <w:r>
-        <w:rPr>
-          <w:rFonts w:ascii="Arial" w:eastAsia="Arial" w:hAnsi="Arial" w:cs="Arial"/>
-          <w:b/>
-          <w:bCs/>
-        </w:rPr>
-        <w:t>unit_stay_number</w:t>
-      </w:r>
-      <w:r>
-        <w:rPr>
-          <w:rFonts w:ascii="Arial" w:eastAsia="Arial" w:hAnsi="Arial" w:cs="Arial"/>
-        </w:rPr>
-        <w:t xml:space="preserve">, </w:t>
-      </w:r>
-      <w:r>
-        <w:rPr>
-          <w:rFonts w:ascii="Arial" w:eastAsia="Arial" w:hAnsi="Arial" w:cs="Arial"/>
-          <w:i/>
-          <w:iCs/>
-        </w:rPr>
-        <w:t>admission_id</w:t>
-      </w:r>
-      <w:r>
-        <w:rPr>
-          <w:rFonts w:ascii="Arial" w:eastAsia="Arial" w:hAnsi="Arial" w:cs="Arial"/>
-        </w:rPr>
-        <w:t xml:space="preserve">, unit_type, room_number, bed_number, entry_date_time, exit_date_time, </w:t>
-      </w:r>
-      <w:r>
-        <w:rPr>
-          <w:rFonts w:ascii="Arial" w:eastAsia="Arial" w:hAnsi="Arial" w:cs="Arial"/>
-          <w:i/>
-          <w:iCs/>
-        </w:rPr>
-        <w:t>physician_id</w:t>
-      </w:r>
-      <w:r>
-        <w:rPr>
-          <w:rFonts w:ascii="Arial" w:eastAsia="Arial" w:hAnsi="Arial" w:cs="Arial"/>
-        </w:rPr>
-        <w:t>, reason_transfer)</w:t>
-      </w:r>
-    </w:p>
-    <w:p>
-      <w:pPr>
-        <w:numPr>
-          <w:ilvl w:val="1"/>
-          <w:numId w:val="3"/>
-        </w:numPr>
-        <w:spacing w:after="0" w:line="240" w:lineRule="auto"/>
-      </w:pPr>
-      <w:r>
-        <w:rPr>
-          <w:rFonts w:ascii="Arial" w:eastAsia="Arial" w:hAnsi="Arial" w:cs="Arial"/>
-          <w:i/>
-          <w:iCs/>
-        </w:rPr>
-        <w:t>Foreign Keys:</w:t>
-      </w:r>
-      <w:r>
-        <w:rPr>
-          <w:rFonts w:ascii="Arial" w:eastAsia="Arial" w:hAnsi="Arial" w:cs="Arial"/>
-        </w:rPr>
-        <w:t xml:space="preserve"> </w:t>
-      </w:r>
-      <w:r>
-        <w:rPr>
-          <w:rFonts w:ascii="Courier New" w:eastAsia="Courier New" w:hAnsi="Courier New" w:cs="Courier New"/>
-          <w:sz w:val="21"/>
-          <w:szCs w:val="21"/>
-        </w:rPr>
-        <w:t>admission_id</w:t>
-      </w:r>
-      <w:r>
-        <w:rPr>
-          <w:rFonts w:ascii="Arial" w:eastAsia="Arial" w:hAnsi="Arial" w:cs="Arial"/>
-        </w:rPr>
-        <w:t xml:space="preserve"> references </w:t>
-      </w:r>
-      <w:r>
-        <w:rPr>
-          <w:rFonts w:ascii="Courier New" w:eastAsia="Courier New" w:hAnsi="Courier New" w:cs="Courier New"/>
-          <w:sz w:val="21"/>
-          <w:szCs w:val="21"/>
-        </w:rPr>
-        <w:t>admission(admission_id)</w:t>
-      </w:r>
-      <w:r>
-        <w:rPr>
-          <w:rFonts w:ascii="Arial" w:eastAsia="Arial" w:hAnsi="Arial" w:cs="Arial"/>
-        </w:rPr>
-        <w:t xml:space="preserve">, </w:t>
-      </w:r>
-      <w:r>
-        <w:rPr>
-          <w:rFonts w:ascii="Courier New" w:eastAsia="Courier New" w:hAnsi="Courier New" w:cs="Courier New"/>
-          <w:sz w:val="21"/>
-          <w:szCs w:val="21"/>
-        </w:rPr>
-        <w:t>physician_id</w:t>
-      </w:r>
-      <w:r>
-        <w:rPr>
-          <w:rFonts w:ascii="Arial" w:eastAsia="Arial" w:hAnsi="Arial" w:cs="Arial"/>
-        </w:rPr>
-        <w:t xml:space="preserve"> references </w:t>
-      </w:r>
-      <w:r>
-        <w:rPr>
-          <w:rFonts w:ascii="Courier New" w:eastAsia="Courier New" w:hAnsi="Courier New" w:cs="Courier New"/>
-          <w:sz w:val="21"/>
-          <w:szCs w:val="21"/>
-        </w:rPr>
-        <w:t>physician(physician_id)</w:t>
-      </w:r>
-    </w:p>
-    <w:p>
-      <w:pPr>
-        <w:numPr>
-          <w:ilvl w:val="0"/>
-          <w:numId w:val="3"/>
-        </w:numPr>
-        <w:spacing w:after="0" w:line="240" w:lineRule="auto"/>
-      </w:pPr>
-      <w:r>
-        <w:rPr>
-          <w:rFonts w:ascii="Arial" w:eastAsia="Arial" w:hAnsi="Arial" w:cs="Arial"/>
-          <w:b/>
-          <w:bCs/>
-        </w:rPr>
-        <w:t>clinical_note</w:t>
-      </w:r>
-      <w:r>
-        <w:rPr>
-          <w:rFonts w:ascii="Arial" w:eastAsia="Arial" w:hAnsi="Arial" w:cs="Arial"/>
-        </w:rPr>
-        <w:t xml:space="preserve"> (</w:t>
-      </w:r>
-      <w:r>
-        <w:rPr>
-          <w:rFonts w:ascii="Arial" w:eastAsia="Arial" w:hAnsi="Arial" w:cs="Arial"/>
-          <w:b/>
-          <w:bCs/>
-        </w:rPr>
-        <w:t>note_id</w:t>
-      </w:r>
-      <w:r>
-        <w:rPr>
-          <w:rFonts w:ascii="Arial" w:eastAsia="Arial" w:hAnsi="Arial" w:cs="Arial"/>
-        </w:rPr>
-        <w:t xml:space="preserve">, </w:t>
-      </w:r>
-      <w:r>
-        <w:rPr>
-          <w:rFonts w:ascii="Arial" w:eastAsia="Arial" w:hAnsi="Arial" w:cs="Arial"/>
-          <w:i/>
-          <w:iCs/>
-        </w:rPr>
-        <w:t>admission_id</w:t>
-      </w:r>
-      <w:r>
-        <w:rPr>
-          <w:rFonts w:ascii="Arial" w:eastAsia="Arial" w:hAnsi="Arial" w:cs="Arial"/>
-        </w:rPr>
-        <w:t xml:space="preserve">, </w:t>
-      </w:r>
-      <w:r>
-        <w:rPr>
-          <w:rFonts w:ascii="Arial" w:eastAsia="Arial" w:hAnsi="Arial" w:cs="Arial"/>
-          <w:i/>
-          <w:iCs/>
-        </w:rPr>
-        <w:t>author_prof_id</w:t>
-      </w:r>
-      <w:r>
-        <w:rPr>
-          <w:rFonts w:ascii="Arial" w:eastAsia="Arial" w:hAnsi="Arial" w:cs="Arial"/>
-        </w:rPr>
-        <w:t>, note_date_time, note_text, note_category)</w:t>
-      </w:r>
-    </w:p>
-    <w:p>
-      <w:pPr>
-        <w:numPr>
-          <w:ilvl w:val="1"/>
-          <w:numId w:val="3"/>
-        </w:numPr>
-        <w:spacing w:after="0" w:line="240" w:lineRule="auto"/>
-      </w:pPr>
-      <w:r>
-        <w:rPr>
-          <w:rFonts w:ascii="Arial" w:eastAsia="Arial" w:hAnsi="Arial" w:cs="Arial"/>
-          <w:i/>
-          <w:iCs/>
-        </w:rPr>
-        <w:t>Foreign Keys:</w:t>
-      </w:r>
-      <w:r>
-        <w:rPr>
-          <w:rFonts w:ascii="Arial" w:eastAsia="Arial" w:hAnsi="Arial" w:cs="Arial"/>
-        </w:rPr>
-        <w:t xml:space="preserve"> </w:t>
-      </w:r>
-      <w:r>
-        <w:rPr>
-          <w:rFonts w:ascii="Courier New" w:eastAsia="Courier New" w:hAnsi="Courier New" w:cs="Courier New"/>
-          <w:sz w:val="21"/>
-          <w:szCs w:val="21"/>
-        </w:rPr>
-        <w:t>admission_id</w:t>
-      </w:r>
-      <w:r>
-        <w:rPr>
-          <w:rFonts w:ascii="Arial" w:eastAsia="Arial" w:hAnsi="Arial" w:cs="Arial"/>
-        </w:rPr>
-        <w:t xml:space="preserve"> references </w:t>
-      </w:r>
-      <w:r>
-        <w:rPr>
-          <w:rFonts w:ascii="Courier New" w:eastAsia="Courier New" w:hAnsi="Courier New" w:cs="Courier New"/>
-          <w:sz w:val="21"/>
-          <w:szCs w:val="21"/>
-        </w:rPr>
-        <w:t>admission(admission_id)</w:t>
-      </w:r>
-    </w:p>
-    <w:p>
-      <w:pPr>
-        <w:numPr>
-          <w:ilvl w:val="0"/>
-          <w:numId w:val="3"/>
-        </w:numPr>
-        <w:spacing w:after="0" w:line="240" w:lineRule="auto"/>
-      </w:pPr>
-      <w:r>
-        <w:rPr>
-          <w:rFonts w:ascii="Arial" w:eastAsia="Arial" w:hAnsi="Arial" w:cs="Arial"/>
-          <w:b/>
-          <w:bCs/>
-        </w:rPr>
-        <w:t>diagnostic_order</w:t>
-      </w:r>
-      <w:r>
-        <w:rPr>
-          <w:rFonts w:ascii="Arial" w:eastAsia="Arial" w:hAnsi="Arial" w:cs="Arial"/>
-        </w:rPr>
-        <w:t xml:space="preserve"> (</w:t>
-      </w:r>
-      <w:r>
-        <w:rPr>
-          <w:rFonts w:ascii="Arial" w:eastAsia="Arial" w:hAnsi="Arial" w:cs="Arial"/>
-          <w:b/>
-          <w:bCs/>
-        </w:rPr>
-        <w:t>order_id</w:t>
-      </w:r>
-      <w:r>
-        <w:rPr>
-          <w:rFonts w:ascii="Arial" w:eastAsia="Arial" w:hAnsi="Arial" w:cs="Arial"/>
-        </w:rPr>
-        <w:t xml:space="preserve">, </w:t>
-      </w:r>
-      <w:r>
-        <w:rPr>
-          <w:rFonts w:ascii="Arial" w:eastAsia="Arial" w:hAnsi="Arial" w:cs="Arial"/>
-          <w:i/>
-          <w:iCs/>
-        </w:rPr>
-        <w:t>admission_id</w:t>
-      </w:r>
-      <w:r>
-        <w:rPr>
-          <w:rFonts w:ascii="Arial" w:eastAsia="Arial" w:hAnsi="Arial" w:cs="Arial"/>
-        </w:rPr>
-        <w:t xml:space="preserve">, </w:t>
-      </w:r>
-      <w:r>
-        <w:rPr>
-          <w:rFonts w:ascii="Arial" w:eastAsia="Arial" w:hAnsi="Arial" w:cs="Arial"/>
-          <w:i/>
-          <w:iCs/>
-        </w:rPr>
-        <w:t>ordering_phys_id</w:t>
-      </w:r>
-      <w:r>
-        <w:rPr>
-          <w:rFonts w:ascii="Arial" w:eastAsia="Arial" w:hAnsi="Arial" w:cs="Arial"/>
-        </w:rPr>
-        <w:t>, order_date_time, order_type, order_status)</w:t>
-      </w:r>
-    </w:p>
-    <w:p>
-      <w:pPr>
-        <w:numPr>
-          <w:ilvl w:val="1"/>
-          <w:numId w:val="3"/>
-        </w:numPr>
-        <w:spacing w:after="0" w:line="240" w:lineRule="auto"/>
-      </w:pPr>
-      <w:r>
-        <w:rPr>
-          <w:rFonts w:ascii="Arial" w:eastAsia="Arial" w:hAnsi="Arial" w:cs="Arial"/>
-          <w:i/>
-          <w:iCs/>
-        </w:rPr>
-        <w:t>Foreign Keys:</w:t>
-      </w:r>
-      <w:r>
-        <w:rPr>
-          <w:rFonts w:ascii="Arial" w:eastAsia="Arial" w:hAnsi="Arial" w:cs="Arial"/>
-        </w:rPr>
-        <w:t xml:space="preserve"> </w:t>
-      </w:r>
-      <w:r>
-        <w:rPr>
-          <w:rFonts w:ascii="Courier New" w:eastAsia="Courier New" w:hAnsi="Courier New" w:cs="Courier New"/>
-          <w:sz w:val="21"/>
-          <w:szCs w:val="21"/>
-        </w:rPr>
-        <w:t>admission_id</w:t>
-      </w:r>
-      <w:r>
-        <w:rPr>
-          <w:rFonts w:ascii="Arial" w:eastAsia="Arial" w:hAnsi="Arial" w:cs="Arial"/>
-        </w:rPr>
-        <w:t xml:space="preserve"> references </w:t>
-      </w:r>
-      <w:r>
-        <w:rPr>
-          <w:rFonts w:ascii="Courier New" w:eastAsia="Courier New" w:hAnsi="Courier New" w:cs="Courier New"/>
-          <w:sz w:val="21"/>
-          <w:szCs w:val="21"/>
-        </w:rPr>
-        <w:t>admission(admission_id)</w:t>
-      </w:r>
-      <w:r>
-        <w:rPr>
-          <w:rFonts w:ascii="Arial" w:eastAsia="Arial" w:hAnsi="Arial" w:cs="Arial"/>
-        </w:rPr>
-        <w:t xml:space="preserve">, </w:t>
-      </w:r>
-      <w:r>
-        <w:rPr>
-          <w:rFonts w:ascii="Courier New" w:eastAsia="Courier New" w:hAnsi="Courier New" w:cs="Courier New"/>
-          <w:sz w:val="21"/>
-          <w:szCs w:val="21"/>
-        </w:rPr>
-        <w:t>ordering_phys_id</w:t>
-      </w:r>
-      <w:r>
-        <w:rPr>
-          <w:rFonts w:ascii="Arial" w:eastAsia="Arial" w:hAnsi="Arial" w:cs="Arial"/>
-        </w:rPr>
-        <w:t xml:space="preserve"> references </w:t>
-      </w:r>
-      <w:r>
-        <w:rPr>
-          <w:rFonts w:ascii="Courier New" w:eastAsia="Courier New" w:hAnsi="Courier New" w:cs="Courier New"/>
-          <w:sz w:val="21"/>
-          <w:szCs w:val="21"/>
-        </w:rPr>
-        <w:t>physician(physician_id)</w:t>
-      </w:r>
-    </w:p>
-    <w:p>
-      <w:pPr>
-        <w:numPr>
-          <w:ilvl w:val="0"/>
-          <w:numId w:val="3"/>
-        </w:numPr>
-        <w:spacing w:after="0" w:line="240" w:lineRule="auto"/>
-      </w:pPr>
-      <w:r>
-        <w:rPr>
-          <w:rFonts w:ascii="Arial" w:eastAsia="Arial" w:hAnsi="Arial" w:cs="Arial"/>
-          <w:b/>
-          <w:bCs/>
-        </w:rPr>
-        <w:t>radiology_examination</w:t>
-      </w:r>
-      <w:r>
-        <w:rPr>
-          <w:rFonts w:ascii="Arial" w:eastAsia="Arial" w:hAnsi="Arial" w:cs="Arial"/>
-        </w:rPr>
-        <w:t xml:space="preserve"> (</w:t>
-      </w:r>
-      <w:r>
-        <w:rPr>
-          <w:rFonts w:ascii="Arial" w:eastAsia="Arial" w:hAnsi="Arial" w:cs="Arial"/>
-          <w:b/>
-          <w:bCs/>
-        </w:rPr>
-        <w:t>examination_id</w:t>
-      </w:r>
-      <w:r>
-        <w:rPr>
-          <w:rFonts w:ascii="Arial" w:eastAsia="Arial" w:hAnsi="Arial" w:cs="Arial"/>
-        </w:rPr>
-        <w:t xml:space="preserve">, </w:t>
-      </w:r>
-      <w:r>
-        <w:rPr>
-          <w:rFonts w:ascii="Arial" w:eastAsia="Arial" w:hAnsi="Arial" w:cs="Arial"/>
-          <w:i/>
-          <w:iCs/>
-        </w:rPr>
-        <w:t>order_id</w:t>
-      </w:r>
-      <w:r>
-        <w:rPr>
-          <w:rFonts w:ascii="Arial" w:eastAsia="Arial" w:hAnsi="Arial" w:cs="Arial"/>
-        </w:rPr>
-        <w:t xml:space="preserve">, exam_date_time, modality, technician_id, </w:t>
-      </w:r>
-      <w:r>
-        <w:rPr>
-          <w:rFonts w:ascii="Arial" w:eastAsia="Arial" w:hAnsi="Arial" w:cs="Arial"/>
-          <w:i/>
-          <w:iCs/>
-        </w:rPr>
-        <w:t>radiologist_id</w:t>
-      </w:r>
-      <w:r>
-        <w:rPr>
-          <w:rFonts w:ascii="Arial" w:eastAsia="Arial" w:hAnsi="Arial" w:cs="Arial"/>
-        </w:rPr>
-        <w:t>)</w:t>
-      </w:r>
-    </w:p>
-    <w:p>
-      <w:pPr>
-        <w:numPr>
-          <w:ilvl w:val="1"/>
-          <w:numId w:val="3"/>
-        </w:numPr>
-        <w:spacing w:after="0" w:line="240" w:lineRule="auto"/>
-      </w:pPr>
-      <w:r>
-        <w:rPr>
-          <w:rFonts w:ascii="Arial" w:eastAsia="Arial" w:hAnsi="Arial" w:cs="Arial"/>
-          <w:i/>
-          <w:iCs/>
-        </w:rPr>
-        <w:t>Foreign Keys:</w:t>
-      </w:r>
-      <w:r>
-        <w:rPr>
-          <w:rFonts w:ascii="Arial" w:eastAsia="Arial" w:hAnsi="Arial" w:cs="Arial"/>
-        </w:rPr>
-        <w:t xml:space="preserve"> </w:t>
-      </w:r>
-      <w:r>
-        <w:rPr>
-          <w:rFonts w:ascii="Courier New" w:eastAsia="Courier New" w:hAnsi="Courier New" w:cs="Courier New"/>
-          <w:sz w:val="21"/>
-          <w:szCs w:val="21"/>
-        </w:rPr>
-        <w:t>order_id</w:t>
-      </w:r>
-      <w:r>
-        <w:rPr>
-          <w:rFonts w:ascii="Arial" w:eastAsia="Arial" w:hAnsi="Arial" w:cs="Arial"/>
-        </w:rPr>
-        <w:t xml:space="preserve"> references </w:t>
-      </w:r>
-      <w:r>
-        <w:rPr>
-          <w:rFonts w:ascii="Courier New" w:eastAsia="Courier New" w:hAnsi="Courier New" w:cs="Courier New"/>
-          <w:sz w:val="21"/>
-          <w:szCs w:val="21"/>
-        </w:rPr>
-        <w:t>diagnostic_order(order_id)</w:t>
-      </w:r>
-      <w:r>
-        <w:rPr>
-          <w:rFonts w:ascii="Arial" w:eastAsia="Arial" w:hAnsi="Arial" w:cs="Arial"/>
-        </w:rPr>
-        <w:t xml:space="preserve">, </w:t>
-      </w:r>
-      <w:r>
-        <w:rPr>
-          <w:rFonts w:ascii="Courier New" w:eastAsia="Courier New" w:hAnsi="Courier New" w:cs="Courier New"/>
-          <w:sz w:val="21"/>
-          <w:szCs w:val="21"/>
-        </w:rPr>
-        <w:t>radiologist_id</w:t>
-      </w:r>
-      <w:r>
-        <w:rPr>
-          <w:rFonts w:ascii="Arial" w:eastAsia="Arial" w:hAnsi="Arial" w:cs="Arial"/>
-        </w:rPr>
-        <w:t xml:space="preserve"> references </w:t>
-      </w:r>
-      <w:r>
-        <w:rPr>
-          <w:rFonts w:ascii="Courier New" w:eastAsia="Courier New" w:hAnsi="Courier New" w:cs="Courier New"/>
-          <w:sz w:val="21"/>
-          <w:szCs w:val="21"/>
-        </w:rPr>
-        <w:t>physician(physician_id)</w:t>
-      </w:r>
-    </w:p>
-    <w:p>
-      <w:pPr>
-        <w:numPr>
-          <w:ilvl w:val="0"/>
-          <w:numId w:val="3"/>
-        </w:numPr>
-        <w:spacing w:after="0" w:line="240" w:lineRule="auto"/>
-      </w:pPr>
-      <w:r>
-        <w:rPr>
-          <w:rFonts w:ascii="Arial" w:eastAsia="Arial" w:hAnsi="Arial" w:cs="Arial"/>
-          <w:b/>
-          <w:bCs/>
-        </w:rPr>
-        <w:t>surgical_procedure</w:t>
-      </w:r>
-      <w:r>
-        <w:rPr>
-          <w:rFonts w:ascii="Arial" w:eastAsia="Arial" w:hAnsi="Arial" w:cs="Arial"/>
-        </w:rPr>
-        <w:t xml:space="preserve"> (</w:t>
-      </w:r>
-      <w:r>
-        <w:rPr>
-          <w:rFonts w:ascii="Arial" w:eastAsia="Arial" w:hAnsi="Arial" w:cs="Arial"/>
-          <w:b/>
-          <w:bCs/>
-        </w:rPr>
-        <w:t>procedure_id</w:t>
-      </w:r>
-      <w:r>
-        <w:rPr>
-          <w:rFonts w:ascii="Arial" w:eastAsia="Arial" w:hAnsi="Arial" w:cs="Arial"/>
-        </w:rPr>
-        <w:t xml:space="preserve">, </w:t>
-      </w:r>
-      <w:r>
-        <w:rPr>
-          <w:rFonts w:ascii="Arial" w:eastAsia="Arial" w:hAnsi="Arial" w:cs="Arial"/>
-          <w:i/>
-          <w:iCs/>
-        </w:rPr>
-        <w:t>admission_id</w:t>
-      </w:r>
-      <w:r>
-        <w:rPr>
-          <w:rFonts w:ascii="Arial" w:eastAsia="Arial" w:hAnsi="Arial" w:cs="Arial"/>
-        </w:rPr>
-        <w:t xml:space="preserve">, </w:t>
-      </w:r>
-      <w:r>
-        <w:rPr>
-          <w:rFonts w:ascii="Arial" w:eastAsia="Arial" w:hAnsi="Arial" w:cs="Arial"/>
-          <w:i/>
-          <w:iCs/>
-        </w:rPr>
-        <w:t>surgeon_id</w:t>
-      </w:r>
-      <w:r>
-        <w:rPr>
-          <w:rFonts w:ascii="Arial" w:eastAsia="Arial" w:hAnsi="Arial" w:cs="Arial"/>
-        </w:rPr>
-        <w:t xml:space="preserve">, </w:t>
-      </w:r>
-      <w:r>
-        <w:rPr>
-          <w:rFonts w:ascii="Arial" w:eastAsia="Arial" w:hAnsi="Arial" w:cs="Arial"/>
-          <w:i/>
-          <w:iCs/>
-        </w:rPr>
-        <w:t>icd9_proc_code</w:t>
-      </w:r>
-      <w:r>
-        <w:rPr>
-          <w:rFonts w:ascii="Arial" w:eastAsia="Arial" w:hAnsi="Arial" w:cs="Arial"/>
-        </w:rPr>
-        <w:t>, procedure_date_time, phone_number)</w:t>
-      </w:r>
-    </w:p>
-    <w:p>
-      <w:pPr>
-        <w:numPr>
-          <w:ilvl w:val="1"/>
-          <w:numId w:val="3"/>
-        </w:numPr>
-        <w:spacing w:after="0" w:line="240" w:lineRule="auto"/>
-      </w:pPr>
-      <w:r>
-        <w:rPr>
-          <w:rFonts w:ascii="Arial" w:eastAsia="Arial" w:hAnsi="Arial" w:cs="Arial"/>
-          <w:i/>
-          <w:iCs/>
-        </w:rPr>
-        <w:lastRenderedPageBreak/>
-        <w:t>Foreign Keys:</w:t>
-      </w:r>
-      <w:r>
-        <w:rPr>
-          <w:rFonts w:ascii="Arial" w:eastAsia="Arial" w:hAnsi="Arial" w:cs="Arial"/>
-        </w:rPr>
-        <w:t xml:space="preserve"> </w:t>
-      </w:r>
-      <w:r>
-        <w:rPr>
-          <w:rFonts w:ascii="Courier New" w:eastAsia="Courier New" w:hAnsi="Courier New" w:cs="Courier New"/>
-          <w:sz w:val="21"/>
-          <w:szCs w:val="21"/>
-        </w:rPr>
-        <w:t>admission_id</w:t>
-      </w:r>
-      <w:r>
-        <w:rPr>
-          <w:rFonts w:ascii="Arial" w:eastAsia="Arial" w:hAnsi="Arial" w:cs="Arial"/>
-        </w:rPr>
-        <w:t xml:space="preserve"> references </w:t>
-      </w:r>
-      <w:r>
-        <w:rPr>
-          <w:rFonts w:ascii="Courier New" w:eastAsia="Courier New" w:hAnsi="Courier New" w:cs="Courier New"/>
-          <w:sz w:val="21"/>
-          <w:szCs w:val="21"/>
-        </w:rPr>
-        <w:t>admission(admission_id)</w:t>
-      </w:r>
-      <w:r>
-        <w:rPr>
-          <w:rFonts w:ascii="Arial" w:eastAsia="Arial" w:hAnsi="Arial" w:cs="Arial"/>
-        </w:rPr>
-        <w:t xml:space="preserve">, </w:t>
-      </w:r>
-      <w:r>
-        <w:rPr>
-          <w:rFonts w:ascii="Courier New" w:eastAsia="Courier New" w:hAnsi="Courier New" w:cs="Courier New"/>
-          <w:sz w:val="21"/>
-          <w:szCs w:val="21"/>
-        </w:rPr>
-        <w:t>surgeon_id</w:t>
-      </w:r>
-      <w:r>
-        <w:rPr>
-          <w:rFonts w:ascii="Arial" w:eastAsia="Arial" w:hAnsi="Arial" w:cs="Arial"/>
-        </w:rPr>
-        <w:t xml:space="preserve"> references </w:t>
-      </w:r>
-      <w:r>
-        <w:rPr>
-          <w:rFonts w:ascii="Courier New" w:eastAsia="Courier New" w:hAnsi="Courier New" w:cs="Courier New"/>
-          <w:sz w:val="21"/>
-          <w:szCs w:val="21"/>
-        </w:rPr>
-        <w:t>physician(physician_id)</w:t>
-      </w:r>
-    </w:p>
-    <w:p>
-      <w:pPr>
-        <w:numPr>
-          <w:ilvl w:val="0"/>
-          <w:numId w:val="3"/>
-        </w:numPr>
-        <w:spacing w:after="0" w:line="240" w:lineRule="auto"/>
-      </w:pPr>
-      <w:r>
-        <w:rPr>
-          <w:rFonts w:ascii="Arial" w:eastAsia="Arial" w:hAnsi="Arial" w:cs="Arial"/>
-          <w:b/>
-          <w:bCs/>
-        </w:rPr>
-        <w:t>discharge_record</w:t>
-      </w:r>
-      <w:r>
-        <w:rPr>
-          <w:rFonts w:ascii="Arial" w:eastAsia="Arial" w:hAnsi="Arial" w:cs="Arial"/>
-        </w:rPr>
-        <w:t xml:space="preserve"> (</w:t>
-      </w:r>
-      <w:r>
-        <w:rPr>
-          <w:rFonts w:ascii="Arial" w:eastAsia="Arial" w:hAnsi="Arial" w:cs="Arial"/>
-          <w:b/>
-          <w:bCs/>
-        </w:rPr>
-        <w:t>discharge_id</w:t>
-      </w:r>
-      <w:r>
-        <w:rPr>
-          <w:rFonts w:ascii="Arial" w:eastAsia="Arial" w:hAnsi="Arial" w:cs="Arial"/>
-        </w:rPr>
-        <w:t xml:space="preserve">, </w:t>
-      </w:r>
-      <w:r>
-        <w:rPr>
-          <w:rFonts w:ascii="Arial" w:eastAsia="Arial" w:hAnsi="Arial" w:cs="Arial"/>
-          <w:i/>
-          <w:iCs/>
-        </w:rPr>
-        <w:t>admission_id</w:t>
-      </w:r>
-      <w:r>
-        <w:rPr>
-          <w:rFonts w:ascii="Arial" w:eastAsia="Arial" w:hAnsi="Arial" w:cs="Arial"/>
-        </w:rPr>
-        <w:t xml:space="preserve">, discharge_date_time, discharge_dest, condition_discharge, discharge_status, followup_instructions, </w:t>
-      </w:r>
-      <w:r>
-        <w:rPr>
-          <w:rFonts w:ascii="Arial" w:eastAsia="Arial" w:hAnsi="Arial" w:cs="Arial"/>
-          <w:i/>
-          <w:iCs/>
-        </w:rPr>
-        <w:t>responsible_phys</w:t>
-      </w:r>
-      <w:r>
-        <w:rPr>
-          <w:rFonts w:ascii="Arial" w:eastAsia="Arial" w:hAnsi="Arial" w:cs="Arial"/>
-        </w:rPr>
-        <w:t>)</w:t>
-      </w:r>
-    </w:p>
-    <w:p>
-      <w:pPr>
-        <w:numPr>
-          <w:ilvl w:val="1"/>
-          <w:numId w:val="3"/>
-        </w:numPr>
-        <w:spacing w:after="0" w:line="240" w:lineRule="auto"/>
-      </w:pPr>
-      <w:r>
-        <w:rPr>
-          <w:rFonts w:ascii="Arial" w:eastAsia="Arial" w:hAnsi="Arial" w:cs="Arial"/>
-          <w:i/>
-          <w:iCs/>
-        </w:rPr>
-        <w:t>Foreign Keys:</w:t>
-      </w:r>
-      <w:r>
-        <w:rPr>
-          <w:rFonts w:ascii="Arial" w:eastAsia="Arial" w:hAnsi="Arial" w:cs="Arial"/>
-        </w:rPr>
-        <w:t xml:space="preserve"> </w:t>
-      </w:r>
-      <w:r>
-        <w:rPr>
-          <w:rFonts w:ascii="Courier New" w:eastAsia="Courier New" w:hAnsi="Courier New" w:cs="Courier New"/>
-          <w:sz w:val="21"/>
-          <w:szCs w:val="21"/>
-        </w:rPr>
-        <w:t>admission_id</w:t>
-      </w:r>
-      <w:r>
-        <w:rPr>
-          <w:rFonts w:ascii="Arial" w:eastAsia="Arial" w:hAnsi="Arial" w:cs="Arial"/>
-        </w:rPr>
-        <w:t xml:space="preserve"> references </w:t>
-      </w:r>
-      <w:r>
-        <w:rPr>
-          <w:rFonts w:ascii="Courier New" w:eastAsia="Courier New" w:hAnsi="Courier New" w:cs="Courier New"/>
-          <w:sz w:val="21"/>
-          <w:szCs w:val="21"/>
-        </w:rPr>
-        <w:t>admission(admission_id)</w:t>
-      </w:r>
-      <w:r>
-        <w:rPr>
-          <w:rFonts w:ascii="Arial" w:eastAsia="Arial" w:hAnsi="Arial" w:cs="Arial"/>
-        </w:rPr>
-        <w:t xml:space="preserve">, </w:t>
-      </w:r>
-      <w:r>
-        <w:rPr>
-          <w:rFonts w:ascii="Courier New" w:eastAsia="Courier New" w:hAnsi="Courier New" w:cs="Courier New"/>
-          <w:sz w:val="21"/>
-          <w:szCs w:val="21"/>
-        </w:rPr>
-        <w:t>responsible_phys</w:t>
-      </w:r>
-      <w:r>
-        <w:rPr>
-          <w:rFonts w:ascii="Arial" w:eastAsia="Arial" w:hAnsi="Arial" w:cs="Arial"/>
-        </w:rPr>
-        <w:t xml:space="preserve"> references </w:t>
-      </w:r>
-      <w:r>
-        <w:rPr>
-          <w:rFonts w:ascii="Courier New" w:eastAsia="Courier New" w:hAnsi="Courier New" w:cs="Courier New"/>
-          <w:sz w:val="21"/>
-          <w:szCs w:val="21"/>
-        </w:rPr>
-        <w:t>physician(physician_id)</w:t>
-      </w:r>
-    </w:p>
-    <w:p>
-      <w:pPr>
-        <w:pStyle w:val="Heading1"/>
-      </w:pPr>
-      <w:bookmarkStart w:id="9" w:name="_Toc242913043"/>
-      <w:bookmarkStart w:id="10" w:name="_Toc243036268"/>
-      <w:r>
-        <w:t>Data Population</w:t>
-      </w:r>
-      <w:bookmarkEnd w:id="9"/>
-      <w:bookmarkEnd w:id="10"/>
+        <w:t>The script produces a SQL file containing INSERT statements that can be executed directly in PostgreSQL to populate the database.</w:t>
+      </w:r>
     </w:p>
     <w:p>
       <w:r>
@@ -4032,20 +2559,16 @@
         <w:t xml:space="preserve">The </w:t>
       </w:r>
       <w:r>
+        <w:t>generate_data.py</w:t>
+      </w:r>
+      <w:r>
+        <w:t xml:space="preserve"> script creates </w:t>
+      </w:r>
+      <w:r>
         <w:rPr>
           <w:i/>
           <w:iCs/>
         </w:rPr>
-        <w:t>generate_data.py</w:t>
-      </w:r>
-      <w:r>
-        <w:t xml:space="preserve"> script creates </w:t>
-      </w:r>
-      <w:r>
-        <w:rPr>
-          <w:i/>
-          <w:iCs/>
-        </w:rPr>
         <w:t>populate_all_hospital.sql</w:t>
       </w:r>
       <w:r>
@@ -4059,10 +2582,6 @@
     </w:p>
     <w:p>
       <w:pPr>
-        <w:numPr>
-          <w:ilvl w:val="0"/>
-          <w:numId w:val="6"/>
-        </w:numPr>
         <w:pBdr>
           <w:top w:val="nil"/>
           <w:left w:val="nil"/>
@@ -4071,6 +2590,7 @@
           <w:between w:val="nil"/>
         </w:pBdr>
         <w:spacing w:after="0"/>
+        <w:ind w:left="360"/>
       </w:pPr>
       <w:r>
         <w:rPr>
@@ -4081,10 +2601,6 @@
     </w:p>
     <w:p>
       <w:pPr>
-        <w:numPr>
-          <w:ilvl w:val="0"/>
-          <w:numId w:val="6"/>
-        </w:numPr>
         <w:pBdr>
           <w:top w:val="nil"/>
           <w:left w:val="nil"/>
@@ -4093,6 +2609,7 @@
           <w:between w:val="nil"/>
         </w:pBdr>
         <w:spacing w:after="0"/>
+        <w:ind w:left="360"/>
       </w:pPr>
       <w:r>
         <w:rPr>
@@ -4103,10 +2620,6 @@
     </w:p>
     <w:p>
       <w:pPr>
-        <w:numPr>
-          <w:ilvl w:val="0"/>
-          <w:numId w:val="6"/>
-        </w:numPr>
         <w:pBdr>
           <w:top w:val="nil"/>
           <w:left w:val="nil"/>
@@ -4115,6 +2628,7 @@
           <w:between w:val="nil"/>
         </w:pBdr>
         <w:spacing w:after="0"/>
+        <w:ind w:left="360"/>
       </w:pPr>
       <w:r>
         <w:rPr>
@@ -4125,10 +2639,6 @@
     </w:p>
     <w:p>
       <w:pPr>
-        <w:numPr>
-          <w:ilvl w:val="0"/>
-          <w:numId w:val="6"/>
-        </w:numPr>
         <w:pBdr>
           <w:top w:val="nil"/>
           <w:left w:val="nil"/>
@@ -4137,6 +2647,7 @@
           <w:between w:val="nil"/>
         </w:pBdr>
         <w:spacing w:after="0"/>
+        <w:ind w:left="360"/>
       </w:pPr>
       <w:r>
         <w:rPr>
@@ -4171,160 +2682,11 @@
     </w:p>
     <w:p>
       <w:pPr>
-        <w:pBdr>
-          <w:top w:val="nil"/>
-          <w:left w:val="nil"/>
-          <w:bottom w:val="nil"/>
-          <w:right w:val="nil"/>
-          <w:between w:val="nil"/>
-        </w:pBdr>
-        <w:spacing w:after="0"/>
-        <w:rPr>
-          <w:color w:val="000000"/>
-        </w:rPr>
-      </w:pPr>
-      <w:r>
-        <w:rPr>
-          <w:color w:val="000000"/>
-        </w:rPr>
-        <w:t>The generator applies these realism safeguards:</w:t>
-      </w:r>
-    </w:p>
-    <w:p>
-      <w:pPr>
-        <w:pBdr>
-          <w:top w:val="nil"/>
-          <w:left w:val="nil"/>
-          <w:bottom w:val="nil"/>
-          <w:right w:val="nil"/>
-          <w:between w:val="nil"/>
-        </w:pBdr>
-        <w:spacing w:after="0"/>
-      </w:pPr>
-    </w:p>
-    <w:p>
-      <w:pPr>
-        <w:numPr>
-          <w:ilvl w:val="0"/>
-          <w:numId w:val="6"/>
-        </w:numPr>
-        <w:pBdr>
-          <w:top w:val="nil"/>
-          <w:left w:val="nil"/>
-          <w:bottom w:val="nil"/>
-          <w:right w:val="nil"/>
-          <w:between w:val="nil"/>
-        </w:pBdr>
-        <w:spacing w:after="0"/>
-      </w:pPr>
-      <w:r>
-        <w:rPr>
-          <w:color w:val="000000"/>
-        </w:rPr>
-        <w:t>All timestamps are historical</w:t>
-      </w:r>
-      <w:r>
-        <w:rPr>
-          <w:color w:val="000000"/>
-        </w:rPr>
-        <w:t xml:space="preserve"> and follow </w:t>
-      </w:r>
-      <w:r>
-        <w:t>a logical chronological pathway (admission &lt; triage &lt; orders &lt; exams &lt; discharge).</w:t>
-      </w:r>
-    </w:p>
-    <w:p>
-      <w:pPr>
-        <w:numPr>
-          <w:ilvl w:val="0"/>
-          <w:numId w:val="6"/>
-        </w:numPr>
-        <w:pBdr>
-          <w:top w:val="nil"/>
-          <w:left w:val="nil"/>
-          <w:bottom w:val="nil"/>
-          <w:right w:val="nil"/>
-          <w:between w:val="nil"/>
-        </w:pBdr>
-        <w:spacing w:after="0"/>
-      </w:pPr>
-      <w:r>
-        <w:rPr>
-          <w:color w:val="000000"/>
-        </w:rPr>
-        <w:t>ICU exit times never occur after discharge.</w:t>
-      </w:r>
-    </w:p>
-    <w:p>
-      <w:pPr>
-        <w:numPr>
-          <w:ilvl w:val="0"/>
-          <w:numId w:val="6"/>
-        </w:numPr>
-        <w:pBdr>
-          <w:top w:val="nil"/>
-          <w:left w:val="nil"/>
-          <w:bottom w:val="nil"/>
-          <w:right w:val="nil"/>
-          <w:between w:val="nil"/>
-        </w:pBdr>
-      </w:pPr>
-      <w:r>
-        <w:rPr>
-          <w:color w:val="000000"/>
-        </w:rPr>
-        <w:t xml:space="preserve">Patients who die during a stay are assigned </w:t>
-      </w:r>
-      <w:r>
-        <w:rPr>
-          <w:i/>
-          <w:iCs/>
-          <w:color w:val="000000"/>
-        </w:rPr>
-        <w:t>life_status = 'Deceased'</w:t>
-      </w:r>
-      <w:r>
-        <w:rPr>
-          <w:color w:val="000000"/>
-        </w:rPr>
-        <w:t xml:space="preserve"> and have a corresponding discharge record.</w:t>
-      </w:r>
-    </w:p>
-    <w:p>
-      <w:pPr>
-        <w:numPr>
-          <w:ilvl w:val="0"/>
-          <w:numId w:val="6"/>
-        </w:numPr>
-        <w:pBdr>
-          <w:top w:val="nil"/>
-          <w:left w:val="nil"/>
-          <w:bottom w:val="nil"/>
-          <w:right w:val="nil"/>
-          <w:between w:val="nil"/>
-        </w:pBdr>
-      </w:pPr>
-      <w:r>
-        <w:rPr>
-          <w:rStyle w:val="Strong"/>
-          <w:rFonts w:ascii="Arial" w:hAnsi="Arial" w:cs="Arial"/>
-          <w:b w:val="0"/>
-          <w:bCs w:val="0"/>
-        </w:rPr>
-        <w:t>Admission ID 51</w:t>
-      </w:r>
-      <w:r>
-        <w:t xml:space="preserve"> remains intentionally open without a discharge record to simulate a live, currently active patient encounter.</w:t>
-      </w:r>
-    </w:p>
-    <w:p>
-      <w:pPr>
         <w:pStyle w:val="Caption"/>
         <w:keepNext/>
       </w:pPr>
       <w:bookmarkStart w:id="11" w:name="_Toc243035818"/>
       <w:r>
-        <w:lastRenderedPageBreak/>
         <w:t xml:space="preserve">Figure </w:t>
       </w:r>
       <w:fldSimple w:instr=" SEQ Figure \* ARABIC ">
@@ -4346,9 +2708,9 @@
           <w:noProof/>
         </w:rPr>
         <w:drawing>
-          <wp:inline distT="0" distB="0" distL="0" distR="0" wp14:anchorId="1C4201C9" wp14:editId="31550A3C">
-            <wp:extent cx="5943600" cy="2395220"/>
-            <wp:effectExtent l="19050" t="19050" r="19050" b="24130"/>
+          <wp:inline distT="0" distB="0" distL="0" distR="0" wp14:anchorId="1C4201C9" wp14:editId="39CD1CC6">
+            <wp:extent cx="5943600" cy="2038350"/>
+            <wp:effectExtent l="19050" t="19050" r="19050" b="19050"/>
             <wp:docPr id="2018161170" name="image16.png"/>
             <wp:cNvGraphicFramePr/>
             <a:graphic xmlns:a="http://schemas.openxmlformats.org/drawingml/2006/main">
@@ -4368,7 +2730,7 @@
                   <pic:spPr>
                     <a:xfrm>
                       <a:off x="0" y="0"/>
-                      <a:ext cx="5943600" cy="2395220"/>
+                      <a:ext cx="5943600" cy="2038350"/>
                     </a:xfrm>
                     <a:prstGeom prst="rect">
                       <a:avLst/>
@@ -4387,269 +2749,202 @@
       </w:r>
     </w:p>
     <w:p>
+      <w:r>
+        <w:t xml:space="preserve">See </w:t>
+      </w:r>
+      <w:r>
+        <w:rPr>
+          <w:color w:val="196B24"/>
+        </w:rPr>
+        <w:fldChar w:fldCharType="begin"/>
+      </w:r>
+      <w:r>
+        <w:instrText xml:space="preserve"> REF _Ref243032483 \h </w:instrText>
+      </w:r>
+      <w:r>
+        <w:rPr>
+          <w:color w:val="196B24"/>
+        </w:rPr>
+      </w:r>
+      <w:r>
+        <w:rPr>
+          <w:color w:val="196B24"/>
+        </w:rPr>
+        <w:fldChar w:fldCharType="separate"/>
+      </w:r>
+      <w:r>
+        <w:rPr>
+          <w:color w:val="EE0000"/>
+        </w:rPr>
+        <w:t>Appendix A</w:t>
+      </w:r>
+      <w:r>
+        <w:t xml:space="preserve"> — Individual Query Screenshots</w:t>
+      </w:r>
+      <w:r>
+        <w:rPr>
+          <w:color w:val="196B24"/>
+        </w:rPr>
+        <w:fldChar w:fldCharType="end"/>
+      </w:r>
+      <w:r>
+        <w:rPr>
+          <w:color w:val="196B24"/>
+        </w:rPr>
+        <w:t xml:space="preserve"> </w:t>
+      </w:r>
+      <w:r>
+        <w:t xml:space="preserve">for a list of </w:t>
+      </w:r>
+      <w:r>
+        <w:t>Queries.</w:t>
+      </w:r>
+      <w:bookmarkStart w:id="12" w:name="_Toc242913046"/>
+    </w:p>
+    <w:p>
       <w:pPr>
         <w:pStyle w:val="Heading1"/>
       </w:pPr>
-      <w:bookmarkStart w:id="12" w:name="_Toc242913044"/>
-      <w:bookmarkStart w:id="13" w:name="_Toc243036269"/>
-      <w:r>
-        <w:t>Queries (Q1–Q20)</w:t>
+      <w:bookmarkStart w:id="13" w:name="_Toc243036271"/>
+      <w:r>
+        <w:lastRenderedPageBreak/>
+        <w:t>Reproduction Steps</w:t>
       </w:r>
       <w:bookmarkEnd w:id="12"/>
       <w:bookmarkEnd w:id="13"/>
     </w:p>
     <w:p>
       <w:r>
-        <w:t>Each team member must complete four or five queries, as required by the handout.</w:t>
-      </w:r>
-    </w:p>
-    <w:p>
-      <w:r>
-        <w:t>Query assignments:</w:t>
-      </w:r>
-    </w:p>
-    <w:p>
-      <w:pPr>
-        <w:numPr>
-          <w:ilvl w:val="0"/>
-          <w:numId w:val="2"/>
-        </w:numPr>
-        <w:pBdr>
-          <w:top w:val="nil"/>
-          <w:left w:val="nil"/>
-          <w:bottom w:val="nil"/>
-          <w:right w:val="nil"/>
-          <w:between w:val="nil"/>
-        </w:pBdr>
-        <w:spacing w:after="0"/>
-        <w:rPr>
-          <w:color w:val="000000"/>
-        </w:rPr>
-      </w:pPr>
-      <w:r>
-        <w:rPr>
-          <w:color w:val="000000"/>
-        </w:rPr>
-        <w:t>@Zitkq — Q1–Q4</w:t>
-      </w:r>
-    </w:p>
-    <w:p>
-      <w:pPr>
-        <w:numPr>
-          <w:ilvl w:val="0"/>
-          <w:numId w:val="2"/>
-        </w:numPr>
-        <w:pBdr>
-          <w:top w:val="nil"/>
-          <w:left w:val="nil"/>
-          <w:bottom w:val="nil"/>
-          <w:right w:val="nil"/>
-          <w:between w:val="nil"/>
-        </w:pBdr>
-        <w:spacing w:after="0"/>
-        <w:rPr>
-          <w:color w:val="000000"/>
-        </w:rPr>
-      </w:pPr>
-      <w:r>
-        <w:rPr>
-          <w:color w:val="000000"/>
-        </w:rPr>
-        <w:t>@JuanMa_487 — Q5–Q8</w:t>
-      </w:r>
-    </w:p>
-    <w:p>
-      <w:pPr>
-        <w:numPr>
-          <w:ilvl w:val="0"/>
-          <w:numId w:val="2"/>
-        </w:numPr>
-        <w:pBdr>
-          <w:top w:val="nil"/>
-          <w:left w:val="nil"/>
-          <w:bottom w:val="nil"/>
-          <w:right w:val="nil"/>
-          <w:between w:val="nil"/>
-        </w:pBdr>
-        <w:spacing w:after="0"/>
-        <w:rPr>
-          <w:color w:val="000000"/>
-        </w:rPr>
-      </w:pPr>
-      <w:r>
-        <w:rPr>
-          <w:color w:val="000000"/>
-        </w:rPr>
-        <w:t>@Mohammad — Q9–Q12</w:t>
-      </w:r>
-    </w:p>
-    <w:p>
-      <w:pPr>
-        <w:numPr>
-          <w:ilvl w:val="0"/>
-          <w:numId w:val="2"/>
-        </w:numPr>
-        <w:pBdr>
-          <w:top w:val="nil"/>
-          <w:left w:val="nil"/>
-          <w:bottom w:val="nil"/>
-          <w:right w:val="nil"/>
-          <w:between w:val="nil"/>
-        </w:pBdr>
-        <w:spacing w:after="0"/>
-        <w:rPr>
-          <w:color w:val="000000"/>
-        </w:rPr>
-      </w:pPr>
-      <w:r>
-        <w:rPr>
-          <w:color w:val="000000"/>
-        </w:rPr>
-        <w:t>@Laurent — Q13–Q16</w:t>
-      </w:r>
-    </w:p>
-    <w:p>
-      <w:pPr>
-        <w:numPr>
-          <w:ilvl w:val="0"/>
-          <w:numId w:val="2"/>
-        </w:numPr>
-        <w:pBdr>
-          <w:top w:val="nil"/>
-          <w:left w:val="nil"/>
-          <w:bottom w:val="nil"/>
-          <w:right w:val="nil"/>
-          <w:between w:val="nil"/>
-        </w:pBdr>
-      </w:pPr>
-      <w:r>
-        <w:rPr>
-          <w:color w:val="000000"/>
-        </w:rPr>
-        <w:t>@fmvemba — Q17–Q20</w:t>
-      </w:r>
-    </w:p>
-    <w:p>
-      <w:r>
-        <w:t>For every query, provide:</w:t>
-      </w:r>
-    </w:p>
-    <w:p>
-      <w:pPr>
-        <w:numPr>
-          <w:ilvl w:val="0"/>
-          <w:numId w:val="1"/>
-        </w:numPr>
-        <w:pBdr>
-          <w:top w:val="nil"/>
-          <w:left w:val="nil"/>
-          <w:bottom w:val="nil"/>
-          <w:right w:val="nil"/>
-          <w:between w:val="nil"/>
-        </w:pBdr>
-        <w:spacing w:after="0"/>
-      </w:pPr>
-      <w:r>
-        <w:rPr>
-          <w:color w:val="000000"/>
-        </w:rPr>
-        <w:t>The complete SQL statement.</w:t>
-      </w:r>
-    </w:p>
-    <w:p>
-      <w:pPr>
-        <w:numPr>
-          <w:ilvl w:val="0"/>
-          <w:numId w:val="1"/>
-        </w:numPr>
-        <w:pBdr>
-          <w:top w:val="nil"/>
-          <w:left w:val="nil"/>
-          <w:bottom w:val="nil"/>
-          <w:right w:val="nil"/>
-          <w:between w:val="nil"/>
-        </w:pBdr>
-        <w:spacing w:after="0"/>
-      </w:pPr>
-      <w:r>
-        <w:rPr>
-          <w:color w:val="000000"/>
-        </w:rPr>
-        <w:t>A pgAdmin screenshot showing the result.</w:t>
-      </w:r>
-    </w:p>
-    <w:p>
-      <w:pPr>
-        <w:numPr>
-          <w:ilvl w:val="0"/>
-          <w:numId w:val="1"/>
-        </w:numPr>
-        <w:pBdr>
-          <w:top w:val="nil"/>
-          <w:left w:val="nil"/>
-          <w:bottom w:val="nil"/>
-          <w:right w:val="nil"/>
-          <w:between w:val="nil"/>
-        </w:pBdr>
-      </w:pPr>
-      <w:r>
-        <w:rPr>
-          <w:color w:val="000000"/>
-        </w:rPr>
-        <w:t>A concise explanation of the query’s logic and output</w:t>
-      </w:r>
-    </w:p>
-    <w:p>
-      <w:r>
-        <w:t xml:space="preserve">See </w:t>
-      </w:r>
-      <w:r>
-        <w:rPr>
-          <w:color w:val="196B24"/>
-        </w:rPr>
-        <w:fldChar w:fldCharType="begin"/>
-      </w:r>
-      <w:r>
-        <w:instrText xml:space="preserve"> REF _Ref243032483 \h </w:instrText>
-      </w:r>
-      <w:r>
-        <w:rPr>
-          <w:color w:val="196B24"/>
-        </w:rPr>
-      </w:r>
-      <w:r>
-        <w:rPr>
-          <w:color w:val="196B24"/>
-        </w:rPr>
-        <w:fldChar w:fldCharType="separate"/>
-      </w:r>
-      <w:r>
-        <w:rPr>
-          <w:color w:val="EE0000"/>
-        </w:rPr>
-        <w:t>Appendix A</w:t>
-      </w:r>
-      <w:r>
-        <w:t xml:space="preserve"> — Individual Query Screenshots</w:t>
-      </w:r>
-      <w:r>
-        <w:rPr>
-          <w:color w:val="196B24"/>
-        </w:rPr>
-        <w:fldChar w:fldCharType="end"/>
-      </w:r>
-      <w:r>
-        <w:rPr>
-          <w:color w:val="196B24"/>
-        </w:rPr>
-        <w:t xml:space="preserve"> </w:t>
-      </w:r>
-      <w:r>
-        <w:t xml:space="preserve">for a list of </w:t>
-      </w:r>
-      <w:r>
-        <w:t>Queries.</w:t>
-      </w:r>
+        <w:t xml:space="preserve">1. Create an empty PostgreSQL database named </w:t>
+      </w:r>
+      <w:r>
+        <w:rPr>
+          <w:i/>
+          <w:iCs/>
+        </w:rPr>
+        <w:t>Superbase HMS</w:t>
+      </w:r>
+      <w:r>
+        <w:t>.</w:t>
+      </w:r>
+    </w:p>
+    <w:p>
+      <w:r>
+        <w:t xml:space="preserve">2. Run </w:t>
+      </w:r>
+      <w:r>
+        <w:rPr>
+          <w:i/>
+          <w:iCs/>
+        </w:rPr>
+        <w:t>TablesCreation.sql</w:t>
+      </w:r>
+      <w:r>
+        <w:t xml:space="preserve"> to create the database schema.</w:t>
+      </w:r>
+    </w:p>
+    <w:p>
+      <w:r>
+        <w:t xml:space="preserve">3. Run </w:t>
+      </w:r>
+      <w:r>
+        <w:rPr>
+          <w:i/>
+          <w:iCs/>
+        </w:rPr>
+        <w:t>populate_all_hospital.sql</w:t>
+      </w:r>
+      <w:r>
+        <w:t xml:space="preserve"> to load the sample data.</w:t>
+      </w:r>
+    </w:p>
+    <w:p>
+      <w:r>
+        <w:t xml:space="preserve">4. Run </w:t>
+      </w:r>
+      <w:r>
+        <w:rPr>
+          <w:i/>
+          <w:iCs/>
+        </w:rPr>
+        <w:t>CheckTables.sql</w:t>
+      </w:r>
+      <w:r>
+        <w:t xml:space="preserve"> and verify the expected row counts.</w:t>
+      </w:r>
+    </w:p>
+    <w:p>
+      <w:r>
+        <w:t xml:space="preserve">5. Run Q1 through Q20 from </w:t>
+      </w:r>
+      <w:r>
+        <w:rPr>
+          <w:i/>
+          <w:iCs/>
+        </w:rPr>
+        <w:t>FirstPart.sql</w:t>
+      </w:r>
+      <w:r>
+        <w:t>.</w:t>
+      </w:r>
+    </w:p>
+    <w:p>
+      <w:pPr>
+        <w:pStyle w:val="Heading1"/>
+      </w:pPr>
+      <w:bookmarkStart w:id="14" w:name="_Toc242913047"/>
+      <w:bookmarkStart w:id="15" w:name="_Toc243036272"/>
+      <w:r>
+        <w:t>Conclusion</w:t>
+      </w:r>
+      <w:bookmarkEnd w:id="14"/>
+      <w:bookmarkEnd w:id="15"/>
+    </w:p>
+    <w:p>
+      <w:pPr>
+        <w:pStyle w:val="ds-markdown-paragraph"/>
+        <w:shd w:val="clear" w:color="auto" w:fill="FFFFFF"/>
+        <w:spacing w:before="0" w:beforeAutospacing="0" w:after="240" w:afterAutospacing="0"/>
+        <w:rPr>
+          <w:rFonts w:ascii="Segoe UI" w:hAnsi="Segoe UI" w:cs="Segoe UI"/>
+          <w:color w:val="0F1115"/>
+        </w:rPr>
+      </w:pPr>
+      <w:r>
+        <w:rPr>
+          <w:rFonts w:ascii="Segoe UI" w:hAnsi="Segoe UI" w:cs="Segoe UI"/>
+          <w:color w:val="0F1115"/>
+        </w:rPr>
+        <w:t>Looking back, we successfully completed all the main goals for Phase 1. We ended up with a fully normalized, 14-table database in PostgreSQL that handles everything from patient admissions to surgical procedures. By sticking to 3NF, we avoided data duplication and used foreign keys to keep the relationships between tables strict and reliable.</w:t>
+      </w:r>
+    </w:p>
+    <w:p>
+      <w:pPr>
+        <w:pStyle w:val="ds-markdown-paragraph"/>
+        <w:shd w:val="clear" w:color="auto" w:fill="FFFFFF"/>
+        <w:spacing w:before="240" w:beforeAutospacing="0" w:after="0" w:afterAutospacing="0"/>
+        <w:rPr>
+          <w:rFonts w:ascii="Segoe UI" w:hAnsi="Segoe UI" w:cs="Segoe UI"/>
+          <w:color w:val="0F1115"/>
+        </w:rPr>
+      </w:pPr>
+      <w:r>
+        <w:rPr>
+          <w:rFonts w:ascii="Segoe UI" w:hAnsi="Segoe UI" w:cs="Segoe UI"/>
+          <w:color w:val="0F1115"/>
+        </w:rPr>
+        <w:t>Generating the test data was one of the more challenging parts, but the Python script worked well in the end, giving us a consistent dataset of 45 patients and 51 admissions to work with. Finally, writing the 20 queries was a good way to see if our design actually held up. By using complex joins and subqueries to answer realistic questions—like tracking ICU transfers or finding patients with multiple diagnoses—we were able to confirm that the database is structured correctly and can handle real analytical tasks.</w:t>
+      </w:r>
+    </w:p>
+    <w:p/>
+    <w:p/>
+    <w:p/>
+    <w:p>
+      <w:pPr>
+        <w:rPr>
+          <w:lang w:val="en-US"/>
+        </w:rPr>
+      </w:pPr>
     </w:p>
     <w:p>
       <w:pPr>
@@ -4660,7 +2955,9 @@
           <w:szCs w:val="40"/>
         </w:rPr>
       </w:pPr>
-      <w:bookmarkStart w:id="14" w:name="_Toc242913045"/>
+      <w:bookmarkStart w:id="16" w:name="_Toc242913048"/>
+      <w:bookmarkStart w:id="17" w:name="_Ref243032483"/>
+      <w:bookmarkStart w:id="18" w:name="_Toc243036273"/>
       <w:r>
         <w:br w:type="page"/>
       </w:r>
@@ -4669,338 +2966,23 @@
       <w:pPr>
         <w:pStyle w:val="Heading1"/>
       </w:pPr>
-      <w:bookmarkStart w:id="15" w:name="_Toc243036270"/>
       <w:r>
         <w:lastRenderedPageBreak/>
-        <w:t>Submitted Files</w:t>
-      </w:r>
-      <w:bookmarkEnd w:id="14"/>
-      <w:bookmarkEnd w:id="15"/>
-    </w:p>
-    <w:p>
-      <w:r>
-        <w:t>| File | Purpose |</w:t>
-      </w:r>
-    </w:p>
-    <w:p>
-      <w:r>
-        <w:t xml:space="preserve">| </w:t>
-      </w:r>
-      <w:r>
+        <w:t>Appendix A — Individual Query Screenshots</w:t>
+      </w:r>
+      <w:bookmarkEnd w:id="16"/>
+      <w:bookmarkEnd w:id="17"/>
+      <w:bookmarkEnd w:id="18"/>
+    </w:p>
+    <w:p>
+      <w:pPr>
         <w:rPr>
           <w:i/>
           <w:iCs/>
         </w:rPr>
-        <w:t>TablesCreation.sql</w:t>
-      </w:r>
-      <w:r>
-        <w:t xml:space="preserve"> | Creates all 14 tables and defines their constraints. |</w:t>
-      </w:r>
-    </w:p>
-    <w:p>
-      <w:r>
-        <w:t xml:space="preserve">| </w:t>
-      </w:r>
-      <w:r>
-        <w:rPr>
-          <w:i/>
-          <w:iCs/>
-        </w:rPr>
-        <w:t>generate_data.py</w:t>
-      </w:r>
-      <w:r>
-        <w:t xml:space="preserve"> | Generates the database INSERT statements. |</w:t>
-      </w:r>
-    </w:p>
-    <w:p>
-      <w:r>
-        <w:t xml:space="preserve">| </w:t>
-      </w:r>
-      <w:r>
-        <w:rPr>
-          <w:i/>
-          <w:iCs/>
-        </w:rPr>
-        <w:t>populate_all_hospital.sql</w:t>
-      </w:r>
-      <w:r>
-        <w:t xml:space="preserve"> | Populates the database with the complete sample dataset. |</w:t>
-      </w:r>
-    </w:p>
-    <w:p>
-      <w:r>
-        <w:t xml:space="preserve">| </w:t>
-      </w:r>
-      <w:r>
-        <w:rPr>
-          <w:i/>
-          <w:iCs/>
-        </w:rPr>
-        <w:t>FirstPart.sql</w:t>
-      </w:r>
-      <w:r>
-        <w:t xml:space="preserve"> | Contains the final 20 SQL queries, Q1–Q20. |</w:t>
-      </w:r>
-    </w:p>
-    <w:p>
-      <w:r>
-        <w:t xml:space="preserve">| </w:t>
-      </w:r>
-      <w:r>
-        <w:rPr>
-          <w:i/>
-          <w:iCs/>
-        </w:rPr>
-        <w:t>CheckTables.sql</w:t>
-      </w:r>
-      <w:r>
-        <w:t xml:space="preserve"> | Verifies table contents and expected row counts. |</w:t>
-      </w:r>
-    </w:p>
-    <w:p>
-      <w:r>
-        <w:t>| ER diagram (. drawio / .png) | Presents the entity-relationship model. |</w:t>
-      </w:r>
-    </w:p>
-    <w:p>
-      <w:r>
-        <w:t xml:space="preserve">| </w:t>
-      </w:r>
-      <w:r>
-        <w:rPr>
-          <w:i/>
-          <w:iCs/>
-        </w:rPr>
-        <w:t>README.md</w:t>
-      </w:r>
-      <w:r>
-        <w:t xml:space="preserve"> | Explains how to reproduce the database. |</w:t>
-      </w:r>
-    </w:p>
-    <w:p>
-      <w:pPr>
-        <w:rPr>
-          <w:rFonts w:ascii="Play" w:eastAsia="Play" w:hAnsi="Play" w:cs="Play"/>
-          <w:color w:val="0F4761"/>
-          <w:sz w:val="40"/>
-          <w:szCs w:val="40"/>
-        </w:rPr>
-      </w:pPr>
-      <w:bookmarkStart w:id="16" w:name="_Toc242913046"/>
-      <w:r>
-        <w:br w:type="page"/>
-      </w:r>
-    </w:p>
-    <w:p>
-      <w:pPr>
-        <w:pStyle w:val="Heading1"/>
-      </w:pPr>
-      <w:bookmarkStart w:id="17" w:name="_Toc243036271"/>
-      <w:r>
-        <w:lastRenderedPageBreak/>
-        <w:t>Reproduction Steps</w:t>
-      </w:r>
-      <w:bookmarkEnd w:id="16"/>
-      <w:bookmarkEnd w:id="17"/>
-    </w:p>
-    <w:p>
-      <w:r>
-        <w:t xml:space="preserve">1. Create an empty PostgreSQL database named </w:t>
-      </w:r>
-      <w:r>
-        <w:rPr>
-          <w:i/>
-          <w:iCs/>
-        </w:rPr>
-        <w:t>Superbase HMS</w:t>
-      </w:r>
-      <w:r>
-        <w:t>.</w:t>
-      </w:r>
-    </w:p>
-    <w:p>
-      <w:r>
-        <w:t xml:space="preserve">2. Run </w:t>
-      </w:r>
-      <w:r>
-        <w:rPr>
-          <w:i/>
-          <w:iCs/>
-        </w:rPr>
-        <w:t>TablesCreation.sql</w:t>
-      </w:r>
-      <w:r>
-        <w:t xml:space="preserve"> to create the database schema.</w:t>
-      </w:r>
-    </w:p>
-    <w:p>
-      <w:r>
-        <w:t xml:space="preserve">3. Run </w:t>
-      </w:r>
-      <w:r>
-        <w:rPr>
-          <w:i/>
-          <w:iCs/>
-        </w:rPr>
-        <w:t>populate_all_hospital.sql</w:t>
-      </w:r>
-      <w:r>
-        <w:t xml:space="preserve"> to load the sample data.</w:t>
-      </w:r>
-    </w:p>
-    <w:p>
-      <w:r>
-        <w:t xml:space="preserve">4. Run </w:t>
-      </w:r>
-      <w:r>
-        <w:rPr>
-          <w:i/>
-          <w:iCs/>
-        </w:rPr>
-        <w:t>CheckTables.sql</w:t>
-      </w:r>
-      <w:r>
-        <w:t xml:space="preserve"> and verify the expected row counts.</w:t>
-      </w:r>
-    </w:p>
-    <w:p>
-      <w:r>
-        <w:t xml:space="preserve">5. Run Q1 through Q20 from </w:t>
-      </w:r>
-      <w:r>
-        <w:rPr>
-          <w:i/>
-          <w:iCs/>
-        </w:rPr>
-        <w:t>FirstPart.sql</w:t>
-      </w:r>
-      <w:r>
-        <w:t>.</w:t>
-      </w:r>
-    </w:p>
-    <w:p>
-      <w:pPr>
-        <w:pStyle w:val="Heading1"/>
-      </w:pPr>
-      <w:bookmarkStart w:id="18" w:name="_Toc242913047"/>
-      <w:bookmarkStart w:id="19" w:name="_Toc243036272"/>
-      <w:r>
-        <w:t>Conclusion</w:t>
-      </w:r>
-      <w:bookmarkEnd w:id="18"/>
+      </w:pPr>
+      <w:bookmarkStart w:id="19" w:name="bookmark=id.i2itvbtd1fgt" w:colFirst="0" w:colLast="0"/>
       <w:bookmarkEnd w:id="19"/>
-    </w:p>
-    <w:p>
-      <w:pPr>
-        <w:keepNext/>
-        <w:keepLines/>
-        <w:rPr>
-          <w:lang w:val="en-US"/>
-        </w:rPr>
-      </w:pPr>
-      <w:r>
-        <w:rPr>
-          <w:lang w:val="en-US"/>
-        </w:rPr>
-        <w:t xml:space="preserve">The project team successfully designed, mapped, and deployed a robust, normalized </w:t>
-      </w:r>
-      <w:r>
-        <w:rPr>
-          <w:b/>
-          <w:bCs/>
-          <w:lang w:val="en-US"/>
-        </w:rPr>
-        <w:t>14-table Hospital Management System (HMS)</w:t>
-      </w:r>
-      <w:r>
-        <w:rPr>
-          <w:lang w:val="en-US"/>
-        </w:rPr>
-        <w:t xml:space="preserve"> database operating natively in PostgreSQL. The final database schema satisfies all structural design constraints for </w:t>
-      </w:r>
-      <w:r>
-        <w:rPr>
-          <w:b/>
-          <w:bCs/>
-          <w:lang w:val="en-US"/>
-        </w:rPr>
-        <w:t>Third Normal Form (3NF)</w:t>
-      </w:r>
-      <w:r>
-        <w:rPr>
-          <w:lang w:val="en-US"/>
-        </w:rPr>
-        <w:t>, effectively eliminating data redundancies and ensuring absolute referential integrity across all relational pathways. By utilizing a deterministic Python-engineered data generation framework, the system was populated with a realistic, fully reproducible dataset of 45 distinct patients and 51 clinical encounters.</w:t>
-      </w:r>
-    </w:p>
-    <w:p>
-      <w:pPr>
-        <w:keepNext/>
-        <w:keepLines/>
-        <w:rPr>
-          <w:lang w:val="en-US"/>
-        </w:rPr>
-      </w:pPr>
-      <w:r>
-        <w:rPr>
-          <w:lang w:val="en-US"/>
-        </w:rPr>
-        <w:t xml:space="preserve">The analytical capabilities and practical utility of the architecture were thoroughly validated through the execution of 20 complex SQL queries utilizing multi-table JOIN operations, conditional aggregations, subqueries, and Common Table Expressions (CTEs). </w:t>
-      </w:r>
-    </w:p>
-    <w:p>
-      <w:pPr>
-        <w:rPr>
-          <w:lang w:val="en-US"/>
-        </w:rPr>
-      </w:pPr>
-    </w:p>
-    <w:p/>
-    <w:p/>
-    <w:p>
-      <w:pPr>
-        <w:rPr>
-          <w:lang w:val="en-US"/>
-        </w:rPr>
-      </w:pPr>
-    </w:p>
-    <w:p>
-      <w:pPr>
-        <w:rPr>
-          <w:rFonts w:ascii="Play" w:eastAsia="Play" w:hAnsi="Play" w:cs="Play"/>
-          <w:color w:val="0F4761"/>
-          <w:sz w:val="40"/>
-          <w:szCs w:val="40"/>
-        </w:rPr>
-      </w:pPr>
-      <w:bookmarkStart w:id="20" w:name="_Toc242913048"/>
-      <w:bookmarkStart w:id="21" w:name="_Ref243032483"/>
-      <w:bookmarkStart w:id="22" w:name="_Toc243036273"/>
-      <w:r>
-        <w:br w:type="page"/>
-      </w:r>
-    </w:p>
-    <w:p>
-      <w:pPr>
-        <w:pStyle w:val="Heading1"/>
-      </w:pPr>
-      <w:r>
-        <w:lastRenderedPageBreak/>
-        <w:t>Appendix A — Individual Query Screenshots</w:t>
-      </w:r>
-      <w:bookmarkEnd w:id="20"/>
-      <w:bookmarkEnd w:id="21"/>
-      <w:bookmarkEnd w:id="22"/>
-    </w:p>
-    <w:p>
-      <w:pPr>
-        <w:rPr>
-          <w:i/>
-          <w:iCs/>
-        </w:rPr>
-      </w:pPr>
-      <w:bookmarkStart w:id="23" w:name="bookmark=id.i2itvbtd1fgt" w:colFirst="0" w:colLast="0"/>
-      <w:bookmarkEnd w:id="23"/>
       <w:r>
         <w:rPr>
           <w:b/>
@@ -5034,35 +3016,57 @@
           <w:sz w:val="22"/>
           <w:szCs w:val="22"/>
         </w:rPr>
-        <w:t xml:space="preserve">List the names and admission dates of all patients who were classified as </w:t>
-      </w:r>
-      <w:proofErr w:type="gramStart"/>
-      <w:r>
+        <w:t>List the names and admission dates of all patients who were classified as high-priority</w:t>
+      </w:r>
+    </w:p>
+    <w:p>
+      <w:pPr>
+        <w:spacing w:after="0" w:line="276" w:lineRule="auto"/>
         <w:rPr>
           <w:rFonts w:ascii="Arial" w:eastAsia="Arial" w:hAnsi="Arial" w:cs="Arial"/>
           <w:sz w:val="22"/>
           <w:szCs w:val="22"/>
         </w:rPr>
-        <w:t>high-priority</w:t>
-      </w:r>
-      <w:proofErr w:type="gramEnd"/>
-    </w:p>
-    <w:p>
-      <w:pPr>
-        <w:spacing w:after="0" w:line="276" w:lineRule="auto"/>
+      </w:pPr>
+      <w:r>
         <w:rPr>
           <w:rFonts w:ascii="Arial" w:eastAsia="Arial" w:hAnsi="Arial" w:cs="Arial"/>
           <w:sz w:val="22"/>
           <w:szCs w:val="22"/>
         </w:rPr>
-      </w:pPr>
-      <w:r>
+        <w:t>emergency patients during triage.</w:t>
+      </w:r>
+    </w:p>
+    <w:p>
+      <w:pPr>
+        <w:spacing w:after="0" w:line="276" w:lineRule="auto"/>
         <w:rPr>
           <w:rFonts w:ascii="Arial" w:eastAsia="Arial" w:hAnsi="Arial" w:cs="Arial"/>
           <w:sz w:val="22"/>
           <w:szCs w:val="22"/>
         </w:rPr>
-        <w:t>emergency patients during triage.</w:t>
+      </w:pPr>
+    </w:p>
+    <w:p>
+      <w:pPr>
+        <w:spacing w:after="0" w:line="276" w:lineRule="auto"/>
+        <w:rPr>
+          <w:rFonts w:ascii="Arial" w:eastAsia="Arial" w:hAnsi="Arial" w:cs="Arial"/>
+          <w:b/>
+          <w:bCs/>
+          <w:sz w:val="22"/>
+          <w:szCs w:val="22"/>
+        </w:rPr>
+      </w:pPr>
+      <w:r>
+        <w:rPr>
+          <w:rFonts w:ascii="Arial" w:eastAsia="Arial" w:hAnsi="Arial" w:cs="Arial"/>
+          <w:b/>
+          <w:bCs/>
+          <w:sz w:val="22"/>
+          <w:szCs w:val="22"/>
+        </w:rPr>
+        <w:t>Query:</w:t>
       </w:r>
     </w:p>
     <w:p>
@@ -5077,42 +3081,10 @@
     </w:p>
     <w:p>
       <w:pPr>
-        <w:spacing w:after="0" w:line="276" w:lineRule="auto"/>
-        <w:rPr>
-          <w:rFonts w:ascii="Arial" w:eastAsia="Arial" w:hAnsi="Arial" w:cs="Arial"/>
-          <w:b/>
-          <w:bCs/>
-          <w:sz w:val="22"/>
-          <w:szCs w:val="22"/>
-        </w:rPr>
-      </w:pPr>
-      <w:r>
-        <w:rPr>
-          <w:rFonts w:ascii="Arial" w:eastAsia="Arial" w:hAnsi="Arial" w:cs="Arial"/>
-          <w:b/>
-          <w:bCs/>
-          <w:sz w:val="22"/>
-          <w:szCs w:val="22"/>
-        </w:rPr>
-        <w:t>Query:</w:t>
-      </w:r>
-    </w:p>
-    <w:p>
-      <w:pPr>
-        <w:spacing w:after="0" w:line="276" w:lineRule="auto"/>
-        <w:rPr>
-          <w:rFonts w:ascii="Arial" w:eastAsia="Arial" w:hAnsi="Arial" w:cs="Arial"/>
-          <w:sz w:val="22"/>
-          <w:szCs w:val="22"/>
-        </w:rPr>
-      </w:pPr>
-    </w:p>
-    <w:p>
-      <w:pPr>
         <w:pStyle w:val="Caption"/>
         <w:keepNext/>
       </w:pPr>
-      <w:bookmarkStart w:id="24" w:name="_Toc243035819"/>
+      <w:bookmarkStart w:id="20" w:name="_Toc243035819"/>
       <w:r>
         <w:t xml:space="preserve">Figure </w:t>
       </w:r>
@@ -5127,7 +3099,7 @@
       <w:r>
         <w:t>: Query 1</w:t>
       </w:r>
-      <w:bookmarkEnd w:id="24"/>
+      <w:bookmarkEnd w:id="20"/>
     </w:p>
     <w:p>
       <w:r>
@@ -5203,7 +3175,7 @@
         <w:pStyle w:val="Caption"/>
         <w:keepNext/>
       </w:pPr>
-      <w:bookmarkStart w:id="25" w:name="_Toc243035820"/>
+      <w:bookmarkStart w:id="21" w:name="_Toc243035820"/>
       <w:r>
         <w:t xml:space="preserve">Figure </w:t>
       </w:r>
@@ -5218,7 +3190,7 @@
       <w:r>
         <w:t>: Output Query 1</w:t>
       </w:r>
-      <w:bookmarkEnd w:id="25"/>
+      <w:bookmarkEnd w:id="21"/>
     </w:p>
     <w:p>
       <w:pPr>
@@ -5324,25 +3296,23 @@
           <w:sz w:val="22"/>
           <w:szCs w:val="22"/>
         </w:rPr>
-        <w:t xml:space="preserve"> patient p and admission a. We use </w:t>
-      </w:r>
-      <w:proofErr w:type="gramStart"/>
+        <w:t xml:space="preserve"> patient p and admission a. We use from to indicate that we are selecting from that </w:t>
+      </w:r>
       <w:r>
         <w:rPr>
           <w:rFonts w:ascii="Arial" w:eastAsia="Arial" w:hAnsi="Arial" w:cs="Arial"/>
           <w:sz w:val="22"/>
           <w:szCs w:val="22"/>
         </w:rPr>
-        <w:t>from</w:t>
-      </w:r>
-      <w:proofErr w:type="gramEnd"/>
+        <w:t>table and</w:t>
+      </w:r>
       <w:r>
         <w:rPr>
           <w:rFonts w:ascii="Arial" w:eastAsia="Arial" w:hAnsi="Arial" w:cs="Arial"/>
           <w:sz w:val="22"/>
           <w:szCs w:val="22"/>
         </w:rPr>
-        <w:t xml:space="preserve"> to indicate that we are selecting from that </w:t>
+        <w:t xml:space="preserve"> then join to find the patient that </w:t>
       </w:r>
       <w:r>
         <w:rPr>
@@ -5350,7 +3320,8 @@
           <w:sz w:val="22"/>
           <w:szCs w:val="22"/>
         </w:rPr>
-        <w:t>table and</w:t>
+        <w:lastRenderedPageBreak/>
+        <w:t>has</w:t>
       </w:r>
       <w:r>
         <w:rPr>
@@ -5358,7 +3329,7 @@
           <w:sz w:val="22"/>
           <w:szCs w:val="22"/>
         </w:rPr>
-        <w:t xml:space="preserve"> then join to find the patient that </w:t>
+        <w:t xml:space="preserve"> the same id as the admission that we are selecting. </w:t>
       </w:r>
       <w:r>
         <w:rPr>
@@ -5366,8 +3337,7 @@
           <w:sz w:val="22"/>
           <w:szCs w:val="22"/>
         </w:rPr>
-        <w:lastRenderedPageBreak/>
-        <w:t>has</w:t>
+        <w:t xml:space="preserve">We </w:t>
       </w:r>
       <w:r>
         <w:rPr>
@@ -5375,7 +3345,7 @@
           <w:sz w:val="22"/>
           <w:szCs w:val="22"/>
         </w:rPr>
-        <w:t xml:space="preserve"> the same id as the admission that we are selecting. </w:t>
+        <w:t xml:space="preserve">then </w:t>
       </w:r>
       <w:r>
         <w:rPr>
@@ -5383,7 +3353,7 @@
           <w:sz w:val="22"/>
           <w:szCs w:val="22"/>
         </w:rPr>
-        <w:t xml:space="preserve">We </w:t>
+        <w:t>select</w:t>
       </w:r>
       <w:r>
         <w:rPr>
@@ -5391,7 +3361,7 @@
           <w:sz w:val="22"/>
           <w:szCs w:val="22"/>
         </w:rPr>
-        <w:t xml:space="preserve">then </w:t>
+        <w:t xml:space="preserve"> these patients and </w:t>
       </w:r>
       <w:r>
         <w:rPr>
@@ -5399,7 +3369,7 @@
           <w:sz w:val="22"/>
           <w:szCs w:val="22"/>
         </w:rPr>
-        <w:t>select</w:t>
+        <w:t>use</w:t>
       </w:r>
       <w:r>
         <w:rPr>
@@ -5407,7 +3377,7 @@
           <w:sz w:val="22"/>
           <w:szCs w:val="22"/>
         </w:rPr>
-        <w:t xml:space="preserve"> these patients and </w:t>
+        <w:t xml:space="preserve"> them to find the names. Then, same logic but for the triage assessment. We find the triage assessment that </w:t>
       </w:r>
       <w:r>
         <w:rPr>
@@ -5415,7 +3385,7 @@
           <w:sz w:val="22"/>
           <w:szCs w:val="22"/>
         </w:rPr>
-        <w:t>use</w:t>
+        <w:t>has</w:t>
       </w:r>
       <w:r>
         <w:rPr>
@@ -5423,7 +3393,7 @@
           <w:sz w:val="22"/>
           <w:szCs w:val="22"/>
         </w:rPr>
-        <w:t xml:space="preserve"> them to find the names. Then, same logic but for the triage assessment. We find the triage assessment that </w:t>
+        <w:t xml:space="preserve"> the same id as the admission/patient and then, as a condition we are selecting only those that have their triage priority level to high</w:t>
       </w:r>
       <w:r>
         <w:rPr>
@@ -5431,7 +3401,7 @@
           <w:sz w:val="22"/>
           <w:szCs w:val="22"/>
         </w:rPr>
-        <w:t>has</w:t>
+        <w:t>-</w:t>
       </w:r>
       <w:r>
         <w:rPr>
@@ -5439,48 +3409,50 @@
           <w:sz w:val="22"/>
           <w:szCs w:val="22"/>
         </w:rPr>
-        <w:t xml:space="preserve"> the same id as the admission/patient and then, as a condition we are selecting only those that have their triage priority level to high</w:t>
-      </w:r>
-      <w:r>
+        <w:t xml:space="preserve">priority emergency. We are putting the triage in SELECT since we only want to show the name and admission date/time. </w:t>
+      </w:r>
+    </w:p>
+    <w:p>
+      <w:pPr>
+        <w:rPr>
+          <w:i/>
+          <w:iCs/>
+        </w:rPr>
+      </w:pPr>
+      <w:r>
+        <w:rPr>
+          <w:b/>
+          <w:bCs/>
+        </w:rPr>
+        <w:t xml:space="preserve">Q2: </w:t>
+      </w:r>
+      <w:r>
+        <w:t>[Zachary</w:t>
+      </w:r>
+      <w:r>
+        <w:rPr>
+          <w:i/>
+          <w:iCs/>
+        </w:rPr>
+        <w:t>]</w:t>
+      </w:r>
+    </w:p>
+    <w:p>
+      <w:pPr>
+        <w:spacing w:after="0" w:line="276" w:lineRule="auto"/>
         <w:rPr>
           <w:rFonts w:ascii="Arial" w:eastAsia="Arial" w:hAnsi="Arial" w:cs="Arial"/>
           <w:sz w:val="22"/>
           <w:szCs w:val="22"/>
         </w:rPr>
-        <w:t>-</w:t>
-      </w:r>
+      </w:pPr>
       <w:r>
         <w:rPr>
           <w:rFonts w:ascii="Arial" w:eastAsia="Arial" w:hAnsi="Arial" w:cs="Arial"/>
           <w:sz w:val="22"/>
           <w:szCs w:val="22"/>
         </w:rPr>
-        <w:t xml:space="preserve">priority emergency. We are putting the triage in SELECT since we only want to show the name and admission date/time. </w:t>
-      </w:r>
-    </w:p>
-    <w:p>
-      <w:pPr>
-        <w:rPr>
-          <w:i/>
-          <w:iCs/>
-        </w:rPr>
-      </w:pPr>
-      <w:r>
-        <w:rPr>
-          <w:b/>
-          <w:bCs/>
-        </w:rPr>
-        <w:t xml:space="preserve">Q2: </w:t>
-      </w:r>
-      <w:r>
-        <w:t>[Zachary</w:t>
-      </w:r>
-      <w:r>
-        <w:rPr>
-          <w:i/>
-          <w:iCs/>
-        </w:rPr>
-        <w:t>]</w:t>
+        <w:t>Find all patients who had more than three hospital admissions. Display the</w:t>
       </w:r>
     </w:p>
     <w:p>
@@ -5498,7 +3470,7 @@
           <w:sz w:val="22"/>
           <w:szCs w:val="22"/>
         </w:rPr>
-        <w:t>Find all patients who had more than three hospital admissions. Display the</w:t>
+        <w:t>patient identifier, patient name, and total number of admissions.</w:t>
       </w:r>
     </w:p>
     <w:p>
@@ -5506,37 +3478,19 @@
         <w:spacing w:after="0" w:line="276" w:lineRule="auto"/>
         <w:rPr>
           <w:rFonts w:ascii="Arial" w:eastAsia="Arial" w:hAnsi="Arial" w:cs="Arial"/>
+          <w:b/>
+          <w:bCs/>
           <w:sz w:val="22"/>
           <w:szCs w:val="22"/>
         </w:rPr>
       </w:pPr>
-      <w:r>
-        <w:rPr>
-          <w:rFonts w:ascii="Arial" w:eastAsia="Arial" w:hAnsi="Arial" w:cs="Arial"/>
-          <w:sz w:val="22"/>
-          <w:szCs w:val="22"/>
-        </w:rPr>
-        <w:t>patient identifier, patient name, and total number of admissions.</w:t>
-      </w:r>
-    </w:p>
-    <w:p>
-      <w:pPr>
-        <w:spacing w:after="0" w:line="276" w:lineRule="auto"/>
-        <w:rPr>
-          <w:rFonts w:ascii="Arial" w:eastAsia="Arial" w:hAnsi="Arial" w:cs="Arial"/>
-          <w:b/>
-          <w:bCs/>
-          <w:sz w:val="22"/>
-          <w:szCs w:val="22"/>
-        </w:rPr>
-      </w:pPr>
     </w:p>
     <w:p>
       <w:pPr>
         <w:pStyle w:val="Caption"/>
         <w:keepNext/>
       </w:pPr>
-      <w:bookmarkStart w:id="26" w:name="_Toc243035821"/>
+      <w:bookmarkStart w:id="22" w:name="_Toc243035821"/>
       <w:r>
         <w:t xml:space="preserve">Figure </w:t>
       </w:r>
@@ -5551,7 +3505,7 @@
       <w:r>
         <w:t>: Query 2</w:t>
       </w:r>
-      <w:bookmarkEnd w:id="26"/>
+      <w:bookmarkEnd w:id="22"/>
     </w:p>
     <w:p>
       <w:pPr>
@@ -5660,7 +3614,7 @@
         <w:pStyle w:val="Caption"/>
         <w:keepNext/>
       </w:pPr>
-      <w:bookmarkStart w:id="27" w:name="_Toc243035822"/>
+      <w:bookmarkStart w:id="23" w:name="_Toc243035822"/>
       <w:r>
         <w:t xml:space="preserve">Figure </w:t>
       </w:r>
@@ -5675,7 +3629,7 @@
       <w:r>
         <w:t>: Output Query 2</w:t>
       </w:r>
-      <w:bookmarkEnd w:id="27"/>
+      <w:bookmarkEnd w:id="23"/>
     </w:p>
     <w:p>
       <w:pPr>
@@ -5786,77 +3740,116 @@
           <w:sz w:val="22"/>
           <w:szCs w:val="22"/>
         </w:rPr>
-        <w:t xml:space="preserve">. For that we use count on the admission id from the patient </w:t>
-      </w:r>
-      <w:proofErr w:type="gramStart"/>
+        <w:t xml:space="preserve">. For that we use count on the admission id from the patient p and we display is as total_admissions. Then we use join to only show the admission where the patient id’s are the same. And </w:t>
+      </w:r>
       <w:r>
         <w:rPr>
           <w:rFonts w:ascii="Arial" w:eastAsia="Arial" w:hAnsi="Arial" w:cs="Arial"/>
           <w:sz w:val="22"/>
           <w:szCs w:val="22"/>
         </w:rPr>
-        <w:t>p</w:t>
-      </w:r>
-      <w:proofErr w:type="gramEnd"/>
+        <w:t>finally,</w:t>
+      </w:r>
       <w:r>
         <w:rPr>
           <w:rFonts w:ascii="Arial" w:eastAsia="Arial" w:hAnsi="Arial" w:cs="Arial"/>
           <w:sz w:val="22"/>
           <w:szCs w:val="22"/>
         </w:rPr>
-        <w:t xml:space="preserve"> and we display </w:t>
-      </w:r>
-      <w:proofErr w:type="gramStart"/>
+        <w:t xml:space="preserve"> we use group to merge all the rows with the same patient id into one row that displays the total number of </w:t>
+      </w:r>
       <w:r>
         <w:rPr>
           <w:rFonts w:ascii="Arial" w:eastAsia="Arial" w:hAnsi="Arial" w:cs="Arial"/>
           <w:sz w:val="22"/>
           <w:szCs w:val="22"/>
         </w:rPr>
-        <w:t>is</w:t>
-      </w:r>
-      <w:proofErr w:type="gramEnd"/>
+        <w:t>admissions</w:t>
+      </w:r>
       <w:r>
         <w:rPr>
           <w:rFonts w:ascii="Arial" w:eastAsia="Arial" w:hAnsi="Arial" w:cs="Arial"/>
           <w:sz w:val="22"/>
           <w:szCs w:val="22"/>
         </w:rPr>
-        <w:t xml:space="preserve"> as total_admissions. Then we use join to only show the admission where the patient </w:t>
-      </w:r>
-      <w:proofErr w:type="gramStart"/>
-      <w:r>
+        <w:t>. The having will then be the condition for the query. (more than 3 admissions)</w:t>
+      </w:r>
+    </w:p>
+    <w:p>
+      <w:pPr>
+        <w:rPr>
+          <w:b/>
+          <w:bCs/>
+        </w:rPr>
+      </w:pPr>
+      <w:r>
+        <w:rPr>
+          <w:b/>
+          <w:bCs/>
+        </w:rPr>
+        <w:br w:type="page"/>
+      </w:r>
+    </w:p>
+    <w:p>
+      <w:pPr>
+        <w:rPr>
+          <w:i/>
+          <w:iCs/>
+        </w:rPr>
+      </w:pPr>
+      <w:r>
+        <w:rPr>
+          <w:b/>
+          <w:bCs/>
+        </w:rPr>
+        <w:lastRenderedPageBreak/>
+        <w:t xml:space="preserve">Q3: </w:t>
+      </w:r>
+      <w:r>
+        <w:t>[Zachary</w:t>
+      </w:r>
+      <w:r>
+        <w:rPr>
+          <w:i/>
+          <w:iCs/>
+        </w:rPr>
+        <w:t>]</w:t>
+      </w:r>
+    </w:p>
+    <w:p>
+      <w:pPr>
+        <w:spacing w:after="0" w:line="276" w:lineRule="auto"/>
         <w:rPr>
           <w:rFonts w:ascii="Arial" w:eastAsia="Arial" w:hAnsi="Arial" w:cs="Arial"/>
           <w:sz w:val="22"/>
           <w:szCs w:val="22"/>
         </w:rPr>
-        <w:t>id’s</w:t>
-      </w:r>
-      <w:proofErr w:type="gramEnd"/>
+      </w:pPr>
       <w:r>
         <w:rPr>
           <w:rFonts w:ascii="Arial" w:eastAsia="Arial" w:hAnsi="Arial" w:cs="Arial"/>
           <w:sz w:val="22"/>
           <w:szCs w:val="22"/>
         </w:rPr>
-        <w:t xml:space="preserve"> are the same. And </w:t>
-      </w:r>
-      <w:r>
+        <w:t>Retrieve the names, admission dates, and discharge dates of patients who were dis-</w:t>
+      </w:r>
+    </w:p>
+    <w:p>
+      <w:pPr>
+        <w:spacing w:after="0" w:line="276" w:lineRule="auto"/>
         <w:rPr>
           <w:rFonts w:ascii="Arial" w:eastAsia="Arial" w:hAnsi="Arial" w:cs="Arial"/>
           <w:sz w:val="22"/>
           <w:szCs w:val="22"/>
         </w:rPr>
-        <w:t>finally,</w:t>
-      </w:r>
+      </w:pPr>
       <w:r>
         <w:rPr>
           <w:rFonts w:ascii="Arial" w:eastAsia="Arial" w:hAnsi="Arial" w:cs="Arial"/>
           <w:sz w:val="22"/>
           <w:szCs w:val="22"/>
         </w:rPr>
-        <w:t xml:space="preserve"> we use group to merge all the rows with the same patient id into one row that displays the total number of </w:t>
+        <w:t xml:space="preserve">charged without undergoing any surgical procedure during </w:t>
       </w:r>
       <w:r>
         <w:rPr>
@@ -5864,7 +3857,7 @@
           <w:sz w:val="22"/>
           <w:szCs w:val="22"/>
         </w:rPr>
-        <w:t>admissions</w:t>
+        <w:t>admission</w:t>
       </w:r>
       <w:r>
         <w:rPr>
@@ -5872,48 +3865,7 @@
           <w:sz w:val="22"/>
           <w:szCs w:val="22"/>
         </w:rPr>
-        <w:t>. The having will then be the condition for the query. (more than 3 admissions)</w:t>
-      </w:r>
-    </w:p>
-    <w:p>
-      <w:pPr>
-        <w:rPr>
-          <w:b/>
-          <w:bCs/>
-        </w:rPr>
-      </w:pPr>
-      <w:r>
-        <w:rPr>
-          <w:b/>
-          <w:bCs/>
-        </w:rPr>
-        <w:br w:type="page"/>
-      </w:r>
-    </w:p>
-    <w:p>
-      <w:pPr>
-        <w:rPr>
-          <w:i/>
-          <w:iCs/>
-        </w:rPr>
-      </w:pPr>
-      <w:r>
-        <w:rPr>
-          <w:b/>
-          <w:bCs/>
-        </w:rPr>
-        <w:lastRenderedPageBreak/>
-        <w:t xml:space="preserve">Q3: </w:t>
-      </w:r>
-      <w:r>
-        <w:t>[Zachary</w:t>
-      </w:r>
-      <w:r>
-        <w:rPr>
-          <w:i/>
-          <w:iCs/>
-        </w:rPr>
-        <w:t>]</w:t>
+        <w:t>.</w:t>
       </w:r>
     </w:p>
     <w:p>
@@ -5925,91 +3877,39 @@
           <w:szCs w:val="22"/>
         </w:rPr>
       </w:pPr>
-      <w:r>
+    </w:p>
+    <w:p>
+      <w:pPr>
+        <w:spacing w:after="0" w:line="276" w:lineRule="auto"/>
         <w:rPr>
           <w:rFonts w:ascii="Arial" w:eastAsia="Arial" w:hAnsi="Arial" w:cs="Arial"/>
+          <w:b/>
+          <w:bCs/>
           <w:sz w:val="22"/>
           <w:szCs w:val="22"/>
         </w:rPr>
-        <w:t>Retrieve the names, admission dates, and discharge dates of patients who were dis-</w:t>
-      </w:r>
-    </w:p>
-    <w:p>
-      <w:pPr>
-        <w:spacing w:after="0" w:line="276" w:lineRule="auto"/>
+      </w:pPr>
+      <w:r>
         <w:rPr>
           <w:rFonts w:ascii="Arial" w:eastAsia="Arial" w:hAnsi="Arial" w:cs="Arial"/>
+          <w:b/>
+          <w:bCs/>
           <w:sz w:val="22"/>
           <w:szCs w:val="22"/>
         </w:rPr>
-      </w:pPr>
-      <w:r>
+        <w:t>Query:</w:t>
+      </w:r>
+    </w:p>
+    <w:p>
+      <w:pPr>
+        <w:spacing w:after="0" w:line="276" w:lineRule="auto"/>
         <w:rPr>
           <w:rFonts w:ascii="Arial" w:eastAsia="Arial" w:hAnsi="Arial" w:cs="Arial"/>
+          <w:b/>
+          <w:bCs/>
           <w:sz w:val="22"/>
           <w:szCs w:val="22"/>
         </w:rPr>
-        <w:t xml:space="preserve">charged without undergoing any surgical procedure during </w:t>
-      </w:r>
-      <w:r>
-        <w:rPr>
-          <w:rFonts w:ascii="Arial" w:eastAsia="Arial" w:hAnsi="Arial" w:cs="Arial"/>
-          <w:sz w:val="22"/>
-          <w:szCs w:val="22"/>
-        </w:rPr>
-        <w:t>admission</w:t>
-      </w:r>
-      <w:r>
-        <w:rPr>
-          <w:rFonts w:ascii="Arial" w:eastAsia="Arial" w:hAnsi="Arial" w:cs="Arial"/>
-          <w:sz w:val="22"/>
-          <w:szCs w:val="22"/>
-        </w:rPr>
-        <w:t>.</w:t>
-      </w:r>
-    </w:p>
-    <w:p>
-      <w:pPr>
-        <w:spacing w:after="0" w:line="276" w:lineRule="auto"/>
-        <w:rPr>
-          <w:rFonts w:ascii="Arial" w:eastAsia="Arial" w:hAnsi="Arial" w:cs="Arial"/>
-          <w:sz w:val="22"/>
-          <w:szCs w:val="22"/>
-        </w:rPr>
-      </w:pPr>
-    </w:p>
-    <w:p>
-      <w:pPr>
-        <w:spacing w:after="0" w:line="276" w:lineRule="auto"/>
-        <w:rPr>
-          <w:rFonts w:ascii="Arial" w:eastAsia="Arial" w:hAnsi="Arial" w:cs="Arial"/>
-          <w:b/>
-          <w:bCs/>
-          <w:sz w:val="22"/>
-          <w:szCs w:val="22"/>
-        </w:rPr>
-      </w:pPr>
-      <w:r>
-        <w:rPr>
-          <w:rFonts w:ascii="Arial" w:eastAsia="Arial" w:hAnsi="Arial" w:cs="Arial"/>
-          <w:b/>
-          <w:bCs/>
-          <w:sz w:val="22"/>
-          <w:szCs w:val="22"/>
-        </w:rPr>
-        <w:t>Query:</w:t>
-      </w:r>
-    </w:p>
-    <w:p>
-      <w:pPr>
-        <w:spacing w:after="0" w:line="276" w:lineRule="auto"/>
-        <w:rPr>
-          <w:rFonts w:ascii="Arial" w:eastAsia="Arial" w:hAnsi="Arial" w:cs="Arial"/>
-          <w:b/>
-          <w:bCs/>
-          <w:sz w:val="22"/>
-          <w:szCs w:val="22"/>
-        </w:rPr>
       </w:pPr>
     </w:p>
     <w:p>
@@ -6017,7 +3917,7 @@
         <w:pStyle w:val="Caption"/>
         <w:keepNext/>
       </w:pPr>
-      <w:bookmarkStart w:id="28" w:name="_Toc243035823"/>
+      <w:bookmarkStart w:id="24" w:name="_Toc243035823"/>
       <w:r>
         <w:t xml:space="preserve">Figure </w:t>
       </w:r>
@@ -6032,7 +3932,7 @@
       <w:r>
         <w:t>: Query 3</w:t>
       </w:r>
-      <w:bookmarkEnd w:id="28"/>
+      <w:bookmarkEnd w:id="24"/>
     </w:p>
     <w:p>
       <w:pPr>
@@ -6119,7 +4019,7 @@
         <w:pStyle w:val="Caption"/>
         <w:keepNext/>
       </w:pPr>
-      <w:bookmarkStart w:id="29" w:name="_Toc243035824"/>
+      <w:bookmarkStart w:id="25" w:name="_Toc243035824"/>
       <w:r>
         <w:t xml:space="preserve">Figure </w:t>
       </w:r>
@@ -6134,7 +4034,7 @@
       <w:r>
         <w:t>: Output Query 3</w:t>
       </w:r>
-      <w:bookmarkEnd w:id="29"/>
+      <w:bookmarkEnd w:id="25"/>
     </w:p>
     <w:p>
       <w:pPr>
@@ -6362,7 +4262,7 @@
         <w:pStyle w:val="Caption"/>
         <w:keepNext/>
       </w:pPr>
-      <w:bookmarkStart w:id="30" w:name="_Toc243035825"/>
+      <w:bookmarkStart w:id="26" w:name="_Toc243035825"/>
       <w:r>
         <w:t xml:space="preserve">Figure </w:t>
       </w:r>
@@ -6377,7 +4277,7 @@
       <w:r>
         <w:t>: Query 4</w:t>
       </w:r>
-      <w:bookmarkEnd w:id="30"/>
+      <w:bookmarkEnd w:id="26"/>
     </w:p>
     <w:p>
       <w:pPr>
@@ -6474,7 +4374,7 @@
         <w:pStyle w:val="Caption"/>
         <w:keepNext/>
       </w:pPr>
-      <w:bookmarkStart w:id="31" w:name="_Toc243035826"/>
+      <w:bookmarkStart w:id="27" w:name="_Toc243035826"/>
       <w:r>
         <w:t xml:space="preserve">Figure </w:t>
       </w:r>
@@ -6489,7 +4389,7 @@
       <w:r>
         <w:t>: Output Query 4</w:t>
       </w:r>
-      <w:bookmarkEnd w:id="31"/>
+      <w:bookmarkEnd w:id="27"/>
     </w:p>
     <w:p>
       <w:pPr>
@@ -6650,25 +4550,7 @@
           <w:i/>
           <w:iCs/>
         </w:rPr>
-        <w:t xml:space="preserve"> the patient id. After that, for the diagnostic order, </w:t>
-      </w:r>
-      <w:proofErr w:type="spellStart"/>
-      <w:proofErr w:type="gramStart"/>
-      <w:r>
-        <w:rPr>
-          <w:i/>
-          <w:iCs/>
-        </w:rPr>
-        <w:t>its</w:t>
-      </w:r>
-      <w:proofErr w:type="spellEnd"/>
-      <w:proofErr w:type="gramEnd"/>
-      <w:r>
-        <w:rPr>
-          <w:i/>
-          <w:iCs/>
-        </w:rPr>
-        <w:t xml:space="preserve"> the admissions id. Th</w:t>
+        <w:t xml:space="preserve"> the patient id. After that, for the diagnostic order, its the admissions id. Th</w:t>
       </w:r>
     </w:p>
     <w:p>
@@ -7053,21 +4935,7 @@
         <w:rPr>
           <w:color w:val="000000"/>
         </w:rPr>
-        <w:t xml:space="preserve">to calculate the average length of stay for each unit. Stays without </w:t>
-      </w:r>
-      <w:proofErr w:type="gramStart"/>
-      <w:r>
-        <w:rPr>
-          <w:color w:val="000000"/>
-        </w:rPr>
-        <w:t>an exit</w:t>
-      </w:r>
-      <w:proofErr w:type="gramEnd"/>
-      <w:r>
-        <w:rPr>
-          <w:color w:val="000000"/>
-        </w:rPr>
-        <w:t xml:space="preserve"> time are excluded because they are not completed.</w:t>
+        <w:t>to calculate the average length of stay for each unit. Stays without an exit time are excluded because they are not completed.</w:t>
       </w:r>
     </w:p>
     <w:p/>
@@ -7359,45 +5227,21 @@
           <w:b/>
           <w:bCs/>
         </w:rPr>
-        <w:t>Logic</w:t>
-      </w:r>
-      <w:proofErr w:type="gramStart"/>
+        <w:t>Logic:</w:t>
+      </w:r>
       <w:r>
         <w:rPr>
           <w:rFonts w:ascii="LMRoman12-Regular" w:eastAsia="LMRoman12-Regular" w:hAnsi="LMRoman12-Regular" w:cs="LMRoman12-Regular"/>
           <w:b/>
           <w:bCs/>
         </w:rPr>
-        <w:t>:</w:t>
-      </w:r>
-      <w:r>
-        <w:rPr>
-          <w:rFonts w:ascii="LMRoman12-Regular" w:eastAsia="LMRoman12-Regular" w:hAnsi="LMRoman12-Regular" w:cs="LMRoman12-Regular"/>
-          <w:b/>
-          <w:bCs/>
-        </w:rPr>
         <w:t xml:space="preserve"> </w:t>
       </w:r>
       <w:r>
         <w:rPr>
-          <w:rFonts w:eastAsia="LMRoman12-Regular" w:cs="LMRoman12-Regular"/>
-          <w:b/>
-          <w:bCs/>
-        </w:rPr>
-        <w:t xml:space="preserve"> </w:t>
-      </w:r>
-      <w:r>
-        <w:rPr>
           <w:color w:val="000000"/>
         </w:rPr>
-        <w:t>The</w:t>
-      </w:r>
-      <w:proofErr w:type="gramEnd"/>
-      <w:r>
-        <w:rPr>
-          <w:color w:val="000000"/>
-        </w:rPr>
-        <w:t xml:space="preserve"> query joins patients with their admissions, surgical procedures, and critical care stays. It keeps only ICU or CCU stays and checks that the surgical procedure occurred before the unit entry time during the same admission. The result displays the patient, procedure time, unit type, and ICU/CCU entry time.</w:t>
+        <w:t>The query joins patients with their admissions, surgical procedures, and critical care stays. It keeps only ICU or CCU stays and checks that the surgical procedure occurred before the unit entry time during the same admission. The result displays the patient, procedure time, unit type, and ICU/CCU entry time.</w:t>
       </w:r>
     </w:p>
     <w:p>
@@ -7981,19 +5825,7 @@
         <w:rPr>
           <w:color w:val="000000"/>
         </w:rPr>
-        <w:t xml:space="preserve">The query joins patients </w:t>
-      </w:r>
-      <w:r>
-        <w:rPr>
-          <w:color w:val="000000"/>
-        </w:rPr>
-        <w:t>with</w:t>
-      </w:r>
-      <w:r>
-        <w:rPr>
-          <w:color w:val="000000"/>
-        </w:rPr>
-        <w:t xml:space="preserve"> their admissions and clinical notes, then keeps only discharge summary notes.</w:t>
+        <w:t>The query joins patients with their admissions and clinical notes, then keeps only discharge summary notes.</w:t>
       </w:r>
       <w:r>
         <w:rPr>
@@ -8023,13 +5855,7 @@
         <w:rPr>
           <w:color w:val="000000"/>
         </w:rPr>
-        <w:t xml:space="preserve">converts the note contents to </w:t>
-      </w:r>
-      <w:r>
-        <w:rPr>
-          <w:color w:val="000000"/>
-        </w:rPr>
-        <w:t>lowercase and</w:t>
+        <w:t>converts the note contents to lowercase and</w:t>
       </w:r>
       <w:r>
         <w:rPr>
@@ -8528,13 +6354,8 @@
         <w:spacing w:after="0" w:line="276" w:lineRule="auto"/>
       </w:pPr>
       <w:r>
-        <w:t xml:space="preserve">patient’s first placement is not considered a transfer; each subsequent unit </w:t>
-      </w:r>
-      <w:proofErr w:type="gramStart"/>
-      <w:r>
-        <w:t>stay</w:t>
-      </w:r>
-      <w:proofErr w:type="gramEnd"/>
+        <w:t>patient’s first placement is not considered a transfer; each subsequent unit stay</w:t>
+      </w:r>
     </w:p>
     <w:p>
       <w:pPr>
@@ -9213,21 +7034,22 @@
           <w:noProof/>
         </w:rPr>
         <w:drawing>
-          <wp:inline distT="0" distB="0" distL="0" distR="0" wp14:anchorId="31C21926" wp14:editId="58CB6A38">
-            <wp:extent cx="5943600" cy="825500"/>
-            <wp:effectExtent l="19050" t="19050" r="19050" b="12700"/>
-            <wp:docPr id="2018161156" name="image1.png"/>
-            <wp:cNvGraphicFramePr/>
+          <wp:inline distT="0" distB="0" distL="0" distR="0" wp14:anchorId="5BD2C9F4" wp14:editId="29A184FE">
+            <wp:extent cx="5542857" cy="1257143"/>
+            <wp:effectExtent l="19050" t="19050" r="20320" b="19685"/>
+            <wp:docPr id="694817156" name="Picture 1"/>
+            <wp:cNvGraphicFramePr>
+              <a:graphicFrameLocks xmlns:a="http://schemas.openxmlformats.org/drawingml/2006/main" noChangeAspect="1"/>
+            </wp:cNvGraphicFramePr>
             <a:graphic xmlns:a="http://schemas.openxmlformats.org/drawingml/2006/main">
               <a:graphicData uri="http://schemas.openxmlformats.org/drawingml/2006/picture">
                 <pic:pic xmlns:pic="http://schemas.openxmlformats.org/drawingml/2006/picture">
                   <pic:nvPicPr>
-                    <pic:cNvPr id="0" name="image1.png"/>
-                    <pic:cNvPicPr preferRelativeResize="0"/>
+                    <pic:cNvPr id="694817156" name=""/>
+                    <pic:cNvPicPr/>
                   </pic:nvPicPr>
                   <pic:blipFill>
                     <a:blip r:embed="rId40"/>
-                    <a:srcRect/>
                     <a:stretch>
                       <a:fillRect/>
                     </a:stretch>
@@ -9235,7 +7057,7 @@
                   <pic:spPr>
                     <a:xfrm>
                       <a:off x="0" y="0"/>
-                      <a:ext cx="5943600" cy="825500"/>
+                      <a:ext cx="5542857" cy="1257143"/>
                     </a:xfrm>
                     <a:prstGeom prst="rect">
                       <a:avLst/>
@@ -9274,10 +7096,10 @@
           <w:noProof/>
         </w:rPr>
         <w:drawing>
-          <wp:inline distT="0" distB="0" distL="0" distR="0" wp14:anchorId="15551FA5" wp14:editId="054F10A0">
-            <wp:extent cx="5943600" cy="3540125"/>
-            <wp:effectExtent l="19050" t="19050" r="19050" b="22225"/>
-            <wp:docPr id="1833983248" name="Picture 1"/>
+          <wp:inline distT="0" distB="0" distL="0" distR="0" wp14:anchorId="3F85DF5B" wp14:editId="28870ED6">
+            <wp:extent cx="5943600" cy="2661920"/>
+            <wp:effectExtent l="19050" t="19050" r="19050" b="24130"/>
+            <wp:docPr id="583033044" name="Picture 1"/>
             <wp:cNvGraphicFramePr>
               <a:graphicFrameLocks xmlns:a="http://schemas.openxmlformats.org/drawingml/2006/main" noChangeAspect="1"/>
             </wp:cNvGraphicFramePr>
@@ -9285,7 +7107,7 @@
               <a:graphicData uri="http://schemas.openxmlformats.org/drawingml/2006/picture">
                 <pic:pic xmlns:pic="http://schemas.openxmlformats.org/drawingml/2006/picture">
                   <pic:nvPicPr>
-                    <pic:cNvPr id="1833983248" name=""/>
+                    <pic:cNvPr id="583033044" name=""/>
                     <pic:cNvPicPr/>
                   </pic:nvPicPr>
                   <pic:blipFill>
@@ -9297,7 +7119,7 @@
                   <pic:spPr>
                     <a:xfrm>
                       <a:off x="0" y="0"/>
-                      <a:ext cx="5943600" cy="3540125"/>
+                      <a:ext cx="5943600" cy="2661920"/>
                     </a:xfrm>
                     <a:prstGeom prst="rect">
                       <a:avLst/>
@@ -9317,7 +7139,34 @@
     </w:p>
     <w:p>
       <w:r>
-        <w:t>Main logic: For each patient, pick the single clinical note with the latest creation_date_time across all their admissions. Join patient → admission → clinical_note, then keep only the top row per patient (DISTINCT ON (patient_id) or ROW_NUMBER () = 1).</w:t>
+        <w:t xml:space="preserve">Main logic: </w:t>
+      </w:r>
+      <w:r>
+        <w:t>A patient can have different notes across multiple hospital stays</w:t>
+      </w:r>
+      <w:r>
+        <w:t xml:space="preserve">. To pull the latest </w:t>
+      </w:r>
+      <w:r>
+        <w:t>notes, we</w:t>
+      </w:r>
+      <w:r>
+        <w:t xml:space="preserve"> link </w:t>
+      </w:r>
+      <w:r>
+        <w:t>patient, admission</w:t>
+      </w:r>
+      <w:r>
+        <w:t xml:space="preserve"> and clinical_note together. We used DISTINCT on (</w:t>
+      </w:r>
+      <w:r>
+        <w:t>patient_id</w:t>
+      </w:r>
+      <w:r>
+        <w:t>) and ORDER BY statement sorting the creation dates is descending</w:t>
+      </w:r>
+      <w:r>
+        <w:t>(DESC) order.</w:t>
       </w:r>
     </w:p>
     <w:p>
@@ -9541,7 +7390,31 @@
     </w:p>
     <w:p>
       <w:r>
-        <w:t>Main logic:  Find admissions where the patient died during the stay, by filtering discharge_record.condition_at_discharge = 'Deceased'. Join admission → patient → discharge_record, then LEFT JOIN diagnosis (on primary_diagnosis = TRUE) to attach the primary ICD-9 code.</w:t>
+        <w:t>Main logic</w:t>
+      </w:r>
+      <w:r>
+        <w:t>: we</w:t>
+      </w:r>
+      <w:r>
+        <w:t xml:space="preserve"> listed any hospital admissions where the discharge records show that the patient passed </w:t>
+      </w:r>
+      <w:r>
+        <w:t>away. Where</w:t>
+      </w:r>
+      <w:r>
+        <w:t xml:space="preserve"> statement is used to filter data matching the ‘deceased </w:t>
+      </w:r>
+      <w:r>
+        <w:t>‘</w:t>
+      </w:r>
+      <w:r>
+        <w:t>condition. We</w:t>
+      </w:r>
+      <w:r>
+        <w:t xml:space="preserve"> used normal joint to link patient details to their discharge data and left join for the diagnosis table</w:t>
+      </w:r>
+      <w:r>
+        <w:t xml:space="preserve"> so that ICD9_code can be attached.</w:t>
       </w:r>
     </w:p>
     <w:p>
@@ -9751,16 +7624,6 @@
           <w:bCs/>
         </w:rPr>
       </w:pPr>
-    </w:p>
-    <w:p>
-      <w:pPr>
-        <w:spacing w:after="0" w:line="240" w:lineRule="auto"/>
-        <w:rPr>
-          <w:rFonts w:ascii="LMRoman12-Bold" w:eastAsia="LMRoman12-Bold" w:hAnsi="LMRoman12-Bold" w:cs="LMRoman12-Bold"/>
-          <w:b/>
-          <w:bCs/>
-        </w:rPr>
-      </w:pPr>
       <w:r>
         <w:rPr>
           <w:rFonts w:ascii="LMRoman12-Bold" w:eastAsia="LMRoman12-Bold" w:hAnsi="LMRoman12-Bold" w:cs="LMRoman12-Bold"/>
@@ -9856,7 +7719,7 @@
         <w:shd w:val="clear" w:color="auto" w:fill="FFFFFF"/>
         <w:spacing w:after="0" w:line="240" w:lineRule="auto"/>
         <w:rPr>
-          <w:rFonts w:ascii="Times New Roman" w:eastAsia="Times New Roman" w:hAnsi="Times New Roman" w:cs="Times New Roman"/>
+          <w:rFonts w:ascii="Cardo" w:eastAsia="Cardo" w:hAnsi="Cardo" w:cs="Cardo"/>
           <w:b/>
           <w:bCs/>
           <w:color w:val="000000"/>
@@ -9890,6 +7753,81 @@
           <w:color w:val="000000"/>
         </w:rPr>
       </w:pPr>
+      <w:r>
+        <w:t>So,</w:t>
+      </w:r>
+      <w:r>
+        <w:t xml:space="preserve"> we have to chain our </w:t>
+      </w:r>
+      <w:r>
+        <w:t>joints</w:t>
+      </w:r>
+      <w:r>
+        <w:t xml:space="preserve"> from </w:t>
+      </w:r>
+      <w:r>
+        <w:rPr>
+          <w:rStyle w:val="HTMLCode"/>
+          <w:rFonts w:eastAsia="Aptos"/>
+          <w:sz w:val="21"/>
+          <w:szCs w:val="21"/>
+        </w:rPr>
+        <w:t>patient</w:t>
+      </w:r>
+      <w:r>
+        <w:t xml:space="preserve"> to </w:t>
+      </w:r>
+      <w:r>
+        <w:rPr>
+          <w:rStyle w:val="HTMLCode"/>
+          <w:rFonts w:eastAsia="Aptos"/>
+          <w:sz w:val="21"/>
+          <w:szCs w:val="21"/>
+        </w:rPr>
+        <w:t>admission</w:t>
+      </w:r>
+      <w:r>
+        <w:t xml:space="preserve">, down to </w:t>
+      </w:r>
+      <w:r>
+        <w:t>surgical_procedure, and then out to diagnostic_order and radiology_examination.</w:t>
+      </w:r>
+      <w:r>
+        <w:t xml:space="preserve"> To find procedures happening on the exact same day, we wrapped the timestamps in a </w:t>
+      </w:r>
+      <w:r>
+        <w:rPr>
+          <w:rStyle w:val="HTMLCode"/>
+          <w:rFonts w:eastAsia="Aptos"/>
+          <w:sz w:val="21"/>
+          <w:szCs w:val="21"/>
+        </w:rPr>
+        <w:t>DATE(</w:t>
+      </w:r>
+      <w:r>
+        <w:rPr>
+          <w:rStyle w:val="HTMLCode"/>
+          <w:rFonts w:eastAsia="Aptos"/>
+          <w:sz w:val="21"/>
+          <w:szCs w:val="21"/>
+        </w:rPr>
+        <w:t>)</w:t>
+      </w:r>
+      <w:r>
+        <w:t xml:space="preserve"> function inside our </w:t>
+      </w:r>
+      <w:r>
+        <w:rPr>
+          <w:rStyle w:val="HTMLCode"/>
+          <w:rFonts w:eastAsia="Aptos"/>
+          <w:sz w:val="21"/>
+          <w:szCs w:val="21"/>
+        </w:rPr>
+        <w:t>WHERE</w:t>
+      </w:r>
+      <w:r>
+        <w:t xml:space="preserve"> clause. This strips away the hours and minutes so we can check if the calendar days match up perfectly.</w:t>
+      </w:r>
     </w:p>
     <w:p>
       <w:pPr>
@@ -9903,152 +7841,26 @@
         <w:shd w:val="clear" w:color="auto" w:fill="FFFFFF"/>
         <w:spacing w:after="0" w:line="240" w:lineRule="auto"/>
         <w:rPr>
-          <w:rFonts w:ascii="Quattrocento Sans" w:eastAsia="Quattrocento Sans" w:hAnsi="Quattrocento Sans" w:cs="Quattrocento Sans"/>
-          <w:color w:val="0F1115"/>
-        </w:rPr>
-      </w:pPr>
-      <w:r>
-        <w:rPr>
-          <w:rFonts w:ascii="Cardo" w:eastAsia="Cardo" w:hAnsi="Cardo" w:cs="Cardo"/>
+          <w:rFonts w:ascii="Times New Roman" w:eastAsia="Times New Roman" w:hAnsi="Times New Roman" w:cs="Times New Roman"/>
+          <w:b/>
+          <w:bCs/>
           <w:color w:val="000000"/>
         </w:rPr>
-        <w:t>Find patients who had both surgery and a radiology exam on the same calendar day in the same admission. Join patient → admission → surgical_procedure, then admission → diagnostic_order → radiology_examination (radiology routes through the order, not the admission), and filter with DATE (surgery_time) = DATE (exam_time).</w:t>
-      </w:r>
-    </w:p>
-    <w:p/>
+      </w:pPr>
+    </w:p>
     <w:p>
       <w:pPr>
         <w:pStyle w:val="Heading1"/>
       </w:pPr>
-      <w:bookmarkStart w:id="32" w:name="_Toc243036274"/>
-      <w:r>
-        <w:rPr>
-          <w:rStyle w:val="Heading1Char"/>
-        </w:rPr>
-        <w:t>Appendix B</w:t>
-      </w:r>
-      <w:r>
-        <w:t xml:space="preserve"> </w:t>
-      </w:r>
-      <w:r>
-        <w:t xml:space="preserve">— </w:t>
-      </w:r>
-      <w:r>
-        <w:t>Handout Checklist</w:t>
-      </w:r>
-      <w:bookmarkEnd w:id="32"/>
-    </w:p>
-    <w:p>
-      <w:r>
-        <w:t>- [x] Include one SQL query for every question.</w:t>
-      </w:r>
-    </w:p>
-    <w:p>
-      <w:r>
-        <w:t>- [x] Comment on the main logic of each query.</w:t>
-      </w:r>
-    </w:p>
-    <w:p>
-      <w:r>
-        <w:t>- [x] Use valid, consistently indented, readable SQL.</w:t>
-      </w:r>
-    </w:p>
-    <w:p>
-      <w:r>
-        <w:t xml:space="preserve">- [x] Apply </w:t>
-      </w:r>
-      <w:proofErr w:type="gramStart"/>
-      <w:r>
-        <w:t>joins</w:t>
-      </w:r>
-      <w:proofErr w:type="gramEnd"/>
-      <w:r>
-        <w:t>, grouping, subqueries, aggregates, date/time functions, and CTEs where appropriate.</w:t>
-      </w:r>
-    </w:p>
-    <w:p>
-      <w:r>
-        <w:t xml:space="preserve">- [x] Use </w:t>
-      </w:r>
-      <w:r>
-        <w:rPr>
-          <w:i/>
-          <w:iCs/>
-        </w:rPr>
-        <w:t>LEFT JOIN</w:t>
-      </w:r>
-      <w:r>
-        <w:t xml:space="preserve"> or </w:t>
-      </w:r>
-      <w:r>
-        <w:rPr>
-          <w:i/>
-          <w:iCs/>
-        </w:rPr>
-        <w:t>NOT EXISTS</w:t>
-      </w:r>
-      <w:r>
-        <w:t xml:space="preserve"> to identify patients with no related records.</w:t>
-      </w:r>
-    </w:p>
-    <w:p>
-      <w:r>
-        <w:t>- [x] Calculate length of stay from entry and exit timestamps.</w:t>
-      </w:r>
-    </w:p>
-    <w:p>
-      <w:r>
-        <w:t>- [x] Include only completed admissions with discharge timestamps in the relevant counts.</w:t>
-      </w:r>
-    </w:p>
-    <w:p>
-      <w:r>
-        <w:t>- [x] Confirm that each completed admission has at least one primary ICD-9 diagnosis.</w:t>
-      </w:r>
-    </w:p>
-    <w:p>
-      <w:r>
-        <w:t>- [x] Complete all 20 queries, assigning approximately four or five to each member.</w:t>
-      </w:r>
-    </w:p>
-    <w:p>
-      <w:r>
-        <w:t>- [x] Clearly document each member’s contribution.</w:t>
-      </w:r>
-    </w:p>
-    <w:p>
-      <w:r>
-        <w:t xml:space="preserve">- [x] Submit the PDF in a ZIP file named </w:t>
-      </w:r>
-      <w:r>
-        <w:rPr>
-          <w:i/>
-          <w:iCs/>
-        </w:rPr>
-        <w:t>SOEN363_Project_Phase1_DataBase_Gurus&gt;.zip</w:t>
-      </w:r>
-      <w:r>
-        <w:t>, as specified in the handout.</w:t>
-      </w:r>
-    </w:p>
-    <w:p>
-      <w:r>
-        <w:br w:type="page"/>
-      </w:r>
-    </w:p>
-    <w:p>
-      <w:pPr>
-        <w:pStyle w:val="Heading1"/>
-      </w:pPr>
-      <w:bookmarkStart w:id="33" w:name="_Toc242913049"/>
-      <w:bookmarkStart w:id="34" w:name="_Toc243036275"/>
+      <w:bookmarkStart w:id="28" w:name="_Toc242913049"/>
+      <w:bookmarkStart w:id="29" w:name="_Toc243036275"/>
       <w:r>
         <w:lastRenderedPageBreak/>
         <w:t>Table of Figures</w:t>
       </w:r>
-      <w:bookmarkStart w:id="35" w:name="_Toc242913050"/>
-      <w:bookmarkEnd w:id="33"/>
-      <w:bookmarkEnd w:id="34"/>
+      <w:bookmarkStart w:id="30" w:name="_Toc242913050"/>
+      <w:bookmarkEnd w:id="28"/>
+      <w:bookmarkEnd w:id="29"/>
     </w:p>
     <w:p>
       <w:pPr>
@@ -10828,12 +8640,12 @@
       <w:pPr>
         <w:pStyle w:val="Heading1"/>
       </w:pPr>
-      <w:bookmarkStart w:id="36" w:name="_Toc243036276"/>
+      <w:bookmarkStart w:id="31" w:name="_Toc243036276"/>
       <w:r>
         <w:t>Bibliography</w:t>
       </w:r>
-      <w:bookmarkEnd w:id="35"/>
-      <w:bookmarkEnd w:id="36"/>
+      <w:bookmarkEnd w:id="30"/>
+      <w:bookmarkEnd w:id="31"/>
     </w:p>
     <w:p>
       <w:r>
@@ -11114,6 +8926,155 @@
     </w:lvl>
   </w:abstractNum>
   <w:abstractNum w:abstractNumId="1" w15:restartNumberingAfterBreak="0">
+    <w:nsid w:val="17A8425F"/>
+    <w:multiLevelType w:val="multilevel"/>
+    <w:tmpl w:val="E77E7436"/>
+    <w:lvl w:ilvl="0">
+      <w:start w:val="1"/>
+      <w:numFmt w:val="bullet"/>
+      <w:lvlText w:val=""/>
+      <w:lvlJc w:val="left"/>
+      <w:pPr>
+        <w:tabs>
+          <w:tab w:val="num" w:pos="720"/>
+        </w:tabs>
+        <w:ind w:left="720" w:hanging="360"/>
+      </w:pPr>
+      <w:rPr>
+        <w:rFonts w:ascii="Symbol" w:hAnsi="Symbol" w:hint="default"/>
+        <w:sz w:val="20"/>
+      </w:rPr>
+    </w:lvl>
+    <w:lvl w:ilvl="1" w:tentative="1">
+      <w:start w:val="1"/>
+      <w:numFmt w:val="bullet"/>
+      <w:lvlText w:val="o"/>
+      <w:lvlJc w:val="left"/>
+      <w:pPr>
+        <w:tabs>
+          <w:tab w:val="num" w:pos="1440"/>
+        </w:tabs>
+        <w:ind w:left="1440" w:hanging="360"/>
+      </w:pPr>
+      <w:rPr>
+        <w:rFonts w:ascii="Courier New" w:hAnsi="Courier New" w:hint="default"/>
+        <w:sz w:val="20"/>
+      </w:rPr>
+    </w:lvl>
+    <w:lvl w:ilvl="2" w:tentative="1">
+      <w:start w:val="1"/>
+      <w:numFmt w:val="bullet"/>
+      <w:lvlText w:val=""/>
+      <w:lvlJc w:val="left"/>
+      <w:pPr>
+        <w:tabs>
+          <w:tab w:val="num" w:pos="2160"/>
+        </w:tabs>
+        <w:ind w:left="2160" w:hanging="360"/>
+      </w:pPr>
+      <w:rPr>
+        <w:rFonts w:ascii="Wingdings" w:hAnsi="Wingdings" w:hint="default"/>
+        <w:sz w:val="20"/>
+      </w:rPr>
+    </w:lvl>
+    <w:lvl w:ilvl="3" w:tentative="1">
+      <w:start w:val="1"/>
+      <w:numFmt w:val="bullet"/>
+      <w:lvlText w:val=""/>
+      <w:lvlJc w:val="left"/>
+      <w:pPr>
+        <w:tabs>
+          <w:tab w:val="num" w:pos="2880"/>
+        </w:tabs>
+        <w:ind w:left="2880" w:hanging="360"/>
+      </w:pPr>
+      <w:rPr>
+        <w:rFonts w:ascii="Wingdings" w:hAnsi="Wingdings" w:hint="default"/>
+        <w:sz w:val="20"/>
+      </w:rPr>
+    </w:lvl>
+    <w:lvl w:ilvl="4" w:tentative="1">
+      <w:start w:val="1"/>
+      <w:numFmt w:val="bullet"/>
+      <w:lvlText w:val=""/>
+      <w:lvlJc w:val="left"/>
+      <w:pPr>
+        <w:tabs>
+          <w:tab w:val="num" w:pos="3600"/>
+        </w:tabs>
+        <w:ind w:left="3600" w:hanging="360"/>
+      </w:pPr>
+      <w:rPr>
+        <w:rFonts w:ascii="Wingdings" w:hAnsi="Wingdings" w:hint="default"/>
+        <w:sz w:val="20"/>
+      </w:rPr>
+    </w:lvl>
+    <w:lvl w:ilvl="5" w:tentative="1">
+      <w:start w:val="1"/>
+      <w:numFmt w:val="bullet"/>
+      <w:lvlText w:val=""/>
+      <w:lvlJc w:val="left"/>
+      <w:pPr>
+        <w:tabs>
+          <w:tab w:val="num" w:pos="4320"/>
+        </w:tabs>
+        <w:ind w:left="4320" w:hanging="360"/>
+      </w:pPr>
+      <w:rPr>
+        <w:rFonts w:ascii="Wingdings" w:hAnsi="Wingdings" w:hint="default"/>
+        <w:sz w:val="20"/>
+      </w:rPr>
+    </w:lvl>
+    <w:lvl w:ilvl="6" w:tentative="1">
+      <w:start w:val="1"/>
+      <w:numFmt w:val="bullet"/>
+      <w:lvlText w:val=""/>
+      <w:lvlJc w:val="left"/>
+      <w:pPr>
+        <w:tabs>
+          <w:tab w:val="num" w:pos="5040"/>
+        </w:tabs>
+        <w:ind w:left="5040" w:hanging="360"/>
+      </w:pPr>
+      <w:rPr>
+        <w:rFonts w:ascii="Wingdings" w:hAnsi="Wingdings" w:hint="default"/>
+        <w:sz w:val="20"/>
+      </w:rPr>
+    </w:lvl>
+    <w:lvl w:ilvl="7" w:tentative="1">
+      <w:start w:val="1"/>
+      <w:numFmt w:val="bullet"/>
+      <w:lvlText w:val=""/>
+      <w:lvlJc w:val="left"/>
+      <w:pPr>
+        <w:tabs>
+          <w:tab w:val="num" w:pos="5760"/>
+        </w:tabs>
+        <w:ind w:left="5760" w:hanging="360"/>
+      </w:pPr>
+      <w:rPr>
+        <w:rFonts w:ascii="Wingdings" w:hAnsi="Wingdings" w:hint="default"/>
+        <w:sz w:val="20"/>
+      </w:rPr>
+    </w:lvl>
+    <w:lvl w:ilvl="8" w:tentative="1">
+      <w:start w:val="1"/>
+      <w:numFmt w:val="bullet"/>
+      <w:lvlText w:val=""/>
+      <w:lvlJc w:val="left"/>
+      <w:pPr>
+        <w:tabs>
+          <w:tab w:val="num" w:pos="6480"/>
+        </w:tabs>
+        <w:ind w:left="6480" w:hanging="360"/>
+      </w:pPr>
+      <w:rPr>
+        <w:rFonts w:ascii="Wingdings" w:hAnsi="Wingdings" w:hint="default"/>
+        <w:sz w:val="20"/>
+      </w:rPr>
+    </w:lvl>
+  </w:abstractNum>
+  <w:abstractNum w:abstractNumId="2" w15:restartNumberingAfterBreak="0">
     <w:nsid w:val="3AAD42BD"/>
     <w:multiLevelType w:val="multilevel"/>
     <w:tmpl w:val="158E2898"/>
@@ -11226,7 +9187,7 @@
       </w:rPr>
     </w:lvl>
   </w:abstractNum>
-  <w:abstractNum w:abstractNumId="2" w15:restartNumberingAfterBreak="0">
+  <w:abstractNum w:abstractNumId="3" w15:restartNumberingAfterBreak="0">
     <w:nsid w:val="48C7444B"/>
     <w:multiLevelType w:val="multilevel"/>
     <w:tmpl w:val="71F8A5EE"/>
@@ -11339,7 +9300,7 @@
       </w:rPr>
     </w:lvl>
   </w:abstractNum>
-  <w:abstractNum w:abstractNumId="3" w15:restartNumberingAfterBreak="0">
+  <w:abstractNum w:abstractNumId="4" w15:restartNumberingAfterBreak="0">
     <w:nsid w:val="4ABB3268"/>
     <w:multiLevelType w:val="multilevel"/>
     <w:tmpl w:val="56F8DAC2"/>
@@ -11452,7 +9413,7 @@
       </w:rPr>
     </w:lvl>
   </w:abstractNum>
-  <w:abstractNum w:abstractNumId="4" w15:restartNumberingAfterBreak="0">
+  <w:abstractNum w:abstractNumId="5" w15:restartNumberingAfterBreak="0">
     <w:nsid w:val="64196227"/>
     <w:multiLevelType w:val="multilevel"/>
     <w:tmpl w:val="8660A556"/>
@@ -11583,7 +9544,7 @@
       </w:rPr>
     </w:lvl>
   </w:abstractNum>
-  <w:abstractNum w:abstractNumId="5" w15:restartNumberingAfterBreak="0">
+  <w:abstractNum w:abstractNumId="6" w15:restartNumberingAfterBreak="0">
     <w:nsid w:val="74CD2419"/>
     <w:multiLevelType w:val="multilevel"/>
     <w:tmpl w:val="0A804FE4"/>
@@ -11697,21 +9658,24 @@
     </w:lvl>
   </w:abstractNum>
   <w:num w:numId="1" w16cid:durableId="1778988322">
+    <w:abstractNumId w:val="4"/>
+  </w:num>
+  <w:num w:numId="2" w16cid:durableId="1688478610">
     <w:abstractNumId w:val="3"/>
   </w:num>
-  <w:num w:numId="2" w16cid:durableId="1688478610">
-    <w:abstractNumId w:val="2"/>
-  </w:num>
   <w:num w:numId="3" w16cid:durableId="934287460">
-    <w:abstractNumId w:val="4"/>
+    <w:abstractNumId w:val="5"/>
   </w:num>
   <w:num w:numId="4" w16cid:durableId="876355833">
     <w:abstractNumId w:val="0"/>
   </w:num>
   <w:num w:numId="5" w16cid:durableId="436172637">
-    <w:abstractNumId w:val="5"/>
+    <w:abstractNumId w:val="6"/>
   </w:num>
   <w:num w:numId="6" w16cid:durableId="507407930">
+    <w:abstractNumId w:val="2"/>
+  </w:num>
+  <w:num w:numId="7" w16cid:durableId="1358234669">
     <w:abstractNumId w:val="1"/>
   </w:num>
 </w:numbering>
@@ -12308,7 +10272,6 @@
   <w:style w:type="character" w:default="1" w:styleId="DefaultParagraphFont">
     <w:name w:val="Default Paragraph Font"/>
     <w:uiPriority w:val="1"/>
-    <w:semiHidden/>
     <w:unhideWhenUsed/>
   </w:style>
   <w:style w:type="table" w:default="1" w:styleId="TableNormal">
@@ -12905,6 +10868,20 @@
     <w:basedOn w:val="DefaultParagraphFont"/>
     <w:rsid w:val="00DE4AC4"/>
   </w:style>
+  <w:style w:type="paragraph" w:styleId="NormalWeb">
+    <w:name w:val="Normal (Web)"/>
+    <w:basedOn w:val="Normal"/>
+    <w:uiPriority w:val="99"/>
+    <w:unhideWhenUsed/>
+    <w:rsid w:val="00A6477E"/>
+    <w:pPr>
+      <w:spacing w:before="100" w:beforeAutospacing="1" w:after="100" w:afterAutospacing="1" w:line="240" w:lineRule="auto"/>
+    </w:pPr>
+    <w:rPr>
+      <w:rFonts w:ascii="Times New Roman" w:eastAsia="Times New Roman" w:hAnsi="Times New Roman" w:cs="Times New Roman"/>
+      <w:lang w:val="en-US"/>
+    </w:rPr>
+  </w:style>
 </w:styles>
 </file>
 
@@ -13226,7 +11203,7 @@
 <file path=customXml/item1.xml><?xml version="1.0" encoding="utf-8"?>
 <CoverPageProperties xmlns="http://schemas.microsoft.com/office/2006/coverPageProps">
   <PublishDate/>
-  <Abstract>This report presents the design and implementation of a robust, production-grade Hospital Management System (HMS) relational database configured natively in PostgreSQL. The system framework organizes complex healthcare workflows into a modular, 3NF-compliant schema across 14 integrated tables</Abstract>
+  <Abstract/>
   <CompanyAddress/>
   <CompanyPhone/>
   <CompanyFax/>
@@ -13235,13 +11212,13 @@
 </file>
 
 <file path=customXml/item2.xml><?xml version="1.0" encoding="utf-8"?>
+<b:Sources xmlns:b="http://schemas.openxmlformats.org/officeDocument/2006/bibliography" xmlns="http://schemas.openxmlformats.org/officeDocument/2006/bibliography" SelectedStyle="\APASixthEditionOfficeOnline.xsl" StyleName="APA" Version="6"/>
+</file>
+
+<file path=customXml/item3.xml><?xml version="1.0" encoding="utf-8"?>
 <go:gDocsCustomXmlDataStorage xmlns:go="http://customooxmlschemas.google.com/" xmlns:r="http://schemas.openxmlformats.org/officeDocument/2006/relationships" uri="GoogleDocsCustomDataVersion2">
   <go:docsCustomData xmlns:go="http://customooxmlschemas.google.com/" roundtripDataSignature="AMtx7miowNiEiok9Q4hfnSc9J9e4yhu0dw==">CgMxLjAyDmgubTJyMWVwNncxczliMg5oLmpzcG1pbnFjcXdnNDIOaC5ydmQ1dGt1NWNoNGoyDmguODRsZW9oYmJ4enA4Mg5oLjdjZjZsNTluYmFhbzIOaC40M2VhbjNyajc2YngyDmgucGk3aXJ1bWExZm9mMg5oLmRuazYwbmRodjZkbzIOaC5lbnRxMGFtZTg3cWkyDmgub3IxcnNiYXkzYzB0Mg5oLjZpbzJxNXUxb2ZpNjIPaWQuaTJpdHZidGQxZmd0Mg5oLmVwMDF1cThidjZ5ZzINaC5iZjN0Mm9keWx1aTIOaC5uZXpsZGNtY3A1bG84AHIhMXdoQWJ2LXpnVE95dGRfOTRpRWlqT2ZlMDlkTkl1UUZB</go:docsCustomData>
 </go:gDocsCustomXmlDataStorage>
-</file>
-
-<file path=customXml/item3.xml><?xml version="1.0" encoding="utf-8"?>
-<b:Sources xmlns:b="http://schemas.openxmlformats.org/officeDocument/2006/bibliography" xmlns="http://schemas.openxmlformats.org/officeDocument/2006/bibliography" SelectedStyle="\APASixthEditionOfficeOnline.xsl" StyleName="APA" Version="6"/>
 </file>
 
 <file path=customXml/itemProps1.xml><?xml version="1.0" encoding="utf-8"?>
@@ -13253,18 +11230,18 @@
 </file>
 
 <file path=customXml/itemProps2.xml><?xml version="1.0" encoding="utf-8"?>
+<ds:datastoreItem xmlns:ds="http://schemas.openxmlformats.org/officeDocument/2006/customXml" ds:itemID="{8459E5D0-7ACB-4FF4-B3A2-F80FBCC9791B}">
+  <ds:schemaRefs>
+    <ds:schemaRef ds:uri="http://schemas.openxmlformats.org/officeDocument/2006/bibliography"/>
+  </ds:schemaRefs>
+</ds:datastoreItem>
+</file>
+
+<file path=customXml/itemProps3.xml><?xml version="1.0" encoding="utf-8"?>
 <ds:datastoreItem xmlns:ds="http://schemas.openxmlformats.org/officeDocument/2006/customXml" ds:itemID="{11111111-1234-1234-1234-123412341234}">
   <ds:schemaRefs>
     <ds:schemaRef ds:uri="http://customooxmlschemas.google.com/"/>
     <ds:schemaRef ds:uri="http://schemas.openxmlformats.org/officeDocument/2006/relationships"/>
   </ds:schemaRefs>
 </ds:datastoreItem>
-</file>
-
-<file path=customXml/itemProps3.xml><?xml version="1.0" encoding="utf-8"?>
-<ds:datastoreItem xmlns:ds="http://schemas.openxmlformats.org/officeDocument/2006/customXml" ds:itemID="{8459E5D0-7ACB-4FF4-B3A2-F80FBCC9791B}">
-  <ds:schemaRefs>
-    <ds:schemaRef ds:uri="http://schemas.openxmlformats.org/officeDocument/2006/bibliography"/>
-  </ds:schemaRefs>
-</ds:datastoreItem>
 </file>
--- a/SOEN363_Project_Phase1_DatabaseGuru.docx
+++ b/SOEN363_Project_Phase1_DatabaseGuru.docx
@@ -1820,10 +1820,10 @@
           <w:noProof/>
         </w:rPr>
         <w:drawing>
-          <wp:inline distT="0" distB="0" distL="0" distR="0" wp14:anchorId="23155EE2" wp14:editId="6815B39A">
-            <wp:extent cx="5943600" cy="3350895"/>
-            <wp:effectExtent l="19050" t="19050" r="19050" b="20955"/>
-            <wp:docPr id="496165645" name="Picture 2"/>
+          <wp:inline distT="0" distB="0" distL="0" distR="0" wp14:anchorId="2174394B" wp14:editId="39695780">
+            <wp:extent cx="5943600" cy="3348990"/>
+            <wp:effectExtent l="19050" t="19050" r="19050" b="22860"/>
+            <wp:docPr id="43231989" name="Picture 3"/>
             <wp:cNvGraphicFramePr>
               <a:graphicFrameLocks xmlns:a="http://schemas.openxmlformats.org/drawingml/2006/main" noChangeAspect="1"/>
             </wp:cNvGraphicFramePr>
@@ -1831,7 +1831,7 @@
               <a:graphicData uri="http://schemas.openxmlformats.org/drawingml/2006/picture">
                 <pic:pic xmlns:pic="http://schemas.openxmlformats.org/drawingml/2006/picture">
                   <pic:nvPicPr>
-                    <pic:cNvPr id="496165645" name="Picture 496165645"/>
+                    <pic:cNvPr id="43231989" name="Picture 43231989"/>
                     <pic:cNvPicPr/>
                   </pic:nvPicPr>
                   <pic:blipFill>
@@ -1849,7 +1849,7 @@
                   <pic:spPr>
                     <a:xfrm>
                       <a:off x="0" y="0"/>
-                      <a:ext cx="5943600" cy="3350895"/>
+                      <a:ext cx="5943600" cy="3348990"/>
                     </a:xfrm>
                     <a:prstGeom prst="rect">
                       <a:avLst/>
@@ -2532,7 +2532,23 @@
           <w:sz w:val="21"/>
           <w:szCs w:val="21"/>
         </w:rPr>
-        <w:t>The script produces a SQL file containing INSERT statements that can be executed directly in PostgreSQL to populate the database.</w:t>
+        <w:t xml:space="preserve">The script produces </w:t>
+      </w:r>
+      <w:r>
+        <w:rPr>
+          <w:rFonts w:ascii="Segoe UI" w:hAnsi="Segoe UI" w:cs="Segoe UI"/>
+          <w:sz w:val="21"/>
+          <w:szCs w:val="21"/>
+        </w:rPr>
+        <w:t>an SQL</w:t>
+      </w:r>
+      <w:r>
+        <w:rPr>
+          <w:rFonts w:ascii="Segoe UI" w:hAnsi="Segoe UI" w:cs="Segoe UI"/>
+          <w:sz w:val="21"/>
+          <w:szCs w:val="21"/>
+        </w:rPr>
+        <w:t xml:space="preserve"> file containing INSERT statements that can be executed directly in PostgreSQL to populate the database.</w:t>
       </w:r>
     </w:p>
     <w:p>
@@ -2933,7 +2949,23 @@
           <w:rFonts w:ascii="Segoe UI" w:hAnsi="Segoe UI" w:cs="Segoe UI"/>
           <w:color w:val="0F1115"/>
         </w:rPr>
-        <w:t>Generating the test data was one of the more challenging parts, but the Python script worked well in the end, giving us a consistent dataset of 45 patients and 51 admissions to work with. Finally, writing the 20 queries was a good way to see if our design actually held up. By using complex joins and subqueries to answer realistic questions—like tracking ICU transfers or finding patients with multiple diagnoses—we were able to confirm that the database is structured correctly and can handle real analytical tasks.</w:t>
+        <w:t xml:space="preserve">Generating the test data was one of the more challenging parts, but the Python script worked well in the end, giving us a consistent dataset of 45 patients and 51 admissions to work with. Finally, writing the 20 queries was a good way to see if our design </w:t>
+      </w:r>
+      <w:proofErr w:type="gramStart"/>
+      <w:r>
+        <w:rPr>
+          <w:rFonts w:ascii="Segoe UI" w:hAnsi="Segoe UI" w:cs="Segoe UI"/>
+          <w:color w:val="0F1115"/>
+        </w:rPr>
+        <w:t>actually held</w:t>
+      </w:r>
+      <w:proofErr w:type="gramEnd"/>
+      <w:r>
+        <w:rPr>
+          <w:rFonts w:ascii="Segoe UI" w:hAnsi="Segoe UI" w:cs="Segoe UI"/>
+          <w:color w:val="0F1115"/>
+        </w:rPr>
+        <w:t xml:space="preserve"> up. By using complex joins and subqueries to answer realistic questions—like tracking ICU transfers or finding patients with multiple diagnoses—we were able to confirm that the database is structured correctly and can handle real analytical tasks.</w:t>
       </w:r>
     </w:p>
     <w:p/>
@@ -3016,8 +3048,18 @@
           <w:sz w:val="22"/>
           <w:szCs w:val="22"/>
         </w:rPr>
-        <w:t>List the names and admission dates of all patients who were classified as high-priority</w:t>
-      </w:r>
+        <w:t xml:space="preserve">List the names and admission dates of all patients who were classified as </w:t>
+      </w:r>
+      <w:proofErr w:type="gramStart"/>
+      <w:r>
+        <w:rPr>
+          <w:rFonts w:ascii="Arial" w:eastAsia="Arial" w:hAnsi="Arial" w:cs="Arial"/>
+          <w:sz w:val="22"/>
+          <w:szCs w:val="22"/>
+        </w:rPr>
+        <w:t>high-priority</w:t>
+      </w:r>
+      <w:proofErr w:type="gramEnd"/>
     </w:p>
     <w:p>
       <w:pPr>
@@ -3296,7 +3338,25 @@
           <w:sz w:val="22"/>
           <w:szCs w:val="22"/>
         </w:rPr>
-        <w:t xml:space="preserve"> patient p and admission a. We use from to indicate that we are selecting from that </w:t>
+        <w:t xml:space="preserve"> patient p and admission a. We use </w:t>
+      </w:r>
+      <w:proofErr w:type="gramStart"/>
+      <w:r>
+        <w:rPr>
+          <w:rFonts w:ascii="Arial" w:eastAsia="Arial" w:hAnsi="Arial" w:cs="Arial"/>
+          <w:sz w:val="22"/>
+          <w:szCs w:val="22"/>
+        </w:rPr>
+        <w:t>from</w:t>
+      </w:r>
+      <w:proofErr w:type="gramEnd"/>
+      <w:r>
+        <w:rPr>
+          <w:rFonts w:ascii="Arial" w:eastAsia="Arial" w:hAnsi="Arial" w:cs="Arial"/>
+          <w:sz w:val="22"/>
+          <w:szCs w:val="22"/>
+        </w:rPr>
+        <w:t xml:space="preserve"> to indicate that we are selecting from that </w:t>
       </w:r>
       <w:r>
         <w:rPr>
@@ -3740,7 +3800,61 @@
           <w:sz w:val="22"/>
           <w:szCs w:val="22"/>
         </w:rPr>
-        <w:t xml:space="preserve">. For that we use count on the admission id from the patient p and we display is as total_admissions. Then we use join to only show the admission where the patient id’s are the same. And </w:t>
+        <w:t xml:space="preserve">. For that we use count on the admission id from the patient </w:t>
+      </w:r>
+      <w:proofErr w:type="gramStart"/>
+      <w:r>
+        <w:rPr>
+          <w:rFonts w:ascii="Arial" w:eastAsia="Arial" w:hAnsi="Arial" w:cs="Arial"/>
+          <w:sz w:val="22"/>
+          <w:szCs w:val="22"/>
+        </w:rPr>
+        <w:t>p</w:t>
+      </w:r>
+      <w:proofErr w:type="gramEnd"/>
+      <w:r>
+        <w:rPr>
+          <w:rFonts w:ascii="Arial" w:eastAsia="Arial" w:hAnsi="Arial" w:cs="Arial"/>
+          <w:sz w:val="22"/>
+          <w:szCs w:val="22"/>
+        </w:rPr>
+        <w:t xml:space="preserve"> and we display </w:t>
+      </w:r>
+      <w:proofErr w:type="gramStart"/>
+      <w:r>
+        <w:rPr>
+          <w:rFonts w:ascii="Arial" w:eastAsia="Arial" w:hAnsi="Arial" w:cs="Arial"/>
+          <w:sz w:val="22"/>
+          <w:szCs w:val="22"/>
+        </w:rPr>
+        <w:t>is</w:t>
+      </w:r>
+      <w:proofErr w:type="gramEnd"/>
+      <w:r>
+        <w:rPr>
+          <w:rFonts w:ascii="Arial" w:eastAsia="Arial" w:hAnsi="Arial" w:cs="Arial"/>
+          <w:sz w:val="22"/>
+          <w:szCs w:val="22"/>
+        </w:rPr>
+        <w:t xml:space="preserve"> as total_admissions. Then we use join to only show the admission where the patient </w:t>
+      </w:r>
+      <w:proofErr w:type="gramStart"/>
+      <w:r>
+        <w:rPr>
+          <w:rFonts w:ascii="Arial" w:eastAsia="Arial" w:hAnsi="Arial" w:cs="Arial"/>
+          <w:sz w:val="22"/>
+          <w:szCs w:val="22"/>
+        </w:rPr>
+        <w:t>id’s</w:t>
+      </w:r>
+      <w:proofErr w:type="gramEnd"/>
+      <w:r>
+        <w:rPr>
+          <w:rFonts w:ascii="Arial" w:eastAsia="Arial" w:hAnsi="Arial" w:cs="Arial"/>
+          <w:sz w:val="22"/>
+          <w:szCs w:val="22"/>
+        </w:rPr>
+        <w:t xml:space="preserve"> are the same. And </w:t>
       </w:r>
       <w:r>
         <w:rPr>
@@ -4550,10 +4664,34 @@
           <w:i/>
           <w:iCs/>
         </w:rPr>
-        <w:t xml:space="preserve"> the patient id. After that, for the diagnostic order, its the admissions id. Th</w:t>
-      </w:r>
-    </w:p>
-    <w:p>
+        <w:t xml:space="preserve"> the patient id. After that, for the diagnostic order, </w:t>
+      </w:r>
+      <w:proofErr w:type="spellStart"/>
+      <w:proofErr w:type="gramStart"/>
+      <w:r>
+        <w:rPr>
+          <w:i/>
+          <w:iCs/>
+        </w:rPr>
+        <w:t>its</w:t>
+      </w:r>
+      <w:proofErr w:type="spellEnd"/>
+      <w:proofErr w:type="gramEnd"/>
+      <w:r>
+        <w:rPr>
+          <w:i/>
+          <w:iCs/>
+        </w:rPr>
+        <w:t xml:space="preserve"> the admissions id. Th</w:t>
+      </w:r>
+    </w:p>
+    <w:p>
+      <w:pPr>
+        <w:rPr>
+          <w:i/>
+          <w:iCs/>
+        </w:rPr>
+      </w:pPr>
       <w:r>
         <w:rPr>
           <w:b/>
@@ -4575,26 +4713,202 @@
     </w:p>
     <w:p>
       <w:r>
-        <w:t xml:space="preserve">  </w:t>
-      </w:r>
-      <w:r>
+        <w:t xml:space="preserve"> Find all ICU or CCU unit stays that lasted more than seven days. Display the</w:t>
+      </w:r>
+      <w:r>
+        <w:t xml:space="preserve"> </w:t>
+      </w:r>
+      <w:proofErr w:type="gramStart"/>
+      <w:r>
+        <w:t>patient</w:t>
+      </w:r>
+      <w:proofErr w:type="gramEnd"/>
+      <w:r>
+        <w:t xml:space="preserve"> name, unit type, unit entry time, unit exit time, and calculated length of stay.</w:t>
+      </w:r>
+    </w:p>
+    <w:p>
+      <w:pPr>
+        <w:rPr>
+          <w:b/>
+          <w:bCs/>
+        </w:rPr>
+      </w:pPr>
+      <w:r>
+        <w:rPr>
+          <w:b/>
+          <w:bCs/>
+        </w:rPr>
+        <w:t>Query:</w:t>
+      </w:r>
+    </w:p>
+    <w:p>
+      <w:pPr>
+        <w:rPr>
+          <w:b/>
+          <w:bCs/>
+        </w:rPr>
+      </w:pPr>
+      <w:r>
+        <w:rPr>
+          <w:b/>
+          <w:bCs/>
+        </w:rPr>
+        <w:drawing>
+          <wp:inline distT="0" distB="0" distL="0" distR="0" wp14:anchorId="0BA27F2F" wp14:editId="3311BB30">
+            <wp:extent cx="5666667" cy="2323809"/>
+            <wp:effectExtent l="19050" t="19050" r="10795" b="19685"/>
+            <wp:docPr id="2103566388" name="Picture 1"/>
+            <wp:cNvGraphicFramePr>
+              <a:graphicFrameLocks xmlns:a="http://schemas.openxmlformats.org/drawingml/2006/main" noChangeAspect="1"/>
+            </wp:cNvGraphicFramePr>
+            <a:graphic xmlns:a="http://schemas.openxmlformats.org/drawingml/2006/main">
+              <a:graphicData uri="http://schemas.openxmlformats.org/drawingml/2006/picture">
+                <pic:pic xmlns:pic="http://schemas.openxmlformats.org/drawingml/2006/picture">
+                  <pic:nvPicPr>
+                    <pic:cNvPr id="2103566388" name=""/>
+                    <pic:cNvPicPr/>
+                  </pic:nvPicPr>
+                  <pic:blipFill>
+                    <a:blip r:embed="rId22"/>
+                    <a:stretch>
+                      <a:fillRect/>
+                    </a:stretch>
+                  </pic:blipFill>
+                  <pic:spPr>
+                    <a:xfrm>
+                      <a:off x="0" y="0"/>
+                      <a:ext cx="5666667" cy="2323809"/>
+                    </a:xfrm>
+                    <a:prstGeom prst="rect">
+                      <a:avLst/>
+                    </a:prstGeom>
+                    <a:ln>
+                      <a:solidFill>
+                        <a:schemeClr val="tx1"/>
+                      </a:solidFill>
+                    </a:ln>
+                  </pic:spPr>
+                </pic:pic>
+              </a:graphicData>
+            </a:graphic>
+          </wp:inline>
+        </w:drawing>
+      </w:r>
+    </w:p>
+    <w:p>
+      <w:pPr>
+        <w:rPr>
+          <w:b/>
+          <w:bCs/>
+        </w:rPr>
+      </w:pPr>
+      <w:r>
+        <w:rPr>
+          <w:b/>
+          <w:bCs/>
+        </w:rPr>
+        <w:t>Output:</w:t>
+      </w:r>
+    </w:p>
+    <w:p>
+      <w:r>
+        <w:drawing>
+          <wp:inline distT="0" distB="0" distL="0" distR="0" wp14:anchorId="1DA1D286" wp14:editId="56D2ACCA">
+            <wp:extent cx="3934460" cy="3422650"/>
+            <wp:effectExtent l="19050" t="19050" r="27940" b="25400"/>
+            <wp:docPr id="895064842" name="Picture 1"/>
+            <wp:cNvGraphicFramePr>
+              <a:graphicFrameLocks xmlns:a="http://schemas.openxmlformats.org/drawingml/2006/main" noChangeAspect="1"/>
+            </wp:cNvGraphicFramePr>
+            <a:graphic xmlns:a="http://schemas.openxmlformats.org/drawingml/2006/main">
+              <a:graphicData uri="http://schemas.openxmlformats.org/drawingml/2006/picture">
+                <pic:pic xmlns:pic="http://schemas.openxmlformats.org/drawingml/2006/picture">
+                  <pic:nvPicPr>
+                    <pic:cNvPr id="895064842" name=""/>
+                    <pic:cNvPicPr/>
+                  </pic:nvPicPr>
+                  <pic:blipFill>
+                    <a:blip r:embed="rId23"/>
+                    <a:stretch>
+                      <a:fillRect/>
+                    </a:stretch>
+                  </pic:blipFill>
+                  <pic:spPr>
+                    <a:xfrm>
+                      <a:off x="0" y="0"/>
+                      <a:ext cx="3934460" cy="3422650"/>
+                    </a:xfrm>
+                    <a:prstGeom prst="rect">
+                      <a:avLst/>
+                    </a:prstGeom>
+                    <a:ln>
+                      <a:solidFill>
+                        <a:schemeClr val="tx1"/>
+                      </a:solidFill>
+                    </a:ln>
+                  </pic:spPr>
+                </pic:pic>
+              </a:graphicData>
+            </a:graphic>
+          </wp:inline>
+        </w:drawing>
+      </w:r>
+    </w:p>
+    <w:p>
+      <w:pPr>
+        <w:rPr>
+          <w:b/>
+          <w:bCs/>
+        </w:rPr>
+      </w:pPr>
+      <w:r>
+        <w:rPr>
+          <w:b/>
+          <w:bCs/>
+        </w:rPr>
+        <w:t>Logic:</w:t>
+      </w:r>
+    </w:p>
+    <w:p>
+      <w:pPr>
+        <w:rPr>
+          <w:b/>
+          <w:bCs/>
+        </w:rPr>
+      </w:pPr>
+      <w:r>
+        <w:rPr>
+          <w:b/>
+          <w:bCs/>
+        </w:rPr>
+        <w:br w:type="page"/>
+      </w:r>
+    </w:p>
+    <w:p>
+      <w:pPr>
         <w:rPr>
           <w:i/>
           <w:iCs/>
         </w:rPr>
-        <w:t>[insert screenshot]</w:t>
-      </w:r>
-    </w:p>
-    <w:p>
-      <w:r>
-        <w:t xml:space="preserve">Explanation: </w:t>
+      </w:pPr>
+      <w:r>
+        <w:rPr>
+          <w:b/>
+          <w:bCs/>
+        </w:rPr>
+        <w:lastRenderedPageBreak/>
+        <w:t xml:space="preserve">Q6: </w:t>
+      </w:r>
+      <w:r>
+        <w:t>[JuanMa</w:t>
       </w:r>
       <w:r>
         <w:rPr>
           <w:i/>
           <w:iCs/>
         </w:rPr>
-        <w:t>[summarize the query logic and key result]</w:t>
+        <w:t>]</w:t>
       </w:r>
     </w:p>
     <w:p>
@@ -4606,53 +4920,463 @@
       </w:pPr>
       <w:r>
         <w:rPr>
-          <w:b/>
-          <w:bCs/>
-        </w:rPr>
-        <w:t xml:space="preserve">Q6: </w:t>
-      </w:r>
-      <w:r>
-        <w:t>[JuanMa</w:t>
-      </w:r>
-      <w:r>
-        <w:rPr>
           <w:i/>
           <w:iCs/>
         </w:rPr>
-        <w:t>]</w:t>
-      </w:r>
-    </w:p>
-    <w:p>
-      <w:r>
-        <w:rPr>
-          <w:b/>
-          <w:bCs/>
-        </w:rPr>
-        <w:t xml:space="preserve">Q7: </w:t>
-      </w:r>
-      <w:r>
-        <w:t>[JuanMa</w:t>
-      </w:r>
+        <w:t xml:space="preserve">Count the total number of hospital admissions for each patient. </w:t>
+      </w:r>
+      <w:proofErr w:type="gramStart"/>
       <w:r>
         <w:rPr>
           <w:i/>
           <w:iCs/>
         </w:rPr>
-        <w:t>]</w:t>
-      </w:r>
-    </w:p>
-    <w:p>
-      <w:pPr>
+        <w:t>Include</w:t>
+      </w:r>
+      <w:proofErr w:type="gramEnd"/>
+      <w:r>
         <w:rPr>
           <w:i/>
           <w:iCs/>
         </w:rPr>
-      </w:pPr>
-      <w:r>
-        <w:rPr>
-          <w:b/>
-          <w:bCs/>
-        </w:rPr>
+        <w:t xml:space="preserve"> patients</w:t>
+      </w:r>
+    </w:p>
+    <w:p>
+      <w:pPr>
+        <w:rPr>
+          <w:i/>
+          <w:iCs/>
+        </w:rPr>
+      </w:pPr>
+      <w:r>
+        <w:rPr>
+          <w:i/>
+          <w:iCs/>
+        </w:rPr>
+        <w:t>who have no recorded admissions.</w:t>
+      </w:r>
+    </w:p>
+    <w:p>
+      <w:pPr>
+        <w:rPr>
+          <w:b/>
+          <w:bCs/>
+        </w:rPr>
+      </w:pPr>
+      <w:r>
+        <w:rPr>
+          <w:b/>
+          <w:bCs/>
+        </w:rPr>
+        <w:t>Query:</w:t>
+      </w:r>
+    </w:p>
+    <w:p>
+      <w:r>
+        <w:drawing>
+          <wp:inline distT="0" distB="0" distL="0" distR="0" wp14:anchorId="0F62A80E" wp14:editId="0F9FC30E">
+            <wp:extent cx="4752381" cy="1495238"/>
+            <wp:effectExtent l="19050" t="19050" r="10160" b="10160"/>
+            <wp:docPr id="1963803183" name="Picture 1"/>
+            <wp:cNvGraphicFramePr>
+              <a:graphicFrameLocks xmlns:a="http://schemas.openxmlformats.org/drawingml/2006/main" noChangeAspect="1"/>
+            </wp:cNvGraphicFramePr>
+            <a:graphic xmlns:a="http://schemas.openxmlformats.org/drawingml/2006/main">
+              <a:graphicData uri="http://schemas.openxmlformats.org/drawingml/2006/picture">
+                <pic:pic xmlns:pic="http://schemas.openxmlformats.org/drawingml/2006/picture">
+                  <pic:nvPicPr>
+                    <pic:cNvPr id="1963803183" name=""/>
+                    <pic:cNvPicPr/>
+                  </pic:nvPicPr>
+                  <pic:blipFill>
+                    <a:blip r:embed="rId24"/>
+                    <a:stretch>
+                      <a:fillRect/>
+                    </a:stretch>
+                  </pic:blipFill>
+                  <pic:spPr>
+                    <a:xfrm>
+                      <a:off x="0" y="0"/>
+                      <a:ext cx="4752381" cy="1495238"/>
+                    </a:xfrm>
+                    <a:prstGeom prst="rect">
+                      <a:avLst/>
+                    </a:prstGeom>
+                    <a:ln>
+                      <a:solidFill>
+                        <a:schemeClr val="tx1"/>
+                      </a:solidFill>
+                    </a:ln>
+                  </pic:spPr>
+                </pic:pic>
+              </a:graphicData>
+            </a:graphic>
+          </wp:inline>
+        </w:drawing>
+      </w:r>
+    </w:p>
+    <w:p>
+      <w:pPr>
+        <w:rPr>
+          <w:b/>
+          <w:bCs/>
+        </w:rPr>
+      </w:pPr>
+      <w:r>
+        <w:rPr>
+          <w:b/>
+          <w:bCs/>
+        </w:rPr>
+        <w:t>Output:</w:t>
+      </w:r>
+    </w:p>
+    <w:p>
+      <w:r>
+        <w:drawing>
+          <wp:inline distT="0" distB="0" distL="0" distR="0" wp14:anchorId="4AE86656" wp14:editId="1E8E2476">
+            <wp:extent cx="3907790" cy="2851150"/>
+            <wp:effectExtent l="19050" t="19050" r="16510" b="25400"/>
+            <wp:docPr id="581060969" name="Picture 1"/>
+            <wp:cNvGraphicFramePr>
+              <a:graphicFrameLocks xmlns:a="http://schemas.openxmlformats.org/drawingml/2006/main" noChangeAspect="1"/>
+            </wp:cNvGraphicFramePr>
+            <a:graphic xmlns:a="http://schemas.openxmlformats.org/drawingml/2006/main">
+              <a:graphicData uri="http://schemas.openxmlformats.org/drawingml/2006/picture">
+                <pic:pic xmlns:pic="http://schemas.openxmlformats.org/drawingml/2006/picture">
+                  <pic:nvPicPr>
+                    <pic:cNvPr id="581060969" name=""/>
+                    <pic:cNvPicPr/>
+                  </pic:nvPicPr>
+                  <pic:blipFill>
+                    <a:blip r:embed="rId25"/>
+                    <a:stretch>
+                      <a:fillRect/>
+                    </a:stretch>
+                  </pic:blipFill>
+                  <pic:spPr>
+                    <a:xfrm>
+                      <a:off x="0" y="0"/>
+                      <a:ext cx="3907790" cy="2851150"/>
+                    </a:xfrm>
+                    <a:prstGeom prst="rect">
+                      <a:avLst/>
+                    </a:prstGeom>
+                    <a:ln>
+                      <a:solidFill>
+                        <a:schemeClr val="tx1"/>
+                      </a:solidFill>
+                    </a:ln>
+                  </pic:spPr>
+                </pic:pic>
+              </a:graphicData>
+            </a:graphic>
+          </wp:inline>
+        </w:drawing>
+      </w:r>
+    </w:p>
+    <w:p>
+      <w:pPr>
+        <w:rPr>
+          <w:b/>
+          <w:bCs/>
+          <w:lang w:val="fr-FR"/>
+        </w:rPr>
+      </w:pPr>
+      <w:proofErr w:type="gramStart"/>
+      <w:r>
+        <w:rPr>
+          <w:b/>
+          <w:bCs/>
+          <w:lang w:val="fr-FR"/>
+        </w:rPr>
+        <w:t>Logic:</w:t>
+      </w:r>
+      <w:proofErr w:type="gramEnd"/>
+    </w:p>
+    <w:p>
+      <w:pPr>
+        <w:rPr>
+          <w:b/>
+          <w:bCs/>
+          <w:lang w:val="fr-FR"/>
+        </w:rPr>
+      </w:pPr>
+      <w:r>
+        <w:rPr>
+          <w:b/>
+          <w:bCs/>
+          <w:lang w:val="fr-FR"/>
+        </w:rPr>
+        <w:br w:type="page"/>
+      </w:r>
+    </w:p>
+    <w:p>
+      <w:pPr>
+        <w:rPr>
+          <w:i/>
+          <w:iCs/>
+          <w:lang w:val="fr-FR"/>
+        </w:rPr>
+      </w:pPr>
+      <w:r>
+        <w:rPr>
+          <w:b/>
+          <w:bCs/>
+          <w:lang w:val="fr-FR"/>
+        </w:rPr>
+        <w:lastRenderedPageBreak/>
+        <w:t>Q</w:t>
+      </w:r>
+      <w:r>
+        <w:rPr>
+          <w:b/>
+          <w:bCs/>
+          <w:lang w:val="fr-FR"/>
+        </w:rPr>
+        <w:t>7 :</w:t>
+      </w:r>
+      <w:r>
+        <w:rPr>
+          <w:b/>
+          <w:bCs/>
+          <w:lang w:val="fr-FR"/>
+        </w:rPr>
+        <w:t xml:space="preserve"> </w:t>
+      </w:r>
+      <w:r>
+        <w:rPr>
+          <w:lang w:val="fr-FR"/>
+        </w:rPr>
+        <w:t>[JuanMa</w:t>
+      </w:r>
+      <w:r>
+        <w:rPr>
+          <w:i/>
+          <w:iCs/>
+          <w:lang w:val="fr-FR"/>
+        </w:rPr>
+        <w:t>]</w:t>
+      </w:r>
+    </w:p>
+    <w:p>
+      <w:pPr>
+        <w:rPr>
+          <w:lang w:val="en-US"/>
+        </w:rPr>
+      </w:pPr>
+      <w:r>
+        <w:rPr>
+          <w:lang w:val="en-US"/>
+        </w:rPr>
+        <w:t xml:space="preserve">Q7: </w:t>
+      </w:r>
+      <w:proofErr w:type="gramStart"/>
+      <w:r>
+        <w:rPr>
+          <w:lang w:val="en-US"/>
+        </w:rPr>
+        <w:t>List</w:t>
+      </w:r>
+      <w:proofErr w:type="gramEnd"/>
+      <w:r>
+        <w:rPr>
+          <w:lang w:val="en-US"/>
+        </w:rPr>
+        <w:t xml:space="preserve"> all patients who entered the hospital through the Emergency Department and were later transferred to an ICU or CCU during the same admission.</w:t>
+      </w:r>
+    </w:p>
+    <w:p>
+      <w:pPr>
+        <w:rPr>
+          <w:b/>
+          <w:bCs/>
+          <w:lang w:val="en-US"/>
+        </w:rPr>
+      </w:pPr>
+      <w:r>
+        <w:rPr>
+          <w:b/>
+          <w:bCs/>
+          <w:lang w:val="en-US"/>
+        </w:rPr>
+        <w:t>Query:</w:t>
+      </w:r>
+    </w:p>
+    <w:p>
+      <w:pPr>
+        <w:rPr>
+          <w:b/>
+          <w:bCs/>
+          <w:lang w:val="en-US"/>
+        </w:rPr>
+      </w:pPr>
+      <w:r>
+        <w:rPr>
+          <w:b/>
+          <w:bCs/>
+          <w:lang w:val="en-US"/>
+        </w:rPr>
+        <w:drawing>
+          <wp:inline distT="0" distB="0" distL="0" distR="0" wp14:anchorId="5DF66E78" wp14:editId="3A651748">
+            <wp:extent cx="5247619" cy="1514286"/>
+            <wp:effectExtent l="19050" t="19050" r="10795" b="10160"/>
+            <wp:docPr id="486636940" name="Picture 1"/>
+            <wp:cNvGraphicFramePr>
+              <a:graphicFrameLocks xmlns:a="http://schemas.openxmlformats.org/drawingml/2006/main" noChangeAspect="1"/>
+            </wp:cNvGraphicFramePr>
+            <a:graphic xmlns:a="http://schemas.openxmlformats.org/drawingml/2006/main">
+              <a:graphicData uri="http://schemas.openxmlformats.org/drawingml/2006/picture">
+                <pic:pic xmlns:pic="http://schemas.openxmlformats.org/drawingml/2006/picture">
+                  <pic:nvPicPr>
+                    <pic:cNvPr id="486636940" name=""/>
+                    <pic:cNvPicPr/>
+                  </pic:nvPicPr>
+                  <pic:blipFill>
+                    <a:blip r:embed="rId26"/>
+                    <a:stretch>
+                      <a:fillRect/>
+                    </a:stretch>
+                  </pic:blipFill>
+                  <pic:spPr>
+                    <a:xfrm>
+                      <a:off x="0" y="0"/>
+                      <a:ext cx="5247619" cy="1514286"/>
+                    </a:xfrm>
+                    <a:prstGeom prst="rect">
+                      <a:avLst/>
+                    </a:prstGeom>
+                    <a:ln>
+                      <a:solidFill>
+                        <a:schemeClr val="tx1"/>
+                      </a:solidFill>
+                    </a:ln>
+                  </pic:spPr>
+                </pic:pic>
+              </a:graphicData>
+            </a:graphic>
+          </wp:inline>
+        </w:drawing>
+      </w:r>
+    </w:p>
+    <w:p>
+      <w:pPr>
+        <w:rPr>
+          <w:b/>
+          <w:bCs/>
+          <w:lang w:val="en-US"/>
+        </w:rPr>
+      </w:pPr>
+      <w:r>
+        <w:rPr>
+          <w:b/>
+          <w:bCs/>
+          <w:lang w:val="en-US"/>
+        </w:rPr>
+        <w:t>Output:</w:t>
+      </w:r>
+    </w:p>
+    <w:p>
+      <w:pPr>
+        <w:rPr>
+          <w:b/>
+          <w:bCs/>
+          <w:lang w:val="en-US"/>
+        </w:rPr>
+      </w:pPr>
+      <w:r>
+        <w:rPr>
+          <w:b/>
+          <w:bCs/>
+          <w:lang w:val="en-US"/>
+        </w:rPr>
+        <w:drawing>
+          <wp:inline distT="0" distB="0" distL="0" distR="0" wp14:anchorId="10302329" wp14:editId="2485B9C2">
+            <wp:extent cx="4075430" cy="3740150"/>
+            <wp:effectExtent l="19050" t="19050" r="20320" b="12700"/>
+            <wp:docPr id="315576006" name="Picture 1"/>
+            <wp:cNvGraphicFramePr>
+              <a:graphicFrameLocks xmlns:a="http://schemas.openxmlformats.org/drawingml/2006/main" noChangeAspect="1"/>
+            </wp:cNvGraphicFramePr>
+            <a:graphic xmlns:a="http://schemas.openxmlformats.org/drawingml/2006/main">
+              <a:graphicData uri="http://schemas.openxmlformats.org/drawingml/2006/picture">
+                <pic:pic xmlns:pic="http://schemas.openxmlformats.org/drawingml/2006/picture">
+                  <pic:nvPicPr>
+                    <pic:cNvPr id="315576006" name=""/>
+                    <pic:cNvPicPr/>
+                  </pic:nvPicPr>
+                  <pic:blipFill>
+                    <a:blip r:embed="rId27"/>
+                    <a:stretch>
+                      <a:fillRect/>
+                    </a:stretch>
+                  </pic:blipFill>
+                  <pic:spPr>
+                    <a:xfrm>
+                      <a:off x="0" y="0"/>
+                      <a:ext cx="4088087" cy="3751766"/>
+                    </a:xfrm>
+                    <a:prstGeom prst="rect">
+                      <a:avLst/>
+                    </a:prstGeom>
+                    <a:ln>
+                      <a:solidFill>
+                        <a:schemeClr val="tx1"/>
+                      </a:solidFill>
+                    </a:ln>
+                  </pic:spPr>
+                </pic:pic>
+              </a:graphicData>
+            </a:graphic>
+          </wp:inline>
+        </w:drawing>
+      </w:r>
+    </w:p>
+    <w:p>
+      <w:pPr>
+        <w:rPr>
+          <w:b/>
+          <w:bCs/>
+          <w:lang w:val="en-US"/>
+        </w:rPr>
+      </w:pPr>
+      <w:r>
+        <w:rPr>
+          <w:b/>
+          <w:bCs/>
+          <w:lang w:val="en-US"/>
+        </w:rPr>
+        <w:t>Logic:</w:t>
+      </w:r>
+    </w:p>
+    <w:p>
+      <w:pPr>
+        <w:rPr>
+          <w:b/>
+          <w:bCs/>
+        </w:rPr>
+      </w:pPr>
+      <w:r>
+        <w:rPr>
+          <w:b/>
+          <w:bCs/>
+        </w:rPr>
+        <w:br w:type="page"/>
+      </w:r>
+    </w:p>
+    <w:p>
+      <w:pPr>
+        <w:rPr>
+          <w:i/>
+          <w:iCs/>
+        </w:rPr>
+      </w:pPr>
+      <w:r>
+        <w:rPr>
+          <w:b/>
+          <w:bCs/>
+        </w:rPr>
+        <w:lastRenderedPageBreak/>
         <w:t xml:space="preserve">Q8: </w:t>
       </w:r>
       <w:r>
@@ -4794,7 +5518,7 @@
                     <pic:cNvPicPr/>
                   </pic:nvPicPr>
                   <pic:blipFill>
-                    <a:blip r:embed="rId22"/>
+                    <a:blip r:embed="rId28"/>
                     <a:stretch>
                       <a:fillRect/>
                     </a:stretch>
@@ -4856,7 +5580,7 @@
                     <pic:cNvPicPr/>
                   </pic:nvPicPr>
                   <pic:blipFill>
-                    <a:blip r:embed="rId23"/>
+                    <a:blip r:embed="rId29"/>
                     <a:stretch>
                       <a:fillRect/>
                     </a:stretch>
@@ -4935,7 +5659,21 @@
         <w:rPr>
           <w:color w:val="000000"/>
         </w:rPr>
-        <w:t>to calculate the average length of stay for each unit. Stays without an exit time are excluded because they are not completed.</w:t>
+        <w:t xml:space="preserve">to calculate the average length of stay for each unit. Stays without </w:t>
+      </w:r>
+      <w:proofErr w:type="gramStart"/>
+      <w:r>
+        <w:rPr>
+          <w:color w:val="000000"/>
+        </w:rPr>
+        <w:t>an exit</w:t>
+      </w:r>
+      <w:proofErr w:type="gramEnd"/>
+      <w:r>
+        <w:rPr>
+          <w:color w:val="000000"/>
+        </w:rPr>
+        <w:t xml:space="preserve"> time are excluded because they are not completed.</w:t>
       </w:r>
     </w:p>
     <w:p/>
@@ -5080,7 +5818,7 @@
                     <pic:cNvPicPr preferRelativeResize="0"/>
                   </pic:nvPicPr>
                   <pic:blipFill>
-                    <a:blip r:embed="rId24"/>
+                    <a:blip r:embed="rId30"/>
                     <a:srcRect/>
                     <a:stretch>
                       <a:fillRect/>
@@ -5175,7 +5913,7 @@
                     <pic:cNvPicPr preferRelativeResize="0"/>
                   </pic:nvPicPr>
                   <pic:blipFill>
-                    <a:blip r:embed="rId25"/>
+                    <a:blip r:embed="rId31"/>
                     <a:srcRect/>
                     <a:stretch>
                       <a:fillRect/>
@@ -5397,7 +6135,7 @@
                     <pic:cNvPicPr preferRelativeResize="0"/>
                   </pic:nvPicPr>
                   <pic:blipFill>
-                    <a:blip r:embed="rId26"/>
+                    <a:blip r:embed="rId32"/>
                     <a:srcRect/>
                     <a:stretch>
                       <a:fillRect/>
@@ -5474,7 +6212,7 @@
                     <pic:cNvPicPr preferRelativeResize="0"/>
                   </pic:nvPicPr>
                   <pic:blipFill>
-                    <a:blip r:embed="rId27"/>
+                    <a:blip r:embed="rId33"/>
                     <a:srcRect/>
                     <a:stretch>
                       <a:fillRect/>
@@ -5709,7 +6447,7 @@
                     <pic:cNvPicPr preferRelativeResize="0"/>
                   </pic:nvPicPr>
                   <pic:blipFill>
-                    <a:blip r:embed="rId28"/>
+                    <a:blip r:embed="rId34"/>
                     <a:srcRect/>
                     <a:stretch>
                       <a:fillRect/>
@@ -5773,7 +6511,7 @@
                     <pic:cNvPicPr preferRelativeResize="0"/>
                   </pic:nvPicPr>
                   <pic:blipFill>
-                    <a:blip r:embed="rId29"/>
+                    <a:blip r:embed="rId35"/>
                     <a:srcRect/>
                     <a:stretch>
                       <a:fillRect/>
@@ -5994,7 +6732,7 @@
                     <pic:cNvPicPr preferRelativeResize="0"/>
                   </pic:nvPicPr>
                   <pic:blipFill>
-                    <a:blip r:embed="rId30"/>
+                    <a:blip r:embed="rId36"/>
                     <a:srcRect/>
                     <a:stretch>
                       <a:fillRect/>
@@ -6063,7 +6801,7 @@
                     <pic:cNvPicPr preferRelativeResize="0"/>
                   </pic:nvPicPr>
                   <pic:blipFill>
-                    <a:blip r:embed="rId31"/>
+                    <a:blip r:embed="rId37"/>
                     <a:srcRect/>
                     <a:stretch>
                       <a:fillRect/>
@@ -6194,7 +6932,7 @@
                     <pic:cNvPicPr preferRelativeResize="0"/>
                   </pic:nvPicPr>
                   <pic:blipFill>
-                    <a:blip r:embed="rId32"/>
+                    <a:blip r:embed="rId38"/>
                     <a:srcRect/>
                     <a:stretch>
                       <a:fillRect/>
@@ -6277,7 +7015,7 @@
                     <pic:cNvPicPr preferRelativeResize="0"/>
                   </pic:nvPicPr>
                   <pic:blipFill>
-                    <a:blip r:embed="rId33"/>
+                    <a:blip r:embed="rId39"/>
                     <a:srcRect/>
                     <a:stretch>
                       <a:fillRect/>
@@ -6354,8 +7092,13 @@
         <w:spacing w:after="0" w:line="276" w:lineRule="auto"/>
       </w:pPr>
       <w:r>
-        <w:t>patient’s first placement is not considered a transfer; each subsequent unit stay</w:t>
-      </w:r>
+        <w:t xml:space="preserve">patient’s first placement is not considered a transfer; each subsequent unit </w:t>
+      </w:r>
+      <w:proofErr w:type="gramStart"/>
+      <w:r>
+        <w:t>stay</w:t>
+      </w:r>
+      <w:proofErr w:type="gramEnd"/>
     </w:p>
     <w:p>
       <w:pPr>
@@ -6417,7 +7160,7 @@
                     <pic:cNvPicPr preferRelativeResize="0"/>
                   </pic:nvPicPr>
                   <pic:blipFill>
-                    <a:blip r:embed="rId34"/>
+                    <a:blip r:embed="rId40"/>
                     <a:srcRect/>
                     <a:stretch>
                       <a:fillRect/>
@@ -6500,7 +7243,7 @@
                     <pic:cNvPicPr preferRelativeResize="0"/>
                   </pic:nvPicPr>
                   <pic:blipFill>
-                    <a:blip r:embed="rId35"/>
+                    <a:blip r:embed="rId41"/>
                     <a:srcRect/>
                     <a:stretch>
                       <a:fillRect/>
@@ -6628,7 +7371,7 @@
                     <pic:cNvPicPr preferRelativeResize="0"/>
                   </pic:nvPicPr>
                   <pic:blipFill>
-                    <a:blip r:embed="rId36"/>
+                    <a:blip r:embed="rId42"/>
                     <a:srcRect/>
                     <a:stretch>
                       <a:fillRect/>
@@ -6711,7 +7454,7 @@
                     <pic:cNvPicPr preferRelativeResize="0"/>
                   </pic:nvPicPr>
                   <pic:blipFill>
-                    <a:blip r:embed="rId37"/>
+                    <a:blip r:embed="rId43"/>
                     <a:srcRect/>
                     <a:stretch>
                       <a:fillRect/>
@@ -6808,8 +7551,18 @@
           <w:b/>
           <w:bCs/>
         </w:rPr>
-        <w:t>9 diagnosis</w:t>
-      </w:r>
+        <w:t xml:space="preserve">9 </w:t>
+      </w:r>
+      <w:proofErr w:type="gramStart"/>
+      <w:r>
+        <w:rPr>
+          <w:rFonts w:ascii="LMRoman12-Bold" w:eastAsia="LMRoman12-Bold" w:hAnsi="LMRoman12-Bold" w:cs="LMRoman12-Bold"/>
+          <w:b/>
+          <w:bCs/>
+        </w:rPr>
+        <w:t>diagnosis</w:t>
+      </w:r>
+      <w:proofErr w:type="gramEnd"/>
       <w:r>
         <w:rPr>
           <w:rFonts w:ascii="LMRoman12-Regular" w:eastAsia="LMRoman12-Regular" w:hAnsi="LMRoman12-Regular" w:cs="LMRoman12-Regular"/>
@@ -6866,7 +7619,7 @@
                     <pic:cNvPicPr preferRelativeResize="0"/>
                   </pic:nvPicPr>
                   <pic:blipFill>
-                    <a:blip r:embed="rId38"/>
+                    <a:blip r:embed="rId44"/>
                     <a:srcRect/>
                     <a:stretch>
                       <a:fillRect/>
@@ -6927,7 +7680,7 @@
                     <pic:cNvPicPr preferRelativeResize="0"/>
                   </pic:nvPicPr>
                   <pic:blipFill>
-                    <a:blip r:embed="rId39"/>
+                    <a:blip r:embed="rId45"/>
                     <a:srcRect l="-495" r="5930"/>
                     <a:stretch>
                       <a:fillRect/>
@@ -7049,7 +7802,7 @@
                     <pic:cNvPicPr/>
                   </pic:nvPicPr>
                   <pic:blipFill>
-                    <a:blip r:embed="rId40"/>
+                    <a:blip r:embed="rId46"/>
                     <a:stretch>
                       <a:fillRect/>
                     </a:stretch>
@@ -7111,7 +7864,7 @@
                     <pic:cNvPicPr/>
                   </pic:nvPicPr>
                   <pic:blipFill>
-                    <a:blip r:embed="rId41"/>
+                    <a:blip r:embed="rId47"/>
                     <a:stretch>
                       <a:fillRect/>
                     </a:stretch>
@@ -7163,10 +7916,18 @@
         <w:t>patient_id</w:t>
       </w:r>
       <w:r>
-        <w:t>) and ORDER BY statement sorting the creation dates is descending</w:t>
-      </w:r>
-      <w:r>
-        <w:t>(DESC) order.</w:t>
+        <w:t xml:space="preserve">) and ORDER BY statement sorting the creation dates is </w:t>
+      </w:r>
+      <w:proofErr w:type="gramStart"/>
+      <w:r>
+        <w:t>descending</w:t>
+      </w:r>
+      <w:r>
+        <w:t>(</w:t>
+      </w:r>
+      <w:proofErr w:type="gramEnd"/>
+      <w:r>
+        <w:t>DESC) order.</w:t>
       </w:r>
     </w:p>
     <w:p>
@@ -7281,7 +8042,7 @@
                     <pic:cNvPicPr preferRelativeResize="0"/>
                   </pic:nvPicPr>
                   <pic:blipFill>
-                    <a:blip r:embed="rId42"/>
+                    <a:blip r:embed="rId48"/>
                     <a:srcRect/>
                     <a:stretch>
                       <a:fillRect/>
@@ -7361,7 +8122,7 @@
                     <pic:cNvPicPr preferRelativeResize="0"/>
                   </pic:nvPicPr>
                   <pic:blipFill>
-                    <a:blip r:embed="rId43"/>
+                    <a:blip r:embed="rId49"/>
                     <a:srcRect/>
                     <a:stretch>
                       <a:fillRect/>
@@ -7561,7 +8322,7 @@
                     <pic:cNvPicPr/>
                   </pic:nvPicPr>
                   <pic:blipFill>
-                    <a:blip r:embed="rId44"/>
+                    <a:blip r:embed="rId50"/>
                     <a:stretch>
                       <a:fillRect/>
                     </a:stretch>
@@ -7647,7 +8408,7 @@
                     <pic:cNvPicPr/>
                   </pic:nvPicPr>
                   <pic:blipFill>
-                    <a:blip r:embed="rId45"/>
+                    <a:blip r:embed="rId51"/>
                     <a:stretch>
                       <a:fillRect/>
                     </a:stretch>
@@ -7754,10 +8515,15 @@
         </w:rPr>
       </w:pPr>
       <w:r>
-        <w:t>So,</w:t>
-      </w:r>
-      <w:r>
-        <w:t xml:space="preserve"> we have to chain our </w:t>
+        <w:t xml:space="preserve">So, we </w:t>
+      </w:r>
+      <w:proofErr w:type="gramStart"/>
+      <w:r>
+        <w:t>have to</w:t>
+      </w:r>
+      <w:proofErr w:type="gramEnd"/>
+      <w:r>
+        <w:t xml:space="preserve"> chain our </w:t>
       </w:r>
       <w:r>
         <w:t>joints</w:t>
@@ -7795,6 +8561,7 @@
       <w:r>
         <w:t xml:space="preserve"> To find procedures happening on the exact same day, we wrapped the timestamps in a </w:t>
       </w:r>
+      <w:proofErr w:type="gramStart"/>
       <w:r>
         <w:rPr>
           <w:rStyle w:val="HTMLCode"/>
@@ -7804,6 +8571,7 @@
         </w:rPr>
         <w:t>DATE(</w:t>
       </w:r>
+      <w:proofErr w:type="gramEnd"/>
       <w:r>
         <w:rPr>
           <w:rStyle w:val="HTMLCode"/>
@@ -8673,7 +9441,7 @@
       </w:r>
     </w:p>
     <w:sectPr>
-      <w:footerReference w:type="default" r:id="rId46"/>
+      <w:footerReference w:type="default" r:id="rId52"/>
       <w:pgSz w:w="12240" w:h="15840"/>
       <w:pgMar w:top="1440" w:right="1440" w:bottom="1440" w:left="1440" w:header="720" w:footer="720" w:gutter="0"/>
       <w:pgNumType w:start="0"/>
@@ -10272,6 +11040,7 @@
   <w:style w:type="character" w:default="1" w:styleId="DefaultParagraphFont">
     <w:name w:val="Default Paragraph Font"/>
     <w:uiPriority w:val="1"/>
+    <w:semiHidden/>
     <w:unhideWhenUsed/>
   </w:style>
   <w:style w:type="table" w:default="1" w:styleId="TableNormal">

--- a/SOEN363_Project_Phase1_DatabaseGuru.docx
+++ b/SOEN363_Project_Phase1_DatabaseGuru.docx
@@ -306,7 +306,95 @@
                                               <w:sz w:val="26"/>
                                               <w:szCs w:val="26"/>
                                             </w:rPr>
-                                            <w:t>Freddy, Laurent, Mohammad, Juan, Zachari</w:t>
+                                            <w:t>Freddy</w:t>
+                                          </w:r>
+                                          <w:r>
+                                            <w:rPr>
+                                              <w:color w:val="E97132" w:themeColor="accent2"/>
+                                              <w:sz w:val="26"/>
+                                              <w:szCs w:val="26"/>
+                                            </w:rPr>
+                                            <w:t xml:space="preserve"> Mvemba</w:t>
+                                          </w:r>
+                                          <w:r>
+                                            <w:rPr>
+                                              <w:color w:val="E97132" w:themeColor="accent2"/>
+                                              <w:sz w:val="26"/>
+                                              <w:szCs w:val="26"/>
+                                            </w:rPr>
+                                            <w:t>:</w:t>
+                                          </w:r>
+                                          <w:r>
+                                            <w:rPr>
+                                              <w:color w:val="E97132" w:themeColor="accent2"/>
+                                              <w:sz w:val="26"/>
+                                              <w:szCs w:val="26"/>
+                                            </w:rPr>
+                                            <w:t xml:space="preserve"> StudentID: 25745616</w:t>
+                                          </w:r>
+                                          <w:r>
+                                            <w:rPr>
+                                              <w:color w:val="E97132" w:themeColor="accent2"/>
+                                              <w:sz w:val="26"/>
+                                              <w:szCs w:val="26"/>
+                                            </w:rPr>
+                                            <w:t>, Laurent</w:t>
+                                          </w:r>
+                                          <w:r>
+                                            <w:rPr>
+                                              <w:color w:val="E97132" w:themeColor="accent2"/>
+                                              <w:sz w:val="26"/>
+                                              <w:szCs w:val="26"/>
+                                            </w:rPr>
+                                            <w:t xml:space="preserve"> StudentID:</w:t>
+                                          </w:r>
+                                          <w:r>
+                                            <w:rPr>
+                                              <w:color w:val="E97132" w:themeColor="accent2"/>
+                                              <w:sz w:val="26"/>
+                                              <w:szCs w:val="26"/>
+                                            </w:rPr>
+                                            <w:t xml:space="preserve"> Mohammad</w:t>
+                                          </w:r>
+                                          <w:r>
+                                            <w:rPr>
+                                              <w:color w:val="E97132" w:themeColor="accent2"/>
+                                              <w:sz w:val="26"/>
+                                              <w:szCs w:val="26"/>
+                                            </w:rPr>
+                                            <w:t xml:space="preserve"> StudentID</w:t>
+                                          </w:r>
+                                          <w:r>
+                                            <w:rPr>
+                                              <w:color w:val="E97132" w:themeColor="accent2"/>
+                                              <w:sz w:val="26"/>
+                                              <w:szCs w:val="26"/>
+                                            </w:rPr>
+                                            <w:t>, Juan</w:t>
+                                          </w:r>
+                                          <w:r>
+                                            <w:rPr>
+                                              <w:color w:val="E97132" w:themeColor="accent2"/>
+                                              <w:sz w:val="26"/>
+                                              <w:szCs w:val="26"/>
+                                            </w:rPr>
+                                            <w:t xml:space="preserve"> Student ID</w:t>
+                                          </w:r>
+                                          <w:r>
+                                            <w:rPr>
+                                              <w:color w:val="E97132" w:themeColor="accent2"/>
+                                              <w:sz w:val="26"/>
+                                              <w:szCs w:val="26"/>
+                                            </w:rPr>
+                                            <w:t>, Zachari</w:t>
+                                          </w:r>
+                                          <w:r>
+                                            <w:rPr>
+                                              <w:color w:val="E97132" w:themeColor="accent2"/>
+                                              <w:sz w:val="26"/>
+                                              <w:szCs w:val="26"/>
+                                            </w:rPr>
+                                            <w:t xml:space="preserve"> StudentID</w:t>
                                           </w:r>
                                         </w:p>
                                       </w:sdtContent>
@@ -598,7 +686,95 @@
                                         <w:sz w:val="26"/>
                                         <w:szCs w:val="26"/>
                                       </w:rPr>
-                                      <w:t>Freddy, Laurent, Mohammad, Juan, Zachari</w:t>
+                                      <w:t>Freddy</w:t>
+                                    </w:r>
+                                    <w:r>
+                                      <w:rPr>
+                                        <w:color w:val="E97132" w:themeColor="accent2"/>
+                                        <w:sz w:val="26"/>
+                                        <w:szCs w:val="26"/>
+                                      </w:rPr>
+                                      <w:t xml:space="preserve"> Mvemba</w:t>
+                                    </w:r>
+                                    <w:r>
+                                      <w:rPr>
+                                        <w:color w:val="E97132" w:themeColor="accent2"/>
+                                        <w:sz w:val="26"/>
+                                        <w:szCs w:val="26"/>
+                                      </w:rPr>
+                                      <w:t>:</w:t>
+                                    </w:r>
+                                    <w:r>
+                                      <w:rPr>
+                                        <w:color w:val="E97132" w:themeColor="accent2"/>
+                                        <w:sz w:val="26"/>
+                                        <w:szCs w:val="26"/>
+                                      </w:rPr>
+                                      <w:t xml:space="preserve"> StudentID: 25745616</w:t>
+                                    </w:r>
+                                    <w:r>
+                                      <w:rPr>
+                                        <w:color w:val="E97132" w:themeColor="accent2"/>
+                                        <w:sz w:val="26"/>
+                                        <w:szCs w:val="26"/>
+                                      </w:rPr>
+                                      <w:t>, Laurent</w:t>
+                                    </w:r>
+                                    <w:r>
+                                      <w:rPr>
+                                        <w:color w:val="E97132" w:themeColor="accent2"/>
+                                        <w:sz w:val="26"/>
+                                        <w:szCs w:val="26"/>
+                                      </w:rPr>
+                                      <w:t xml:space="preserve"> StudentID:</w:t>
+                                    </w:r>
+                                    <w:r>
+                                      <w:rPr>
+                                        <w:color w:val="E97132" w:themeColor="accent2"/>
+                                        <w:sz w:val="26"/>
+                                        <w:szCs w:val="26"/>
+                                      </w:rPr>
+                                      <w:t xml:space="preserve"> Mohammad</w:t>
+                                    </w:r>
+                                    <w:r>
+                                      <w:rPr>
+                                        <w:color w:val="E97132" w:themeColor="accent2"/>
+                                        <w:sz w:val="26"/>
+                                        <w:szCs w:val="26"/>
+                                      </w:rPr>
+                                      <w:t xml:space="preserve"> StudentID</w:t>
+                                    </w:r>
+                                    <w:r>
+                                      <w:rPr>
+                                        <w:color w:val="E97132" w:themeColor="accent2"/>
+                                        <w:sz w:val="26"/>
+                                        <w:szCs w:val="26"/>
+                                      </w:rPr>
+                                      <w:t>, Juan</w:t>
+                                    </w:r>
+                                    <w:r>
+                                      <w:rPr>
+                                        <w:color w:val="E97132" w:themeColor="accent2"/>
+                                        <w:sz w:val="26"/>
+                                        <w:szCs w:val="26"/>
+                                      </w:rPr>
+                                      <w:t xml:space="preserve"> Student ID</w:t>
+                                    </w:r>
+                                    <w:r>
+                                      <w:rPr>
+                                        <w:color w:val="E97132" w:themeColor="accent2"/>
+                                        <w:sz w:val="26"/>
+                                        <w:szCs w:val="26"/>
+                                      </w:rPr>
+                                      <w:t>, Zachari</w:t>
+                                    </w:r>
+                                    <w:r>
+                                      <w:rPr>
+                                        <w:color w:val="E97132" w:themeColor="accent2"/>
+                                        <w:sz w:val="26"/>
+                                        <w:szCs w:val="26"/>
+                                      </w:rPr>
+                                      <w:t xml:space="preserve"> StudentID</w:t>
                                     </w:r>
                                   </w:p>
                                 </w:sdtContent>
@@ -723,7 +899,7 @@
           <w:r>
             <w:fldChar w:fldCharType="separate"/>
           </w:r>
-          <w:hyperlink w:anchor="_Toc243036264" w:history="1">
+          <w:hyperlink w:anchor="_Toc243347143" w:history="1">
             <w:r>
               <w:rPr>
                 <w:rStyle w:val="Hyperlink"/>
@@ -750,7 +926,7 @@
                 <w:noProof/>
                 <w:webHidden/>
               </w:rPr>
-              <w:instrText xml:space="preserve"> PAGEREF _Toc243036264 \h </w:instrText>
+              <w:instrText xml:space="preserve"> PAGEREF _Toc243347143 \h </w:instrText>
             </w:r>
             <w:r>
               <w:rPr>
@@ -795,7 +971,7 @@
               <w14:ligatures w14:val="standardContextual"/>
             </w:rPr>
           </w:pPr>
-          <w:hyperlink w:anchor="_Toc243036265" w:history="1">
+          <w:hyperlink w:anchor="_Toc243347144" w:history="1">
             <w:r>
               <w:rPr>
                 <w:rStyle w:val="Hyperlink"/>
@@ -822,7 +998,7 @@
                 <w:noProof/>
                 <w:webHidden/>
               </w:rPr>
-              <w:instrText xml:space="preserve"> PAGEREF _Toc243036265 \h </w:instrText>
+              <w:instrText xml:space="preserve"> PAGEREF _Toc243347144 \h </w:instrText>
             </w:r>
             <w:r>
               <w:rPr>
@@ -867,7 +1043,7 @@
               <w14:ligatures w14:val="standardContextual"/>
             </w:rPr>
           </w:pPr>
-          <w:hyperlink w:anchor="_Toc243036266" w:history="1">
+          <w:hyperlink w:anchor="_Toc243347145" w:history="1">
             <w:r>
               <w:rPr>
                 <w:rStyle w:val="Hyperlink"/>
@@ -894,7 +1070,7 @@
                 <w:noProof/>
                 <w:webHidden/>
               </w:rPr>
-              <w:instrText xml:space="preserve"> PAGEREF _Toc243036266 \h </w:instrText>
+              <w:instrText xml:space="preserve"> PAGEREF _Toc243347145 \h </w:instrText>
             </w:r>
             <w:r>
               <w:rPr>
@@ -939,7 +1115,7 @@
               <w14:ligatures w14:val="standardContextual"/>
             </w:rPr>
           </w:pPr>
-          <w:hyperlink w:anchor="_Toc243036267" w:history="1">
+          <w:hyperlink w:anchor="_Toc243347146" w:history="1">
             <w:r>
               <w:rPr>
                 <w:rStyle w:val="Hyperlink"/>
@@ -966,7 +1142,7 @@
                 <w:noProof/>
                 <w:webHidden/>
               </w:rPr>
-              <w:instrText xml:space="preserve"> PAGEREF _Toc243036267 \h </w:instrText>
+              <w:instrText xml:space="preserve"> PAGEREF _Toc243347146 \h </w:instrText>
             </w:r>
             <w:r>
               <w:rPr>
@@ -1011,7 +1187,7 @@
               <w14:ligatures w14:val="standardContextual"/>
             </w:rPr>
           </w:pPr>
-          <w:hyperlink w:anchor="_Toc243036268" w:history="1">
+          <w:hyperlink w:anchor="_Toc243347147" w:history="1">
             <w:r>
               <w:rPr>
                 <w:rStyle w:val="Hyperlink"/>
@@ -1038,79 +1214,7 @@
                 <w:noProof/>
                 <w:webHidden/>
               </w:rPr>
-              <w:instrText xml:space="preserve"> PAGEREF _Toc243036268 \h </w:instrText>
-            </w:r>
-            <w:r>
-              <w:rPr>
-                <w:noProof/>
-                <w:webHidden/>
-              </w:rPr>
-            </w:r>
-            <w:r>
-              <w:rPr>
-                <w:noProof/>
-                <w:webHidden/>
-              </w:rPr>
-              <w:fldChar w:fldCharType="separate"/>
-            </w:r>
-            <w:r>
-              <w:rPr>
-                <w:noProof/>
-                <w:webHidden/>
-              </w:rPr>
-              <w:t>5</w:t>
-            </w:r>
-            <w:r>
-              <w:rPr>
-                <w:noProof/>
-                <w:webHidden/>
-              </w:rPr>
-              <w:fldChar w:fldCharType="end"/>
-            </w:r>
-          </w:hyperlink>
-        </w:p>
-        <w:p>
-          <w:pPr>
-            <w:pStyle w:val="TOC1"/>
-            <w:tabs>
-              <w:tab w:val="right" w:pos="9350"/>
-            </w:tabs>
-            <w:rPr>
-              <w:rFonts w:asciiTheme="minorHAnsi" w:eastAsiaTheme="minorEastAsia" w:hAnsiTheme="minorHAnsi" w:cstheme="minorBidi"/>
-              <w:noProof/>
-              <w:kern w:val="2"/>
-              <w:lang w:val="en-US"/>
-              <w14:ligatures w14:val="standardContextual"/>
-            </w:rPr>
-          </w:pPr>
-          <w:hyperlink w:anchor="_Toc243036269" w:history="1">
-            <w:r>
-              <w:rPr>
-                <w:rStyle w:val="Hyperlink"/>
-                <w:noProof/>
-              </w:rPr>
-              <w:t>Queries (Q1–Q20)</w:t>
-            </w:r>
-            <w:r>
-              <w:rPr>
-                <w:noProof/>
-                <w:webHidden/>
-              </w:rPr>
-              <w:tab/>
-            </w:r>
-            <w:r>
-              <w:rPr>
-                <w:noProof/>
-                <w:webHidden/>
-              </w:rPr>
-              <w:fldChar w:fldCharType="begin"/>
-            </w:r>
-            <w:r>
-              <w:rPr>
-                <w:noProof/>
-                <w:webHidden/>
-              </w:rPr>
-              <w:instrText xml:space="preserve"> PAGEREF _Toc243036269 \h </w:instrText>
+              <w:instrText xml:space="preserve"> PAGEREF _Toc243347147 \h </w:instrText>
             </w:r>
             <w:r>
               <w:rPr>
@@ -1155,13 +1259,13 @@
               <w14:ligatures w14:val="standardContextual"/>
             </w:rPr>
           </w:pPr>
-          <w:hyperlink w:anchor="_Toc243036270" w:history="1">
+          <w:hyperlink w:anchor="_Toc243347148" w:history="1">
             <w:r>
               <w:rPr>
                 <w:rStyle w:val="Hyperlink"/>
                 <w:noProof/>
               </w:rPr>
-              <w:t>Submitted Files</w:t>
+              <w:t>Reproduction Steps</w:t>
             </w:r>
             <w:r>
               <w:rPr>
@@ -1182,7 +1286,7 @@
                 <w:noProof/>
                 <w:webHidden/>
               </w:rPr>
-              <w:instrText xml:space="preserve"> PAGEREF _Toc243036270 \h </w:instrText>
+              <w:instrText xml:space="preserve"> PAGEREF _Toc243347148 \h </w:instrText>
             </w:r>
             <w:r>
               <w:rPr>
@@ -1227,13 +1331,13 @@
               <w14:ligatures w14:val="standardContextual"/>
             </w:rPr>
           </w:pPr>
-          <w:hyperlink w:anchor="_Toc243036271" w:history="1">
+          <w:hyperlink w:anchor="_Toc243347149" w:history="1">
             <w:r>
               <w:rPr>
                 <w:rStyle w:val="Hyperlink"/>
                 <w:noProof/>
               </w:rPr>
-              <w:t>Reproduction Steps</w:t>
+              <w:t>Conclusion</w:t>
             </w:r>
             <w:r>
               <w:rPr>
@@ -1254,7 +1358,79 @@
                 <w:noProof/>
                 <w:webHidden/>
               </w:rPr>
-              <w:instrText xml:space="preserve"> PAGEREF _Toc243036271 \h </w:instrText>
+              <w:instrText xml:space="preserve"> PAGEREF _Toc243347149 \h </w:instrText>
+            </w:r>
+            <w:r>
+              <w:rPr>
+                <w:noProof/>
+                <w:webHidden/>
+              </w:rPr>
+            </w:r>
+            <w:r>
+              <w:rPr>
+                <w:noProof/>
+                <w:webHidden/>
+              </w:rPr>
+              <w:fldChar w:fldCharType="separate"/>
+            </w:r>
+            <w:r>
+              <w:rPr>
+                <w:noProof/>
+                <w:webHidden/>
+              </w:rPr>
+              <w:t>7</w:t>
+            </w:r>
+            <w:r>
+              <w:rPr>
+                <w:noProof/>
+                <w:webHidden/>
+              </w:rPr>
+              <w:fldChar w:fldCharType="end"/>
+            </w:r>
+          </w:hyperlink>
+        </w:p>
+        <w:p>
+          <w:pPr>
+            <w:pStyle w:val="TOC1"/>
+            <w:tabs>
+              <w:tab w:val="right" w:pos="9350"/>
+            </w:tabs>
+            <w:rPr>
+              <w:rFonts w:asciiTheme="minorHAnsi" w:eastAsiaTheme="minorEastAsia" w:hAnsiTheme="minorHAnsi" w:cstheme="minorBidi"/>
+              <w:noProof/>
+              <w:kern w:val="2"/>
+              <w:lang w:val="en-US"/>
+              <w14:ligatures w14:val="standardContextual"/>
+            </w:rPr>
+          </w:pPr>
+          <w:hyperlink w:anchor="_Toc243347150" w:history="1">
+            <w:r>
+              <w:rPr>
+                <w:rStyle w:val="Hyperlink"/>
+                <w:noProof/>
+              </w:rPr>
+              <w:t>Appendix A — Individual Query Screenshots</w:t>
+            </w:r>
+            <w:r>
+              <w:rPr>
+                <w:noProof/>
+                <w:webHidden/>
+              </w:rPr>
+              <w:tab/>
+            </w:r>
+            <w:r>
+              <w:rPr>
+                <w:noProof/>
+                <w:webHidden/>
+              </w:rPr>
+              <w:fldChar w:fldCharType="begin"/>
+            </w:r>
+            <w:r>
+              <w:rPr>
+                <w:noProof/>
+                <w:webHidden/>
+              </w:rPr>
+              <w:instrText xml:space="preserve"> PAGEREF _Toc243347150 \h </w:instrText>
             </w:r>
             <w:r>
               <w:rPr>
@@ -1299,231 +1475,7 @@
               <w14:ligatures w14:val="standardContextual"/>
             </w:rPr>
           </w:pPr>
-          <w:hyperlink w:anchor="_Toc243036272" w:history="1">
-            <w:r>
-              <w:rPr>
-                <w:rStyle w:val="Hyperlink"/>
-                <w:noProof/>
-              </w:rPr>
-              <w:t>Conclusion</w:t>
-            </w:r>
-            <w:r>
-              <w:rPr>
-                <w:noProof/>
-                <w:webHidden/>
-              </w:rPr>
-              <w:tab/>
-            </w:r>
-            <w:r>
-              <w:rPr>
-                <w:noProof/>
-                <w:webHidden/>
-              </w:rPr>
-              <w:fldChar w:fldCharType="begin"/>
-            </w:r>
-            <w:r>
-              <w:rPr>
-                <w:noProof/>
-                <w:webHidden/>
-              </w:rPr>
-              <w:instrText xml:space="preserve"> PAGEREF _Toc243036272 \h </w:instrText>
-            </w:r>
-            <w:r>
-              <w:rPr>
-                <w:noProof/>
-                <w:webHidden/>
-              </w:rPr>
-            </w:r>
-            <w:r>
-              <w:rPr>
-                <w:noProof/>
-                <w:webHidden/>
-              </w:rPr>
-              <w:fldChar w:fldCharType="separate"/>
-            </w:r>
-            <w:r>
-              <w:rPr>
-                <w:noProof/>
-                <w:webHidden/>
-              </w:rPr>
-              <w:t>8</w:t>
-            </w:r>
-            <w:r>
-              <w:rPr>
-                <w:noProof/>
-                <w:webHidden/>
-              </w:rPr>
-              <w:fldChar w:fldCharType="end"/>
-            </w:r>
-          </w:hyperlink>
-        </w:p>
-        <w:p>
-          <w:pPr>
-            <w:pStyle w:val="TOC1"/>
-            <w:tabs>
-              <w:tab w:val="right" w:pos="9350"/>
-            </w:tabs>
-            <w:rPr>
-              <w:rFonts w:asciiTheme="minorHAnsi" w:eastAsiaTheme="minorEastAsia" w:hAnsiTheme="minorHAnsi" w:cstheme="minorBidi"/>
-              <w:noProof/>
-              <w:kern w:val="2"/>
-              <w:lang w:val="en-US"/>
-              <w14:ligatures w14:val="standardContextual"/>
-            </w:rPr>
-          </w:pPr>
-          <w:hyperlink w:anchor="_Toc243036273" w:history="1">
-            <w:r>
-              <w:rPr>
-                <w:rStyle w:val="Hyperlink"/>
-                <w:noProof/>
-              </w:rPr>
-              <w:t>Appendix A — Individual Query Screenshots</w:t>
-            </w:r>
-            <w:r>
-              <w:rPr>
-                <w:noProof/>
-                <w:webHidden/>
-              </w:rPr>
-              <w:tab/>
-            </w:r>
-            <w:r>
-              <w:rPr>
-                <w:noProof/>
-                <w:webHidden/>
-              </w:rPr>
-              <w:fldChar w:fldCharType="begin"/>
-            </w:r>
-            <w:r>
-              <w:rPr>
-                <w:noProof/>
-                <w:webHidden/>
-              </w:rPr>
-              <w:instrText xml:space="preserve"> PAGEREF _Toc243036273 \h </w:instrText>
-            </w:r>
-            <w:r>
-              <w:rPr>
-                <w:noProof/>
-                <w:webHidden/>
-              </w:rPr>
-            </w:r>
-            <w:r>
-              <w:rPr>
-                <w:noProof/>
-                <w:webHidden/>
-              </w:rPr>
-              <w:fldChar w:fldCharType="separate"/>
-            </w:r>
-            <w:r>
-              <w:rPr>
-                <w:noProof/>
-                <w:webHidden/>
-              </w:rPr>
-              <w:t>9</w:t>
-            </w:r>
-            <w:r>
-              <w:rPr>
-                <w:noProof/>
-                <w:webHidden/>
-              </w:rPr>
-              <w:fldChar w:fldCharType="end"/>
-            </w:r>
-          </w:hyperlink>
-        </w:p>
-        <w:p>
-          <w:pPr>
-            <w:pStyle w:val="TOC1"/>
-            <w:tabs>
-              <w:tab w:val="right" w:pos="9350"/>
-            </w:tabs>
-            <w:rPr>
-              <w:rFonts w:asciiTheme="minorHAnsi" w:eastAsiaTheme="minorEastAsia" w:hAnsiTheme="minorHAnsi" w:cstheme="minorBidi"/>
-              <w:noProof/>
-              <w:kern w:val="2"/>
-              <w:lang w:val="en-US"/>
-              <w14:ligatures w14:val="standardContextual"/>
-            </w:rPr>
-          </w:pPr>
-          <w:hyperlink w:anchor="_Toc243036274" w:history="1">
-            <w:r>
-              <w:rPr>
-                <w:rStyle w:val="Hyperlink"/>
-                <w:rFonts w:asciiTheme="majorHAnsi" w:eastAsiaTheme="majorEastAsia" w:hAnsiTheme="majorHAnsi" w:cstheme="majorBidi"/>
-                <w:noProof/>
-              </w:rPr>
-              <w:t>Appendix B</w:t>
-            </w:r>
-            <w:r>
-              <w:rPr>
-                <w:rStyle w:val="Hyperlink"/>
-                <w:noProof/>
-              </w:rPr>
-              <w:t xml:space="preserve"> - Handout Checklist</w:t>
-            </w:r>
-            <w:r>
-              <w:rPr>
-                <w:noProof/>
-                <w:webHidden/>
-              </w:rPr>
-              <w:tab/>
-            </w:r>
-            <w:r>
-              <w:rPr>
-                <w:noProof/>
-                <w:webHidden/>
-              </w:rPr>
-              <w:fldChar w:fldCharType="begin"/>
-            </w:r>
-            <w:r>
-              <w:rPr>
-                <w:noProof/>
-                <w:webHidden/>
-              </w:rPr>
-              <w:instrText xml:space="preserve"> PAGEREF _Toc243036274 \h </w:instrText>
-            </w:r>
-            <w:r>
-              <w:rPr>
-                <w:noProof/>
-                <w:webHidden/>
-              </w:rPr>
-            </w:r>
-            <w:r>
-              <w:rPr>
-                <w:noProof/>
-                <w:webHidden/>
-              </w:rPr>
-              <w:fldChar w:fldCharType="separate"/>
-            </w:r>
-            <w:r>
-              <w:rPr>
-                <w:noProof/>
-                <w:webHidden/>
-              </w:rPr>
-              <w:t>26</w:t>
-            </w:r>
-            <w:r>
-              <w:rPr>
-                <w:noProof/>
-                <w:webHidden/>
-              </w:rPr>
-              <w:fldChar w:fldCharType="end"/>
-            </w:r>
-          </w:hyperlink>
-        </w:p>
-        <w:p>
-          <w:pPr>
-            <w:pStyle w:val="TOC1"/>
-            <w:tabs>
-              <w:tab w:val="right" w:pos="9350"/>
-            </w:tabs>
-            <w:rPr>
-              <w:rFonts w:asciiTheme="minorHAnsi" w:eastAsiaTheme="minorEastAsia" w:hAnsiTheme="minorHAnsi" w:cstheme="minorBidi"/>
-              <w:noProof/>
-              <w:kern w:val="2"/>
-              <w:lang w:val="en-US"/>
-              <w14:ligatures w14:val="standardContextual"/>
-            </w:rPr>
-          </w:pPr>
-          <w:hyperlink w:anchor="_Toc243036275" w:history="1">
+          <w:hyperlink w:anchor="_Toc243347151" w:history="1">
             <w:r>
               <w:rPr>
                 <w:rStyle w:val="Hyperlink"/>
@@ -1550,7 +1502,7 @@
                 <w:noProof/>
                 <w:webHidden/>
               </w:rPr>
-              <w:instrText xml:space="preserve"> PAGEREF _Toc243036275 \h </w:instrText>
+              <w:instrText xml:space="preserve"> PAGEREF _Toc243347151 \h </w:instrText>
             </w:r>
             <w:r>
               <w:rPr>
@@ -1570,7 +1522,7 @@
                 <w:noProof/>
                 <w:webHidden/>
               </w:rPr>
-              <w:t>27</w:t>
+              <w:t>28</w:t>
             </w:r>
             <w:r>
               <w:rPr>
@@ -1595,7 +1547,7 @@
               <w14:ligatures w14:val="standardContextual"/>
             </w:rPr>
           </w:pPr>
-          <w:hyperlink w:anchor="_Toc243036276" w:history="1">
+          <w:hyperlink w:anchor="_Toc243347152" w:history="1">
             <w:r>
               <w:rPr>
                 <w:rStyle w:val="Hyperlink"/>
@@ -1622,7 +1574,7 @@
                 <w:noProof/>
                 <w:webHidden/>
               </w:rPr>
-              <w:instrText xml:space="preserve"> PAGEREF _Toc243036276 \h </w:instrText>
+              <w:instrText xml:space="preserve"> PAGEREF _Toc243347152 \h </w:instrText>
             </w:r>
             <w:r>
               <w:rPr>
@@ -1642,7 +1594,7 @@
                 <w:noProof/>
                 <w:webHidden/>
               </w:rPr>
-              <w:t>27</w:t>
+              <w:t>28</w:t>
             </w:r>
             <w:r>
               <w:rPr>
@@ -1694,7 +1646,7 @@
         <w:pStyle w:val="Heading1"/>
       </w:pPr>
       <w:bookmarkStart w:id="0" w:name="_Toc242913039"/>
-      <w:bookmarkStart w:id="1" w:name="_Toc243036264"/>
+      <w:bookmarkStart w:id="1" w:name="_Toc243347143"/>
       <w:r>
         <w:t>Introduction</w:t>
       </w:r>
@@ -1716,7 +1668,7 @@
         <w:pStyle w:val="Heading1"/>
       </w:pPr>
       <w:bookmarkStart w:id="2" w:name="_Toc242913040"/>
-      <w:bookmarkStart w:id="3" w:name="_Toc243036265"/>
+      <w:bookmarkStart w:id="3" w:name="_Toc243347144"/>
       <w:r>
         <w:t>System Overview</w:t>
       </w:r>
@@ -1734,7 +1686,6 @@
         </w:rPr>
       </w:pPr>
       <w:bookmarkStart w:id="4" w:name="_Toc242913041"/>
-      <w:bookmarkStart w:id="5" w:name="_Toc243036266"/>
       <w:r>
         <w:rPr>
           <w:rFonts w:ascii="Segoe UI" w:hAnsi="Segoe UI" w:cs="Segoe UI"/>
@@ -1765,6 +1716,7 @@
       <w:pPr>
         <w:pStyle w:val="Heading1"/>
       </w:pPr>
+      <w:bookmarkStart w:id="5" w:name="_Toc243347145"/>
       <w:r>
         <w:lastRenderedPageBreak/>
         <w:t>Entity-Relationship Diagram</w:t>
@@ -1797,18 +1749,31 @@
         <w:pStyle w:val="Caption"/>
         <w:keepNext/>
       </w:pPr>
-      <w:bookmarkStart w:id="6" w:name="_Toc243035817"/>
+      <w:bookmarkStart w:id="6" w:name="_Toc243347117"/>
       <w:r>
         <w:t xml:space="preserve">Figure </w:t>
       </w:r>
-      <w:fldSimple w:instr=" SEQ Figure \* ARABIC ">
-        <w:r>
-          <w:rPr>
-            <w:noProof/>
-          </w:rPr>
-          <w:t>1</w:t>
-        </w:r>
-      </w:fldSimple>
+      <w:r>
+        <w:fldChar w:fldCharType="begin"/>
+      </w:r>
+      <w:r>
+        <w:instrText xml:space="preserve"> SEQ Figure \* ARABIC </w:instrText>
+      </w:r>
+      <w:r>
+        <w:fldChar w:fldCharType="separate"/>
+      </w:r>
+      <w:r>
+        <w:rPr>
+          <w:noProof/>
+        </w:rPr>
+        <w:t>1</w:t>
+      </w:r>
+      <w:r>
+        <w:rPr>
+          <w:noProof/>
+        </w:rPr>
+        <w:fldChar w:fldCharType="end"/>
+      </w:r>
       <w:r>
         <w:t>: ER Diagram</w:t>
       </w:r>
@@ -1869,7 +1834,6 @@
     </w:p>
     <w:p>
       <w:bookmarkStart w:id="7" w:name="_Toc242913042"/>
-      <w:bookmarkStart w:id="8" w:name="_Toc243036267"/>
       <w:r>
         <w:t xml:space="preserve">Figure 1 shows our ER diagram. We modelled the patient journey as a chain: a patient has many admissions; each admission is linked to one triage_assessment, one or more diagnosis records (with exactly one marked as primary), optional icu_stay and surgical_procedure records, and one discharge_record. Staff are modelled separately: physician and nurse connect to admissions through the tables where they act (e.g., admitting_prof_id on admission, nurse_id on triage). Diagnostic work follows a strict path — diagnostic_order → radiology_examination → radiology_report — because one order can produce one exam, and each exam has one report. We made icu_stay a separate entity (rather than a column on admission) because a patient can move between units (ICU, CCU, MICU, SICU) during a single stay, and Q15/Q16 </w:t>
       </w:r>
@@ -1897,6 +1861,7 @@
       <w:pPr>
         <w:pStyle w:val="Heading1"/>
       </w:pPr>
+      <w:bookmarkStart w:id="8" w:name="_Toc243347146"/>
       <w:r>
         <w:lastRenderedPageBreak/>
         <w:t>Relational Schema</w:t>
@@ -1966,9 +1931,14 @@
         <w:spacing w:after="0" w:line="240" w:lineRule="auto"/>
         <w:rPr>
           <w:rFonts w:ascii="Arial" w:eastAsia="Arial" w:hAnsi="Arial" w:cs="Arial"/>
-          <w:lang w:val="en-US"/>
-        </w:rPr>
-      </w:pPr>
+        </w:rPr>
+      </w:pPr>
+      <w:r>
+        <w:rPr>
+          <w:rFonts w:ascii="Arial" w:eastAsia="Arial" w:hAnsi="Arial" w:cs="Arial"/>
+        </w:rPr>
+        <w:t>Below is the formal relational schema mapping for the 14 operational tables:</w:t>
+      </w:r>
     </w:p>
     <w:p>
       <w:pPr>
@@ -1977,22 +1947,15 @@
           <w:rFonts w:ascii="Arial" w:eastAsia="Arial" w:hAnsi="Arial" w:cs="Arial"/>
         </w:rPr>
       </w:pPr>
-      <w:r>
-        <w:rPr>
-          <w:rFonts w:ascii="Arial" w:eastAsia="Arial" w:hAnsi="Arial" w:cs="Arial"/>
-        </w:rPr>
-        <w:t>Below is the formal relational schema mapping for the 14 operational tables:</w:t>
-      </w:r>
-    </w:p>
-    <w:p>
-      <w:pPr>
-        <w:spacing w:after="0" w:line="240" w:lineRule="auto"/>
-        <w:rPr>
-          <w:rFonts w:ascii="Arial" w:eastAsia="Arial" w:hAnsi="Arial" w:cs="Arial"/>
-        </w:rPr>
-      </w:pPr>
-    </w:p>
-    <w:p>
+    </w:p>
+    <w:p>
+      <w:pPr>
+        <w:pStyle w:val="ListParagraph"/>
+        <w:numPr>
+          <w:ilvl w:val="0"/>
+          <w:numId w:val="8"/>
+        </w:numPr>
+      </w:pPr>
       <w:r>
         <w:t>icd9_dict (icd9_code</w:t>
       </w:r>
@@ -2001,6 +1964,13 @@
       </w:r>
     </w:p>
     <w:p>
+      <w:pPr>
+        <w:pStyle w:val="ListParagraph"/>
+        <w:numPr>
+          <w:ilvl w:val="0"/>
+          <w:numId w:val="8"/>
+        </w:numPr>
+      </w:pPr>
       <w:r>
         <w:t>physician (physician_id,</w:t>
       </w:r>
@@ -2009,6 +1979,13 @@
       </w:r>
     </w:p>
     <w:p>
+      <w:pPr>
+        <w:pStyle w:val="ListParagraph"/>
+        <w:numPr>
+          <w:ilvl w:val="0"/>
+          <w:numId w:val="8"/>
+        </w:numPr>
+      </w:pPr>
       <w:r>
         <w:t xml:space="preserve">nurse (nurse_id, </w:t>
       </w:r>
@@ -2017,6 +1994,13 @@
       </w:r>
     </w:p>
     <w:p>
+      <w:pPr>
+        <w:pStyle w:val="ListParagraph"/>
+        <w:numPr>
+          <w:ilvl w:val="0"/>
+          <w:numId w:val="8"/>
+        </w:numPr>
+      </w:pPr>
       <w:r>
         <w:t>patient (patient_id,</w:t>
       </w:r>
@@ -2025,6 +2009,13 @@
       </w:r>
     </w:p>
     <w:p>
+      <w:pPr>
+        <w:pStyle w:val="ListParagraph"/>
+        <w:numPr>
+          <w:ilvl w:val="0"/>
+          <w:numId w:val="8"/>
+        </w:numPr>
+      </w:pPr>
       <w:r>
         <w:t xml:space="preserve">admission (admission_id, </w:t>
       </w:r>
@@ -2039,6 +2030,13 @@
       </w:r>
     </w:p>
     <w:p>
+      <w:pPr>
+        <w:pStyle w:val="ListParagraph"/>
+        <w:numPr>
+          <w:ilvl w:val="1"/>
+          <w:numId w:val="8"/>
+        </w:numPr>
+      </w:pPr>
       <w:r>
         <w:t>Foreign Keys: patient_id references patient(patient_id), admitting_prof_id</w:t>
       </w:r>
@@ -2050,6 +2048,13 @@
       </w:r>
     </w:p>
     <w:p>
+      <w:pPr>
+        <w:pStyle w:val="ListParagraph"/>
+        <w:numPr>
+          <w:ilvl w:val="0"/>
+          <w:numId w:val="8"/>
+        </w:numPr>
+      </w:pPr>
       <w:r>
         <w:t>triage_assessment (triage_id</w:t>
       </w:r>
@@ -2078,6 +2083,13 @@
       </w:r>
     </w:p>
     <w:p>
+      <w:pPr>
+        <w:pStyle w:val="ListParagraph"/>
+        <w:numPr>
+          <w:ilvl w:val="1"/>
+          <w:numId w:val="8"/>
+        </w:numPr>
+      </w:pPr>
       <w:r>
         <w:t>Foreign Key</w:t>
       </w:r>
@@ -2093,6 +2105,13 @@
       </w:r>
     </w:p>
     <w:p>
+      <w:pPr>
+        <w:pStyle w:val="ListParagraph"/>
+        <w:numPr>
+          <w:ilvl w:val="0"/>
+          <w:numId w:val="8"/>
+        </w:numPr>
+      </w:pPr>
       <w:r>
         <w:t>diagnosis (diagnosis_id</w:t>
       </w:r>
@@ -2123,6 +2142,13 @@
       </w:r>
     </w:p>
     <w:p>
+      <w:pPr>
+        <w:pStyle w:val="ListParagraph"/>
+        <w:numPr>
+          <w:ilvl w:val="1"/>
+          <w:numId w:val="8"/>
+        </w:numPr>
+      </w:pPr>
       <w:r>
         <w:t>Foreign Keys</w:t>
       </w:r>
@@ -2138,8 +2164,14 @@
       </w:r>
     </w:p>
     <w:p>
-      <w:r>
-        <w:lastRenderedPageBreak/>
+      <w:pPr>
+        <w:pStyle w:val="ListParagraph"/>
+        <w:numPr>
+          <w:ilvl w:val="0"/>
+          <w:numId w:val="8"/>
+        </w:numPr>
+      </w:pPr>
+      <w:r>
         <w:t>icu_stay (unit_stay_number</w:t>
       </w:r>
       <w:r>
@@ -2159,6 +2191,13 @@
       </w:r>
     </w:p>
     <w:p>
+      <w:pPr>
+        <w:pStyle w:val="ListParagraph"/>
+        <w:numPr>
+          <w:ilvl w:val="1"/>
+          <w:numId w:val="8"/>
+        </w:numPr>
+      </w:pPr>
       <w:r>
         <w:t>Foreign Keys</w:t>
       </w:r>
@@ -2174,7 +2213,15 @@
       </w:r>
     </w:p>
     <w:p>
-      <w:r>
+      <w:pPr>
+        <w:pStyle w:val="ListParagraph"/>
+        <w:numPr>
+          <w:ilvl w:val="0"/>
+          <w:numId w:val="8"/>
+        </w:numPr>
+      </w:pPr>
+      <w:r>
+        <w:lastRenderedPageBreak/>
         <w:t>clinical_note (note_id, admission_id, author_prof_id, note_date_time, note_text,</w:t>
       </w:r>
       <w:r>
@@ -2182,6 +2229,13 @@
       </w:r>
     </w:p>
     <w:p>
+      <w:pPr>
+        <w:pStyle w:val="ListParagraph"/>
+        <w:numPr>
+          <w:ilvl w:val="1"/>
+          <w:numId w:val="8"/>
+        </w:numPr>
+      </w:pPr>
       <w:r>
         <w:rPr>
           <w:i/>
@@ -2194,6 +2248,13 @@
       </w:r>
     </w:p>
     <w:p>
+      <w:pPr>
+        <w:pStyle w:val="ListParagraph"/>
+        <w:numPr>
+          <w:ilvl w:val="0"/>
+          <w:numId w:val="8"/>
+        </w:numPr>
+      </w:pPr>
       <w:r>
         <w:t>diagnostic_order (order_id</w:t>
       </w:r>
@@ -2222,6 +2283,13 @@
       </w:r>
     </w:p>
     <w:p>
+      <w:pPr>
+        <w:pStyle w:val="ListParagraph"/>
+        <w:numPr>
+          <w:ilvl w:val="1"/>
+          <w:numId w:val="8"/>
+        </w:numPr>
+      </w:pPr>
       <w:r>
         <w:t>Foreign Keys</w:t>
       </w:r>
@@ -2237,6 +2305,13 @@
       </w:r>
     </w:p>
     <w:p>
+      <w:pPr>
+        <w:pStyle w:val="ListParagraph"/>
+        <w:numPr>
+          <w:ilvl w:val="0"/>
+          <w:numId w:val="8"/>
+        </w:numPr>
+      </w:pPr>
       <w:r>
         <w:t>radiology_examination (examination_id</w:t>
       </w:r>
@@ -2265,6 +2340,13 @@
       </w:r>
     </w:p>
     <w:p>
+      <w:pPr>
+        <w:pStyle w:val="ListParagraph"/>
+        <w:numPr>
+          <w:ilvl w:val="1"/>
+          <w:numId w:val="8"/>
+        </w:numPr>
+      </w:pPr>
       <w:r>
         <w:t>Foreign Keys</w:t>
       </w:r>
@@ -2280,6 +2362,13 @@
       </w:r>
     </w:p>
     <w:p>
+      <w:pPr>
+        <w:pStyle w:val="ListParagraph"/>
+        <w:numPr>
+          <w:ilvl w:val="0"/>
+          <w:numId w:val="8"/>
+        </w:numPr>
+      </w:pPr>
       <w:r>
         <w:t>surgical_procedure (procedure_id</w:t>
       </w:r>
@@ -2318,6 +2407,13 @@
       </w:r>
     </w:p>
     <w:p>
+      <w:pPr>
+        <w:pStyle w:val="ListParagraph"/>
+        <w:numPr>
+          <w:ilvl w:val="1"/>
+          <w:numId w:val="8"/>
+        </w:numPr>
+      </w:pPr>
       <w:r>
         <w:t>Foreign Keys</w:t>
       </w:r>
@@ -2367,6 +2463,13 @@
       </w:r>
     </w:p>
     <w:p>
+      <w:pPr>
+        <w:pStyle w:val="ListParagraph"/>
+        <w:numPr>
+          <w:ilvl w:val="0"/>
+          <w:numId w:val="8"/>
+        </w:numPr>
+      </w:pPr>
       <w:r>
         <w:t>discharge_record (discharge_id</w:t>
       </w:r>
@@ -2401,6 +2504,13 @@
       </w:r>
     </w:p>
     <w:p>
+      <w:pPr>
+        <w:pStyle w:val="ListParagraph"/>
+        <w:numPr>
+          <w:ilvl w:val="1"/>
+          <w:numId w:val="8"/>
+        </w:numPr>
+      </w:pPr>
       <w:r>
         <w:t>Foreign Keys</w:t>
       </w:r>
@@ -2462,7 +2572,6 @@
         </w:rPr>
       </w:pPr>
       <w:bookmarkStart w:id="9" w:name="_Toc242913043"/>
-      <w:bookmarkStart w:id="10" w:name="_Toc243036268"/>
       <w:r>
         <w:br w:type="page"/>
       </w:r>
@@ -2471,6 +2580,7 @@
       <w:pPr>
         <w:pStyle w:val="Heading1"/>
       </w:pPr>
+      <w:bookmarkStart w:id="10" w:name="_Toc243347147"/>
       <w:r>
         <w:lastRenderedPageBreak/>
         <w:t>Data Population</w:t>
@@ -2701,18 +2811,31 @@
         <w:pStyle w:val="Caption"/>
         <w:keepNext/>
       </w:pPr>
-      <w:bookmarkStart w:id="11" w:name="_Toc243035818"/>
+      <w:bookmarkStart w:id="11" w:name="_Toc243347118"/>
       <w:r>
         <w:t xml:space="preserve">Figure </w:t>
       </w:r>
-      <w:fldSimple w:instr=" SEQ Figure \* ARABIC ">
-        <w:r>
-          <w:rPr>
-            <w:noProof/>
-          </w:rPr>
-          <w:t>2</w:t>
-        </w:r>
-      </w:fldSimple>
+      <w:r>
+        <w:fldChar w:fldCharType="begin"/>
+      </w:r>
+      <w:r>
+        <w:instrText xml:space="preserve"> SEQ Figure \* ARABIC </w:instrText>
+      </w:r>
+      <w:r>
+        <w:fldChar w:fldCharType="separate"/>
+      </w:r>
+      <w:r>
+        <w:rPr>
+          <w:noProof/>
+        </w:rPr>
+        <w:t>2</w:t>
+      </w:r>
+      <w:r>
+        <w:rPr>
+          <w:noProof/>
+        </w:rPr>
+        <w:fldChar w:fldCharType="end"/>
+      </w:r>
       <w:r>
         <w:t>: Database Statistics</w:t>
       </w:r>
@@ -2821,7 +2944,7 @@
       <w:pPr>
         <w:pStyle w:val="Heading1"/>
       </w:pPr>
-      <w:bookmarkStart w:id="13" w:name="_Toc243036271"/>
+      <w:bookmarkStart w:id="13" w:name="_Toc243347148"/>
       <w:r>
         <w:lastRenderedPageBreak/>
         <w:t>Reproduction Steps</w:t>
@@ -2909,7 +3032,7 @@
         <w:pStyle w:val="Heading1"/>
       </w:pPr>
       <w:bookmarkStart w:id="14" w:name="_Toc242913047"/>
-      <w:bookmarkStart w:id="15" w:name="_Toc243036272"/>
+      <w:bookmarkStart w:id="15" w:name="_Toc243347149"/>
       <w:r>
         <w:t>Conclusion</w:t>
       </w:r>
@@ -2989,7 +3112,6 @@
       </w:pPr>
       <w:bookmarkStart w:id="16" w:name="_Toc242913048"/>
       <w:bookmarkStart w:id="17" w:name="_Ref243032483"/>
-      <w:bookmarkStart w:id="18" w:name="_Toc243036273"/>
       <w:r>
         <w:br w:type="page"/>
       </w:r>
@@ -2998,6 +3120,7 @@
       <w:pPr>
         <w:pStyle w:val="Heading1"/>
       </w:pPr>
+      <w:bookmarkStart w:id="18" w:name="_Toc243347150"/>
       <w:r>
         <w:lastRenderedPageBreak/>
         <w:t>Appendix A — Individual Query Screenshots</w:t>
@@ -3126,18 +3249,31 @@
         <w:pStyle w:val="Caption"/>
         <w:keepNext/>
       </w:pPr>
-      <w:bookmarkStart w:id="20" w:name="_Toc243035819"/>
+      <w:bookmarkStart w:id="20" w:name="_Toc243347119"/>
       <w:r>
         <w:t xml:space="preserve">Figure </w:t>
       </w:r>
-      <w:fldSimple w:instr=" SEQ Figure \* ARABIC ">
-        <w:r>
-          <w:rPr>
-            <w:noProof/>
-          </w:rPr>
-          <w:t>3</w:t>
-        </w:r>
-      </w:fldSimple>
+      <w:r>
+        <w:fldChar w:fldCharType="begin"/>
+      </w:r>
+      <w:r>
+        <w:instrText xml:space="preserve"> SEQ Figure \* ARABIC </w:instrText>
+      </w:r>
+      <w:r>
+        <w:fldChar w:fldCharType="separate"/>
+      </w:r>
+      <w:r>
+        <w:rPr>
+          <w:noProof/>
+        </w:rPr>
+        <w:t>3</w:t>
+      </w:r>
+      <w:r>
+        <w:rPr>
+          <w:noProof/>
+        </w:rPr>
+        <w:fldChar w:fldCharType="end"/>
+      </w:r>
       <w:r>
         <w:t>: Query 1</w:t>
       </w:r>
@@ -3217,18 +3353,31 @@
         <w:pStyle w:val="Caption"/>
         <w:keepNext/>
       </w:pPr>
-      <w:bookmarkStart w:id="21" w:name="_Toc243035820"/>
+      <w:bookmarkStart w:id="21" w:name="_Toc243347120"/>
       <w:r>
         <w:t xml:space="preserve">Figure </w:t>
       </w:r>
-      <w:fldSimple w:instr=" SEQ Figure \* ARABIC ">
-        <w:r>
-          <w:rPr>
-            <w:noProof/>
-          </w:rPr>
-          <w:t>4</w:t>
-        </w:r>
-      </w:fldSimple>
+      <w:r>
+        <w:fldChar w:fldCharType="begin"/>
+      </w:r>
+      <w:r>
+        <w:instrText xml:space="preserve"> SEQ Figure \* ARABIC </w:instrText>
+      </w:r>
+      <w:r>
+        <w:fldChar w:fldCharType="separate"/>
+      </w:r>
+      <w:r>
+        <w:rPr>
+          <w:noProof/>
+        </w:rPr>
+        <w:t>4</w:t>
+      </w:r>
+      <w:r>
+        <w:rPr>
+          <w:noProof/>
+        </w:rPr>
+        <w:fldChar w:fldCharType="end"/>
+      </w:r>
       <w:r>
         <w:t>: Output Query 1</w:t>
       </w:r>
@@ -3550,18 +3699,31 @@
         <w:pStyle w:val="Caption"/>
         <w:keepNext/>
       </w:pPr>
-      <w:bookmarkStart w:id="22" w:name="_Toc243035821"/>
+      <w:bookmarkStart w:id="22" w:name="_Toc243347121"/>
       <w:r>
         <w:t xml:space="preserve">Figure </w:t>
       </w:r>
-      <w:fldSimple w:instr=" SEQ Figure \* ARABIC ">
-        <w:r>
-          <w:rPr>
-            <w:noProof/>
-          </w:rPr>
-          <w:t>5</w:t>
-        </w:r>
-      </w:fldSimple>
+      <w:r>
+        <w:fldChar w:fldCharType="begin"/>
+      </w:r>
+      <w:r>
+        <w:instrText xml:space="preserve"> SEQ Figure \* ARABIC </w:instrText>
+      </w:r>
+      <w:r>
+        <w:fldChar w:fldCharType="separate"/>
+      </w:r>
+      <w:r>
+        <w:rPr>
+          <w:noProof/>
+        </w:rPr>
+        <w:t>5</w:t>
+      </w:r>
+      <w:r>
+        <w:rPr>
+          <w:noProof/>
+        </w:rPr>
+        <w:fldChar w:fldCharType="end"/>
+      </w:r>
       <w:r>
         <w:t>: Query 2</w:t>
       </w:r>
@@ -3674,18 +3836,31 @@
         <w:pStyle w:val="Caption"/>
         <w:keepNext/>
       </w:pPr>
-      <w:bookmarkStart w:id="23" w:name="_Toc243035822"/>
+      <w:bookmarkStart w:id="23" w:name="_Toc243347122"/>
       <w:r>
         <w:t xml:space="preserve">Figure </w:t>
       </w:r>
-      <w:fldSimple w:instr=" SEQ Figure \* ARABIC ">
-        <w:r>
-          <w:rPr>
-            <w:noProof/>
-          </w:rPr>
-          <w:t>6</w:t>
-        </w:r>
-      </w:fldSimple>
+      <w:r>
+        <w:fldChar w:fldCharType="begin"/>
+      </w:r>
+      <w:r>
+        <w:instrText xml:space="preserve"> SEQ Figure \* ARABIC </w:instrText>
+      </w:r>
+      <w:r>
+        <w:fldChar w:fldCharType="separate"/>
+      </w:r>
+      <w:r>
+        <w:rPr>
+          <w:noProof/>
+        </w:rPr>
+        <w:t>6</w:t>
+      </w:r>
+      <w:r>
+        <w:rPr>
+          <w:noProof/>
+        </w:rPr>
+        <w:fldChar w:fldCharType="end"/>
+      </w:r>
       <w:r>
         <w:t>: Output Query 2</w:t>
       </w:r>
@@ -4031,18 +4206,31 @@
         <w:pStyle w:val="Caption"/>
         <w:keepNext/>
       </w:pPr>
-      <w:bookmarkStart w:id="24" w:name="_Toc243035823"/>
+      <w:bookmarkStart w:id="24" w:name="_Toc243347123"/>
       <w:r>
         <w:t xml:space="preserve">Figure </w:t>
       </w:r>
-      <w:fldSimple w:instr=" SEQ Figure \* ARABIC ">
-        <w:r>
-          <w:rPr>
-            <w:noProof/>
-          </w:rPr>
-          <w:t>7</w:t>
-        </w:r>
-      </w:fldSimple>
+      <w:r>
+        <w:fldChar w:fldCharType="begin"/>
+      </w:r>
+      <w:r>
+        <w:instrText xml:space="preserve"> SEQ Figure \* ARABIC </w:instrText>
+      </w:r>
+      <w:r>
+        <w:fldChar w:fldCharType="separate"/>
+      </w:r>
+      <w:r>
+        <w:rPr>
+          <w:noProof/>
+        </w:rPr>
+        <w:t>7</w:t>
+      </w:r>
+      <w:r>
+        <w:rPr>
+          <w:noProof/>
+        </w:rPr>
+        <w:fldChar w:fldCharType="end"/>
+      </w:r>
       <w:r>
         <w:t>: Query 3</w:t>
       </w:r>
@@ -4133,18 +4321,31 @@
         <w:pStyle w:val="Caption"/>
         <w:keepNext/>
       </w:pPr>
-      <w:bookmarkStart w:id="25" w:name="_Toc243035824"/>
+      <w:bookmarkStart w:id="25" w:name="_Toc243347124"/>
       <w:r>
         <w:t xml:space="preserve">Figure </w:t>
       </w:r>
-      <w:fldSimple w:instr=" SEQ Figure \* ARABIC ">
-        <w:r>
-          <w:rPr>
-            <w:noProof/>
-          </w:rPr>
-          <w:t>8</w:t>
-        </w:r>
-      </w:fldSimple>
+      <w:r>
+        <w:fldChar w:fldCharType="begin"/>
+      </w:r>
+      <w:r>
+        <w:instrText xml:space="preserve"> SEQ Figure \* ARABIC </w:instrText>
+      </w:r>
+      <w:r>
+        <w:fldChar w:fldCharType="separate"/>
+      </w:r>
+      <w:r>
+        <w:rPr>
+          <w:noProof/>
+        </w:rPr>
+        <w:t>8</w:t>
+      </w:r>
+      <w:r>
+        <w:rPr>
+          <w:noProof/>
+        </w:rPr>
+        <w:fldChar w:fldCharType="end"/>
+      </w:r>
       <w:r>
         <w:t>: Output Query 3</w:t>
       </w:r>
@@ -4376,18 +4577,31 @@
         <w:pStyle w:val="Caption"/>
         <w:keepNext/>
       </w:pPr>
-      <w:bookmarkStart w:id="26" w:name="_Toc243035825"/>
+      <w:bookmarkStart w:id="26" w:name="_Toc243347125"/>
       <w:r>
         <w:t xml:space="preserve">Figure </w:t>
       </w:r>
-      <w:fldSimple w:instr=" SEQ Figure \* ARABIC ">
-        <w:r>
-          <w:rPr>
-            <w:noProof/>
-          </w:rPr>
-          <w:t>9</w:t>
-        </w:r>
-      </w:fldSimple>
+      <w:r>
+        <w:fldChar w:fldCharType="begin"/>
+      </w:r>
+      <w:r>
+        <w:instrText xml:space="preserve"> SEQ Figure \* ARABIC </w:instrText>
+      </w:r>
+      <w:r>
+        <w:fldChar w:fldCharType="separate"/>
+      </w:r>
+      <w:r>
+        <w:rPr>
+          <w:noProof/>
+        </w:rPr>
+        <w:t>9</w:t>
+      </w:r>
+      <w:r>
+        <w:rPr>
+          <w:noProof/>
+        </w:rPr>
+        <w:fldChar w:fldCharType="end"/>
+      </w:r>
       <w:r>
         <w:t>: Query 4</w:t>
       </w:r>
@@ -4488,18 +4702,31 @@
         <w:pStyle w:val="Caption"/>
         <w:keepNext/>
       </w:pPr>
-      <w:bookmarkStart w:id="27" w:name="_Toc243035826"/>
+      <w:bookmarkStart w:id="27" w:name="_Toc243347126"/>
       <w:r>
         <w:t xml:space="preserve">Figure </w:t>
       </w:r>
-      <w:fldSimple w:instr=" SEQ Figure \* ARABIC ">
-        <w:r>
-          <w:rPr>
-            <w:noProof/>
-          </w:rPr>
-          <w:t>10</w:t>
-        </w:r>
-      </w:fldSimple>
+      <w:r>
+        <w:fldChar w:fldCharType="begin"/>
+      </w:r>
+      <w:r>
+        <w:instrText xml:space="preserve"> SEQ Figure \* ARABIC </w:instrText>
+      </w:r>
+      <w:r>
+        <w:fldChar w:fldCharType="separate"/>
+      </w:r>
+      <w:r>
+        <w:rPr>
+          <w:noProof/>
+        </w:rPr>
+        <w:t>10</w:t>
+      </w:r>
+      <w:r>
+        <w:rPr>
+          <w:noProof/>
+        </w:rPr>
+        <w:fldChar w:fldCharType="end"/>
+      </w:r>
       <w:r>
         <w:t>: Output Query 4</w:t>
       </w:r>
@@ -4666,7 +4893,6 @@
         </w:rPr>
         <w:t xml:space="preserve"> the patient id. After that, for the diagnostic order, </w:t>
       </w:r>
-      <w:proofErr w:type="spellStart"/>
       <w:proofErr w:type="gramStart"/>
       <w:r>
         <w:rPr>
@@ -4675,7 +4901,6 @@
         </w:rPr>
         <w:t>its</w:t>
       </w:r>
-      <w:proofErr w:type="spellEnd"/>
       <w:proofErr w:type="gramEnd"/>
       <w:r>
         <w:rPr>
@@ -4713,10 +4938,7 @@
     </w:p>
     <w:p>
       <w:r>
-        <w:t xml:space="preserve"> Find all ICU or CCU unit stays that lasted more than seven days. Display the</w:t>
-      </w:r>
-      <w:r>
-        <w:t xml:space="preserve"> </w:t>
+        <w:t xml:space="preserve"> Find all ICU or CCU unit stays that lasted more than seven days. Display the </w:t>
       </w:r>
       <w:proofErr w:type="gramStart"/>
       <w:r>
@@ -4744,20 +4966,53 @@
     </w:p>
     <w:p>
       <w:pPr>
-        <w:rPr>
-          <w:b/>
-          <w:bCs/>
-        </w:rPr>
-      </w:pPr>
-      <w:r>
-        <w:rPr>
-          <w:b/>
-          <w:bCs/>
+        <w:pStyle w:val="Caption"/>
+        <w:keepNext/>
+      </w:pPr>
+      <w:bookmarkStart w:id="28" w:name="_Toc243347127"/>
+      <w:r>
+        <w:t xml:space="preserve">Figure </w:t>
+      </w:r>
+      <w:r>
+        <w:fldChar w:fldCharType="begin"/>
+      </w:r>
+      <w:r>
+        <w:instrText xml:space="preserve"> SEQ Figure \* ARABIC </w:instrText>
+      </w:r>
+      <w:r>
+        <w:fldChar w:fldCharType="separate"/>
+      </w:r>
+      <w:r>
+        <w:rPr>
+          <w:noProof/>
+        </w:rPr>
+        <w:t>11</w:t>
+      </w:r>
+      <w:r>
+        <w:fldChar w:fldCharType="end"/>
+      </w:r>
+      <w:r>
+        <w:t>: Query 5</w:t>
+      </w:r>
+      <w:bookmarkEnd w:id="28"/>
+    </w:p>
+    <w:p>
+      <w:pPr>
+        <w:rPr>
+          <w:b/>
+          <w:bCs/>
+        </w:rPr>
+      </w:pPr>
+      <w:r>
+        <w:rPr>
+          <w:b/>
+          <w:bCs/>
+          <w:noProof/>
         </w:rPr>
         <w:drawing>
-          <wp:inline distT="0" distB="0" distL="0" distR="0" wp14:anchorId="0BA27F2F" wp14:editId="3311BB30">
-            <wp:extent cx="5666667" cy="2323809"/>
-            <wp:effectExtent l="19050" t="19050" r="10795" b="19685"/>
+          <wp:inline distT="0" distB="0" distL="0" distR="0" wp14:anchorId="0BA27F2F" wp14:editId="3CF98C7A">
+            <wp:extent cx="5665828" cy="1714500"/>
+            <wp:effectExtent l="19050" t="19050" r="11430" b="19050"/>
             <wp:docPr id="2103566388" name="Picture 1"/>
             <wp:cNvGraphicFramePr>
               <a:graphicFrameLocks xmlns:a="http://schemas.openxmlformats.org/drawingml/2006/main" noChangeAspect="1"/>
@@ -4778,7 +5033,7 @@
                   <pic:spPr>
                     <a:xfrm>
                       <a:off x="0" y="0"/>
-                      <a:ext cx="5666667" cy="2323809"/>
+                      <a:ext cx="5670247" cy="1715837"/>
                     </a:xfrm>
                     <a:prstGeom prst="rect">
                       <a:avLst/>
@@ -4812,7 +5067,42 @@
       </w:r>
     </w:p>
     <w:p>
-      <w:r>
+      <w:pPr>
+        <w:pStyle w:val="Caption"/>
+        <w:keepNext/>
+      </w:pPr>
+      <w:bookmarkStart w:id="29" w:name="_Toc243347128"/>
+      <w:r>
+        <w:t xml:space="preserve">Figure </w:t>
+      </w:r>
+      <w:r>
+        <w:fldChar w:fldCharType="begin"/>
+      </w:r>
+      <w:r>
+        <w:instrText xml:space="preserve"> SEQ Figure \* ARABIC </w:instrText>
+      </w:r>
+      <w:r>
+        <w:fldChar w:fldCharType="separate"/>
+      </w:r>
+      <w:r>
+        <w:rPr>
+          <w:noProof/>
+        </w:rPr>
+        <w:t>12</w:t>
+      </w:r>
+      <w:r>
+        <w:fldChar w:fldCharType="end"/>
+      </w:r>
+      <w:r>
+        <w:t>: Output Query 5</w:t>
+      </w:r>
+      <w:bookmarkEnd w:id="29"/>
+    </w:p>
+    <w:p>
+      <w:r>
+        <w:rPr>
+          <w:noProof/>
+        </w:rPr>
         <w:drawing>
           <wp:inline distT="0" distB="0" distL="0" distR="0" wp14:anchorId="1DA1D286" wp14:editId="56D2ACCA">
             <wp:extent cx="3934460" cy="3422650"/>
@@ -4973,7 +5263,42 @@
       </w:r>
     </w:p>
     <w:p>
-      <w:r>
+      <w:pPr>
+        <w:pStyle w:val="Caption"/>
+        <w:keepNext/>
+      </w:pPr>
+      <w:bookmarkStart w:id="30" w:name="_Toc243347129"/>
+      <w:r>
+        <w:t xml:space="preserve">Figure </w:t>
+      </w:r>
+      <w:r>
+        <w:fldChar w:fldCharType="begin"/>
+      </w:r>
+      <w:r>
+        <w:instrText xml:space="preserve"> SEQ Figure \* ARABIC </w:instrText>
+      </w:r>
+      <w:r>
+        <w:fldChar w:fldCharType="separate"/>
+      </w:r>
+      <w:r>
+        <w:rPr>
+          <w:noProof/>
+        </w:rPr>
+        <w:t>13</w:t>
+      </w:r>
+      <w:r>
+        <w:fldChar w:fldCharType="end"/>
+      </w:r>
+      <w:r>
+        <w:t>: Query 6</w:t>
+      </w:r>
+      <w:bookmarkEnd w:id="30"/>
+    </w:p>
+    <w:p>
+      <w:r>
+        <w:rPr>
+          <w:noProof/>
+        </w:rPr>
         <w:drawing>
           <wp:inline distT="0" distB="0" distL="0" distR="0" wp14:anchorId="0F62A80E" wp14:editId="0F9FC30E">
             <wp:extent cx="4752381" cy="1495238"/>
@@ -5032,7 +5357,42 @@
       </w:r>
     </w:p>
     <w:p>
-      <w:r>
+      <w:pPr>
+        <w:pStyle w:val="Caption"/>
+        <w:keepNext/>
+      </w:pPr>
+      <w:bookmarkStart w:id="31" w:name="_Toc243347130"/>
+      <w:r>
+        <w:t xml:space="preserve">Figure </w:t>
+      </w:r>
+      <w:r>
+        <w:fldChar w:fldCharType="begin"/>
+      </w:r>
+      <w:r>
+        <w:instrText xml:space="preserve"> SEQ Figure \* ARABIC </w:instrText>
+      </w:r>
+      <w:r>
+        <w:fldChar w:fldCharType="separate"/>
+      </w:r>
+      <w:r>
+        <w:rPr>
+          <w:noProof/>
+        </w:rPr>
+        <w:t>14</w:t>
+      </w:r>
+      <w:r>
+        <w:fldChar w:fldCharType="end"/>
+      </w:r>
+      <w:r>
+        <w:t>: Output Query 6</w:t>
+      </w:r>
+      <w:bookmarkEnd w:id="31"/>
+    </w:p>
+    <w:p>
+      <w:r>
+        <w:rPr>
+          <w:noProof/>
+        </w:rPr>
         <w:drawing>
           <wp:inline distT="0" distB="0" distL="0" distR="0" wp14:anchorId="4AE86656" wp14:editId="1E8E2476">
             <wp:extent cx="3907790" cy="2851150"/>
@@ -5205,6 +5565,38 @@
     </w:p>
     <w:p>
       <w:pPr>
+        <w:pStyle w:val="Caption"/>
+        <w:keepNext/>
+      </w:pPr>
+      <w:bookmarkStart w:id="32" w:name="_Toc243347131"/>
+      <w:r>
+        <w:t xml:space="preserve">Figure </w:t>
+      </w:r>
+      <w:r>
+        <w:fldChar w:fldCharType="begin"/>
+      </w:r>
+      <w:r>
+        <w:instrText xml:space="preserve"> SEQ Figure \* ARABIC </w:instrText>
+      </w:r>
+      <w:r>
+        <w:fldChar w:fldCharType="separate"/>
+      </w:r>
+      <w:r>
+        <w:rPr>
+          <w:noProof/>
+        </w:rPr>
+        <w:t>15</w:t>
+      </w:r>
+      <w:r>
+        <w:fldChar w:fldCharType="end"/>
+      </w:r>
+      <w:r>
+        <w:t>: Query 7</w:t>
+      </w:r>
+      <w:bookmarkEnd w:id="32"/>
+    </w:p>
+    <w:p>
+      <w:pPr>
         <w:rPr>
           <w:b/>
           <w:bCs/>
@@ -5215,6 +5607,7 @@
         <w:rPr>
           <w:b/>
           <w:bCs/>
+          <w:noProof/>
           <w:lang w:val="en-US"/>
         </w:rPr>
         <w:drawing>
@@ -5278,6 +5671,38 @@
     </w:p>
     <w:p>
       <w:pPr>
+        <w:pStyle w:val="Caption"/>
+        <w:keepNext/>
+      </w:pPr>
+      <w:bookmarkStart w:id="33" w:name="_Toc243347132"/>
+      <w:r>
+        <w:t xml:space="preserve">Figure </w:t>
+      </w:r>
+      <w:r>
+        <w:fldChar w:fldCharType="begin"/>
+      </w:r>
+      <w:r>
+        <w:instrText xml:space="preserve"> SEQ Figure \* ARABIC </w:instrText>
+      </w:r>
+      <w:r>
+        <w:fldChar w:fldCharType="separate"/>
+      </w:r>
+      <w:r>
+        <w:rPr>
+          <w:noProof/>
+        </w:rPr>
+        <w:t>16</w:t>
+      </w:r>
+      <w:r>
+        <w:fldChar w:fldCharType="end"/>
+      </w:r>
+      <w:r>
+        <w:t>: Output Query 7</w:t>
+      </w:r>
+      <w:bookmarkEnd w:id="33"/>
+    </w:p>
+    <w:p>
+      <w:pPr>
         <w:rPr>
           <w:b/>
           <w:bCs/>
@@ -5288,6 +5713,7 @@
         <w:rPr>
           <w:b/>
           <w:bCs/>
+          <w:noProof/>
           <w:lang w:val="en-US"/>
         </w:rPr>
         <w:drawing>
@@ -5337,29 +5763,33 @@
         <w:rPr>
           <w:b/>
           <w:bCs/>
-          <w:lang w:val="en-US"/>
-        </w:rPr>
-      </w:pPr>
-      <w:r>
-        <w:rPr>
-          <w:b/>
-          <w:bCs/>
-          <w:lang w:val="en-US"/>
+          <w:lang w:val="fr-FR"/>
+        </w:rPr>
+      </w:pPr>
+      <w:proofErr w:type="gramStart"/>
+      <w:r>
+        <w:rPr>
+          <w:b/>
+          <w:bCs/>
+          <w:lang w:val="fr-FR"/>
         </w:rPr>
         <w:t>Logic:</w:t>
       </w:r>
-    </w:p>
-    <w:p>
-      <w:pPr>
-        <w:rPr>
-          <w:b/>
-          <w:bCs/>
-        </w:rPr>
-      </w:pPr>
-      <w:r>
-        <w:rPr>
-          <w:b/>
-          <w:bCs/>
+      <w:proofErr w:type="gramEnd"/>
+    </w:p>
+    <w:p>
+      <w:pPr>
+        <w:rPr>
+          <w:b/>
+          <w:bCs/>
+          <w:lang w:val="fr-FR"/>
+        </w:rPr>
+      </w:pPr>
+      <w:r>
+        <w:rPr>
+          <w:b/>
+          <w:bCs/>
+          <w:lang w:val="fr-FR"/>
         </w:rPr>
         <w:br w:type="page"/>
       </w:r>
@@ -5369,39 +5799,91 @@
         <w:rPr>
           <w:i/>
           <w:iCs/>
-        </w:rPr>
-      </w:pPr>
-      <w:r>
-        <w:rPr>
-          <w:b/>
-          <w:bCs/>
+          <w:lang w:val="fr-FR"/>
+        </w:rPr>
+      </w:pPr>
+      <w:r>
+        <w:rPr>
+          <w:b/>
+          <w:bCs/>
+          <w:lang w:val="fr-FR"/>
         </w:rPr>
         <w:lastRenderedPageBreak/>
-        <w:t xml:space="preserve">Q8: </w:t>
-      </w:r>
-      <w:r>
+        <w:t>Q</w:t>
+      </w:r>
+      <w:proofErr w:type="gramStart"/>
+      <w:r>
+        <w:rPr>
+          <w:b/>
+          <w:bCs/>
+          <w:lang w:val="fr-FR"/>
+        </w:rPr>
+        <w:t>8:</w:t>
+      </w:r>
+      <w:proofErr w:type="gramEnd"/>
+      <w:r>
+        <w:rPr>
+          <w:b/>
+          <w:bCs/>
+          <w:lang w:val="fr-FR"/>
+        </w:rPr>
+        <w:t xml:space="preserve"> </w:t>
+      </w:r>
+      <w:r>
+        <w:rPr>
+          <w:lang w:val="fr-FR"/>
+        </w:rPr>
         <w:t>[JuanMa</w:t>
       </w:r>
       <w:r>
         <w:rPr>
           <w:i/>
           <w:iCs/>
+          <w:lang w:val="fr-FR"/>
         </w:rPr>
         <w:t>]</w:t>
       </w:r>
     </w:p>
-    <w:p/>
-    <w:p/>
-    <w:p/>
-    <w:p/>
-    <w:p>
-      <w:pPr>
-        <w:rPr>
-          <w:b/>
-          <w:bCs/>
-        </w:rPr>
-      </w:pPr>
-      <w:r>
+    <w:p>
+      <w:pPr>
+        <w:rPr>
+          <w:lang w:val="fr-FR"/>
+        </w:rPr>
+      </w:pPr>
+    </w:p>
+    <w:p>
+      <w:pPr>
+        <w:rPr>
+          <w:lang w:val="fr-FR"/>
+        </w:rPr>
+      </w:pPr>
+    </w:p>
+    <w:p>
+      <w:pPr>
+        <w:rPr>
+          <w:lang w:val="fr-FR"/>
+        </w:rPr>
+      </w:pPr>
+    </w:p>
+    <w:p>
+      <w:pPr>
+        <w:rPr>
+          <w:lang w:val="fr-FR"/>
+        </w:rPr>
+      </w:pPr>
+    </w:p>
+    <w:p>
+      <w:pPr>
+        <w:rPr>
+          <w:b/>
+          <w:bCs/>
+          <w:lang w:val="fr-FR"/>
+        </w:rPr>
+      </w:pPr>
+      <w:r>
+        <w:rPr>
+          <w:lang w:val="fr-FR"/>
+        </w:rPr>
         <w:br w:type="page"/>
       </w:r>
     </w:p>
@@ -5410,23 +5892,47 @@
         <w:rPr>
           <w:i/>
           <w:iCs/>
-        </w:rPr>
-      </w:pPr>
-      <w:r>
-        <w:rPr>
-          <w:b/>
-          <w:bCs/>
+          <w:lang w:val="fr-FR"/>
+        </w:rPr>
+      </w:pPr>
+      <w:r>
+        <w:rPr>
+          <w:b/>
+          <w:bCs/>
+          <w:lang w:val="fr-FR"/>
         </w:rPr>
         <w:lastRenderedPageBreak/>
-        <w:t xml:space="preserve">Q9: </w:t>
-      </w:r>
-      <w:r>
+        <w:t>Q</w:t>
+      </w:r>
+      <w:proofErr w:type="gramStart"/>
+      <w:r>
+        <w:rPr>
+          <w:b/>
+          <w:bCs/>
+          <w:lang w:val="fr-FR"/>
+        </w:rPr>
+        <w:t>9:</w:t>
+      </w:r>
+      <w:proofErr w:type="gramEnd"/>
+      <w:r>
+        <w:rPr>
+          <w:b/>
+          <w:bCs/>
+          <w:lang w:val="fr-FR"/>
+        </w:rPr>
+        <w:t xml:space="preserve"> </w:t>
+      </w:r>
+      <w:r>
+        <w:rPr>
+          <w:lang w:val="fr-FR"/>
+        </w:rPr>
         <w:t>[</w:t>
       </w:r>
       <w:r>
         <w:rPr>
           <w:i/>
           <w:iCs/>
+          <w:lang w:val="fr-FR"/>
         </w:rPr>
         <w:t>Mohammad]</w:t>
       </w:r>
@@ -8620,15 +9126,15 @@
       <w:pPr>
         <w:pStyle w:val="Heading1"/>
       </w:pPr>
-      <w:bookmarkStart w:id="28" w:name="_Toc242913049"/>
-      <w:bookmarkStart w:id="29" w:name="_Toc243036275"/>
+      <w:bookmarkStart w:id="34" w:name="_Toc242913049"/>
+      <w:bookmarkStart w:id="35" w:name="_Toc243347151"/>
       <w:r>
         <w:lastRenderedPageBreak/>
         <w:t>Table of Figures</w:t>
       </w:r>
-      <w:bookmarkStart w:id="30" w:name="_Toc242913050"/>
-      <w:bookmarkEnd w:id="28"/>
-      <w:bookmarkEnd w:id="29"/>
+      <w:bookmarkStart w:id="36" w:name="_Toc242913050"/>
+      <w:bookmarkEnd w:id="34"/>
+      <w:bookmarkEnd w:id="35"/>
     </w:p>
     <w:p>
       <w:pPr>
@@ -8657,7 +9163,7 @@
       <w:r>
         <w:fldChar w:fldCharType="separate"/>
       </w:r>
-      <w:hyperlink w:anchor="_Toc243035817" w:history="1">
+      <w:hyperlink w:anchor="_Toc243347117" w:history="1">
         <w:r>
           <w:rPr>
             <w:rStyle w:val="Hyperlink"/>
@@ -8684,7 +9190,7 @@
             <w:noProof/>
             <w:webHidden/>
           </w:rPr>
-          <w:instrText xml:space="preserve"> PAGEREF _Toc243035817 \h </w:instrText>
+          <w:instrText xml:space="preserve"> PAGEREF _Toc243347117 \h </w:instrText>
         </w:r>
         <w:r>
           <w:rPr>
@@ -8733,7 +9239,7 @@
           <w14:ligatures w14:val="standardContextual"/>
         </w:rPr>
       </w:pPr>
-      <w:hyperlink w:anchor="_Toc243035818" w:history="1">
+      <w:hyperlink w:anchor="_Toc243347118" w:history="1">
         <w:r>
           <w:rPr>
             <w:rStyle w:val="Hyperlink"/>
@@ -8760,7 +9266,7 @@
             <w:noProof/>
             <w:webHidden/>
           </w:rPr>
-          <w:instrText xml:space="preserve"> PAGEREF _Toc243035818 \h </w:instrText>
+          <w:instrText xml:space="preserve"> PAGEREF _Toc243347118 \h </w:instrText>
         </w:r>
         <w:r>
           <w:rPr>
@@ -8809,7 +9315,7 @@
           <w14:ligatures w14:val="standardContextual"/>
         </w:rPr>
       </w:pPr>
-      <w:hyperlink w:anchor="_Toc243035819" w:history="1">
+      <w:hyperlink w:anchor="_Toc243347119" w:history="1">
         <w:r>
           <w:rPr>
             <w:rStyle w:val="Hyperlink"/>
@@ -8836,7 +9342,159 @@
             <w:noProof/>
             <w:webHidden/>
           </w:rPr>
-          <w:instrText xml:space="preserve"> PAGEREF _Toc243035819 \h </w:instrText>
+          <w:instrText xml:space="preserve"> PAGEREF _Toc243347119 \h </w:instrText>
+        </w:r>
+        <w:r>
+          <w:rPr>
+            <w:noProof/>
+            <w:webHidden/>
+          </w:rPr>
+        </w:r>
+        <w:r>
+          <w:rPr>
+            <w:noProof/>
+            <w:webHidden/>
+          </w:rPr>
+          <w:fldChar w:fldCharType="separate"/>
+        </w:r>
+        <w:r>
+          <w:rPr>
+            <w:noProof/>
+            <w:webHidden/>
+          </w:rPr>
+          <w:t>8</w:t>
+        </w:r>
+        <w:r>
+          <w:rPr>
+            <w:noProof/>
+            <w:webHidden/>
+          </w:rPr>
+          <w:fldChar w:fldCharType="end"/>
+        </w:r>
+      </w:hyperlink>
+    </w:p>
+    <w:p>
+      <w:pPr>
+        <w:pStyle w:val="TableofFigures"/>
+        <w:tabs>
+          <w:tab w:val="right" w:leader="dot" w:pos="9350"/>
+        </w:tabs>
+        <w:rPr>
+          <w:rFonts w:eastAsiaTheme="minorEastAsia" w:cstheme="minorBidi"/>
+          <w:i w:val="0"/>
+          <w:iCs w:val="0"/>
+          <w:noProof/>
+          <w:kern w:val="2"/>
+          <w:sz w:val="24"/>
+          <w:szCs w:val="24"/>
+          <w:lang w:val="en-US"/>
+          <w14:ligatures w14:val="standardContextual"/>
+        </w:rPr>
+      </w:pPr>
+      <w:hyperlink w:anchor="_Toc243347120" w:history="1">
+        <w:r>
+          <w:rPr>
+            <w:rStyle w:val="Hyperlink"/>
+            <w:noProof/>
+          </w:rPr>
+          <w:t>Figure 4: Output Query 1</w:t>
+        </w:r>
+        <w:r>
+          <w:rPr>
+            <w:noProof/>
+            <w:webHidden/>
+          </w:rPr>
+          <w:tab/>
+        </w:r>
+        <w:r>
+          <w:rPr>
+            <w:noProof/>
+            <w:webHidden/>
+          </w:rPr>
+          <w:fldChar w:fldCharType="begin"/>
+        </w:r>
+        <w:r>
+          <w:rPr>
+            <w:noProof/>
+            <w:webHidden/>
+          </w:rPr>
+          <w:instrText xml:space="preserve"> PAGEREF _Toc243347120 \h </w:instrText>
+        </w:r>
+        <w:r>
+          <w:rPr>
+            <w:noProof/>
+            <w:webHidden/>
+          </w:rPr>
+        </w:r>
+        <w:r>
+          <w:rPr>
+            <w:noProof/>
+            <w:webHidden/>
+          </w:rPr>
+          <w:fldChar w:fldCharType="separate"/>
+        </w:r>
+        <w:r>
+          <w:rPr>
+            <w:noProof/>
+            <w:webHidden/>
+          </w:rPr>
+          <w:t>8</w:t>
+        </w:r>
+        <w:r>
+          <w:rPr>
+            <w:noProof/>
+            <w:webHidden/>
+          </w:rPr>
+          <w:fldChar w:fldCharType="end"/>
+        </w:r>
+      </w:hyperlink>
+    </w:p>
+    <w:p>
+      <w:pPr>
+        <w:pStyle w:val="TableofFigures"/>
+        <w:tabs>
+          <w:tab w:val="right" w:leader="dot" w:pos="9350"/>
+        </w:tabs>
+        <w:rPr>
+          <w:rFonts w:eastAsiaTheme="minorEastAsia" w:cstheme="minorBidi"/>
+          <w:i w:val="0"/>
+          <w:iCs w:val="0"/>
+          <w:noProof/>
+          <w:kern w:val="2"/>
+          <w:sz w:val="24"/>
+          <w:szCs w:val="24"/>
+          <w:lang w:val="en-US"/>
+          <w14:ligatures w14:val="standardContextual"/>
+        </w:rPr>
+      </w:pPr>
+      <w:hyperlink w:anchor="_Toc243347121" w:history="1">
+        <w:r>
+          <w:rPr>
+            <w:rStyle w:val="Hyperlink"/>
+            <w:noProof/>
+          </w:rPr>
+          <w:t>Figure 5: Query 2</w:t>
+        </w:r>
+        <w:r>
+          <w:rPr>
+            <w:noProof/>
+            <w:webHidden/>
+          </w:rPr>
+          <w:tab/>
+        </w:r>
+        <w:r>
+          <w:rPr>
+            <w:noProof/>
+            <w:webHidden/>
+          </w:rPr>
+          <w:fldChar w:fldCharType="begin"/>
+        </w:r>
+        <w:r>
+          <w:rPr>
+            <w:noProof/>
+            <w:webHidden/>
+          </w:rPr>
+          <w:instrText xml:space="preserve"> PAGEREF _Toc243347121 \h </w:instrText>
         </w:r>
         <w:r>
           <w:rPr>
@@ -8885,13 +9543,13 @@
           <w14:ligatures w14:val="standardContextual"/>
         </w:rPr>
       </w:pPr>
-      <w:hyperlink w:anchor="_Toc243035820" w:history="1">
+      <w:hyperlink w:anchor="_Toc243347122" w:history="1">
         <w:r>
           <w:rPr>
             <w:rStyle w:val="Hyperlink"/>
             <w:noProof/>
           </w:rPr>
-          <w:t>Figure 4: Output Query 1</w:t>
+          <w:t>Figure 6: Output Query 2</w:t>
         </w:r>
         <w:r>
           <w:rPr>
@@ -8912,7 +9570,7 @@
             <w:noProof/>
             <w:webHidden/>
           </w:rPr>
-          <w:instrText xml:space="preserve"> PAGEREF _Toc243035820 \h </w:instrText>
+          <w:instrText xml:space="preserve"> PAGEREF _Toc243347122 \h </w:instrText>
         </w:r>
         <w:r>
           <w:rPr>
@@ -8961,13 +9619,13 @@
           <w14:ligatures w14:val="standardContextual"/>
         </w:rPr>
       </w:pPr>
-      <w:hyperlink w:anchor="_Toc243035821" w:history="1">
+      <w:hyperlink w:anchor="_Toc243347123" w:history="1">
         <w:r>
           <w:rPr>
             <w:rStyle w:val="Hyperlink"/>
             <w:noProof/>
           </w:rPr>
-          <w:t>Figure 5: Query 2</w:t>
+          <w:t>Figure 7: Query 3</w:t>
         </w:r>
         <w:r>
           <w:rPr>
@@ -8988,7 +9646,7 @@
             <w:noProof/>
             <w:webHidden/>
           </w:rPr>
-          <w:instrText xml:space="preserve"> PAGEREF _Toc243035821 \h </w:instrText>
+          <w:instrText xml:space="preserve"> PAGEREF _Toc243347123 \h </w:instrText>
         </w:r>
         <w:r>
           <w:rPr>
@@ -9037,13 +9695,13 @@
           <w14:ligatures w14:val="standardContextual"/>
         </w:rPr>
       </w:pPr>
-      <w:hyperlink w:anchor="_Toc243035822" w:history="1">
+      <w:hyperlink w:anchor="_Toc243347124" w:history="1">
         <w:r>
           <w:rPr>
             <w:rStyle w:val="Hyperlink"/>
             <w:noProof/>
           </w:rPr>
-          <w:t>Figure 6: Output Query 2</w:t>
+          <w:t>Figure 8: Output Query 3</w:t>
         </w:r>
         <w:r>
           <w:rPr>
@@ -9064,7 +9722,7 @@
             <w:noProof/>
             <w:webHidden/>
           </w:rPr>
-          <w:instrText xml:space="preserve"> PAGEREF _Toc243035822 \h </w:instrText>
+          <w:instrText xml:space="preserve"> PAGEREF _Toc243347124 \h </w:instrText>
         </w:r>
         <w:r>
           <w:rPr>
@@ -9113,13 +9771,13 @@
           <w14:ligatures w14:val="standardContextual"/>
         </w:rPr>
       </w:pPr>
-      <w:hyperlink w:anchor="_Toc243035823" w:history="1">
+      <w:hyperlink w:anchor="_Toc243347125" w:history="1">
         <w:r>
           <w:rPr>
             <w:rStyle w:val="Hyperlink"/>
             <w:noProof/>
           </w:rPr>
-          <w:t>Figure 7: Query 3</w:t>
+          <w:t>Figure 9: Query 4</w:t>
         </w:r>
         <w:r>
           <w:rPr>
@@ -9140,7 +9798,7 @@
             <w:noProof/>
             <w:webHidden/>
           </w:rPr>
-          <w:instrText xml:space="preserve"> PAGEREF _Toc243035823 \h </w:instrText>
+          <w:instrText xml:space="preserve"> PAGEREF _Toc243347125 \h </w:instrText>
         </w:r>
         <w:r>
           <w:rPr>
@@ -9189,13 +9847,13 @@
           <w14:ligatures w14:val="standardContextual"/>
         </w:rPr>
       </w:pPr>
-      <w:hyperlink w:anchor="_Toc243035824" w:history="1">
+      <w:hyperlink w:anchor="_Toc243347126" w:history="1">
         <w:r>
           <w:rPr>
             <w:rStyle w:val="Hyperlink"/>
             <w:noProof/>
           </w:rPr>
-          <w:t>Figure 8: Output Query 3</w:t>
+          <w:t>Figure 10: Output Query 4</w:t>
         </w:r>
         <w:r>
           <w:rPr>
@@ -9216,7 +9874,7 @@
             <w:noProof/>
             <w:webHidden/>
           </w:rPr>
-          <w:instrText xml:space="preserve"> PAGEREF _Toc243035824 \h </w:instrText>
+          <w:instrText xml:space="preserve"> PAGEREF _Toc243347126 \h </w:instrText>
         </w:r>
         <w:r>
           <w:rPr>
@@ -9265,13 +9923,13 @@
           <w14:ligatures w14:val="standardContextual"/>
         </w:rPr>
       </w:pPr>
-      <w:hyperlink w:anchor="_Toc243035825" w:history="1">
+      <w:hyperlink w:anchor="_Toc243347127" w:history="1">
         <w:r>
           <w:rPr>
             <w:rStyle w:val="Hyperlink"/>
             <w:noProof/>
           </w:rPr>
-          <w:t>Figure 9: Query 4</w:t>
+          <w:t>Figure 11: Query 5</w:t>
         </w:r>
         <w:r>
           <w:rPr>
@@ -9292,7 +9950,7 @@
             <w:noProof/>
             <w:webHidden/>
           </w:rPr>
-          <w:instrText xml:space="preserve"> PAGEREF _Toc243035825 \h </w:instrText>
+          <w:instrText xml:space="preserve"> PAGEREF _Toc243347127 \h </w:instrText>
         </w:r>
         <w:r>
           <w:rPr>
@@ -9341,13 +9999,13 @@
           <w14:ligatures w14:val="standardContextual"/>
         </w:rPr>
       </w:pPr>
-      <w:hyperlink w:anchor="_Toc243035826" w:history="1">
+      <w:hyperlink w:anchor="_Toc243347128" w:history="1">
         <w:r>
           <w:rPr>
             <w:rStyle w:val="Hyperlink"/>
             <w:noProof/>
           </w:rPr>
-          <w:t>Figure 10: Output Query 4</w:t>
+          <w:t>Figure 12: Output Query 5</w:t>
         </w:r>
         <w:r>
           <w:rPr>
@@ -9368,7 +10026,7 @@
             <w:noProof/>
             <w:webHidden/>
           </w:rPr>
-          <w:instrText xml:space="preserve"> PAGEREF _Toc243035826 \h </w:instrText>
+          <w:instrText xml:space="preserve"> PAGEREF _Toc243347128 \h </w:instrText>
         </w:r>
         <w:r>
           <w:rPr>
@@ -9400,6 +10058,310 @@
       </w:hyperlink>
     </w:p>
     <w:p>
+      <w:pPr>
+        <w:pStyle w:val="TableofFigures"/>
+        <w:tabs>
+          <w:tab w:val="right" w:leader="dot" w:pos="9350"/>
+        </w:tabs>
+        <w:rPr>
+          <w:rFonts w:eastAsiaTheme="minorEastAsia" w:cstheme="minorBidi"/>
+          <w:i w:val="0"/>
+          <w:iCs w:val="0"/>
+          <w:noProof/>
+          <w:kern w:val="2"/>
+          <w:sz w:val="24"/>
+          <w:szCs w:val="24"/>
+          <w:lang w:val="en-US"/>
+          <w14:ligatures w14:val="standardContextual"/>
+        </w:rPr>
+      </w:pPr>
+      <w:hyperlink w:anchor="_Toc243347129" w:history="1">
+        <w:r>
+          <w:rPr>
+            <w:rStyle w:val="Hyperlink"/>
+            <w:noProof/>
+          </w:rPr>
+          <w:t>Figure 13: Query 6</w:t>
+        </w:r>
+        <w:r>
+          <w:rPr>
+            <w:noProof/>
+            <w:webHidden/>
+          </w:rPr>
+          <w:tab/>
+        </w:r>
+        <w:r>
+          <w:rPr>
+            <w:noProof/>
+            <w:webHidden/>
+          </w:rPr>
+          <w:fldChar w:fldCharType="begin"/>
+        </w:r>
+        <w:r>
+          <w:rPr>
+            <w:noProof/>
+            <w:webHidden/>
+          </w:rPr>
+          <w:instrText xml:space="preserve"> PAGEREF _Toc243347129 \h </w:instrText>
+        </w:r>
+        <w:r>
+          <w:rPr>
+            <w:noProof/>
+            <w:webHidden/>
+          </w:rPr>
+        </w:r>
+        <w:r>
+          <w:rPr>
+            <w:noProof/>
+            <w:webHidden/>
+          </w:rPr>
+          <w:fldChar w:fldCharType="separate"/>
+        </w:r>
+        <w:r>
+          <w:rPr>
+            <w:noProof/>
+            <w:webHidden/>
+          </w:rPr>
+          <w:t>13</w:t>
+        </w:r>
+        <w:r>
+          <w:rPr>
+            <w:noProof/>
+            <w:webHidden/>
+          </w:rPr>
+          <w:fldChar w:fldCharType="end"/>
+        </w:r>
+      </w:hyperlink>
+    </w:p>
+    <w:p>
+      <w:pPr>
+        <w:pStyle w:val="TableofFigures"/>
+        <w:tabs>
+          <w:tab w:val="right" w:leader="dot" w:pos="9350"/>
+        </w:tabs>
+        <w:rPr>
+          <w:rFonts w:eastAsiaTheme="minorEastAsia" w:cstheme="minorBidi"/>
+          <w:i w:val="0"/>
+          <w:iCs w:val="0"/>
+          <w:noProof/>
+          <w:kern w:val="2"/>
+          <w:sz w:val="24"/>
+          <w:szCs w:val="24"/>
+          <w:lang w:val="en-US"/>
+          <w14:ligatures w14:val="standardContextual"/>
+        </w:rPr>
+      </w:pPr>
+      <w:hyperlink w:anchor="_Toc243347130" w:history="1">
+        <w:r>
+          <w:rPr>
+            <w:rStyle w:val="Hyperlink"/>
+            <w:noProof/>
+          </w:rPr>
+          <w:t>Figure 14: Output Query 6</w:t>
+        </w:r>
+        <w:r>
+          <w:rPr>
+            <w:noProof/>
+            <w:webHidden/>
+          </w:rPr>
+          <w:tab/>
+        </w:r>
+        <w:r>
+          <w:rPr>
+            <w:noProof/>
+            <w:webHidden/>
+          </w:rPr>
+          <w:fldChar w:fldCharType="begin"/>
+        </w:r>
+        <w:r>
+          <w:rPr>
+            <w:noProof/>
+            <w:webHidden/>
+          </w:rPr>
+          <w:instrText xml:space="preserve"> PAGEREF _Toc243347130 \h </w:instrText>
+        </w:r>
+        <w:r>
+          <w:rPr>
+            <w:noProof/>
+            <w:webHidden/>
+          </w:rPr>
+        </w:r>
+        <w:r>
+          <w:rPr>
+            <w:noProof/>
+            <w:webHidden/>
+          </w:rPr>
+          <w:fldChar w:fldCharType="separate"/>
+        </w:r>
+        <w:r>
+          <w:rPr>
+            <w:noProof/>
+            <w:webHidden/>
+          </w:rPr>
+          <w:t>13</w:t>
+        </w:r>
+        <w:r>
+          <w:rPr>
+            <w:noProof/>
+            <w:webHidden/>
+          </w:rPr>
+          <w:fldChar w:fldCharType="end"/>
+        </w:r>
+      </w:hyperlink>
+    </w:p>
+    <w:p>
+      <w:pPr>
+        <w:pStyle w:val="TableofFigures"/>
+        <w:tabs>
+          <w:tab w:val="right" w:leader="dot" w:pos="9350"/>
+        </w:tabs>
+        <w:rPr>
+          <w:rFonts w:eastAsiaTheme="minorEastAsia" w:cstheme="minorBidi"/>
+          <w:i w:val="0"/>
+          <w:iCs w:val="0"/>
+          <w:noProof/>
+          <w:kern w:val="2"/>
+          <w:sz w:val="24"/>
+          <w:szCs w:val="24"/>
+          <w:lang w:val="en-US"/>
+          <w14:ligatures w14:val="standardContextual"/>
+        </w:rPr>
+      </w:pPr>
+      <w:hyperlink w:anchor="_Toc243347131" w:history="1">
+        <w:r>
+          <w:rPr>
+            <w:rStyle w:val="Hyperlink"/>
+            <w:noProof/>
+          </w:rPr>
+          <w:t>Figure 15: Query 7</w:t>
+        </w:r>
+        <w:r>
+          <w:rPr>
+            <w:noProof/>
+            <w:webHidden/>
+          </w:rPr>
+          <w:tab/>
+        </w:r>
+        <w:r>
+          <w:rPr>
+            <w:noProof/>
+            <w:webHidden/>
+          </w:rPr>
+          <w:fldChar w:fldCharType="begin"/>
+        </w:r>
+        <w:r>
+          <w:rPr>
+            <w:noProof/>
+            <w:webHidden/>
+          </w:rPr>
+          <w:instrText xml:space="preserve"> PAGEREF _Toc243347131 \h </w:instrText>
+        </w:r>
+        <w:r>
+          <w:rPr>
+            <w:noProof/>
+            <w:webHidden/>
+          </w:rPr>
+        </w:r>
+        <w:r>
+          <w:rPr>
+            <w:noProof/>
+            <w:webHidden/>
+          </w:rPr>
+          <w:fldChar w:fldCharType="separate"/>
+        </w:r>
+        <w:r>
+          <w:rPr>
+            <w:noProof/>
+            <w:webHidden/>
+          </w:rPr>
+          <w:t>14</w:t>
+        </w:r>
+        <w:r>
+          <w:rPr>
+            <w:noProof/>
+            <w:webHidden/>
+          </w:rPr>
+          <w:fldChar w:fldCharType="end"/>
+        </w:r>
+      </w:hyperlink>
+    </w:p>
+    <w:p>
+      <w:pPr>
+        <w:pStyle w:val="TableofFigures"/>
+        <w:tabs>
+          <w:tab w:val="right" w:leader="dot" w:pos="9350"/>
+        </w:tabs>
+        <w:rPr>
+          <w:rFonts w:eastAsiaTheme="minorEastAsia" w:cstheme="minorBidi"/>
+          <w:i w:val="0"/>
+          <w:iCs w:val="0"/>
+          <w:noProof/>
+          <w:kern w:val="2"/>
+          <w:sz w:val="24"/>
+          <w:szCs w:val="24"/>
+          <w:lang w:val="en-US"/>
+          <w14:ligatures w14:val="standardContextual"/>
+        </w:rPr>
+      </w:pPr>
+      <w:hyperlink w:anchor="_Toc243347132" w:history="1">
+        <w:r>
+          <w:rPr>
+            <w:rStyle w:val="Hyperlink"/>
+            <w:noProof/>
+          </w:rPr>
+          <w:t>Figure 16: Output Query 7</w:t>
+        </w:r>
+        <w:r>
+          <w:rPr>
+            <w:noProof/>
+            <w:webHidden/>
+          </w:rPr>
+          <w:tab/>
+        </w:r>
+        <w:r>
+          <w:rPr>
+            <w:noProof/>
+            <w:webHidden/>
+          </w:rPr>
+          <w:fldChar w:fldCharType="begin"/>
+        </w:r>
+        <w:r>
+          <w:rPr>
+            <w:noProof/>
+            <w:webHidden/>
+          </w:rPr>
+          <w:instrText xml:space="preserve"> PAGEREF _Toc243347132 \h </w:instrText>
+        </w:r>
+        <w:r>
+          <w:rPr>
+            <w:noProof/>
+            <w:webHidden/>
+          </w:rPr>
+        </w:r>
+        <w:r>
+          <w:rPr>
+            <w:noProof/>
+            <w:webHidden/>
+          </w:rPr>
+          <w:fldChar w:fldCharType="separate"/>
+        </w:r>
+        <w:r>
+          <w:rPr>
+            <w:noProof/>
+            <w:webHidden/>
+          </w:rPr>
+          <w:t>14</w:t>
+        </w:r>
+        <w:r>
+          <w:rPr>
+            <w:noProof/>
+            <w:webHidden/>
+          </w:rPr>
+          <w:fldChar w:fldCharType="end"/>
+        </w:r>
+      </w:hyperlink>
+    </w:p>
+    <w:p>
       <w:r>
         <w:fldChar w:fldCharType="end"/>
       </w:r>
@@ -9408,12 +10370,12 @@
       <w:pPr>
         <w:pStyle w:val="Heading1"/>
       </w:pPr>
-      <w:bookmarkStart w:id="31" w:name="_Toc243036276"/>
+      <w:bookmarkStart w:id="37" w:name="_Toc243347152"/>
       <w:r>
         <w:t>Bibliography</w:t>
       </w:r>
-      <w:bookmarkEnd w:id="30"/>
-      <w:bookmarkEnd w:id="31"/>
+      <w:bookmarkEnd w:id="36"/>
+      <w:bookmarkEnd w:id="37"/>
     </w:p>
     <w:p>
       <w:r>
@@ -10425,6 +11387,119 @@
       </w:rPr>
     </w:lvl>
   </w:abstractNum>
+  <w:abstractNum w:abstractNumId="7" w15:restartNumberingAfterBreak="0">
+    <w:nsid w:val="7D2C5C0C"/>
+    <w:multiLevelType w:val="hybridMultilevel"/>
+    <w:tmpl w:val="A056874C"/>
+    <w:lvl w:ilvl="0" w:tplc="04090001">
+      <w:start w:val="1"/>
+      <w:numFmt w:val="bullet"/>
+      <w:lvlText w:val=""/>
+      <w:lvlJc w:val="left"/>
+      <w:pPr>
+        <w:ind w:left="720" w:hanging="360"/>
+      </w:pPr>
+      <w:rPr>
+        <w:rFonts w:ascii="Symbol" w:hAnsi="Symbol" w:hint="default"/>
+      </w:rPr>
+    </w:lvl>
+    <w:lvl w:ilvl="1" w:tplc="04090003">
+      <w:start w:val="1"/>
+      <w:numFmt w:val="bullet"/>
+      <w:lvlText w:val="o"/>
+      <w:lvlJc w:val="left"/>
+      <w:pPr>
+        <w:ind w:left="1440" w:hanging="360"/>
+      </w:pPr>
+      <w:rPr>
+        <w:rFonts w:ascii="Courier New" w:hAnsi="Courier New" w:cs="Courier New" w:hint="default"/>
+      </w:rPr>
+    </w:lvl>
+    <w:lvl w:ilvl="2" w:tplc="04090005" w:tentative="1">
+      <w:start w:val="1"/>
+      <w:numFmt w:val="bullet"/>
+      <w:lvlText w:val=""/>
+      <w:lvlJc w:val="left"/>
+      <w:pPr>
+        <w:ind w:left="2160" w:hanging="360"/>
+      </w:pPr>
+      <w:rPr>
+        <w:rFonts w:ascii="Wingdings" w:hAnsi="Wingdings" w:hint="default"/>
+      </w:rPr>
+    </w:lvl>
+    <w:lvl w:ilvl="3" w:tplc="04090001" w:tentative="1">
+      <w:start w:val="1"/>
+      <w:numFmt w:val="bullet"/>
+      <w:lvlText w:val=""/>
+      <w:lvlJc w:val="left"/>
+      <w:pPr>
+        <w:ind w:left="2880" w:hanging="360"/>
+      </w:pPr>
+      <w:rPr>
+        <w:rFonts w:ascii="Symbol" w:hAnsi="Symbol" w:hint="default"/>
+      </w:rPr>
+    </w:lvl>
+    <w:lvl w:ilvl="4" w:tplc="04090003" w:tentative="1">
+      <w:start w:val="1"/>
+      <w:numFmt w:val="bullet"/>
+      <w:lvlText w:val="o"/>
+      <w:lvlJc w:val="left"/>
+      <w:pPr>
+        <w:ind w:left="3600" w:hanging="360"/>
+      </w:pPr>
+      <w:rPr>
+        <w:rFonts w:ascii="Courier New" w:hAnsi="Courier New" w:cs="Courier New" w:hint="default"/>
+      </w:rPr>
+    </w:lvl>
+    <w:lvl w:ilvl="5" w:tplc="04090005" w:tentative="1">
+      <w:start w:val="1"/>
+      <w:numFmt w:val="bullet"/>
+      <w:lvlText w:val=""/>
+      <w:lvlJc w:val="left"/>
+      <w:pPr>
+        <w:ind w:left="4320" w:hanging="360"/>
+      </w:pPr>
+      <w:rPr>
+        <w:rFonts w:ascii="Wingdings" w:hAnsi="Wingdings" w:hint="default"/>
+      </w:rPr>
+    </w:lvl>
+    <w:lvl w:ilvl="6" w:tplc="04090001" w:tentative="1">
+      <w:start w:val="1"/>
+      <w:numFmt w:val="bullet"/>
+      <w:lvlText w:val=""/>
+      <w:lvlJc w:val="left"/>
+      <w:pPr>
+        <w:ind w:left="5040" w:hanging="360"/>
+      </w:pPr>
+      <w:rPr>
+        <w:rFonts w:ascii="Symbol" w:hAnsi="Symbol" w:hint="default"/>
+      </w:rPr>
+    </w:lvl>
+    <w:lvl w:ilvl="7" w:tplc="04090003" w:tentative="1">
+      <w:start w:val="1"/>
+      <w:numFmt w:val="bullet"/>
+      <w:lvlText w:val="o"/>
+      <w:lvlJc w:val="left"/>
+      <w:pPr>
+        <w:ind w:left="5760" w:hanging="360"/>
+      </w:pPr>
+      <w:rPr>
+        <w:rFonts w:ascii="Courier New" w:hAnsi="Courier New" w:cs="Courier New" w:hint="default"/>
+      </w:rPr>
+    </w:lvl>
+    <w:lvl w:ilvl="8" w:tplc="04090005" w:tentative="1">
+      <w:start w:val="1"/>
+      <w:numFmt w:val="bullet"/>
+      <w:lvlText w:val=""/>
+      <w:lvlJc w:val="left"/>
+      <w:pPr>
+        <w:ind w:left="6480" w:hanging="360"/>
+      </w:pPr>
+      <w:rPr>
+        <w:rFonts w:ascii="Wingdings" w:hAnsi="Wingdings" w:hint="default"/>
+      </w:rPr>
+    </w:lvl>
+  </w:abstractNum>
   <w:num w:numId="1" w16cid:durableId="1778988322">
     <w:abstractNumId w:val="4"/>
   </w:num>
@@ -10445,6 +11520,9 @@
   </w:num>
   <w:num w:numId="7" w16cid:durableId="1358234669">
     <w:abstractNumId w:val="1"/>
+  </w:num>
+  <w:num w:numId="8" w16cid:durableId="638649970">
+    <w:abstractNumId w:val="7"/>
   </w:num>
 </w:numbering>
 </file>
@@ -11981,13 +13059,13 @@
 </file>
 
 <file path=customXml/item2.xml><?xml version="1.0" encoding="utf-8"?>
-<b:Sources xmlns:b="http://schemas.openxmlformats.org/officeDocument/2006/bibliography" xmlns="http://schemas.openxmlformats.org/officeDocument/2006/bibliography" SelectedStyle="\APASixthEditionOfficeOnline.xsl" StyleName="APA" Version="6"/>
+<go:gDocsCustomXmlDataStorage xmlns:go="http://customooxmlschemas.google.com/" xmlns:r="http://schemas.openxmlformats.org/officeDocument/2006/relationships" uri="GoogleDocsCustomDataVersion2">
+  <go:docsCustomData xmlns:go="http://customooxmlschemas.google.com/" roundtripDataSignature="AMtx7miowNiEiok9Q4hfnSc9J9e4yhu0dw==">CgMxLjAyDmgubTJyMWVwNncxczliMg5oLmpzcG1pbnFjcXdnNDIOaC5ydmQ1dGt1NWNoNGoyDmguODRsZW9oYmJ4enA4Mg5oLjdjZjZsNTluYmFhbzIOaC40M2VhbjNyajc2YngyDmgucGk3aXJ1bWExZm9mMg5oLmRuazYwbmRodjZkbzIOaC5lbnRxMGFtZTg3cWkyDmgub3IxcnNiYXkzYzB0Mg5oLjZpbzJxNXUxb2ZpNjIPaWQuaTJpdHZidGQxZmd0Mg5oLmVwMDF1cThidjZ5ZzINaC5iZjN0Mm9keWx1aTIOaC5uZXpsZGNtY3A1bG84AHIhMXdoQWJ2LXpnVE95dGRfOTRpRWlqT2ZlMDlkTkl1UUZB</go:docsCustomData>
+</go:gDocsCustomXmlDataStorage>
 </file>
 
 <file path=customXml/item3.xml><?xml version="1.0" encoding="utf-8"?>
-<go:gDocsCustomXmlDataStorage xmlns:go="http://customooxmlschemas.google.com/" xmlns:r="http://schemas.openxmlformats.org/officeDocument/2006/relationships" uri="GoogleDocsCustomDataVersion2">
-  <go:docsCustomData xmlns:go="http://customooxmlschemas.google.com/" roundtripDataSignature="AMtx7miowNiEiok9Q4hfnSc9J9e4yhu0dw==">CgMxLjAyDmgubTJyMWVwNncxczliMg5oLmpzcG1pbnFjcXdnNDIOaC5ydmQ1dGt1NWNoNGoyDmguODRsZW9oYmJ4enA4Mg5oLjdjZjZsNTluYmFhbzIOaC40M2VhbjNyajc2YngyDmgucGk3aXJ1bWExZm9mMg5oLmRuazYwbmRodjZkbzIOaC5lbnRxMGFtZTg3cWkyDmgub3IxcnNiYXkzYzB0Mg5oLjZpbzJxNXUxb2ZpNjIPaWQuaTJpdHZidGQxZmd0Mg5oLmVwMDF1cThidjZ5ZzINaC5iZjN0Mm9keWx1aTIOaC5uZXpsZGNtY3A1bG84AHIhMXdoQWJ2LXpnVE95dGRfOTRpRWlqT2ZlMDlkTkl1UUZB</go:docsCustomData>
-</go:gDocsCustomXmlDataStorage>
+<b:Sources xmlns:b="http://schemas.openxmlformats.org/officeDocument/2006/bibliography" xmlns="http://schemas.openxmlformats.org/officeDocument/2006/bibliography" SelectedStyle="\APASixthEditionOfficeOnline.xsl" StyleName="APA" Version="6"/>
 </file>
 
 <file path=customXml/itemProps1.xml><?xml version="1.0" encoding="utf-8"?>
@@ -11999,18 +13077,18 @@
 </file>
 
 <file path=customXml/itemProps2.xml><?xml version="1.0" encoding="utf-8"?>
-<ds:datastoreItem xmlns:ds="http://schemas.openxmlformats.org/officeDocument/2006/customXml" ds:itemID="{8459E5D0-7ACB-4FF4-B3A2-F80FBCC9791B}">
-  <ds:schemaRefs>
-    <ds:schemaRef ds:uri="http://schemas.openxmlformats.org/officeDocument/2006/bibliography"/>
-  </ds:schemaRefs>
-</ds:datastoreItem>
-</file>
-
-<file path=customXml/itemProps3.xml><?xml version="1.0" encoding="utf-8"?>
 <ds:datastoreItem xmlns:ds="http://schemas.openxmlformats.org/officeDocument/2006/customXml" ds:itemID="{11111111-1234-1234-1234-123412341234}">
   <ds:schemaRefs>
     <ds:schemaRef ds:uri="http://customooxmlschemas.google.com/"/>
     <ds:schemaRef ds:uri="http://schemas.openxmlformats.org/officeDocument/2006/relationships"/>
   </ds:schemaRefs>
 </ds:datastoreItem>
+</file>
+
+<file path=customXml/itemProps3.xml><?xml version="1.0" encoding="utf-8"?>
+<ds:datastoreItem xmlns:ds="http://schemas.openxmlformats.org/officeDocument/2006/customXml" ds:itemID="{8459E5D0-7ACB-4FF4-B3A2-F80FBCC9791B}">
+  <ds:schemaRefs>
+    <ds:schemaRef ds:uri="http://schemas.openxmlformats.org/officeDocument/2006/bibliography"/>
+  </ds:schemaRefs>
+</ds:datastoreItem>
 </file>
--- a/SOEN363_Project_Phase1_DatabaseGuru.docx
+++ b/SOEN363_Project_Phase1_DatabaseGuru.docx
@@ -330,7 +330,25 @@
                                               <w:sz w:val="26"/>
                                               <w:szCs w:val="26"/>
                                             </w:rPr>
-                                            <w:t xml:space="preserve"> StudentID: 25745616</w:t>
+                                            <w:t xml:space="preserve"> </w:t>
+                                          </w:r>
+                                          <w:proofErr w:type="spellStart"/>
+                                          <w:r>
+                                            <w:rPr>
+                                              <w:color w:val="E97132" w:themeColor="accent2"/>
+                                              <w:sz w:val="26"/>
+                                              <w:szCs w:val="26"/>
+                                            </w:rPr>
+                                            <w:t>StudentID</w:t>
+                                          </w:r>
+                                          <w:proofErr w:type="spellEnd"/>
+                                          <w:r>
+                                            <w:rPr>
+                                              <w:color w:val="E97132" w:themeColor="accent2"/>
+                                              <w:sz w:val="26"/>
+                                              <w:szCs w:val="26"/>
+                                            </w:rPr>
+                                            <w:t>: 25745616</w:t>
                                           </w:r>
                                           <w:r>
                                             <w:rPr>
@@ -346,7 +364,25 @@
                                               <w:sz w:val="26"/>
                                               <w:szCs w:val="26"/>
                                             </w:rPr>
-                                            <w:t xml:space="preserve"> StudentID:</w:t>
+                                            <w:t xml:space="preserve"> </w:t>
+                                          </w:r>
+                                          <w:proofErr w:type="spellStart"/>
+                                          <w:r>
+                                            <w:rPr>
+                                              <w:color w:val="E97132" w:themeColor="accent2"/>
+                                              <w:sz w:val="26"/>
+                                              <w:szCs w:val="26"/>
+                                            </w:rPr>
+                                            <w:t>StudentID</w:t>
+                                          </w:r>
+                                          <w:proofErr w:type="spellEnd"/>
+                                          <w:r>
+                                            <w:rPr>
+                                              <w:color w:val="E97132" w:themeColor="accent2"/>
+                                              <w:sz w:val="26"/>
+                                              <w:szCs w:val="26"/>
+                                            </w:rPr>
+                                            <w:t>:</w:t>
                                           </w:r>
                                           <w:r>
                                             <w:rPr>
@@ -362,8 +398,18 @@
                                               <w:sz w:val="26"/>
                                               <w:szCs w:val="26"/>
                                             </w:rPr>
-                                            <w:t xml:space="preserve"> StudentID</w:t>
+                                            <w:t xml:space="preserve"> </w:t>
                                           </w:r>
+                                          <w:proofErr w:type="spellStart"/>
+                                          <w:r>
+                                            <w:rPr>
+                                              <w:color w:val="E97132" w:themeColor="accent2"/>
+                                              <w:sz w:val="26"/>
+                                              <w:szCs w:val="26"/>
+                                            </w:rPr>
+                                            <w:t>StudentID</w:t>
+                                          </w:r>
+                                          <w:proofErr w:type="spellEnd"/>
                                           <w:r>
                                             <w:rPr>
                                               <w:color w:val="E97132" w:themeColor="accent2"/>
@@ -394,8 +440,18 @@
                                               <w:sz w:val="26"/>
                                               <w:szCs w:val="26"/>
                                             </w:rPr>
-                                            <w:t xml:space="preserve"> StudentID</w:t>
+                                            <w:t xml:space="preserve"> </w:t>
                                           </w:r>
+                                          <w:proofErr w:type="spellStart"/>
+                                          <w:r>
+                                            <w:rPr>
+                                              <w:color w:val="E97132" w:themeColor="accent2"/>
+                                              <w:sz w:val="26"/>
+                                              <w:szCs w:val="26"/>
+                                            </w:rPr>
+                                            <w:t>StudentID</w:t>
+                                          </w:r>
+                                          <w:proofErr w:type="spellEnd"/>
                                         </w:p>
                                       </w:sdtContent>
                                     </w:sdt>
@@ -710,7 +766,25 @@
                                         <w:sz w:val="26"/>
                                         <w:szCs w:val="26"/>
                                       </w:rPr>
-                                      <w:t xml:space="preserve"> StudentID: 25745616</w:t>
+                                      <w:t xml:space="preserve"> </w:t>
+                                    </w:r>
+                                    <w:proofErr w:type="spellStart"/>
+                                    <w:r>
+                                      <w:rPr>
+                                        <w:color w:val="E97132" w:themeColor="accent2"/>
+                                        <w:sz w:val="26"/>
+                                        <w:szCs w:val="26"/>
+                                      </w:rPr>
+                                      <w:t>StudentID</w:t>
+                                    </w:r>
+                                    <w:proofErr w:type="spellEnd"/>
+                                    <w:r>
+                                      <w:rPr>
+                                        <w:color w:val="E97132" w:themeColor="accent2"/>
+                                        <w:sz w:val="26"/>
+                                        <w:szCs w:val="26"/>
+                                      </w:rPr>
+                                      <w:t>: 25745616</w:t>
                                     </w:r>
                                     <w:r>
                                       <w:rPr>
@@ -726,7 +800,25 @@
                                         <w:sz w:val="26"/>
                                         <w:szCs w:val="26"/>
                                       </w:rPr>
-                                      <w:t xml:space="preserve"> StudentID:</w:t>
+                                      <w:t xml:space="preserve"> </w:t>
+                                    </w:r>
+                                    <w:proofErr w:type="spellStart"/>
+                                    <w:r>
+                                      <w:rPr>
+                                        <w:color w:val="E97132" w:themeColor="accent2"/>
+                                        <w:sz w:val="26"/>
+                                        <w:szCs w:val="26"/>
+                                      </w:rPr>
+                                      <w:t>StudentID</w:t>
+                                    </w:r>
+                                    <w:proofErr w:type="spellEnd"/>
+                                    <w:r>
+                                      <w:rPr>
+                                        <w:color w:val="E97132" w:themeColor="accent2"/>
+                                        <w:sz w:val="26"/>
+                                        <w:szCs w:val="26"/>
+                                      </w:rPr>
+                                      <w:t>:</w:t>
                                     </w:r>
                                     <w:r>
                                       <w:rPr>
@@ -742,8 +834,18 @@
                                         <w:sz w:val="26"/>
                                         <w:szCs w:val="26"/>
                                       </w:rPr>
-                                      <w:t xml:space="preserve"> StudentID</w:t>
+                                      <w:t xml:space="preserve"> </w:t>
                                     </w:r>
+                                    <w:proofErr w:type="spellStart"/>
+                                    <w:r>
+                                      <w:rPr>
+                                        <w:color w:val="E97132" w:themeColor="accent2"/>
+                                        <w:sz w:val="26"/>
+                                        <w:szCs w:val="26"/>
+                                      </w:rPr>
+                                      <w:t>StudentID</w:t>
+                                    </w:r>
+                                    <w:proofErr w:type="spellEnd"/>
                                     <w:r>
                                       <w:rPr>
                                         <w:color w:val="E97132" w:themeColor="accent2"/>
@@ -774,8 +876,18 @@
                                         <w:sz w:val="26"/>
                                         <w:szCs w:val="26"/>
                                       </w:rPr>
-                                      <w:t xml:space="preserve"> StudentID</w:t>
+                                      <w:t xml:space="preserve"> </w:t>
                                     </w:r>
+                                    <w:proofErr w:type="spellStart"/>
+                                    <w:r>
+                                      <w:rPr>
+                                        <w:color w:val="E97132" w:themeColor="accent2"/>
+                                        <w:sz w:val="26"/>
+                                        <w:szCs w:val="26"/>
+                                      </w:rPr>
+                                      <w:t>StudentID</w:t>
+                                    </w:r>
+                                    <w:proofErr w:type="spellEnd"/>
                                   </w:p>
                                 </w:sdtContent>
                               </w:sdt>
@@ -1753,27 +1865,14 @@
       <w:r>
         <w:t xml:space="preserve">Figure </w:t>
       </w:r>
-      <w:r>
-        <w:fldChar w:fldCharType="begin"/>
-      </w:r>
-      <w:r>
-        <w:instrText xml:space="preserve"> SEQ Figure \* ARABIC </w:instrText>
-      </w:r>
-      <w:r>
-        <w:fldChar w:fldCharType="separate"/>
-      </w:r>
-      <w:r>
-        <w:rPr>
-          <w:noProof/>
-        </w:rPr>
-        <w:t>1</w:t>
-      </w:r>
-      <w:r>
-        <w:rPr>
-          <w:noProof/>
-        </w:rPr>
-        <w:fldChar w:fldCharType="end"/>
-      </w:r>
+      <w:fldSimple w:instr=" SEQ Figure \* ARABIC ">
+        <w:r>
+          <w:rPr>
+            <w:noProof/>
+          </w:rPr>
+          <w:t>1</w:t>
+        </w:r>
+      </w:fldSimple>
       <w:r>
         <w:t>: ER Diagram</w:t>
       </w:r>
@@ -2815,27 +2914,14 @@
       <w:r>
         <w:t xml:space="preserve">Figure </w:t>
       </w:r>
-      <w:r>
-        <w:fldChar w:fldCharType="begin"/>
-      </w:r>
-      <w:r>
-        <w:instrText xml:space="preserve"> SEQ Figure \* ARABIC </w:instrText>
-      </w:r>
-      <w:r>
-        <w:fldChar w:fldCharType="separate"/>
-      </w:r>
-      <w:r>
-        <w:rPr>
-          <w:noProof/>
-        </w:rPr>
-        <w:t>2</w:t>
-      </w:r>
-      <w:r>
-        <w:rPr>
-          <w:noProof/>
-        </w:rPr>
-        <w:fldChar w:fldCharType="end"/>
-      </w:r>
+      <w:fldSimple w:instr=" SEQ Figure \* ARABIC ">
+        <w:r>
+          <w:rPr>
+            <w:noProof/>
+          </w:rPr>
+          <w:t>2</w:t>
+        </w:r>
+      </w:fldSimple>
       <w:r>
         <w:t>: Database Statistics</w:t>
       </w:r>
@@ -3253,27 +3339,14 @@
       <w:r>
         <w:t xml:space="preserve">Figure </w:t>
       </w:r>
-      <w:r>
-        <w:fldChar w:fldCharType="begin"/>
-      </w:r>
-      <w:r>
-        <w:instrText xml:space="preserve"> SEQ Figure \* ARABIC </w:instrText>
-      </w:r>
-      <w:r>
-        <w:fldChar w:fldCharType="separate"/>
-      </w:r>
-      <w:r>
-        <w:rPr>
-          <w:noProof/>
-        </w:rPr>
-        <w:t>3</w:t>
-      </w:r>
-      <w:r>
-        <w:rPr>
-          <w:noProof/>
-        </w:rPr>
-        <w:fldChar w:fldCharType="end"/>
-      </w:r>
+      <w:fldSimple w:instr=" SEQ Figure \* ARABIC ">
+        <w:r>
+          <w:rPr>
+            <w:noProof/>
+          </w:rPr>
+          <w:t>3</w:t>
+        </w:r>
+      </w:fldSimple>
       <w:r>
         <w:t>: Query 1</w:t>
       </w:r>
@@ -3357,27 +3430,14 @@
       <w:r>
         <w:t xml:space="preserve">Figure </w:t>
       </w:r>
-      <w:r>
-        <w:fldChar w:fldCharType="begin"/>
-      </w:r>
-      <w:r>
-        <w:instrText xml:space="preserve"> SEQ Figure \* ARABIC </w:instrText>
-      </w:r>
-      <w:r>
-        <w:fldChar w:fldCharType="separate"/>
-      </w:r>
-      <w:r>
-        <w:rPr>
-          <w:noProof/>
-        </w:rPr>
-        <w:t>4</w:t>
-      </w:r>
-      <w:r>
-        <w:rPr>
-          <w:noProof/>
-        </w:rPr>
-        <w:fldChar w:fldCharType="end"/>
-      </w:r>
+      <w:fldSimple w:instr=" SEQ Figure \* ARABIC ">
+        <w:r>
+          <w:rPr>
+            <w:noProof/>
+          </w:rPr>
+          <w:t>4</w:t>
+        </w:r>
+      </w:fldSimple>
       <w:r>
         <w:t>: Output Query 1</w:t>
       </w:r>
@@ -3703,27 +3763,14 @@
       <w:r>
         <w:t xml:space="preserve">Figure </w:t>
       </w:r>
-      <w:r>
-        <w:fldChar w:fldCharType="begin"/>
-      </w:r>
-      <w:r>
-        <w:instrText xml:space="preserve"> SEQ Figure \* ARABIC </w:instrText>
-      </w:r>
-      <w:r>
-        <w:fldChar w:fldCharType="separate"/>
-      </w:r>
-      <w:r>
-        <w:rPr>
-          <w:noProof/>
-        </w:rPr>
-        <w:t>5</w:t>
-      </w:r>
-      <w:r>
-        <w:rPr>
-          <w:noProof/>
-        </w:rPr>
-        <w:fldChar w:fldCharType="end"/>
-      </w:r>
+      <w:fldSimple w:instr=" SEQ Figure \* ARABIC ">
+        <w:r>
+          <w:rPr>
+            <w:noProof/>
+          </w:rPr>
+          <w:t>5</w:t>
+        </w:r>
+      </w:fldSimple>
       <w:r>
         <w:t>: Query 2</w:t>
       </w:r>
@@ -3840,27 +3887,14 @@
       <w:r>
         <w:t xml:space="preserve">Figure </w:t>
       </w:r>
-      <w:r>
-        <w:fldChar w:fldCharType="begin"/>
-      </w:r>
-      <w:r>
-        <w:instrText xml:space="preserve"> SEQ Figure \* ARABIC </w:instrText>
-      </w:r>
-      <w:r>
-        <w:fldChar w:fldCharType="separate"/>
-      </w:r>
-      <w:r>
-        <w:rPr>
-          <w:noProof/>
-        </w:rPr>
-        <w:t>6</w:t>
-      </w:r>
-      <w:r>
-        <w:rPr>
-          <w:noProof/>
-        </w:rPr>
-        <w:fldChar w:fldCharType="end"/>
-      </w:r>
+      <w:fldSimple w:instr=" SEQ Figure \* ARABIC ">
+        <w:r>
+          <w:rPr>
+            <w:noProof/>
+          </w:rPr>
+          <w:t>6</w:t>
+        </w:r>
+      </w:fldSimple>
       <w:r>
         <w:t>: Output Query 2</w:t>
       </w:r>
@@ -4210,27 +4244,14 @@
       <w:r>
         <w:t xml:space="preserve">Figure </w:t>
       </w:r>
-      <w:r>
-        <w:fldChar w:fldCharType="begin"/>
-      </w:r>
-      <w:r>
-        <w:instrText xml:space="preserve"> SEQ Figure \* ARABIC </w:instrText>
-      </w:r>
-      <w:r>
-        <w:fldChar w:fldCharType="separate"/>
-      </w:r>
-      <w:r>
-        <w:rPr>
-          <w:noProof/>
-        </w:rPr>
-        <w:t>7</w:t>
-      </w:r>
-      <w:r>
-        <w:rPr>
-          <w:noProof/>
-        </w:rPr>
-        <w:fldChar w:fldCharType="end"/>
-      </w:r>
+      <w:fldSimple w:instr=" SEQ Figure \* ARABIC ">
+        <w:r>
+          <w:rPr>
+            <w:noProof/>
+          </w:rPr>
+          <w:t>7</w:t>
+        </w:r>
+      </w:fldSimple>
       <w:r>
         <w:t>: Query 3</w:t>
       </w:r>
@@ -4325,27 +4346,14 @@
       <w:r>
         <w:t xml:space="preserve">Figure </w:t>
       </w:r>
-      <w:r>
-        <w:fldChar w:fldCharType="begin"/>
-      </w:r>
-      <w:r>
-        <w:instrText xml:space="preserve"> SEQ Figure \* ARABIC </w:instrText>
-      </w:r>
-      <w:r>
-        <w:fldChar w:fldCharType="separate"/>
-      </w:r>
-      <w:r>
-        <w:rPr>
-          <w:noProof/>
-        </w:rPr>
-        <w:t>8</w:t>
-      </w:r>
-      <w:r>
-        <w:rPr>
-          <w:noProof/>
-        </w:rPr>
-        <w:fldChar w:fldCharType="end"/>
-      </w:r>
+      <w:fldSimple w:instr=" SEQ Figure \* ARABIC ">
+        <w:r>
+          <w:rPr>
+            <w:noProof/>
+          </w:rPr>
+          <w:t>8</w:t>
+        </w:r>
+      </w:fldSimple>
       <w:r>
         <w:t>: Output Query 3</w:t>
       </w:r>
@@ -4581,27 +4589,14 @@
       <w:r>
         <w:t xml:space="preserve">Figure </w:t>
       </w:r>
-      <w:r>
-        <w:fldChar w:fldCharType="begin"/>
-      </w:r>
-      <w:r>
-        <w:instrText xml:space="preserve"> SEQ Figure \* ARABIC </w:instrText>
-      </w:r>
-      <w:r>
-        <w:fldChar w:fldCharType="separate"/>
-      </w:r>
-      <w:r>
-        <w:rPr>
-          <w:noProof/>
-        </w:rPr>
-        <w:t>9</w:t>
-      </w:r>
-      <w:r>
-        <w:rPr>
-          <w:noProof/>
-        </w:rPr>
-        <w:fldChar w:fldCharType="end"/>
-      </w:r>
+      <w:fldSimple w:instr=" SEQ Figure \* ARABIC ">
+        <w:r>
+          <w:rPr>
+            <w:noProof/>
+          </w:rPr>
+          <w:t>9</w:t>
+        </w:r>
+      </w:fldSimple>
       <w:r>
         <w:t>: Query 4</w:t>
       </w:r>
@@ -4706,27 +4701,14 @@
       <w:r>
         <w:t xml:space="preserve">Figure </w:t>
       </w:r>
-      <w:r>
-        <w:fldChar w:fldCharType="begin"/>
-      </w:r>
-      <w:r>
-        <w:instrText xml:space="preserve"> SEQ Figure \* ARABIC </w:instrText>
-      </w:r>
-      <w:r>
-        <w:fldChar w:fldCharType="separate"/>
-      </w:r>
-      <w:r>
-        <w:rPr>
-          <w:noProof/>
-        </w:rPr>
-        <w:t>10</w:t>
-      </w:r>
-      <w:r>
-        <w:rPr>
-          <w:noProof/>
-        </w:rPr>
-        <w:fldChar w:fldCharType="end"/>
-      </w:r>
+      <w:fldSimple w:instr=" SEQ Figure \* ARABIC ">
+        <w:r>
+          <w:rPr>
+            <w:noProof/>
+          </w:rPr>
+          <w:t>10</w:t>
+        </w:r>
+      </w:fldSimple>
       <w:r>
         <w:t>: Output Query 4</w:t>
       </w:r>
@@ -4893,6 +4875,7 @@
         </w:rPr>
         <w:t xml:space="preserve"> the patient id. After that, for the diagnostic order, </w:t>
       </w:r>
+      <w:proofErr w:type="spellStart"/>
       <w:proofErr w:type="gramStart"/>
       <w:r>
         <w:rPr>
@@ -4901,6 +4884,7 @@
         </w:rPr>
         <w:t>its</w:t>
       </w:r>
+      <w:proofErr w:type="spellEnd"/>
       <w:proofErr w:type="gramEnd"/>
       <w:r>
         <w:rPr>
@@ -4973,24 +4957,14 @@
       <w:r>
         <w:t xml:space="preserve">Figure </w:t>
       </w:r>
-      <w:r>
-        <w:fldChar w:fldCharType="begin"/>
-      </w:r>
-      <w:r>
-        <w:instrText xml:space="preserve"> SEQ Figure \* ARABIC </w:instrText>
-      </w:r>
-      <w:r>
-        <w:fldChar w:fldCharType="separate"/>
-      </w:r>
-      <w:r>
-        <w:rPr>
-          <w:noProof/>
-        </w:rPr>
-        <w:t>11</w:t>
-      </w:r>
-      <w:r>
-        <w:fldChar w:fldCharType="end"/>
-      </w:r>
+      <w:fldSimple w:instr=" SEQ Figure \* ARABIC ">
+        <w:r>
+          <w:rPr>
+            <w:noProof/>
+          </w:rPr>
+          <w:t>11</w:t>
+        </w:r>
+      </w:fldSimple>
       <w:r>
         <w:t>: Query 5</w:t>
       </w:r>
@@ -5075,24 +5049,14 @@
       <w:r>
         <w:t xml:space="preserve">Figure </w:t>
       </w:r>
-      <w:r>
-        <w:fldChar w:fldCharType="begin"/>
-      </w:r>
-      <w:r>
-        <w:instrText xml:space="preserve"> SEQ Figure \* ARABIC </w:instrText>
-      </w:r>
-      <w:r>
-        <w:fldChar w:fldCharType="separate"/>
-      </w:r>
-      <w:r>
-        <w:rPr>
-          <w:noProof/>
-        </w:rPr>
-        <w:t>12</w:t>
-      </w:r>
-      <w:r>
-        <w:fldChar w:fldCharType="end"/>
-      </w:r>
+      <w:fldSimple w:instr=" SEQ Figure \* ARABIC ">
+        <w:r>
+          <w:rPr>
+            <w:noProof/>
+          </w:rPr>
+          <w:t>12</w:t>
+        </w:r>
+      </w:fldSimple>
       <w:r>
         <w:t>: Output Query 5</w:t>
       </w:r>
@@ -5271,24 +5235,14 @@
       <w:r>
         <w:t xml:space="preserve">Figure </w:t>
       </w:r>
-      <w:r>
-        <w:fldChar w:fldCharType="begin"/>
-      </w:r>
-      <w:r>
-        <w:instrText xml:space="preserve"> SEQ Figure \* ARABIC </w:instrText>
-      </w:r>
-      <w:r>
-        <w:fldChar w:fldCharType="separate"/>
-      </w:r>
-      <w:r>
-        <w:rPr>
-          <w:noProof/>
-        </w:rPr>
-        <w:t>13</w:t>
-      </w:r>
-      <w:r>
-        <w:fldChar w:fldCharType="end"/>
-      </w:r>
+      <w:fldSimple w:instr=" SEQ Figure \* ARABIC ">
+        <w:r>
+          <w:rPr>
+            <w:noProof/>
+          </w:rPr>
+          <w:t>13</w:t>
+        </w:r>
+      </w:fldSimple>
       <w:r>
         <w:t>: Query 6</w:t>
       </w:r>
@@ -5365,24 +5319,14 @@
       <w:r>
         <w:t xml:space="preserve">Figure </w:t>
       </w:r>
-      <w:r>
-        <w:fldChar w:fldCharType="begin"/>
-      </w:r>
-      <w:r>
-        <w:instrText xml:space="preserve"> SEQ Figure \* ARABIC </w:instrText>
-      </w:r>
-      <w:r>
-        <w:fldChar w:fldCharType="separate"/>
-      </w:r>
-      <w:r>
-        <w:rPr>
-          <w:noProof/>
-        </w:rPr>
-        <w:t>14</w:t>
-      </w:r>
-      <w:r>
-        <w:fldChar w:fldCharType="end"/>
-      </w:r>
+      <w:fldSimple w:instr=" SEQ Figure \* ARABIC ">
+        <w:r>
+          <w:rPr>
+            <w:noProof/>
+          </w:rPr>
+          <w:t>14</w:t>
+        </w:r>
+      </w:fldSimple>
       <w:r>
         <w:t>: Output Query 6</w:t>
       </w:r>
@@ -5572,24 +5516,14 @@
       <w:r>
         <w:t xml:space="preserve">Figure </w:t>
       </w:r>
-      <w:r>
-        <w:fldChar w:fldCharType="begin"/>
-      </w:r>
-      <w:r>
-        <w:instrText xml:space="preserve"> SEQ Figure \* ARABIC </w:instrText>
-      </w:r>
-      <w:r>
-        <w:fldChar w:fldCharType="separate"/>
-      </w:r>
-      <w:r>
-        <w:rPr>
-          <w:noProof/>
-        </w:rPr>
-        <w:t>15</w:t>
-      </w:r>
-      <w:r>
-        <w:fldChar w:fldCharType="end"/>
-      </w:r>
+      <w:fldSimple w:instr=" SEQ Figure \* ARABIC ">
+        <w:r>
+          <w:rPr>
+            <w:noProof/>
+          </w:rPr>
+          <w:t>15</w:t>
+        </w:r>
+      </w:fldSimple>
       <w:r>
         <w:t>: Query 7</w:t>
       </w:r>
@@ -5678,24 +5612,14 @@
       <w:r>
         <w:t xml:space="preserve">Figure </w:t>
       </w:r>
-      <w:r>
-        <w:fldChar w:fldCharType="begin"/>
-      </w:r>
-      <w:r>
-        <w:instrText xml:space="preserve"> SEQ Figure \* ARABIC </w:instrText>
-      </w:r>
-      <w:r>
-        <w:fldChar w:fldCharType="separate"/>
-      </w:r>
-      <w:r>
-        <w:rPr>
-          <w:noProof/>
-        </w:rPr>
-        <w:t>16</w:t>
-      </w:r>
-      <w:r>
-        <w:fldChar w:fldCharType="end"/>
-      </w:r>
+      <w:fldSimple w:instr=" SEQ Figure \* ARABIC ">
+        <w:r>
+          <w:rPr>
+            <w:noProof/>
+          </w:rPr>
+          <w:t>16</w:t>
+        </w:r>
+      </w:fldSimple>
       <w:r>
         <w:t>: Output Query 7</w:t>
       </w:r>
@@ -13059,13 +12983,13 @@
 </file>
 
 <file path=customXml/item2.xml><?xml version="1.0" encoding="utf-8"?>
+<b:Sources xmlns:b="http://schemas.openxmlformats.org/officeDocument/2006/bibliography" xmlns="http://schemas.openxmlformats.org/officeDocument/2006/bibliography" SelectedStyle="\APASixthEditionOfficeOnline.xsl" StyleName="APA" Version="6"/>
+</file>
+
+<file path=customXml/item3.xml><?xml version="1.0" encoding="utf-8"?>
 <go:gDocsCustomXmlDataStorage xmlns:go="http://customooxmlschemas.google.com/" xmlns:r="http://schemas.openxmlformats.org/officeDocument/2006/relationships" uri="GoogleDocsCustomDataVersion2">
   <go:docsCustomData xmlns:go="http://customooxmlschemas.google.com/" roundtripDataSignature="AMtx7miowNiEiok9Q4hfnSc9J9e4yhu0dw==">CgMxLjAyDmgubTJyMWVwNncxczliMg5oLmpzcG1pbnFjcXdnNDIOaC5ydmQ1dGt1NWNoNGoyDmguODRsZW9oYmJ4enA4Mg5oLjdjZjZsNTluYmFhbzIOaC40M2VhbjNyajc2YngyDmgucGk3aXJ1bWExZm9mMg5oLmRuazYwbmRodjZkbzIOaC5lbnRxMGFtZTg3cWkyDmgub3IxcnNiYXkzYzB0Mg5oLjZpbzJxNXUxb2ZpNjIPaWQuaTJpdHZidGQxZmd0Mg5oLmVwMDF1cThidjZ5ZzINaC5iZjN0Mm9keWx1aTIOaC5uZXpsZGNtY3A1bG84AHIhMXdoQWJ2LXpnVE95dGRfOTRpRWlqT2ZlMDlkTkl1UUZB</go:docsCustomData>
 </go:gDocsCustomXmlDataStorage>
-</file>
-
-<file path=customXml/item3.xml><?xml version="1.0" encoding="utf-8"?>
-<b:Sources xmlns:b="http://schemas.openxmlformats.org/officeDocument/2006/bibliography" xmlns="http://schemas.openxmlformats.org/officeDocument/2006/bibliography" SelectedStyle="\APASixthEditionOfficeOnline.xsl" StyleName="APA" Version="6"/>
 </file>
 
 <file path=customXml/itemProps1.xml><?xml version="1.0" encoding="utf-8"?>
@@ -13077,18 +13001,18 @@
 </file>
 
 <file path=customXml/itemProps2.xml><?xml version="1.0" encoding="utf-8"?>
+<ds:datastoreItem xmlns:ds="http://schemas.openxmlformats.org/officeDocument/2006/customXml" ds:itemID="{8459E5D0-7ACB-4FF4-B3A2-F80FBCC9791B}">
+  <ds:schemaRefs>
+    <ds:schemaRef ds:uri="http://schemas.openxmlformats.org/officeDocument/2006/bibliography"/>
+  </ds:schemaRefs>
+</ds:datastoreItem>
+</file>
+
+<file path=customXml/itemProps3.xml><?xml version="1.0" encoding="utf-8"?>
 <ds:datastoreItem xmlns:ds="http://schemas.openxmlformats.org/officeDocument/2006/customXml" ds:itemID="{11111111-1234-1234-1234-123412341234}">
   <ds:schemaRefs>
     <ds:schemaRef ds:uri="http://customooxmlschemas.google.com/"/>
     <ds:schemaRef ds:uri="http://schemas.openxmlformats.org/officeDocument/2006/relationships"/>
   </ds:schemaRefs>
 </ds:datastoreItem>
-</file>
-
-<file path=customXml/itemProps3.xml><?xml version="1.0" encoding="utf-8"?>
-<ds:datastoreItem xmlns:ds="http://schemas.openxmlformats.org/officeDocument/2006/customXml" ds:itemID="{8459E5D0-7ACB-4FF4-B3A2-F80FBCC9791B}">
-  <ds:schemaRefs>
-    <ds:schemaRef ds:uri="http://schemas.openxmlformats.org/officeDocument/2006/bibliography"/>
-  </ds:schemaRefs>
-</ds:datastoreItem>
 </file>